--- a/汇报.docx
+++ b/汇报.docx
@@ -17,7 +17,20 @@
         <w:rPr>
           <w:rFonts w:ascii="Aptos" w:hAnsi="Aptos" w:eastAsia="微软雅黑"/>
         </w:rPr>
-        <w:t>YOLO11 结构化剪枝与 DINOv2 蒸馏准备汇报</w:t>
+        <w:t>YOLO11 结构化剪枝与 DINOv2 蒸馏</w:t>
+      </w:r>
+      <w:r>
+        <w:rPr>
+          <w:rFonts w:hint="eastAsia" w:ascii="Aptos" w:hAnsi="Aptos" w:eastAsia="微软雅黑"/>
+          <w:lang w:val="en-US" w:eastAsia="zh-CN"/>
+        </w:rPr>
+        <w:t>初步阶段</w:t>
+      </w:r>
+      <w:r>
+        <w:rPr>
+          <w:rFonts w:ascii="Aptos" w:hAnsi="Aptos" w:eastAsia="微软雅黑"/>
+        </w:rPr>
+        <w:t>汇报</w:t>
       </w:r>
     </w:p>
     <w:p>
@@ -38,19 +51,6 @@
       <w:pPr>
         <w:spacing w:after="2400"/>
       </w:pPr>
-    </w:p>
-    <w:p>
-      <w:pPr>
-        <w:spacing w:after="200"/>
-        <w:jc w:val="center"/>
-      </w:pPr>
-      <w:r>
-        <w:rPr>
-          <w:rFonts w:ascii="Aptos" w:hAnsi="Aptos" w:eastAsia="微软雅黑"/>
-          <w:sz w:val="22"/>
-        </w:rPr>
-        <w:t>研究方向  目标检测模型压缩与知识蒸馏</w:t>
-      </w:r>
     </w:p>
     <w:p>
       <w:pPr>
@@ -86,8 +86,9 @@
       <w:r>
         <w:rPr>
           <w:rFonts w:ascii="Aptos" w:hAnsi="Aptos" w:eastAsia="微软雅黑"/>
+          <w:sz w:val="21"/>
         </w:rPr>
-        <w:t>目前已完成从 YOLO11 基线建立、逐层敏感度分析、结构化剪枝、剪枝后微调，到 DINOv2 单尺度与多尺度特征蒸馏的完整实验链路，并形成了可复现的脚本、运行记录、权重和实验报告。工程流程已经跑通，模型结构修改、训练恢复、部署权重清理和结果追踪均可独立复现。</w:t>
+        <w:t>目前已完成从环境与基线复现、候选层过滤、逐层敏感度分析、结构化剪枝、剪枝后恢复，到 DINOv2 单尺度与多尺度特征蒸馏的完整实验链路。剪枝部分已统一比较 L1、L2、BN-γ、FPGM、Taylor、HRank 等重要性准则，以及普通微调、SFP、Network Slimming、KD 和迭代剪枝等恢复手段；训练配置、运行记录、权重和实验报告均已留存，可独立复现。</w:t>
       </w:r>
     </w:p>
     <w:p>
@@ -964,21 +965,22 @@
       <w:r>
         <w:rPr>
           <w:rFonts w:ascii="Aptos" w:hAnsi="Aptos" w:eastAsia="微软雅黑"/>
+          <w:sz w:val="21"/>
         </w:rPr>
-        <w:t>结构化剪枝删除完整卷积输出通道，能够同时改变网络结构、参数量和理论计算量。由于 YOLO 中卷积、BatchNorm、C2f 分支、拼接和检测头之间存在通道依赖，本项目使用 DependencyGraph 联动修改下游层，并对首层、注意力层、CSP 分块宽度和检测输出层设置保护规则。</w:t>
+        <w:t>实验以 Ultralytics YOLO11、PyTorch 和 Torch-Pruning 为主要环境。先用 COCO8 验证训练链路，再在 COCO128 上建立固定数据配置与基线。结构化剪枝删除完整卷积输出通道，能够同时改变网络结构、参数量和理论计算量；由于卷积、BatchNorm、C2f 分支、Concat 和检测头之间存在通道依赖，项目使用 DependencyGraph 记录并联动修改依赖关系。</w:t>
       </w:r>
     </w:p>
     <w:p>
       <w:pPr>
-        <w:pStyle w:val="16"/>
-        <w:spacing w:after="80" w:line="312" w:lineRule="auto"/>
-        <w:ind w:left="369" w:hanging="142"/>
+        <w:spacing w:after="120" w:line="348" w:lineRule="auto"/>
+        <w:ind w:left="369" w:firstLine="420"/>
       </w:pPr>
       <w:r>
         <w:rPr>
           <w:rFonts w:ascii="Aptos" w:hAnsi="Aptos" w:eastAsia="微软雅黑"/>
+          <w:sz w:val="21"/>
         </w:rPr>
-        <w:t>敏感度分析通过逐层屏蔽 L1 最小的约 10% 通道，记录 mAP50-95 下降，用于筛选低敏感候选层。屏蔽只用于判断趋势，不等同于真实剪枝。</w:t>
+        <w:t>候选层先按结构可剪性过滤：保护首层、注意力层、检测输出层及难以安全联动的 C2f 分支，再通过逐层屏蔽 L1 最小的约 10% 通道记录 mAP50-95 下降。该步骤用于形成层级敏感度排序，屏蔽只判断趋势，不等同于真实剪枝。</w:t>
       </w:r>
     </w:p>
     <w:p>
@@ -1027,6 +1029,19 @@
       </w:pPr>
       <w:r>
         <w:t>3 2  COCO128 主线结果</w:t>
+      </w:r>
+    </w:p>
+    <w:p>
+      <w:pPr>
+        <w:spacing w:after="120" w:line="348" w:lineRule="auto"/>
+        <w:ind w:firstLine="420"/>
+      </w:pPr>
+      <w:r>
+        <w:rPr>
+          <w:rFonts w:ascii="Aptos" w:hAnsi="Aptos" w:eastAsia="微软雅黑"/>
+          <w:sz w:val="21"/>
+        </w:rPr>
+        <w:t>评价同时报告 Precision、Recall、mAP50、mAP50-95、Params 与 GMACs。mAP50 采用单一 IoU=0.50，数值通常较高；mAP50-95 对 0.50 至 0.95 的多个阈值取平均，更严格，因此作为主要精度指标。Params 反映模型规模，GMACs 反映理论计算量；二者均不能直接替代同设备、同精度设置下的端到端测速。</w:t>
       </w:r>
     </w:p>
     <w:tbl>
@@ -1835,9 +1850,15 @@
       <w:pPr>
         <w:pStyle w:val="4"/>
         <w:keepNext/>
+        <w:pageBreakBefore/>
       </w:pPr>
       <w:r>
-        <w:t>3 3  held out val2017 补充复评</w:t>
+        <w:rPr>
+          <w:rFonts w:ascii="Aptos Display" w:hAnsi="Aptos Display" w:eastAsia="微软雅黑"/>
+          <w:b/>
+          <w:color w:val="000000"/>
+        </w:rPr>
+        <w:t>3 3  多种通道重要性指标与恢复方法复评</w:t>
       </w:r>
     </w:p>
     <w:p>
@@ -1848,8 +1869,9 @@
       <w:r>
         <w:rPr>
           <w:rFonts w:ascii="Aptos" w:hAnsi="Aptos" w:eastAsia="微软雅黑"/>
+          <w:sz w:val="21"/>
         </w:rPr>
-        <w:t>学习笔记中的补充实验在 held out val2017 上统一比较多种重要性准则和恢复方法。基准为 0.386；Taylor 的 raw 结果为 0.336，SFP 微调后达到 0.357，但剪幅仅 2.6%。该复评不替代仓库实验 01 至 13 的主线记录，但更适合作为后续研究设计的依据。</w:t>
+        <w:t>补充实验在 held out val2017 上，以相同基线、候选层和约 3.7% 参数降幅统一比较六类准则：L1 与 L2 分别衡量权重幅值和能量，BN-γ 使用归一化层缩放系数，FPGM 根据滤波器几何冗余，Taylor 结合权重与梯度估计损失影响，HRank 根据特征图秩衡量信息量。基准 mAP50-95 为 0.386。</w:t>
       </w:r>
     </w:p>
     <w:tbl>
@@ -1919,12 +1941,12 @@
             </w:pPr>
             <w:r>
               <w:rPr>
-                <w:rFonts w:ascii="Aptos" w:hAnsi="Aptos" w:eastAsia="微软雅黑"/>
+                <w:rFonts w:ascii="Aptos" w:hAnsi="Aptos" w:eastAsia="等线"/>
                 <w:b/>
                 <w:color w:val="FFFFFF"/>
-                <w:sz w:val="18"/>
+                <w:sz w:val="17"/>
               </w:rPr>
-              <w:t>方法</w:t>
+              <w:t>重要性指标</w:t>
             </w:r>
           </w:p>
         </w:tc>
@@ -1947,10 +1969,10 @@
             </w:pPr>
             <w:r>
               <w:rPr>
-                <w:rFonts w:ascii="Aptos" w:hAnsi="Aptos" w:eastAsia="微软雅黑"/>
+                <w:rFonts w:ascii="Aptos" w:hAnsi="Aptos" w:eastAsia="等线"/>
                 <w:b/>
                 <w:color w:val="FFFFFF"/>
-                <w:sz w:val="18"/>
+                <w:sz w:val="17"/>
               </w:rPr>
               <w:t>剪后 raw mAP50 95</w:t>
             </w:r>
@@ -1975,10 +1997,10 @@
             </w:pPr>
             <w:r>
               <w:rPr>
-                <w:rFonts w:ascii="Aptos" w:hAnsi="Aptos" w:eastAsia="微软雅黑"/>
+                <w:rFonts w:ascii="Aptos" w:hAnsi="Aptos" w:eastAsia="等线"/>
                 <w:b/>
                 <w:color w:val="FFFFFF"/>
-                <w:sz w:val="18"/>
+                <w:sz w:val="17"/>
               </w:rPr>
               <w:t>微调后 mAP50 95</w:t>
             </w:r>
@@ -2003,10 +2025,10 @@
             </w:pPr>
             <w:r>
               <w:rPr>
-                <w:rFonts w:ascii="Aptos" w:hAnsi="Aptos" w:eastAsia="微软雅黑"/>
+                <w:rFonts w:ascii="Aptos" w:hAnsi="Aptos" w:eastAsia="等线"/>
                 <w:b/>
                 <w:color w:val="FFFFFF"/>
-                <w:sz w:val="18"/>
+                <w:sz w:val="17"/>
               </w:rPr>
               <w:t>参数降幅</w:t>
             </w:r>
@@ -2035,18 +2057,13 @@
         </w:trPr>
         <w:tc>
           <w:tcPr>
-            <w:tcW w:w="2381" w:type="dxa"/>
-            <w:tcMar>
-              <w:top w:w="110" w:type="dxa"/>
-              <w:left w:w="120" w:type="dxa"/>
-              <w:bottom w:w="110" w:type="dxa"/>
-              <w:right w:w="120" w:type="dxa"/>
-            </w:tcMar>
+            <w:tcW w:w="2380" w:type="dxa"/>
+            <w:shd w:val="clear" w:color="auto" w:fill="FFFFFF"/>
             <w:vAlign w:val="center"/>
           </w:tcPr>
           <w:p>
             <w:pPr>
-              <w:spacing w:after="0" w:line="276" w:lineRule="auto"/>
+              <w:spacing w:after="0" w:line="264" w:lineRule="auto"/>
               <w:jc w:val="left"/>
             </w:pPr>
             <w:r>
@@ -2060,18 +2077,13 @@
         </w:tc>
         <w:tc>
           <w:tcPr>
-            <w:tcW w:w="2154" w:type="dxa"/>
-            <w:tcMar>
-              <w:top w:w="110" w:type="dxa"/>
-              <w:left w:w="120" w:type="dxa"/>
-              <w:bottom w:w="110" w:type="dxa"/>
-              <w:right w:w="120" w:type="dxa"/>
-            </w:tcMar>
+            <w:tcW w:w="2380" w:type="dxa"/>
+            <w:shd w:val="clear" w:color="auto" w:fill="FFFFFF"/>
             <w:vAlign w:val="center"/>
           </w:tcPr>
           <w:p>
             <w:pPr>
-              <w:spacing w:after="0" w:line="276" w:lineRule="auto"/>
+              <w:spacing w:after="0" w:line="264" w:lineRule="auto"/>
               <w:jc w:val="center"/>
             </w:pPr>
             <w:r>
@@ -2085,18 +2097,13 @@
         </w:tc>
         <w:tc>
           <w:tcPr>
-            <w:tcW w:w="2154" w:type="dxa"/>
-            <w:tcMar>
-              <w:top w:w="110" w:type="dxa"/>
-              <w:left w:w="120" w:type="dxa"/>
-              <w:bottom w:w="110" w:type="dxa"/>
-              <w:right w:w="120" w:type="dxa"/>
-            </w:tcMar>
+            <w:tcW w:w="2380" w:type="dxa"/>
+            <w:shd w:val="clear" w:color="auto" w:fill="FFFFFF"/>
             <w:vAlign w:val="center"/>
           </w:tcPr>
           <w:p>
             <w:pPr>
-              <w:spacing w:after="0" w:line="276" w:lineRule="auto"/>
+              <w:spacing w:after="0" w:line="264" w:lineRule="auto"/>
               <w:jc w:val="center"/>
             </w:pPr>
             <w:r>
@@ -2110,18 +2117,13 @@
         </w:tc>
         <w:tc>
           <w:tcPr>
-            <w:tcW w:w="1814" w:type="dxa"/>
-            <w:tcMar>
-              <w:top w:w="110" w:type="dxa"/>
-              <w:left w:w="120" w:type="dxa"/>
-              <w:bottom w:w="110" w:type="dxa"/>
-              <w:right w:w="120" w:type="dxa"/>
-            </w:tcMar>
+            <w:tcW w:w="2380" w:type="dxa"/>
+            <w:shd w:val="clear" w:color="auto" w:fill="FFFFFF"/>
             <w:vAlign w:val="center"/>
           </w:tcPr>
           <w:p>
             <w:pPr>
-              <w:spacing w:after="0" w:line="276" w:lineRule="auto"/>
+              <w:spacing w:after="0" w:line="264" w:lineRule="auto"/>
               <w:jc w:val="center"/>
             </w:pPr>
             <w:r>
@@ -2156,19 +2158,13 @@
         </w:trPr>
         <w:tc>
           <w:tcPr>
-            <w:tcW w:w="2381" w:type="dxa"/>
+            <w:tcW w:w="2380" w:type="dxa"/>
             <w:shd w:val="clear" w:color="auto" w:fill="EAF1F8"/>
-            <w:tcMar>
-              <w:top w:w="110" w:type="dxa"/>
-              <w:left w:w="120" w:type="dxa"/>
-              <w:bottom w:w="110" w:type="dxa"/>
-              <w:right w:w="120" w:type="dxa"/>
-            </w:tcMar>
             <w:vAlign w:val="center"/>
           </w:tcPr>
           <w:p>
             <w:pPr>
-              <w:spacing w:after="0" w:line="276" w:lineRule="auto"/>
+              <w:spacing w:after="0" w:line="264" w:lineRule="auto"/>
               <w:jc w:val="left"/>
             </w:pPr>
             <w:r>
@@ -2176,25 +2172,19 @@
                 <w:rFonts w:ascii="Aptos" w:hAnsi="Aptos" w:eastAsia="等线"/>
                 <w:sz w:val="18"/>
               </w:rPr>
-              <w:t>Taylor</w:t>
+              <w:t>L2</w:t>
             </w:r>
           </w:p>
         </w:tc>
         <w:tc>
           <w:tcPr>
-            <w:tcW w:w="2154" w:type="dxa"/>
+            <w:tcW w:w="2380" w:type="dxa"/>
             <w:shd w:val="clear" w:color="auto" w:fill="EAF1F8"/>
-            <w:tcMar>
-              <w:top w:w="110" w:type="dxa"/>
-              <w:left w:w="120" w:type="dxa"/>
-              <w:bottom w:w="110" w:type="dxa"/>
-              <w:right w:w="120" w:type="dxa"/>
-            </w:tcMar>
             <w:vAlign w:val="center"/>
           </w:tcPr>
           <w:p>
             <w:pPr>
-              <w:spacing w:after="0" w:line="276" w:lineRule="auto"/>
+              <w:spacing w:after="0" w:line="264" w:lineRule="auto"/>
               <w:jc w:val="center"/>
             </w:pPr>
             <w:r>
@@ -2202,25 +2192,19 @@
                 <w:rFonts w:ascii="Aptos" w:hAnsi="Aptos" w:eastAsia="等线"/>
                 <w:sz w:val="18"/>
               </w:rPr>
-              <w:t>0.336</w:t>
+              <w:t>0.315</w:t>
             </w:r>
           </w:p>
         </w:tc>
         <w:tc>
           <w:tcPr>
-            <w:tcW w:w="2154" w:type="dxa"/>
+            <w:tcW w:w="2380" w:type="dxa"/>
             <w:shd w:val="clear" w:color="auto" w:fill="EAF1F8"/>
-            <w:tcMar>
-              <w:top w:w="110" w:type="dxa"/>
-              <w:left w:w="120" w:type="dxa"/>
-              <w:bottom w:w="110" w:type="dxa"/>
-              <w:right w:w="120" w:type="dxa"/>
-            </w:tcMar>
             <w:vAlign w:val="center"/>
           </w:tcPr>
           <w:p>
             <w:pPr>
-              <w:spacing w:after="0" w:line="276" w:lineRule="auto"/>
+              <w:spacing w:after="0" w:line="264" w:lineRule="auto"/>
               <w:jc w:val="center"/>
             </w:pPr>
             <w:r>
@@ -2228,25 +2212,19 @@
                 <w:rFonts w:ascii="Aptos" w:hAnsi="Aptos" w:eastAsia="等线"/>
                 <w:sz w:val="18"/>
               </w:rPr>
-              <w:t>0.344</w:t>
+              <w:t>0.340</w:t>
             </w:r>
           </w:p>
         </w:tc>
         <w:tc>
           <w:tcPr>
-            <w:tcW w:w="1814" w:type="dxa"/>
+            <w:tcW w:w="2380" w:type="dxa"/>
             <w:shd w:val="clear" w:color="auto" w:fill="EAF1F8"/>
-            <w:tcMar>
-              <w:top w:w="110" w:type="dxa"/>
-              <w:left w:w="120" w:type="dxa"/>
-              <w:bottom w:w="110" w:type="dxa"/>
-              <w:right w:w="120" w:type="dxa"/>
-            </w:tcMar>
             <w:vAlign w:val="center"/>
           </w:tcPr>
           <w:p>
             <w:pPr>
-              <w:spacing w:after="0" w:line="276" w:lineRule="auto"/>
+              <w:spacing w:after="0" w:line="264" w:lineRule="auto"/>
               <w:jc w:val="center"/>
             </w:pPr>
             <w:r>
@@ -2281,18 +2259,13 @@
         </w:trPr>
         <w:tc>
           <w:tcPr>
-            <w:tcW w:w="2381" w:type="dxa"/>
-            <w:tcMar>
-              <w:top w:w="110" w:type="dxa"/>
-              <w:left w:w="120" w:type="dxa"/>
-              <w:bottom w:w="110" w:type="dxa"/>
-              <w:right w:w="120" w:type="dxa"/>
-            </w:tcMar>
+            <w:tcW w:w="2380" w:type="dxa"/>
+            <w:shd w:val="clear" w:color="auto" w:fill="FFFFFF"/>
             <w:vAlign w:val="center"/>
           </w:tcPr>
           <w:p>
             <w:pPr>
-              <w:spacing w:after="0" w:line="276" w:lineRule="auto"/>
+              <w:spacing w:after="0" w:line="264" w:lineRule="auto"/>
               <w:jc w:val="left"/>
             </w:pPr>
             <w:r>
@@ -2300,24 +2273,322 @@
                 <w:rFonts w:ascii="Aptos" w:hAnsi="Aptos" w:eastAsia="等线"/>
                 <w:sz w:val="18"/>
               </w:rPr>
-              <w:t>SFP</w:t>
+              <w:t>BN-γ</w:t>
             </w:r>
           </w:p>
         </w:tc>
         <w:tc>
           <w:tcPr>
-            <w:tcW w:w="2154" w:type="dxa"/>
-            <w:tcMar>
-              <w:top w:w="110" w:type="dxa"/>
-              <w:left w:w="120" w:type="dxa"/>
-              <w:bottom w:w="110" w:type="dxa"/>
-              <w:right w:w="120" w:type="dxa"/>
-            </w:tcMar>
+            <w:tcW w:w="2380" w:type="dxa"/>
+            <w:shd w:val="clear" w:color="auto" w:fill="FFFFFF"/>
             <w:vAlign w:val="center"/>
           </w:tcPr>
           <w:p>
             <w:pPr>
-              <w:spacing w:after="0" w:line="276" w:lineRule="auto"/>
+              <w:spacing w:after="0" w:line="264" w:lineRule="auto"/>
+              <w:jc w:val="center"/>
+            </w:pPr>
+            <w:r>
+              <w:rPr>
+                <w:rFonts w:ascii="Aptos" w:hAnsi="Aptos" w:eastAsia="等线"/>
+                <w:sz w:val="18"/>
+              </w:rPr>
+              <w:t>0.012</w:t>
+            </w:r>
+          </w:p>
+        </w:tc>
+        <w:tc>
+          <w:tcPr>
+            <w:tcW w:w="2380" w:type="dxa"/>
+            <w:shd w:val="clear" w:color="auto" w:fill="FFFFFF"/>
+            <w:vAlign w:val="center"/>
+          </w:tcPr>
+          <w:p>
+            <w:pPr>
+              <w:spacing w:after="0" w:line="264" w:lineRule="auto"/>
+              <w:jc w:val="center"/>
+            </w:pPr>
+            <w:r>
+              <w:rPr>
+                <w:rFonts w:ascii="Aptos" w:hAnsi="Aptos" w:eastAsia="等线"/>
+                <w:sz w:val="18"/>
+              </w:rPr>
+              <w:t>0.195</w:t>
+            </w:r>
+          </w:p>
+        </w:tc>
+        <w:tc>
+          <w:tcPr>
+            <w:tcW w:w="2380" w:type="dxa"/>
+            <w:shd w:val="clear" w:color="auto" w:fill="FFFFFF"/>
+            <w:vAlign w:val="center"/>
+          </w:tcPr>
+          <w:p>
+            <w:pPr>
+              <w:spacing w:after="0" w:line="264" w:lineRule="auto"/>
+              <w:jc w:val="center"/>
+            </w:pPr>
+            <w:r>
+              <w:rPr>
+                <w:rFonts w:ascii="Aptos" w:hAnsi="Aptos" w:eastAsia="等线"/>
+                <w:sz w:val="18"/>
+              </w:rPr>
+              <w:t>3.7%</w:t>
+            </w:r>
+          </w:p>
+        </w:tc>
+      </w:tr>
+      <w:tr>
+        <w:tblPrEx>
+          <w:tblBorders>
+            <w:top w:val="single" w:color="D9D9D9" w:sz="6" w:space="0"/>
+            <w:left w:val="single" w:color="D9D9D9" w:sz="6" w:space="0"/>
+            <w:bottom w:val="single" w:color="D9D9D9" w:sz="6" w:space="0"/>
+            <w:right w:val="single" w:color="D9D9D9" w:sz="6" w:space="0"/>
+            <w:insideH w:val="single" w:color="D9D9D9" w:sz="6" w:space="0"/>
+            <w:insideV w:val="single" w:color="D9D9D9" w:sz="6" w:space="0"/>
+          </w:tblBorders>
+          <w:tblCellMar>
+            <w:top w:w="0" w:type="dxa"/>
+            <w:left w:w="108" w:type="dxa"/>
+            <w:bottom w:w="0" w:type="dxa"/>
+            <w:right w:w="108" w:type="dxa"/>
+          </w:tblCellMar>
+        </w:tblPrEx>
+        <w:trPr>
+          <w:jc w:val="center"/>
+        </w:trPr>
+        <w:tc>
+          <w:tcPr>
+            <w:tcW w:w="2380" w:type="dxa"/>
+            <w:shd w:val="clear" w:color="auto" w:fill="EAF1F8"/>
+            <w:vAlign w:val="center"/>
+          </w:tcPr>
+          <w:p>
+            <w:pPr>
+              <w:spacing w:after="0" w:line="264" w:lineRule="auto"/>
+              <w:jc w:val="left"/>
+            </w:pPr>
+            <w:r>
+              <w:rPr>
+                <w:rFonts w:ascii="Aptos" w:hAnsi="Aptos" w:eastAsia="等线"/>
+                <w:sz w:val="18"/>
+              </w:rPr>
+              <w:t>FPGM</w:t>
+            </w:r>
+          </w:p>
+        </w:tc>
+        <w:tc>
+          <w:tcPr>
+            <w:tcW w:w="2380" w:type="dxa"/>
+            <w:shd w:val="clear" w:color="auto" w:fill="EAF1F8"/>
+            <w:vAlign w:val="center"/>
+          </w:tcPr>
+          <w:p>
+            <w:pPr>
+              <w:spacing w:after="0" w:line="264" w:lineRule="auto"/>
+              <w:jc w:val="center"/>
+            </w:pPr>
+            <w:r>
+              <w:rPr>
+                <w:rFonts w:ascii="Aptos" w:hAnsi="Aptos" w:eastAsia="等线"/>
+                <w:sz w:val="18"/>
+              </w:rPr>
+              <w:t>0.326</w:t>
+            </w:r>
+          </w:p>
+        </w:tc>
+        <w:tc>
+          <w:tcPr>
+            <w:tcW w:w="2380" w:type="dxa"/>
+            <w:shd w:val="clear" w:color="auto" w:fill="EAF1F8"/>
+            <w:vAlign w:val="center"/>
+          </w:tcPr>
+          <w:p>
+            <w:pPr>
+              <w:spacing w:after="0" w:line="264" w:lineRule="auto"/>
+              <w:jc w:val="center"/>
+            </w:pPr>
+            <w:r>
+              <w:rPr>
+                <w:rFonts w:ascii="Aptos" w:hAnsi="Aptos" w:eastAsia="等线"/>
+                <w:sz w:val="18"/>
+              </w:rPr>
+              <w:t>0.337</w:t>
+            </w:r>
+          </w:p>
+        </w:tc>
+        <w:tc>
+          <w:tcPr>
+            <w:tcW w:w="2380" w:type="dxa"/>
+            <w:shd w:val="clear" w:color="auto" w:fill="EAF1F8"/>
+            <w:vAlign w:val="center"/>
+          </w:tcPr>
+          <w:p>
+            <w:pPr>
+              <w:spacing w:after="0" w:line="264" w:lineRule="auto"/>
+              <w:jc w:val="center"/>
+            </w:pPr>
+            <w:r>
+              <w:rPr>
+                <w:rFonts w:ascii="Aptos" w:hAnsi="Aptos" w:eastAsia="等线"/>
+                <w:sz w:val="18"/>
+              </w:rPr>
+              <w:t>3.7%</w:t>
+            </w:r>
+          </w:p>
+        </w:tc>
+      </w:tr>
+      <w:tr>
+        <w:tblPrEx>
+          <w:tblBorders>
+            <w:top w:val="single" w:color="D9D9D9" w:sz="6" w:space="0"/>
+            <w:left w:val="single" w:color="D9D9D9" w:sz="6" w:space="0"/>
+            <w:bottom w:val="single" w:color="D9D9D9" w:sz="6" w:space="0"/>
+            <w:right w:val="single" w:color="D9D9D9" w:sz="6" w:space="0"/>
+            <w:insideH w:val="single" w:color="D9D9D9" w:sz="6" w:space="0"/>
+            <w:insideV w:val="single" w:color="D9D9D9" w:sz="6" w:space="0"/>
+          </w:tblBorders>
+          <w:tblCellMar>
+            <w:top w:w="0" w:type="dxa"/>
+            <w:left w:w="108" w:type="dxa"/>
+            <w:bottom w:w="0" w:type="dxa"/>
+            <w:right w:w="108" w:type="dxa"/>
+          </w:tblCellMar>
+        </w:tblPrEx>
+        <w:trPr>
+          <w:jc w:val="center"/>
+        </w:trPr>
+        <w:tc>
+          <w:tcPr>
+            <w:tcW w:w="2380" w:type="dxa"/>
+            <w:shd w:val="clear" w:color="auto" w:fill="FFFFFF"/>
+            <w:vAlign w:val="center"/>
+          </w:tcPr>
+          <w:p>
+            <w:pPr>
+              <w:spacing w:after="0" w:line="264" w:lineRule="auto"/>
+              <w:jc w:val="left"/>
+            </w:pPr>
+            <w:r>
+              <w:rPr>
+                <w:rFonts w:ascii="Aptos" w:hAnsi="Aptos" w:eastAsia="等线"/>
+                <w:sz w:val="18"/>
+              </w:rPr>
+              <w:t>Taylor</w:t>
+            </w:r>
+          </w:p>
+        </w:tc>
+        <w:tc>
+          <w:tcPr>
+            <w:tcW w:w="2380" w:type="dxa"/>
+            <w:shd w:val="clear" w:color="auto" w:fill="FFFFFF"/>
+            <w:vAlign w:val="center"/>
+          </w:tcPr>
+          <w:p>
+            <w:pPr>
+              <w:spacing w:after="0" w:line="264" w:lineRule="auto"/>
+              <w:jc w:val="center"/>
+            </w:pPr>
+            <w:r>
+              <w:rPr>
+                <w:rFonts w:ascii="Aptos" w:hAnsi="Aptos" w:eastAsia="等线"/>
+                <w:sz w:val="18"/>
+              </w:rPr>
+              <w:t>0.336</w:t>
+            </w:r>
+          </w:p>
+        </w:tc>
+        <w:tc>
+          <w:tcPr>
+            <w:tcW w:w="2380" w:type="dxa"/>
+            <w:shd w:val="clear" w:color="auto" w:fill="FFFFFF"/>
+            <w:vAlign w:val="center"/>
+          </w:tcPr>
+          <w:p>
+            <w:pPr>
+              <w:spacing w:after="0" w:line="264" w:lineRule="auto"/>
+              <w:jc w:val="center"/>
+            </w:pPr>
+            <w:r>
+              <w:rPr>
+                <w:rFonts w:ascii="Aptos" w:hAnsi="Aptos" w:eastAsia="等线"/>
+                <w:sz w:val="18"/>
+              </w:rPr>
+              <w:t>0.344</w:t>
+            </w:r>
+          </w:p>
+        </w:tc>
+        <w:tc>
+          <w:tcPr>
+            <w:tcW w:w="2380" w:type="dxa"/>
+            <w:shd w:val="clear" w:color="auto" w:fill="FFFFFF"/>
+            <w:vAlign w:val="center"/>
+          </w:tcPr>
+          <w:p>
+            <w:pPr>
+              <w:spacing w:after="0" w:line="264" w:lineRule="auto"/>
+              <w:jc w:val="center"/>
+            </w:pPr>
+            <w:r>
+              <w:rPr>
+                <w:rFonts w:ascii="Aptos" w:hAnsi="Aptos" w:eastAsia="等线"/>
+                <w:sz w:val="18"/>
+              </w:rPr>
+              <w:t>3.7%</w:t>
+            </w:r>
+          </w:p>
+        </w:tc>
+      </w:tr>
+      <w:tr>
+        <w:tblPrEx>
+          <w:tblBorders>
+            <w:top w:val="single" w:color="D9D9D9" w:sz="6" w:space="0"/>
+            <w:left w:val="single" w:color="D9D9D9" w:sz="6" w:space="0"/>
+            <w:bottom w:val="single" w:color="D9D9D9" w:sz="6" w:space="0"/>
+            <w:right w:val="single" w:color="D9D9D9" w:sz="6" w:space="0"/>
+            <w:insideH w:val="single" w:color="D9D9D9" w:sz="6" w:space="0"/>
+            <w:insideV w:val="single" w:color="D9D9D9" w:sz="6" w:space="0"/>
+          </w:tblBorders>
+          <w:tblCellMar>
+            <w:top w:w="0" w:type="dxa"/>
+            <w:left w:w="108" w:type="dxa"/>
+            <w:bottom w:w="0" w:type="dxa"/>
+            <w:right w:w="108" w:type="dxa"/>
+          </w:tblCellMar>
+        </w:tblPrEx>
+        <w:trPr>
+          <w:jc w:val="center"/>
+        </w:trPr>
+        <w:tc>
+          <w:tcPr>
+            <w:tcW w:w="2380" w:type="dxa"/>
+            <w:shd w:val="clear" w:color="auto" w:fill="EAF1F8"/>
+            <w:vAlign w:val="center"/>
+          </w:tcPr>
+          <w:p>
+            <w:pPr>
+              <w:spacing w:after="0" w:line="264" w:lineRule="auto"/>
+              <w:jc w:val="left"/>
+            </w:pPr>
+            <w:r>
+              <w:rPr>
+                <w:rFonts w:ascii="Aptos" w:hAnsi="Aptos" w:eastAsia="等线"/>
+                <w:sz w:val="18"/>
+              </w:rPr>
+              <w:t>HRank</w:t>
+            </w:r>
+          </w:p>
+        </w:tc>
+        <w:tc>
+          <w:tcPr>
+            <w:tcW w:w="2380" w:type="dxa"/>
+            <w:shd w:val="clear" w:color="auto" w:fill="EAF1F8"/>
+            <w:vAlign w:val="center"/>
+          </w:tcPr>
+          <w:p>
+            <w:pPr>
+              <w:spacing w:after="0" w:line="264" w:lineRule="auto"/>
               <w:jc w:val="center"/>
             </w:pPr>
             <w:r>
@@ -2331,18 +2602,13 @@
         </w:tc>
         <w:tc>
           <w:tcPr>
-            <w:tcW w:w="2154" w:type="dxa"/>
-            <w:tcMar>
-              <w:top w:w="110" w:type="dxa"/>
-              <w:left w:w="120" w:type="dxa"/>
-              <w:bottom w:w="110" w:type="dxa"/>
-              <w:right w:w="120" w:type="dxa"/>
-            </w:tcMar>
+            <w:tcW w:w="2380" w:type="dxa"/>
+            <w:shd w:val="clear" w:color="auto" w:fill="EAF1F8"/>
             <w:vAlign w:val="center"/>
           </w:tcPr>
           <w:p>
             <w:pPr>
-              <w:spacing w:after="0" w:line="276" w:lineRule="auto"/>
+              <w:spacing w:after="0" w:line="264" w:lineRule="auto"/>
               <w:jc w:val="center"/>
             </w:pPr>
             <w:r>
@@ -2350,24 +2616,19 @@
                 <w:rFonts w:ascii="Aptos" w:hAnsi="Aptos" w:eastAsia="等线"/>
                 <w:sz w:val="18"/>
               </w:rPr>
-              <w:t>0.357</w:t>
+              <w:t>0.319</w:t>
             </w:r>
           </w:p>
         </w:tc>
         <w:tc>
           <w:tcPr>
-            <w:tcW w:w="1814" w:type="dxa"/>
-            <w:tcMar>
-              <w:top w:w="110" w:type="dxa"/>
-              <w:left w:w="120" w:type="dxa"/>
-              <w:bottom w:w="110" w:type="dxa"/>
-              <w:right w:w="120" w:type="dxa"/>
-            </w:tcMar>
+            <w:tcW w:w="2380" w:type="dxa"/>
+            <w:shd w:val="clear" w:color="auto" w:fill="EAF1F8"/>
             <w:vAlign w:val="center"/>
           </w:tcPr>
           <w:p>
             <w:pPr>
-              <w:spacing w:after="0" w:line="276" w:lineRule="auto"/>
+              <w:spacing w:after="0" w:line="264" w:lineRule="auto"/>
               <w:jc w:val="center"/>
             </w:pPr>
             <w:r>
@@ -2375,7 +2636,7 @@
                 <w:rFonts w:ascii="Aptos" w:hAnsi="Aptos" w:eastAsia="等线"/>
                 <w:sz w:val="18"/>
               </w:rPr>
-              <w:t>2.6%</w:t>
+              <w:t>3.7%</w:t>
             </w:r>
           </w:p>
         </w:tc>
@@ -2383,8 +2644,786 @@
     </w:tbl>
     <w:p>
       <w:pPr>
-        <w:spacing w:after="20"/>
+        <w:spacing w:after="120" w:line="348" w:lineRule="auto"/>
+        <w:ind w:firstLine="420"/>
       </w:pPr>
+      <w:r>
+        <w:rPr>
+          <w:rFonts w:ascii="Aptos" w:hAnsi="Aptos" w:eastAsia="微软雅黑"/>
+          <w:sz w:val="21"/>
+        </w:rPr>
+        <w:t>统一对比表明，Taylor 的剪后 raw 指标最高，说明梯度敏感度比单纯权重幅值更适合当前结构；FPGM 次之，L1 与 L2 接近。未经过稀疏训练的 BN-γ 表现明显较差，不宜直接用于通道删除。恢复策略方面，SFP 微调后达到 0.357，但参数降幅仅 2.6%，需要在统一剪幅下继续验证。</w:t>
+      </w:r>
+    </w:p>
+    <w:p>
+      <w:pPr>
+        <w:pStyle w:val="4"/>
+        <w:pageBreakBefore/>
+      </w:pPr>
+      <w:r>
+        <w:rPr>
+          <w:rFonts w:ascii="Aptos Display" w:hAnsi="Aptos Display" w:eastAsia="微软雅黑"/>
+          <w:b/>
+          <w:color w:val="000000"/>
+        </w:rPr>
+        <w:t>3 4  多种恢复手段与当前最优选择</w:t>
+      </w:r>
+    </w:p>
+    <w:tbl>
+      <w:tblPr>
+        <w:tblStyle w:val="32"/>
+        <w:tblW w:w="0" w:type="auto"/>
+        <w:jc w:val="center"/>
+        <w:tblBorders>
+          <w:top w:val="single" w:color="D9D9D9" w:sz="6" w:space="0"/>
+          <w:left w:val="single" w:color="D9D9D9" w:sz="6" w:space="0"/>
+          <w:bottom w:val="single" w:color="D9D9D9" w:sz="6" w:space="0"/>
+          <w:right w:val="single" w:color="D9D9D9" w:sz="6" w:space="0"/>
+          <w:insideH w:val="single" w:color="D9D9D9" w:sz="6" w:space="0"/>
+          <w:insideV w:val="single" w:color="D9D9D9" w:sz="6" w:space="0"/>
+        </w:tblBorders>
+        <w:tblLayout w:type="fixed"/>
+        <w:tblCellMar>
+          <w:top w:w="0" w:type="dxa"/>
+          <w:left w:w="108" w:type="dxa"/>
+          <w:bottom w:w="0" w:type="dxa"/>
+          <w:right w:w="108" w:type="dxa"/>
+        </w:tblCellMar>
+      </w:tblPr>
+      <w:tblGrid>
+        <w:gridCol w:w="2380"/>
+        <w:gridCol w:w="2380"/>
+        <w:gridCol w:w="2380"/>
+        <w:gridCol w:w="2380"/>
+      </w:tblGrid>
+      <w:tr>
+        <w:tblPrEx>
+          <w:tblBorders>
+            <w:top w:val="single" w:color="D9D9D9" w:sz="6" w:space="0"/>
+            <w:left w:val="single" w:color="D9D9D9" w:sz="6" w:space="0"/>
+            <w:bottom w:val="single" w:color="D9D9D9" w:sz="6" w:space="0"/>
+            <w:right w:val="single" w:color="D9D9D9" w:sz="6" w:space="0"/>
+            <w:insideH w:val="single" w:color="D9D9D9" w:sz="6" w:space="0"/>
+            <w:insideV w:val="single" w:color="D9D9D9" w:sz="6" w:space="0"/>
+          </w:tblBorders>
+          <w:tblCellMar>
+            <w:top w:w="0" w:type="dxa"/>
+            <w:left w:w="108" w:type="dxa"/>
+            <w:bottom w:w="0" w:type="dxa"/>
+            <w:right w:w="108" w:type="dxa"/>
+          </w:tblCellMar>
+        </w:tblPrEx>
+        <w:trPr>
+          <w:jc w:val="center"/>
+        </w:trPr>
+        <w:tc>
+          <w:tcPr>
+            <w:tcW w:w="1701" w:type="dxa"/>
+            <w:shd w:val="clear" w:color="auto" w:fill="17365D"/>
+            <w:vAlign w:val="center"/>
+          </w:tcPr>
+          <w:p>
+            <w:pPr>
+              <w:spacing w:after="0"/>
+              <w:jc w:val="center"/>
+            </w:pPr>
+            <w:r>
+              <w:rPr>
+                <w:rFonts w:ascii="Aptos" w:hAnsi="Aptos" w:eastAsia="等线"/>
+                <w:b/>
+                <w:color w:val="FFFFFF"/>
+                <w:sz w:val="17"/>
+              </w:rPr>
+              <w:t>恢复手段</w:t>
+            </w:r>
+          </w:p>
+        </w:tc>
+        <w:tc>
+          <w:tcPr>
+            <w:tcW w:w="2721" w:type="dxa"/>
+            <w:shd w:val="clear" w:color="auto" w:fill="17365D"/>
+            <w:vAlign w:val="center"/>
+          </w:tcPr>
+          <w:p>
+            <w:pPr>
+              <w:spacing w:after="0"/>
+              <w:jc w:val="center"/>
+            </w:pPr>
+            <w:r>
+              <w:rPr>
+                <w:rFonts w:ascii="Aptos" w:hAnsi="Aptos" w:eastAsia="等线"/>
+                <w:b/>
+                <w:color w:val="FFFFFF"/>
+                <w:sz w:val="17"/>
+              </w:rPr>
+              <w:t>基本思路</w:t>
+            </w:r>
+          </w:p>
+        </w:tc>
+        <w:tc>
+          <w:tcPr>
+            <w:tcW w:w="1871" w:type="dxa"/>
+            <w:shd w:val="clear" w:color="auto" w:fill="17365D"/>
+            <w:vAlign w:val="center"/>
+          </w:tcPr>
+          <w:p>
+            <w:pPr>
+              <w:spacing w:after="0"/>
+              <w:jc w:val="center"/>
+            </w:pPr>
+            <w:r>
+              <w:rPr>
+                <w:rFonts w:ascii="Aptos" w:hAnsi="Aptos" w:eastAsia="等线"/>
+                <w:b/>
+                <w:color w:val="FFFFFF"/>
+                <w:sz w:val="17"/>
+              </w:rPr>
+              <w:t>val2017 mAP50 95</w:t>
+            </w:r>
+          </w:p>
+        </w:tc>
+        <w:tc>
+          <w:tcPr>
+            <w:tcW w:w="2438" w:type="dxa"/>
+            <w:shd w:val="clear" w:color="auto" w:fill="17365D"/>
+            <w:vAlign w:val="center"/>
+          </w:tcPr>
+          <w:p>
+            <w:pPr>
+              <w:spacing w:after="0"/>
+              <w:jc w:val="center"/>
+            </w:pPr>
+            <w:r>
+              <w:rPr>
+                <w:rFonts w:ascii="Aptos" w:hAnsi="Aptos" w:eastAsia="等线"/>
+                <w:b/>
+                <w:color w:val="FFFFFF"/>
+                <w:sz w:val="17"/>
+              </w:rPr>
+              <w:t>判断</w:t>
+            </w:r>
+          </w:p>
+        </w:tc>
+      </w:tr>
+      <w:tr>
+        <w:tblPrEx>
+          <w:tblBorders>
+            <w:top w:val="single" w:color="D9D9D9" w:sz="6" w:space="0"/>
+            <w:left w:val="single" w:color="D9D9D9" w:sz="6" w:space="0"/>
+            <w:bottom w:val="single" w:color="D9D9D9" w:sz="6" w:space="0"/>
+            <w:right w:val="single" w:color="D9D9D9" w:sz="6" w:space="0"/>
+            <w:insideH w:val="single" w:color="D9D9D9" w:sz="6" w:space="0"/>
+            <w:insideV w:val="single" w:color="D9D9D9" w:sz="6" w:space="0"/>
+          </w:tblBorders>
+          <w:tblCellMar>
+            <w:top w:w="0" w:type="dxa"/>
+            <w:left w:w="108" w:type="dxa"/>
+            <w:bottom w:w="0" w:type="dxa"/>
+            <w:right w:w="108" w:type="dxa"/>
+          </w:tblCellMar>
+        </w:tblPrEx>
+        <w:trPr>
+          <w:jc w:val="center"/>
+        </w:trPr>
+        <w:tc>
+          <w:tcPr>
+            <w:tcW w:w="1701" w:type="dxa"/>
+            <w:shd w:val="clear" w:color="auto" w:fill="FFFFFF"/>
+            <w:vAlign w:val="center"/>
+          </w:tcPr>
+          <w:p>
+            <w:pPr>
+              <w:spacing w:after="0" w:line="259" w:lineRule="auto"/>
+              <w:jc w:val="left"/>
+            </w:pPr>
+            <w:r>
+              <w:rPr>
+                <w:rFonts w:ascii="Aptos" w:hAnsi="Aptos" w:eastAsia="等线"/>
+                <w:sz w:val="17"/>
+              </w:rPr>
+              <w:t>普通微调</w:t>
+            </w:r>
+          </w:p>
+        </w:tc>
+        <w:tc>
+          <w:tcPr>
+            <w:tcW w:w="2721" w:type="dxa"/>
+            <w:shd w:val="clear" w:color="auto" w:fill="FFFFFF"/>
+            <w:vAlign w:val="center"/>
+          </w:tcPr>
+          <w:p>
+            <w:pPr>
+              <w:spacing w:after="0" w:line="259" w:lineRule="auto"/>
+              <w:jc w:val="left"/>
+            </w:pPr>
+            <w:r>
+              <w:rPr>
+                <w:rFonts w:ascii="Aptos" w:hAnsi="Aptos" w:eastAsia="等线"/>
+                <w:sz w:val="17"/>
+              </w:rPr>
+              <w:t>剪后继续训练以适应新结构</w:t>
+            </w:r>
+          </w:p>
+        </w:tc>
+        <w:tc>
+          <w:tcPr>
+            <w:tcW w:w="1871" w:type="dxa"/>
+            <w:shd w:val="clear" w:color="auto" w:fill="FFFFFF"/>
+            <w:vAlign w:val="center"/>
+          </w:tcPr>
+          <w:p>
+            <w:pPr>
+              <w:spacing w:after="0" w:line="259" w:lineRule="auto"/>
+              <w:jc w:val="center"/>
+            </w:pPr>
+            <w:r>
+              <w:rPr>
+                <w:rFonts w:ascii="Aptos" w:hAnsi="Aptos" w:eastAsia="等线"/>
+                <w:sz w:val="17"/>
+              </w:rPr>
+              <w:t>0.340</w:t>
+            </w:r>
+          </w:p>
+        </w:tc>
+        <w:tc>
+          <w:tcPr>
+            <w:tcW w:w="2438" w:type="dxa"/>
+            <w:shd w:val="clear" w:color="auto" w:fill="FFFFFF"/>
+            <w:vAlign w:val="center"/>
+          </w:tcPr>
+          <w:p>
+            <w:pPr>
+              <w:spacing w:after="0" w:line="259" w:lineRule="auto"/>
+              <w:jc w:val="left"/>
+            </w:pPr>
+            <w:r>
+              <w:rPr>
+                <w:rFonts w:ascii="Aptos" w:hAnsi="Aptos" w:eastAsia="等线"/>
+                <w:sz w:val="17"/>
+              </w:rPr>
+              <w:t>统一剪幅下的可靠基线</w:t>
+            </w:r>
+          </w:p>
+        </w:tc>
+      </w:tr>
+      <w:tr>
+        <w:tblPrEx>
+          <w:tblBorders>
+            <w:top w:val="single" w:color="D9D9D9" w:sz="6" w:space="0"/>
+            <w:left w:val="single" w:color="D9D9D9" w:sz="6" w:space="0"/>
+            <w:bottom w:val="single" w:color="D9D9D9" w:sz="6" w:space="0"/>
+            <w:right w:val="single" w:color="D9D9D9" w:sz="6" w:space="0"/>
+            <w:insideH w:val="single" w:color="D9D9D9" w:sz="6" w:space="0"/>
+            <w:insideV w:val="single" w:color="D9D9D9" w:sz="6" w:space="0"/>
+          </w:tblBorders>
+          <w:tblCellMar>
+            <w:top w:w="0" w:type="dxa"/>
+            <w:left w:w="108" w:type="dxa"/>
+            <w:bottom w:w="0" w:type="dxa"/>
+            <w:right w:w="108" w:type="dxa"/>
+          </w:tblCellMar>
+        </w:tblPrEx>
+        <w:trPr>
+          <w:jc w:val="center"/>
+        </w:trPr>
+        <w:tc>
+          <w:tcPr>
+            <w:tcW w:w="1701" w:type="dxa"/>
+            <w:shd w:val="clear" w:color="auto" w:fill="EAF1F8"/>
+            <w:vAlign w:val="center"/>
+          </w:tcPr>
+          <w:p>
+            <w:pPr>
+              <w:spacing w:after="0" w:line="259" w:lineRule="auto"/>
+              <w:jc w:val="left"/>
+            </w:pPr>
+            <w:r>
+              <w:rPr>
+                <w:rFonts w:ascii="Aptos" w:hAnsi="Aptos" w:eastAsia="等线"/>
+                <w:sz w:val="17"/>
+              </w:rPr>
+              <w:t>SFP 软剪枝</w:t>
+            </w:r>
+          </w:p>
+        </w:tc>
+        <w:tc>
+          <w:tcPr>
+            <w:tcW w:w="2721" w:type="dxa"/>
+            <w:shd w:val="clear" w:color="auto" w:fill="EAF1F8"/>
+            <w:vAlign w:val="center"/>
+          </w:tcPr>
+          <w:p>
+            <w:pPr>
+              <w:spacing w:after="0" w:line="259" w:lineRule="auto"/>
+              <w:jc w:val="left"/>
+            </w:pPr>
+            <w:r>
+              <w:rPr>
+                <w:rFonts w:ascii="Aptos" w:hAnsi="Aptos" w:eastAsia="等线"/>
+                <w:sz w:val="17"/>
+              </w:rPr>
+              <w:t>先归零适应 再执行硬剪枝</w:t>
+            </w:r>
+          </w:p>
+        </w:tc>
+        <w:tc>
+          <w:tcPr>
+            <w:tcW w:w="1871" w:type="dxa"/>
+            <w:shd w:val="clear" w:color="auto" w:fill="EAF1F8"/>
+            <w:vAlign w:val="center"/>
+          </w:tcPr>
+          <w:p>
+            <w:pPr>
+              <w:spacing w:after="0" w:line="259" w:lineRule="auto"/>
+              <w:jc w:val="center"/>
+            </w:pPr>
+            <w:r>
+              <w:rPr>
+                <w:rFonts w:ascii="Aptos" w:hAnsi="Aptos" w:eastAsia="等线"/>
+                <w:sz w:val="17"/>
+              </w:rPr>
+              <w:t>0.357</w:t>
+            </w:r>
+          </w:p>
+        </w:tc>
+        <w:tc>
+          <w:tcPr>
+            <w:tcW w:w="2438" w:type="dxa"/>
+            <w:shd w:val="clear" w:color="auto" w:fill="EAF1F8"/>
+            <w:vAlign w:val="center"/>
+          </w:tcPr>
+          <w:p>
+            <w:pPr>
+              <w:spacing w:after="0" w:line="259" w:lineRule="auto"/>
+              <w:jc w:val="left"/>
+            </w:pPr>
+            <w:r>
+              <w:rPr>
+                <w:rFonts w:ascii="Aptos" w:hAnsi="Aptos" w:eastAsia="等线"/>
+                <w:sz w:val="17"/>
+              </w:rPr>
+              <w:t>当前最高 但参数仅减少 2.6%</w:t>
+            </w:r>
+          </w:p>
+        </w:tc>
+      </w:tr>
+      <w:tr>
+        <w:tblPrEx>
+          <w:tblBorders>
+            <w:top w:val="single" w:color="D9D9D9" w:sz="6" w:space="0"/>
+            <w:left w:val="single" w:color="D9D9D9" w:sz="6" w:space="0"/>
+            <w:bottom w:val="single" w:color="D9D9D9" w:sz="6" w:space="0"/>
+            <w:right w:val="single" w:color="D9D9D9" w:sz="6" w:space="0"/>
+            <w:insideH w:val="single" w:color="D9D9D9" w:sz="6" w:space="0"/>
+            <w:insideV w:val="single" w:color="D9D9D9" w:sz="6" w:space="0"/>
+          </w:tblBorders>
+          <w:tblCellMar>
+            <w:top w:w="0" w:type="dxa"/>
+            <w:left w:w="108" w:type="dxa"/>
+            <w:bottom w:w="0" w:type="dxa"/>
+            <w:right w:w="108" w:type="dxa"/>
+          </w:tblCellMar>
+        </w:tblPrEx>
+        <w:trPr>
+          <w:jc w:val="center"/>
+        </w:trPr>
+        <w:tc>
+          <w:tcPr>
+            <w:tcW w:w="1701" w:type="dxa"/>
+            <w:shd w:val="clear" w:color="auto" w:fill="FFFFFF"/>
+            <w:vAlign w:val="center"/>
+          </w:tcPr>
+          <w:p>
+            <w:pPr>
+              <w:spacing w:after="0" w:line="259" w:lineRule="auto"/>
+              <w:jc w:val="left"/>
+            </w:pPr>
+            <w:r>
+              <w:rPr>
+                <w:rFonts w:ascii="Aptos" w:hAnsi="Aptos" w:eastAsia="等线"/>
+                <w:sz w:val="17"/>
+              </w:rPr>
+              <w:t>Network Slimming</w:t>
+            </w:r>
+          </w:p>
+        </w:tc>
+        <w:tc>
+          <w:tcPr>
+            <w:tcW w:w="2721" w:type="dxa"/>
+            <w:shd w:val="clear" w:color="auto" w:fill="FFFFFF"/>
+            <w:vAlign w:val="center"/>
+          </w:tcPr>
+          <w:p>
+            <w:pPr>
+              <w:spacing w:after="0" w:line="259" w:lineRule="auto"/>
+              <w:jc w:val="left"/>
+            </w:pPr>
+            <w:r>
+              <w:rPr>
+                <w:rFonts w:ascii="Aptos" w:hAnsi="Aptos" w:eastAsia="等线"/>
+                <w:sz w:val="17"/>
+              </w:rPr>
+              <w:t>BN-γ 稀疏训练后按 γ 剪枝</w:t>
+            </w:r>
+          </w:p>
+        </w:tc>
+        <w:tc>
+          <w:tcPr>
+            <w:tcW w:w="1871" w:type="dxa"/>
+            <w:shd w:val="clear" w:color="auto" w:fill="FFFFFF"/>
+            <w:vAlign w:val="center"/>
+          </w:tcPr>
+          <w:p>
+            <w:pPr>
+              <w:spacing w:after="0" w:line="259" w:lineRule="auto"/>
+              <w:jc w:val="center"/>
+            </w:pPr>
+            <w:r>
+              <w:rPr>
+                <w:rFonts w:ascii="Aptos" w:hAnsi="Aptos" w:eastAsia="等线"/>
+                <w:sz w:val="17"/>
+              </w:rPr>
+              <w:t>0.096</w:t>
+            </w:r>
+          </w:p>
+        </w:tc>
+        <w:tc>
+          <w:tcPr>
+            <w:tcW w:w="2438" w:type="dxa"/>
+            <w:shd w:val="clear" w:color="auto" w:fill="FFFFFF"/>
+            <w:vAlign w:val="center"/>
+          </w:tcPr>
+          <w:p>
+            <w:pPr>
+              <w:spacing w:after="0" w:line="259" w:lineRule="auto"/>
+              <w:jc w:val="left"/>
+            </w:pPr>
+            <w:r>
+              <w:rPr>
+                <w:rFonts w:ascii="Aptos" w:hAnsi="Aptos" w:eastAsia="等线"/>
+                <w:sz w:val="17"/>
+              </w:rPr>
+              <w:t>γ 未充分稀疏 本轮失败</w:t>
+            </w:r>
+          </w:p>
+        </w:tc>
+      </w:tr>
+      <w:tr>
+        <w:tblPrEx>
+          <w:tblBorders>
+            <w:top w:val="single" w:color="D9D9D9" w:sz="6" w:space="0"/>
+            <w:left w:val="single" w:color="D9D9D9" w:sz="6" w:space="0"/>
+            <w:bottom w:val="single" w:color="D9D9D9" w:sz="6" w:space="0"/>
+            <w:right w:val="single" w:color="D9D9D9" w:sz="6" w:space="0"/>
+            <w:insideH w:val="single" w:color="D9D9D9" w:sz="6" w:space="0"/>
+            <w:insideV w:val="single" w:color="D9D9D9" w:sz="6" w:space="0"/>
+          </w:tblBorders>
+          <w:tblCellMar>
+            <w:top w:w="0" w:type="dxa"/>
+            <w:left w:w="108" w:type="dxa"/>
+            <w:bottom w:w="0" w:type="dxa"/>
+            <w:right w:w="108" w:type="dxa"/>
+          </w:tblCellMar>
+        </w:tblPrEx>
+        <w:trPr>
+          <w:jc w:val="center"/>
+        </w:trPr>
+        <w:tc>
+          <w:tcPr>
+            <w:tcW w:w="1701" w:type="dxa"/>
+            <w:shd w:val="clear" w:color="auto" w:fill="EAF1F8"/>
+            <w:vAlign w:val="center"/>
+          </w:tcPr>
+          <w:p>
+            <w:pPr>
+              <w:spacing w:after="0" w:line="259" w:lineRule="auto"/>
+              <w:jc w:val="left"/>
+            </w:pPr>
+            <w:r>
+              <w:rPr>
+                <w:rFonts w:ascii="Aptos" w:hAnsi="Aptos" w:eastAsia="等线"/>
+                <w:sz w:val="17"/>
+              </w:rPr>
+              <w:t>KD 输出蒸馏</w:t>
+            </w:r>
+          </w:p>
+        </w:tc>
+        <w:tc>
+          <w:tcPr>
+            <w:tcW w:w="2721" w:type="dxa"/>
+            <w:shd w:val="clear" w:color="auto" w:fill="EAF1F8"/>
+            <w:vAlign w:val="center"/>
+          </w:tcPr>
+          <w:p>
+            <w:pPr>
+              <w:spacing w:after="0" w:line="259" w:lineRule="auto"/>
+              <w:jc w:val="left"/>
+            </w:pPr>
+            <w:r>
+              <w:rPr>
+                <w:rFonts w:ascii="Aptos" w:hAnsi="Aptos" w:eastAsia="等线"/>
+                <w:sz w:val="17"/>
+              </w:rPr>
+              <w:t>剪后学生对齐未剪枝教师输出</w:t>
+            </w:r>
+          </w:p>
+        </w:tc>
+        <w:tc>
+          <w:tcPr>
+            <w:tcW w:w="1871" w:type="dxa"/>
+            <w:shd w:val="clear" w:color="auto" w:fill="EAF1F8"/>
+            <w:vAlign w:val="center"/>
+          </w:tcPr>
+          <w:p>
+            <w:pPr>
+              <w:spacing w:after="0" w:line="259" w:lineRule="auto"/>
+              <w:jc w:val="center"/>
+            </w:pPr>
+            <w:r>
+              <w:rPr>
+                <w:rFonts w:ascii="Aptos" w:hAnsi="Aptos" w:eastAsia="等线"/>
+                <w:sz w:val="17"/>
+              </w:rPr>
+              <w:t>0.333</w:t>
+            </w:r>
+          </w:p>
+        </w:tc>
+        <w:tc>
+          <w:tcPr>
+            <w:tcW w:w="2438" w:type="dxa"/>
+            <w:shd w:val="clear" w:color="auto" w:fill="EAF1F8"/>
+            <w:vAlign w:val="center"/>
+          </w:tcPr>
+          <w:p>
+            <w:pPr>
+              <w:spacing w:after="0" w:line="259" w:lineRule="auto"/>
+              <w:jc w:val="left"/>
+            </w:pPr>
+            <w:r>
+              <w:rPr>
+                <w:rFonts w:ascii="Aptos" w:hAnsi="Aptos" w:eastAsia="等线"/>
+                <w:sz w:val="17"/>
+              </w:rPr>
+              <w:t>未优于普通微调</w:t>
+            </w:r>
+          </w:p>
+        </w:tc>
+      </w:tr>
+      <w:tr>
+        <w:tblPrEx>
+          <w:tblBorders>
+            <w:top w:val="single" w:color="D9D9D9" w:sz="6" w:space="0"/>
+            <w:left w:val="single" w:color="D9D9D9" w:sz="6" w:space="0"/>
+            <w:bottom w:val="single" w:color="D9D9D9" w:sz="6" w:space="0"/>
+            <w:right w:val="single" w:color="D9D9D9" w:sz="6" w:space="0"/>
+            <w:insideH w:val="single" w:color="D9D9D9" w:sz="6" w:space="0"/>
+            <w:insideV w:val="single" w:color="D9D9D9" w:sz="6" w:space="0"/>
+          </w:tblBorders>
+          <w:tblCellMar>
+            <w:top w:w="0" w:type="dxa"/>
+            <w:left w:w="108" w:type="dxa"/>
+            <w:bottom w:w="0" w:type="dxa"/>
+            <w:right w:w="108" w:type="dxa"/>
+          </w:tblCellMar>
+        </w:tblPrEx>
+        <w:trPr>
+          <w:jc w:val="center"/>
+        </w:trPr>
+        <w:tc>
+          <w:tcPr>
+            <w:tcW w:w="1701" w:type="dxa"/>
+            <w:shd w:val="clear" w:color="auto" w:fill="FFFFFF"/>
+            <w:vAlign w:val="center"/>
+          </w:tcPr>
+          <w:p>
+            <w:pPr>
+              <w:spacing w:after="0" w:line="259" w:lineRule="auto"/>
+              <w:jc w:val="left"/>
+            </w:pPr>
+            <w:r>
+              <w:rPr>
+                <w:rFonts w:ascii="Aptos" w:hAnsi="Aptos" w:eastAsia="等线"/>
+                <w:sz w:val="17"/>
+              </w:rPr>
+              <w:t>迭代剪枝</w:t>
+            </w:r>
+          </w:p>
+        </w:tc>
+        <w:tc>
+          <w:tcPr>
+            <w:tcW w:w="2721" w:type="dxa"/>
+            <w:shd w:val="clear" w:color="auto" w:fill="FFFFFF"/>
+            <w:vAlign w:val="center"/>
+          </w:tcPr>
+          <w:p>
+            <w:pPr>
+              <w:spacing w:after="0" w:line="259" w:lineRule="auto"/>
+              <w:jc w:val="left"/>
+            </w:pPr>
+            <w:r>
+              <w:rPr>
+                <w:rFonts w:ascii="Aptos" w:hAnsi="Aptos" w:eastAsia="等线"/>
+                <w:sz w:val="17"/>
+              </w:rPr>
+              <w:t>分三轮剪枝并分别微调</w:t>
+            </w:r>
+          </w:p>
+        </w:tc>
+        <w:tc>
+          <w:tcPr>
+            <w:tcW w:w="1871" w:type="dxa"/>
+            <w:shd w:val="clear" w:color="auto" w:fill="FFFFFF"/>
+            <w:vAlign w:val="center"/>
+          </w:tcPr>
+          <w:p>
+            <w:pPr>
+              <w:spacing w:after="0" w:line="259" w:lineRule="auto"/>
+              <w:jc w:val="center"/>
+            </w:pPr>
+            <w:r>
+              <w:rPr>
+                <w:rFonts w:ascii="Aptos" w:hAnsi="Aptos" w:eastAsia="等线"/>
+                <w:sz w:val="17"/>
+              </w:rPr>
+              <w:t>0.329</w:t>
+            </w:r>
+          </w:p>
+        </w:tc>
+        <w:tc>
+          <w:tcPr>
+            <w:tcW w:w="2438" w:type="dxa"/>
+            <w:shd w:val="clear" w:color="auto" w:fill="FFFFFF"/>
+            <w:vAlign w:val="center"/>
+          </w:tcPr>
+          <w:p>
+            <w:pPr>
+              <w:spacing w:after="0" w:line="259" w:lineRule="auto"/>
+              <w:jc w:val="left"/>
+            </w:pPr>
+            <w:r>
+              <w:rPr>
+                <w:rFonts w:ascii="Aptos" w:hAnsi="Aptos" w:eastAsia="等线"/>
+                <w:sz w:val="17"/>
+              </w:rPr>
+              <w:t>未优于一次性剪枝</w:t>
+            </w:r>
+          </w:p>
+        </w:tc>
+      </w:tr>
+      <w:tr>
+        <w:tblPrEx>
+          <w:tblBorders>
+            <w:top w:val="single" w:color="D9D9D9" w:sz="6" w:space="0"/>
+            <w:left w:val="single" w:color="D9D9D9" w:sz="6" w:space="0"/>
+            <w:bottom w:val="single" w:color="D9D9D9" w:sz="6" w:space="0"/>
+            <w:right w:val="single" w:color="D9D9D9" w:sz="6" w:space="0"/>
+            <w:insideH w:val="single" w:color="D9D9D9" w:sz="6" w:space="0"/>
+            <w:insideV w:val="single" w:color="D9D9D9" w:sz="6" w:space="0"/>
+          </w:tblBorders>
+          <w:tblCellMar>
+            <w:top w:w="0" w:type="dxa"/>
+            <w:left w:w="108" w:type="dxa"/>
+            <w:bottom w:w="0" w:type="dxa"/>
+            <w:right w:w="108" w:type="dxa"/>
+          </w:tblCellMar>
+        </w:tblPrEx>
+        <w:trPr>
+          <w:jc w:val="center"/>
+        </w:trPr>
+        <w:tc>
+          <w:tcPr>
+            <w:tcW w:w="1701" w:type="dxa"/>
+            <w:shd w:val="clear" w:color="auto" w:fill="EAF1F8"/>
+            <w:vAlign w:val="center"/>
+          </w:tcPr>
+          <w:p>
+            <w:pPr>
+              <w:spacing w:after="0" w:line="259" w:lineRule="auto"/>
+              <w:jc w:val="left"/>
+            </w:pPr>
+            <w:r>
+              <w:rPr>
+                <w:rFonts w:ascii="Aptos" w:hAnsi="Aptos" w:eastAsia="等线"/>
+                <w:sz w:val="17"/>
+              </w:rPr>
+              <w:t>INT8 量化</w:t>
+            </w:r>
+          </w:p>
+        </w:tc>
+        <w:tc>
+          <w:tcPr>
+            <w:tcW w:w="2721" w:type="dxa"/>
+            <w:shd w:val="clear" w:color="auto" w:fill="EAF1F8"/>
+            <w:vAlign w:val="center"/>
+          </w:tcPr>
+          <w:p>
+            <w:pPr>
+              <w:spacing w:after="0" w:line="259" w:lineRule="auto"/>
+              <w:jc w:val="left"/>
+            </w:pPr>
+            <w:r>
+              <w:rPr>
+                <w:rFonts w:ascii="Aptos" w:hAnsi="Aptos" w:eastAsia="等线"/>
+                <w:sz w:val="17"/>
+              </w:rPr>
+              <w:t>降低权重与激活精度</w:t>
+            </w:r>
+          </w:p>
+        </w:tc>
+        <w:tc>
+          <w:tcPr>
+            <w:tcW w:w="1871" w:type="dxa"/>
+            <w:shd w:val="clear" w:color="auto" w:fill="EAF1F8"/>
+            <w:vAlign w:val="center"/>
+          </w:tcPr>
+          <w:p>
+            <w:pPr>
+              <w:spacing w:after="0" w:line="259" w:lineRule="auto"/>
+              <w:jc w:val="center"/>
+            </w:pPr>
+            <w:r>
+              <w:rPr>
+                <w:rFonts w:ascii="Aptos" w:hAnsi="Aptos" w:eastAsia="等线"/>
+                <w:sz w:val="17"/>
+              </w:rPr>
+              <w:t>尚未运行</w:t>
+            </w:r>
+          </w:p>
+        </w:tc>
+        <w:tc>
+          <w:tcPr>
+            <w:tcW w:w="2438" w:type="dxa"/>
+            <w:shd w:val="clear" w:color="auto" w:fill="EAF1F8"/>
+            <w:vAlign w:val="center"/>
+          </w:tcPr>
+          <w:p>
+            <w:pPr>
+              <w:spacing w:after="0" w:line="259" w:lineRule="auto"/>
+              <w:jc w:val="left"/>
+            </w:pPr>
+            <w:r>
+              <w:rPr>
+                <w:rFonts w:ascii="Aptos" w:hAnsi="Aptos" w:eastAsia="等线"/>
+                <w:sz w:val="17"/>
+              </w:rPr>
+              <w:t>作为后续部署方向</w:t>
+            </w:r>
+          </w:p>
+        </w:tc>
+      </w:tr>
+    </w:tbl>
+    <w:p>
+      <w:pPr>
+        <w:spacing w:after="120" w:line="348" w:lineRule="auto"/>
+        <w:ind w:firstLine="420"/>
+      </w:pPr>
+      <w:r>
+        <w:rPr>
+          <w:rFonts w:ascii="Aptos" w:hAnsi="Aptos" w:eastAsia="微软雅黑"/>
+          <w:sz w:val="21"/>
+        </w:rPr>
+        <w:t>当前选择可以分两层理解：在重要性准则中，Taylor 的剪后 raw mAP50-95 为 0.336，是统一剪幅下的最优选择；在恢复手段中，SFP 达到 0.357，为当前最高结果，但其参数降幅只有 2.6%。因此，若强调同等剪幅下的公平比较，现阶段最稳妥的组合是 Taylor 加普通微调，微调后为 0.344；SFP 作为更有潜力的恢复策略，需在相同剪幅和完整 COCO2017 上再次验证。</w:t>
+      </w:r>
     </w:p>
     <w:p>
       <w:r>
@@ -2417,8 +3456,9 @@
       <w:r>
         <w:rPr>
           <w:rFonts w:ascii="Aptos" w:hAnsi="Aptos" w:eastAsia="微软雅黑"/>
+          <w:sz w:val="21"/>
         </w:rPr>
-        <w:t>DINOv2 不参与剪枝过程。剪枝完成后，以实验 05 的 greedy best pt 作为学生，以冻结的 DINOv2 ViT S 14 作为教师。由于 DINOv2 没有与 YOLO 对应的 COCO 检测头，本项目采用中间特征蒸馏，而非类别 logits 蒸馏。</w:t>
+        <w:t>DINOv2 不参与剪枝，只负责剪枝后的性能恢复。学生采用实验 05 的 greedy best pt，教师采用冻结并保持 eval 状态的 DINOv2 ViT-S/14。由于通用视觉教师没有与 YOLO 对应的检测头，无法直接提供同构类别 logits，因此本项目选择中间特征蒸馏。</w:t>
       </w:r>
     </w:p>
     <w:p>
@@ -2429,8 +3469,9 @@
       <w:r>
         <w:rPr>
           <w:rFonts w:ascii="Aptos" w:hAnsi="Aptos" w:eastAsia="微软雅黑"/>
+          <w:sz w:val="21"/>
         </w:rPr>
-        <w:t>总损失由 YOLO 检测损失与 DINO 特征损失相加。学生特征通过独立的 1 乘 1 卷积投影到 384 通道，教师特征插值到学生空间尺寸，归一化后使用 cosine distance。总蒸馏权重为 0.5，前 2 个 epoch 线性 warm up。教师参数与 BatchNorm 均冻结。</w:t>
+        <w:t>数据流为同一图像分别进入学生和教师：学生从 P3、P4 或 P5 取特征，经独立 1×1 卷积投影到 384 通道；教师一次前向提取 patch tokens 或指定 Transformer block 特征，空间插值后与学生特征归一化并计算 cosine distance。总损失为 YOLO 检测损失与 DINO 特征损失之和，蒸馏权重 0.5，前 2 个 epoch 线性 warm-up；教师参数和 BatchNorm 均冻结。</w:t>
       </w:r>
     </w:p>
     <w:p>
@@ -2938,12 +3979,14 @@
     <w:p>
       <w:pPr>
         <w:spacing w:after="120" w:line="348" w:lineRule="auto"/>
+        <w:ind w:firstLine="420"/>
       </w:pPr>
       <w:r>
         <w:rPr>
           <w:rFonts w:ascii="Aptos" w:hAnsi="Aptos" w:eastAsia="微软雅黑"/>
+          <w:sz w:val="21"/>
         </w:rPr>
-        <w:t>YOLO 输入尺寸保持 640×640。教师支路使用 644×644，使图像尺寸可被 patch size 14 整除，得到 46×46 patch 网格，再插值到学生的 80×80、40×40 或 20×20 特征层。</w:t>
+        <w:t>YOLO 输入保持 640×640，对应 P3、P4、P5 的空间尺寸约为 80×80、40×40、20×20：P3 空间细节多但语义较浅，P4 在空间信息与语义之间折中，P5 语义更强但分辨率较低。DINOv2 分支采用 644×644，使尺寸可被 patch size 14 整除并形成 46×46 网格，再插值到对应学生尺度。</w:t>
       </w:r>
     </w:p>
     <w:p>
@@ -3637,8 +4680,6 @@
         </w:rPr>
         <w:t>当前结果支持的判断是：DINOv2 特征蒸馏可以缓解部分后期退化，但尚未转化为更高的检测峰值精度。P4 单尺度优于现有多尺度设置。可能原因包括训练样本过少、背景区域占比过高、CNN 与 ViT 的层级语义不完全匹配、投影层吸收了部分对齐任务，以及检测梯度与蒸馏梯度之间存在冲突。</w:t>
       </w:r>
-      <w:bookmarkStart w:id="0" w:name="_GoBack"/>
-      <w:bookmarkEnd w:id="0"/>
     </w:p>
     <w:p>
       <w:r>
@@ -3649,22 +4690,33 @@
       <w:pPr>
         <w:pStyle w:val="3"/>
         <w:keepNext/>
+        <w:rPr>
+          <w:rFonts w:hint="eastAsia" w:eastAsia="宋体"/>
+          <w:lang w:val="en-US" w:eastAsia="zh-CN"/>
+        </w:rPr>
       </w:pPr>
       <w:r>
-        <w:t>五  已完成的科研准备</w:t>
+        <w:t>五  已完成的</w:t>
+      </w:r>
+      <w:r>
+        <w:rPr>
+          <w:rFonts w:hint="eastAsia" w:eastAsia="宋体"/>
+          <w:lang w:val="en-US" w:eastAsia="zh-CN"/>
+        </w:rPr>
+        <w:t>探索</w:t>
       </w:r>
     </w:p>
     <w:p>
       <w:pPr>
-        <w:pStyle w:val="16"/>
-        <w:spacing w:after="80" w:line="312" w:lineRule="auto"/>
-        <w:ind w:left="369" w:hanging="142"/>
+        <w:spacing w:after="120" w:line="348" w:lineRule="auto"/>
+        <w:ind w:left="369" w:firstLine="420"/>
       </w:pPr>
       <w:r>
         <w:rPr>
           <w:rFonts w:ascii="Aptos" w:hAnsi="Aptos" w:eastAsia="微软雅黑"/>
+          <w:sz w:val="21"/>
         </w:rPr>
-        <w:t>建立了从数据配置、训练、验证、敏感度分析、剪枝、微调、蒸馏到部署导出的端到端流程。</w:t>
+        <w:t>建立了从数据配置、训练、验证、敏感度分析、剪枝、恢复、蒸馏到部署导出的端到端流程；关键实验固定数据划分、模型、输入尺寸、优化器、batch、epoch、device 与 seed，并保存 best、last、results 和运行日志。</w:t>
       </w:r>
     </w:p>
     <w:p>
@@ -4496,19 +5548,6 @@
         <w:rPr>
           <w:rFonts w:ascii="Aptos" w:hAnsi="Aptos" w:eastAsia="微软雅黑"/>
         </w:rPr>
-        <w:t>提高剪枝方法的可比性。在统一剪幅下比较 L1、Taylor 与 SFP，记录 raw、微调后指标、参数量、GMACs 和端到端延迟，避免在不同剪幅下直接下结论。</w:t>
-      </w:r>
-    </w:p>
-    <w:p>
-      <w:pPr>
-        <w:pStyle w:val="14"/>
-        <w:spacing w:after="100" w:line="324" w:lineRule="auto"/>
-        <w:ind w:left="425" w:hanging="170"/>
-      </w:pPr>
-      <w:r>
-        <w:rPr>
-          <w:rFonts w:ascii="Aptos" w:hAnsi="Aptos" w:eastAsia="微软雅黑"/>
-        </w:rPr>
         <w:t>打开压缩率上限。研究 C2f split concat 的成对结构化剪枝，并在 YOLO11s 或更大模型上验证，因为较大模型通常具有更多通道冗余。</w:t>
       </w:r>
     </w:p>
@@ -4524,19 +5563,8 @@
         </w:rPr>
         <w:t>在单尺度基线稳定后再做蒸馏消融。依次考察蒸馏权重、warm up、教师层、前景掩码、损失形式和检测教师，每次只改变一个因素。</w:t>
       </w:r>
-    </w:p>
-    <w:p>
-      <w:pPr>
-        <w:pStyle w:val="14"/>
-        <w:spacing w:after="100" w:line="324" w:lineRule="auto"/>
-        <w:ind w:left="425" w:hanging="170"/>
-      </w:pPr>
-      <w:r>
-        <w:rPr>
-          <w:rFonts w:ascii="Aptos" w:hAnsi="Aptos" w:eastAsia="微软雅黑"/>
-        </w:rPr>
-        <w:t>补充部署实验。统一测试 FP32、FP16 和后续 INT8 的模型体积、显存、预处理加推理加 NMS 的端到端延迟，区分理论计算量与真实速度。</w:t>
-      </w:r>
+      <w:bookmarkStart w:id="0" w:name="_GoBack"/>
+      <w:bookmarkEnd w:id="0"/>
     </w:p>
     <w:p>
       <w:pPr>
@@ -4544,68 +5572,14 @@
         <w:keepNext/>
       </w:pPr>
       <w:r>
-        <w:t>八  希望与老师讨论的问题</w:t>
+        <w:rPr>
+          <w:rFonts w:hint="eastAsia" w:eastAsia="宋体"/>
+          <w:lang w:val="en-US" w:eastAsia="zh-CN"/>
+        </w:rPr>
+        <w:t>八</w:t>
       </w:r>
-    </w:p>
-    <w:p>
-      <w:pPr>
-        <w:pStyle w:val="16"/>
-        <w:spacing w:after="80" w:line="312" w:lineRule="auto"/>
-        <w:ind w:left="369" w:hanging="142"/>
-      </w:pPr>
       <w:r>
-        <w:rPr>
-          <w:rFonts w:ascii="Aptos" w:hAnsi="Aptos" w:eastAsia="微软雅黑"/>
-        </w:rPr>
-        <w:t>下一阶段应优先投入完整 COCO2017 的严格复核，还是先完善 C2f 耦合层剪枝以提高压缩率。</w:t>
-      </w:r>
-    </w:p>
-    <w:p>
-      <w:pPr>
-        <w:pStyle w:val="16"/>
-        <w:spacing w:after="80" w:line="312" w:lineRule="auto"/>
-        <w:ind w:left="369" w:hanging="142"/>
-      </w:pPr>
-      <w:r>
-        <w:rPr>
-          <w:rFonts w:ascii="Aptos" w:hAnsi="Aptos" w:eastAsia="微软雅黑"/>
-        </w:rPr>
-        <w:t>DINOv2 作为通用视觉教师是否值得继续，还是应将主线调整为未剪枝 YOLO 检测教师或前景感知蒸馏。</w:t>
-      </w:r>
-    </w:p>
-    <w:p>
-      <w:pPr>
-        <w:pStyle w:val="16"/>
-        <w:spacing w:after="80" w:line="312" w:lineRule="auto"/>
-        <w:ind w:left="369" w:hanging="142"/>
-      </w:pPr>
-      <w:r>
-        <w:rPr>
-          <w:rFonts w:ascii="Aptos" w:hAnsi="Aptos" w:eastAsia="微软雅黑"/>
-        </w:rPr>
-        <w:t>正式论文应以剪枝方法改进为主线，还是以剪枝后特征蒸馏和性能恢复为主线。</w:t>
-      </w:r>
-    </w:p>
-    <w:p>
-      <w:pPr>
-        <w:pStyle w:val="16"/>
-        <w:spacing w:after="80" w:line="312" w:lineRule="auto"/>
-        <w:ind w:left="369" w:hanging="142"/>
-      </w:pPr>
-      <w:r>
-        <w:rPr>
-          <w:rFonts w:ascii="Aptos" w:hAnsi="Aptos" w:eastAsia="微软雅黑"/>
-        </w:rPr>
-        <w:t>在现有算力条件下，多随机种子、模型规模和消融数量应如何取舍，以形成可信且可完成的实验矩阵。</w:t>
-      </w:r>
-    </w:p>
-    <w:p>
-      <w:pPr>
-        <w:pStyle w:val="3"/>
-        <w:keepNext/>
-      </w:pPr>
-      <w:r>
-        <w:t>九  阶段性结论</w:t>
+        <w:t xml:space="preserve">  阶段性结论</w:t>
       </w:r>
     </w:p>
     <w:p>
@@ -4617,7 +5591,7 @@
         <w:rPr>
           <w:rFonts w:ascii="Aptos" w:hAnsi="Aptos" w:eastAsia="微软雅黑"/>
         </w:rPr>
-        <w:t>本阶段已经完成科研流程和工程能力准备，并获得了可解释的正负结果。剪枝方面，现有策略能够稳定修改 YOLO11 结构，但 nano 模型和安全层限制使压缩幅度较小，真实加速尚未得到证实。蒸馏方面，DINOv2 单尺度和多尺度特征监督均已生效，但没有提高峰值精度，仅缓解了后期退化。</w:t>
+        <w:t>本阶段已经完成流程和工程能力准备，并获得了可解释的正负结果。剪枝方面，现有策略能够稳定修改 YOLO11 结构，但 nano 模型和安全层限制使压缩幅度较小，真实加速尚未得到证实。蒸馏方面，DINOv2 单尺度和多尺度特征监督均已生效，但没有提高峰值精度，仅缓解了后期退化。</w:t>
       </w:r>
     </w:p>
     <w:p>
@@ -4629,7 +5603,20 @@
         <w:rPr>
           <w:rFonts w:ascii="Aptos" w:hAnsi="Aptos" w:eastAsia="微软雅黑"/>
         </w:rPr>
-        <w:t>因此，下一步的重点不是继续在 COCO128 上增加零散实验，而是建立严格评测协议，在完整 COCO2017 上验证少量关键假设。预期先获得可信的基线和消融结论，再决定将研究主线集中到高压缩率结构化剪枝、剪枝后性能恢复，或两者的结合。</w:t>
+        <w:t>因此，下一步</w:t>
+      </w:r>
+      <w:r>
+        <w:rPr>
+          <w:rFonts w:hint="eastAsia"/>
+          <w:lang w:val="en-US" w:eastAsia="zh-CN"/>
+        </w:rPr>
+        <w:t>准备</w:t>
+      </w:r>
+      <w:r>
+        <w:rPr>
+          <w:rFonts w:ascii="Aptos" w:hAnsi="Aptos" w:eastAsia="微软雅黑"/>
+        </w:rPr>
+        <w:t>在完整 COCO2017 上验证少量关键假设。预期先获得可信的基线和消融结论，再决定将研究主线集中到高压缩率结构化剪枝、剪枝后性能恢复，或两者的结合。</w:t>
       </w:r>
     </w:p>
     <w:p>
@@ -5697,13 +6684,13 @@
     <w:lsdException w:uiPriority="99" w:name="endnote reference"/>
     <w:lsdException w:uiPriority="99" w:name="endnote text"/>
     <w:lsdException w:uiPriority="99" w:name="table of authorities"/>
-    <w:lsdException w:uiPriority="99" w:semiHidden="0" w:name="macro"/>
+    <w:lsdException w:qFormat="1" w:uiPriority="99" w:semiHidden="0" w:name="macro"/>
     <w:lsdException w:uiPriority="99" w:name="toa heading"/>
     <w:lsdException w:uiPriority="99" w:semiHidden="0" w:name="List"/>
     <w:lsdException w:uiPriority="99" w:semiHidden="0" w:name="List Bullet"/>
-    <w:lsdException w:uiPriority="99" w:semiHidden="0" w:name="List Number"/>
+    <w:lsdException w:qFormat="1" w:uiPriority="99" w:semiHidden="0" w:name="List Number"/>
     <w:lsdException w:qFormat="1" w:uiPriority="99" w:semiHidden="0" w:name="List 2"/>
-    <w:lsdException w:uiPriority="99" w:semiHidden="0" w:name="List 3"/>
+    <w:lsdException w:qFormat="1" w:uiPriority="99" w:semiHidden="0" w:name="List 3"/>
     <w:lsdException w:uiPriority="99" w:name="List 4"/>
     <w:lsdException w:uiPriority="99" w:name="List 5"/>
     <w:lsdException w:uiPriority="99" w:semiHidden="0" w:name="List Bullet 2"/>
@@ -5733,7 +6720,7 @@
     <w:lsdException w:uiPriority="99" w:name="Body Text First Indent 2"/>
     <w:lsdException w:uiPriority="99" w:name="Note Heading"/>
     <w:lsdException w:uiPriority="99" w:semiHidden="0" w:name="Body Text 2"/>
-    <w:lsdException w:uiPriority="99" w:semiHidden="0" w:name="Body Text 3"/>
+    <w:lsdException w:qFormat="1" w:uiPriority="99" w:semiHidden="0" w:name="Body Text 3"/>
     <w:lsdException w:uiPriority="99" w:name="Body Text Indent 2"/>
     <w:lsdException w:uiPriority="99" w:name="Body Text Indent 3"/>
     <w:lsdException w:uiPriority="99" w:name="Block Text"/>
@@ -5755,7 +6742,7 @@
     <w:lsdException w:uiPriority="99" w:name="HTML Sample"/>
     <w:lsdException w:uiPriority="99" w:name="HTML Typewriter"/>
     <w:lsdException w:uiPriority="99" w:name="HTML Variable"/>
-    <w:lsdException w:uiPriority="99" w:name="Normal Table"/>
+    <w:lsdException w:qFormat="1" w:uiPriority="99" w:name="Normal Table"/>
     <w:lsdException w:uiPriority="99" w:name="annotation subject"/>
     <w:lsdException w:uiPriority="99" w:name="Table Simple 1"/>
     <w:lsdException w:uiPriority="99" w:name="Table Simple 2"/>
@@ -6162,6 +7149,7 @@
     <w:name w:val="Normal Table"/>
     <w:semiHidden/>
     <w:unhideWhenUsed/>
+    <w:qFormat/>
     <w:uiPriority w:val="99"/>
     <w:tblPr>
       <w:tblCellMar>
@@ -6176,6 +7164,7 @@
     <w:name w:val="macro"/>
     <w:link w:val="147"/>
     <w:unhideWhenUsed/>
+    <w:qFormat/>
     <w:uiPriority w:val="99"/>
     <w:pPr>
       <w:tabs>
@@ -6200,6 +7189,7 @@
     <w:name w:val="List 3"/>
     <w:basedOn w:val="1"/>
     <w:unhideWhenUsed/>
+    <w:qFormat/>
     <w:uiPriority w:val="99"/>
     <w:pPr>
       <w:ind w:left="1080" w:hanging="360"/>
@@ -6223,6 +7213,7 @@
     <w:name w:val="List Number"/>
     <w:basedOn w:val="1"/>
     <w:unhideWhenUsed/>
+    <w:qFormat/>
     <w:uiPriority w:val="99"/>
     <w:pPr>
       <w:numPr>
@@ -6282,6 +7273,7 @@
     <w:basedOn w:val="1"/>
     <w:link w:val="146"/>
     <w:unhideWhenUsed/>
+    <w:qFormat/>
     <w:uiPriority w:val="99"/>
     <w:pPr>
       <w:spacing w:after="120"/>
@@ -17959,6 +18951,7 @@
     <w:name w:val="Heading 1 Char"/>
     <w:basedOn w:val="132"/>
     <w:link w:val="3"/>
+    <w:qFormat/>
     <w:uiPriority w:val="9"/>
     <w:rPr>
       <w:rFonts w:asciiTheme="majorHAnsi" w:hAnsiTheme="majorHAnsi" w:eastAsiaTheme="majorEastAsia" w:cstheme="majorBidi"/>
@@ -17973,6 +18966,7 @@
     <w:name w:val="Heading 2 Char"/>
     <w:basedOn w:val="132"/>
     <w:link w:val="4"/>
+    <w:qFormat/>
     <w:uiPriority w:val="9"/>
     <w:rPr>
       <w:rFonts w:asciiTheme="majorHAnsi" w:hAnsiTheme="majorHAnsi" w:eastAsiaTheme="majorEastAsia" w:cstheme="majorBidi"/>
@@ -18056,6 +19050,7 @@
     <w:name w:val="Body Text Char"/>
     <w:basedOn w:val="132"/>
     <w:link w:val="19"/>
+    <w:qFormat/>
     <w:uiPriority w:val="99"/>
   </w:style>
   <w:style w:type="character" w:customStyle="1" w:styleId="145">
@@ -18080,6 +19075,7 @@
     <w:name w:val="Macro Text Char"/>
     <w:basedOn w:val="132"/>
     <w:link w:val="2"/>
+    <w:qFormat/>
     <w:uiPriority w:val="99"/>
     <w:rPr>
       <w:rFonts w:ascii="Courier" w:hAnsi="Courier"/>
@@ -18109,6 +19105,7 @@
     <w:name w:val="Quote Char"/>
     <w:basedOn w:val="132"/>
     <w:link w:val="148"/>
+    <w:qFormat/>
     <w:uiPriority w:val="29"/>
     <w:rPr>
       <w:i/>
@@ -18126,6 +19123,7 @@
     <w:basedOn w:val="132"/>
     <w:link w:val="6"/>
     <w:semiHidden/>
+    <w:qFormat/>
     <w:uiPriority w:val="9"/>
     <w:rPr>
       <w:rFonts w:asciiTheme="majorHAnsi" w:hAnsiTheme="majorHAnsi" w:eastAsiaTheme="majorEastAsia" w:cstheme="majorBidi"/>
@@ -18146,6 +19144,7 @@
     <w:basedOn w:val="132"/>
     <w:link w:val="7"/>
     <w:semiHidden/>
+    <w:qFormat/>
     <w:uiPriority w:val="9"/>
     <w:rPr>
       <w:rFonts w:asciiTheme="majorHAnsi" w:hAnsiTheme="majorHAnsi" w:eastAsiaTheme="majorEastAsia" w:cstheme="majorBidi"/>
@@ -18157,6 +19156,7 @@
     <w:basedOn w:val="132"/>
     <w:link w:val="8"/>
     <w:semiHidden/>
+    <w:qFormat/>
     <w:uiPriority w:val="9"/>
     <w:rPr>
       <w:rFonts w:asciiTheme="majorHAnsi" w:hAnsiTheme="majorHAnsi" w:eastAsiaTheme="majorEastAsia" w:cstheme="majorBidi"/>
@@ -18170,6 +19170,7 @@
     <w:basedOn w:val="132"/>
     <w:link w:val="9"/>
     <w:semiHidden/>
+    <w:qFormat/>
     <w:uiPriority w:val="9"/>
     <w:rPr>
       <w:rFonts w:asciiTheme="majorHAnsi" w:hAnsiTheme="majorHAnsi" w:eastAsiaTheme="majorEastAsia" w:cstheme="majorBidi"/>
@@ -18191,6 +19192,7 @@
     <w:basedOn w:val="132"/>
     <w:link w:val="10"/>
     <w:semiHidden/>
+    <w:qFormat/>
     <w:uiPriority w:val="9"/>
     <w:rPr>
       <w:rFonts w:asciiTheme="majorHAnsi" w:hAnsiTheme="majorHAnsi" w:eastAsiaTheme="majorEastAsia" w:cstheme="majorBidi"/>
@@ -18209,6 +19211,7 @@
     <w:basedOn w:val="132"/>
     <w:link w:val="11"/>
     <w:semiHidden/>
+    <w:qFormat/>
     <w:uiPriority w:val="9"/>
     <w:rPr>
       <w:rFonts w:asciiTheme="majorHAnsi" w:hAnsiTheme="majorHAnsi" w:eastAsiaTheme="majorEastAsia" w:cstheme="majorBidi"/>
@@ -18258,6 +19261,7 @@
     <w:name w:val="Intense Quote Char"/>
     <w:basedOn w:val="132"/>
     <w:link w:val="156"/>
+    <w:qFormat/>
     <w:uiPriority w:val="30"/>
     <w:rPr>
       <w:b/>

--- a/汇报.docx
+++ b/汇报.docx
@@ -4,67 +4,88 @@
   <w:body>
     <w:p>
       <w:pPr>
+        <w:widowControl/>
         <w:spacing w:after="1560"/>
       </w:pPr>
     </w:p>
     <w:p>
       <w:pPr>
         <w:pStyle w:val="31"/>
+        <w:widowControl/>
         <w:spacing w:after="360"/>
+        <w:ind w:firstLine="0"/>
         <w:jc w:val="center"/>
       </w:pPr>
       <w:r>
         <w:rPr>
-          <w:rFonts w:ascii="Aptos" w:hAnsi="Aptos" w:eastAsia="微软雅黑"/>
+          <w:rFonts w:ascii="Aptos Display" w:hAnsi="Aptos Display" w:eastAsia="微软雅黑"/>
+          <w:b/>
+          <w:color w:val="000000"/>
+          <w:sz w:val="48"/>
         </w:rPr>
         <w:t>YOLO11 结构化剪枝与 DINOv2 蒸馏</w:t>
       </w:r>
       <w:r>
         <w:rPr>
-          <w:rFonts w:hint="eastAsia" w:ascii="Aptos" w:hAnsi="Aptos" w:eastAsia="微软雅黑"/>
+          <w:rFonts w:hint="eastAsia" w:ascii="Aptos Display" w:hAnsi="Aptos Display" w:eastAsia="微软雅黑"/>
+          <w:b/>
+          <w:color w:val="000000"/>
+          <w:sz w:val="48"/>
           <w:lang w:val="en-US" w:eastAsia="zh-CN"/>
         </w:rPr>
         <w:t>初步阶段</w:t>
       </w:r>
       <w:r>
         <w:rPr>
-          <w:rFonts w:ascii="Aptos" w:hAnsi="Aptos" w:eastAsia="微软雅黑"/>
+          <w:rFonts w:ascii="Aptos Display" w:hAnsi="Aptos Display" w:eastAsia="微软雅黑"/>
+          <w:b/>
+          <w:color w:val="000000"/>
+          <w:sz w:val="48"/>
         </w:rPr>
         <w:t>汇报</w:t>
       </w:r>
     </w:p>
     <w:p>
       <w:pPr>
-        <w:spacing w:after="560"/>
+        <w:widowControl/>
+        <w:spacing w:after="240"/>
+        <w:ind w:firstLine="0"/>
         <w:jc w:val="center"/>
       </w:pPr>
       <w:r>
         <w:rPr>
           <w:rFonts w:ascii="Aptos" w:hAnsi="Aptos" w:eastAsia="微软雅黑"/>
-          <w:color w:val="505050"/>
-          <w:sz w:val="26"/>
+          <w:color w:val="595959"/>
+          <w:sz w:val="23"/>
         </w:rPr>
         <w:t>阶段性工作梳理  实验结果复盘  后续研究计划</w:t>
       </w:r>
     </w:p>
     <w:p>
       <w:pPr>
+        <w:widowControl/>
         <w:spacing w:after="2400"/>
       </w:pPr>
     </w:p>
     <w:p>
       <w:pPr>
+        <w:widowControl/>
+        <w:ind w:firstLine="0"/>
         <w:jc w:val="center"/>
       </w:pPr>
       <w:r>
         <w:rPr>
           <w:rFonts w:ascii="Aptos" w:hAnsi="Aptos" w:eastAsia="微软雅黑"/>
+          <w:color w:val="404040"/>
           <w:sz w:val="22"/>
         </w:rPr>
         <w:t>2026 年 9 月</w:t>
       </w:r>
     </w:p>
     <w:p>
+      <w:pPr>
+        <w:widowControl/>
+      </w:pPr>
       <w:r>
         <w:br w:type="page"/>
       </w:r>
@@ -73,59 +94,153 @@
       <w:pPr>
         <w:pStyle w:val="3"/>
         <w:keepNext/>
+        <w:pageBreakBefore w:val="0"/>
+        <w:widowControl/>
+        <w:ind w:firstLine="0"/>
       </w:pPr>
       <w:r>
-        <w:t>一  汇报摘要</w:t>
+        <w:rPr>
+          <w:rFonts w:ascii="Aptos Display" w:hAnsi="Aptos Display" w:eastAsia="微软雅黑"/>
+          <w:b/>
+          <w:color w:val="000000"/>
+          <w:sz w:val="30"/>
+        </w:rPr>
+        <w:t>1  摘要</w:t>
       </w:r>
     </w:p>
     <w:p>
       <w:pPr>
+        <w:widowControl/>
         <w:spacing w:after="120" w:line="348" w:lineRule="auto"/>
         <w:ind w:firstLine="420"/>
       </w:pPr>
       <w:r>
-        <w:rPr>
-          <w:rFonts w:ascii="Aptos" w:hAnsi="Aptos" w:eastAsia="微软雅黑"/>
-          <w:sz w:val="21"/>
-        </w:rPr>
-        <w:t>目前已完成从环境与基线复现、候选层过滤、逐层敏感度分析、结构化剪枝、剪枝后恢复，到 DINOv2 单尺度与多尺度特征蒸馏的完整实验链路。剪枝部分已统一比较 L1、L2、BN-γ、FPGM、Taylor、HRank 等重要性准则，以及普通微调、SFP、Network Slimming、KD 和迭代剪枝等恢复手段；训练配置、运行记录、权重和实验报告均已留存，可独立复现。</w:t>
+        <w:t>围绕轻量目标检测模型压缩开展学习与实验，已完成 YOLO11 结构化剪枝和 DINOv2 特征蒸馏的初步流程。在 COCO128 上比较了 L1、L2、Taylor 等通道重要性准则，以及普通微调、SFP 等剪后恢复方法。同等剪幅下 Taylor 表现最好；SFP 恢复精度最高，但剪幅相对较小。蒸馏部分完成了 P4 单尺度与 P3、P4、P5 多尺度方案，当前 P4 单尺度效果相对更好。</w:t>
       </w:r>
     </w:p>
     <w:p>
       <w:pPr>
+        <w:widowControl/>
         <w:spacing w:after="120" w:line="348" w:lineRule="auto"/>
         <w:ind w:firstLine="420"/>
       </w:pPr>
       <w:r>
+        <w:t>现阶段剪枝与蒸馏带来的整体提升有限，初步判断与数据规模较小、训练预算有限以及教师特征与检测特征匹配不足有关。此外，已借助 AutoDL 平台完成 COCO2017 的初步训练尝试。目前已掌握从基线建立、敏感度分析、结构化剪枝、性能恢复到特征蒸馏的完整流程。下一步将在 COCO2017 上开展统一剪幅、多随机种子和更充分训练预算下的验证，并继续从通道重要性建模与蒸馏特征对齐两个方向寻找改进点。</w:t>
+      </w:r>
+      <w:bookmarkStart w:id="0" w:name="_GoBack"/>
+      <w:bookmarkEnd w:id="0"/>
+    </w:p>
+    <w:p>
+      <w:pPr>
+        <w:pStyle w:val="3"/>
+        <w:keepNext/>
+        <w:pageBreakBefore/>
+        <w:widowControl/>
+      </w:pPr>
+      <w:r>
         <w:rPr>
-          <w:rFonts w:ascii="Aptos" w:hAnsi="Aptos" w:eastAsia="微软雅黑"/>
+          <w:rFonts w:hint="eastAsia" w:eastAsia="微软雅黑"/>
+          <w:b/>
+          <w:color w:val="000000"/>
+          <w:lang w:val="en-US" w:eastAsia="zh-CN"/>
         </w:rPr>
-        <w:t>现阶段最稳妥的结论是：实验 05 的贪心剪枝模型在 COCO128 开发集上取得了较好的计算量与精度折中，GMACs 减少 4.55%，mAP50-95 为 0.5962；DINOv2 蒸馏未提高该模型的峰值精度，但 P4 单尺度方案将末轮 mAP50-95 从普通微调的 0.4828 提高到 0.5040，说明特征约束能够缓解部分后期退化。</w:t>
+        <w:t>实验报告</w:t>
+      </w:r>
+      <w:r>
+        <w:rPr>
+          <w:rFonts w:eastAsia="微软雅黑"/>
+          <w:b/>
+          <w:color w:val="000000"/>
+        </w:rPr>
+        <w:t>研究流程</w:t>
       </w:r>
     </w:p>
     <w:p>
       <w:pPr>
-        <w:spacing w:after="120" w:line="348" w:lineRule="auto"/>
-        <w:ind w:firstLine="420"/>
+        <w:keepNext/>
+        <w:widowControl/>
+        <w:spacing w:before="80" w:after="40"/>
+        <w:ind w:firstLine="0"/>
+        <w:jc w:val="center"/>
+      </w:pPr>
+      <w:r>
+        <w:drawing>
+          <wp:inline distT="0" distB="0" distL="114300" distR="114300">
+            <wp:extent cx="4823460" cy="6699885"/>
+            <wp:effectExtent l="0" t="0" r="2540" b="5715"/>
+            <wp:docPr id="1" name="Picture 1"/>
+            <wp:cNvGraphicFramePr>
+              <a:graphicFrameLocks xmlns:a="http://schemas.openxmlformats.org/drawingml/2006/main" noChangeAspect="1"/>
+            </wp:cNvGraphicFramePr>
+            <a:graphic xmlns:a="http://schemas.openxmlformats.org/drawingml/2006/main">
+              <a:graphicData uri="http://schemas.openxmlformats.org/drawingml/2006/picture">
+                <pic:pic xmlns:pic="http://schemas.openxmlformats.org/drawingml/2006/picture">
+                  <pic:nvPicPr>
+                    <pic:cNvPr id="1" name="Picture 1"/>
+                    <pic:cNvPicPr>
+                      <a:picLocks noChangeAspect="1"/>
+                    </pic:cNvPicPr>
+                  </pic:nvPicPr>
+                  <pic:blipFill>
+                    <a:blip r:embed="rId7"/>
+                    <a:stretch>
+                      <a:fillRect/>
+                    </a:stretch>
+                  </pic:blipFill>
+                  <pic:spPr>
+                    <a:xfrm>
+                      <a:off x="0" y="0"/>
+                      <a:ext cx="4824000" cy="6700000"/>
+                    </a:xfrm>
+                    <a:prstGeom prst="rect">
+                      <a:avLst/>
+                    </a:prstGeom>
+                  </pic:spPr>
+                </pic:pic>
+              </a:graphicData>
+            </a:graphic>
+          </wp:inline>
+        </w:drawing>
+      </w:r>
+    </w:p>
+    <w:p>
+      <w:pPr>
+        <w:pStyle w:val="15"/>
+        <w:keepNext w:val="0"/>
+        <w:widowControl/>
+        <w:spacing w:before="40" w:after="0"/>
+        <w:jc w:val="center"/>
       </w:pPr>
       <w:r>
         <w:rPr>
           <w:rFonts w:ascii="Aptos" w:hAnsi="Aptos" w:eastAsia="微软雅黑"/>
+          <w:color w:val="595959"/>
+          <w:sz w:val="18"/>
         </w:rPr>
-        <w:t>同时，后续复评暴露出评测口径问题：26 张 COCO128 验证集既用于选层和选模型，也用于比较方法，容易高估性能并低估剪枝损失。held out val2017 复评表明，已有小样本结果应视为方法开发证据，不能直接作为泛化结论。下一阶段应转向完整 COCO2017、多个随机种子和统一训练预算，优先验证 P4 单尺度蒸馏与 Taylor 或 SFP 剪枝方案。</w:t>
+        <w:t>图 1  YOLO11 结构化剪枝与 DINOv2 蒸馏整体流程</w:t>
       </w:r>
     </w:p>
     <w:p>
       <w:pPr>
         <w:pStyle w:val="3"/>
         <w:keepNext/>
+        <w:pageBreakBefore/>
+        <w:widowControl/>
+        <w:ind w:firstLine="0"/>
       </w:pPr>
       <w:r>
-        <w:t>二  目标与技术路线</w:t>
+        <w:rPr>
+          <w:rFonts w:ascii="Aptos Display" w:hAnsi="Aptos Display" w:eastAsia="微软雅黑"/>
+          <w:b/>
+          <w:color w:val="000000"/>
+          <w:sz w:val="30"/>
+        </w:rPr>
+        <w:t>2  研究目标与技术路线</w:t>
       </w:r>
     </w:p>
     <w:p>
       <w:pPr>
+        <w:widowControl/>
         <w:spacing w:after="120" w:line="348" w:lineRule="auto"/>
         <w:ind w:firstLine="420"/>
       </w:pPr>
@@ -143,6 +258,22 @@
         <w:t>关注边缘部署场景下目标检测模型的压缩问题，目标是在可控精度损失下减少参数量和计算量，并探索通用视觉教师能否帮助剪枝后的检测模型保持性能。研究顺序遵循先建立可靠基线、再压缩结构、最后恢复性能的原则。</w:t>
       </w:r>
     </w:p>
+    <w:p>
+      <w:pPr>
+        <w:pStyle w:val="15"/>
+        <w:keepNext/>
+        <w:spacing w:before="120" w:after="80"/>
+        <w:jc w:val="center"/>
+      </w:pPr>
+      <w:r>
+        <w:rPr>
+          <w:rFonts w:ascii="Aptos" w:hAnsi="Aptos" w:eastAsia="微软雅黑"/>
+          <w:color w:val="595959"/>
+          <w:sz w:val="18"/>
+        </w:rPr>
+        <w:t>表 1  研究阶段与当前状态</w:t>
+      </w:r>
+    </w:p>
     <w:tbl>
       <w:tblPr>
         <w:tblStyle w:val="32"/>
@@ -156,7 +287,7 @@
           <w:insideH w:val="single" w:color="D9D9D9" w:sz="6" w:space="0"/>
           <w:insideV w:val="single" w:color="D9D9D9" w:sz="6" w:space="0"/>
         </w:tblBorders>
-        <w:tblLayout w:type="fixed"/>
+        <w:tblLayout w:type="autofit"/>
         <w:tblCellMar>
           <w:top w:w="0" w:type="dxa"/>
           <w:left w:w="108" w:type="dxa"/>
@@ -165,10 +296,10 @@
         </w:tblCellMar>
       </w:tblPr>
       <w:tblGrid>
-        <w:gridCol w:w="2380"/>
-        <w:gridCol w:w="2380"/>
-        <w:gridCol w:w="2380"/>
-        <w:gridCol w:w="2380"/>
+        <w:gridCol w:w="1247"/>
+        <w:gridCol w:w="2097"/>
+        <w:gridCol w:w="3798"/>
+        <w:gridCol w:w="1417"/>
       </w:tblGrid>
       <w:tr>
         <w:tblPrEx>
@@ -196,16 +327,17 @@
             <w:tcW w:w="1247" w:type="dxa"/>
             <w:shd w:val="clear" w:color="auto" w:fill="17365D"/>
             <w:tcMar>
-              <w:top w:w="110" w:type="dxa"/>
-              <w:left w:w="120" w:type="dxa"/>
-              <w:bottom w:w="110" w:type="dxa"/>
-              <w:right w:w="120" w:type="dxa"/>
+              <w:top w:w="90" w:type="dxa"/>
+              <w:left w:w="100" w:type="dxa"/>
+              <w:bottom w:w="90" w:type="dxa"/>
+              <w:right w:w="100" w:type="dxa"/>
             </w:tcMar>
             <w:vAlign w:val="center"/>
           </w:tcPr>
           <w:p>
             <w:pPr>
-              <w:spacing w:after="0"/>
+              <w:spacing w:before="0" w:after="0" w:line="269" w:lineRule="auto"/>
+              <w:ind w:firstLine="0"/>
               <w:jc w:val="center"/>
             </w:pPr>
             <w:r>
@@ -213,7 +345,7 @@
                 <w:rFonts w:ascii="Aptos" w:hAnsi="Aptos" w:eastAsia="微软雅黑"/>
                 <w:b/>
                 <w:color w:val="FFFFFF"/>
-                <w:sz w:val="18"/>
+                <w:sz w:val="17"/>
               </w:rPr>
               <w:t>阶段</w:t>
             </w:r>
@@ -224,16 +356,17 @@
             <w:tcW w:w="2097" w:type="dxa"/>
             <w:shd w:val="clear" w:color="auto" w:fill="17365D"/>
             <w:tcMar>
-              <w:top w:w="110" w:type="dxa"/>
-              <w:left w:w="120" w:type="dxa"/>
-              <w:bottom w:w="110" w:type="dxa"/>
-              <w:right w:w="120" w:type="dxa"/>
+              <w:top w:w="90" w:type="dxa"/>
+              <w:left w:w="100" w:type="dxa"/>
+              <w:bottom w:w="90" w:type="dxa"/>
+              <w:right w:w="100" w:type="dxa"/>
             </w:tcMar>
             <w:vAlign w:val="center"/>
           </w:tcPr>
           <w:p>
             <w:pPr>
-              <w:spacing w:after="0"/>
+              <w:spacing w:before="0" w:after="0" w:line="269" w:lineRule="auto"/>
+              <w:ind w:firstLine="0"/>
               <w:jc w:val="center"/>
             </w:pPr>
             <w:r>
@@ -241,7 +374,7 @@
                 <w:rFonts w:ascii="Aptos" w:hAnsi="Aptos" w:eastAsia="微软雅黑"/>
                 <w:b/>
                 <w:color w:val="FFFFFF"/>
-                <w:sz w:val="18"/>
+                <w:sz w:val="17"/>
               </w:rPr>
               <w:t>数据与模型</w:t>
             </w:r>
@@ -252,16 +385,17 @@
             <w:tcW w:w="3798" w:type="dxa"/>
             <w:shd w:val="clear" w:color="auto" w:fill="17365D"/>
             <w:tcMar>
-              <w:top w:w="110" w:type="dxa"/>
-              <w:left w:w="120" w:type="dxa"/>
-              <w:bottom w:w="110" w:type="dxa"/>
-              <w:right w:w="120" w:type="dxa"/>
+              <w:top w:w="90" w:type="dxa"/>
+              <w:left w:w="100" w:type="dxa"/>
+              <w:bottom w:w="90" w:type="dxa"/>
+              <w:right w:w="100" w:type="dxa"/>
             </w:tcMar>
             <w:vAlign w:val="center"/>
           </w:tcPr>
           <w:p>
             <w:pPr>
-              <w:spacing w:after="0"/>
+              <w:spacing w:before="0" w:after="0" w:line="269" w:lineRule="auto"/>
+              <w:ind w:firstLine="0"/>
               <w:jc w:val="center"/>
             </w:pPr>
             <w:r>
@@ -269,7 +403,7 @@
                 <w:rFonts w:ascii="Aptos" w:hAnsi="Aptos" w:eastAsia="微软雅黑"/>
                 <w:b/>
                 <w:color w:val="FFFFFF"/>
-                <w:sz w:val="18"/>
+                <w:sz w:val="17"/>
               </w:rPr>
               <w:t>主要任务</w:t>
             </w:r>
@@ -280,16 +414,17 @@
             <w:tcW w:w="1417" w:type="dxa"/>
             <w:shd w:val="clear" w:color="auto" w:fill="17365D"/>
             <w:tcMar>
-              <w:top w:w="110" w:type="dxa"/>
-              <w:left w:w="120" w:type="dxa"/>
-              <w:bottom w:w="110" w:type="dxa"/>
-              <w:right w:w="120" w:type="dxa"/>
+              <w:top w:w="90" w:type="dxa"/>
+              <w:left w:w="100" w:type="dxa"/>
+              <w:bottom w:w="90" w:type="dxa"/>
+              <w:right w:w="100" w:type="dxa"/>
             </w:tcMar>
             <w:vAlign w:val="center"/>
           </w:tcPr>
           <w:p>
             <w:pPr>
-              <w:spacing w:after="0"/>
+              <w:spacing w:before="0" w:after="0" w:line="269" w:lineRule="auto"/>
+              <w:ind w:firstLine="0"/>
               <w:jc w:val="center"/>
             </w:pPr>
             <w:r>
@@ -297,7 +432,7 @@
                 <w:rFonts w:ascii="Aptos" w:hAnsi="Aptos" w:eastAsia="微软雅黑"/>
                 <w:b/>
                 <w:color w:val="FFFFFF"/>
-                <w:sz w:val="18"/>
+                <w:sz w:val="17"/>
               </w:rPr>
               <w:t>当前状态</w:t>
             </w:r>
@@ -327,23 +462,27 @@
         <w:tc>
           <w:tcPr>
             <w:tcW w:w="1247" w:type="dxa"/>
+            <w:shd w:val="clear" w:color="auto" w:fill="FFFFFF"/>
             <w:tcMar>
-              <w:top w:w="110" w:type="dxa"/>
-              <w:left w:w="120" w:type="dxa"/>
-              <w:bottom w:w="110" w:type="dxa"/>
-              <w:right w:w="120" w:type="dxa"/>
+              <w:top w:w="90" w:type="dxa"/>
+              <w:left w:w="100" w:type="dxa"/>
+              <w:bottom w:w="90" w:type="dxa"/>
+              <w:right w:w="100" w:type="dxa"/>
             </w:tcMar>
             <w:vAlign w:val="center"/>
           </w:tcPr>
           <w:p>
             <w:pPr>
-              <w:spacing w:after="0" w:line="276" w:lineRule="auto"/>
+              <w:spacing w:before="0" w:after="0" w:line="269" w:lineRule="auto"/>
+              <w:ind w:firstLine="0"/>
               <w:jc w:val="left"/>
             </w:pPr>
             <w:r>
               <w:rPr>
-                <w:rFonts w:ascii="Aptos" w:hAnsi="Aptos" w:eastAsia="等线"/>
-                <w:sz w:val="18"/>
+                <w:rFonts w:ascii="Aptos" w:hAnsi="Aptos" w:eastAsia="微软雅黑"/>
+                <w:b w:val="0"/>
+                <w:color w:val="1F1F1F"/>
+                <w:sz w:val="17"/>
               </w:rPr>
               <w:t>流程验证</w:t>
             </w:r>
@@ -352,23 +491,27 @@
         <w:tc>
           <w:tcPr>
             <w:tcW w:w="2097" w:type="dxa"/>
+            <w:shd w:val="clear" w:color="auto" w:fill="FFFFFF"/>
             <w:tcMar>
-              <w:top w:w="110" w:type="dxa"/>
-              <w:left w:w="120" w:type="dxa"/>
-              <w:bottom w:w="110" w:type="dxa"/>
-              <w:right w:w="120" w:type="dxa"/>
+              <w:top w:w="90" w:type="dxa"/>
+              <w:left w:w="100" w:type="dxa"/>
+              <w:bottom w:w="90" w:type="dxa"/>
+              <w:right w:w="100" w:type="dxa"/>
             </w:tcMar>
             <w:vAlign w:val="center"/>
           </w:tcPr>
           <w:p>
             <w:pPr>
-              <w:spacing w:after="0" w:line="276" w:lineRule="auto"/>
-              <w:jc w:val="center"/>
+              <w:spacing w:before="0" w:after="0" w:line="269" w:lineRule="auto"/>
+              <w:ind w:firstLine="0"/>
+              <w:jc w:val="left"/>
             </w:pPr>
             <w:r>
               <w:rPr>
-                <w:rFonts w:ascii="Aptos" w:hAnsi="Aptos" w:eastAsia="等线"/>
-                <w:sz w:val="18"/>
+                <w:rFonts w:ascii="Aptos" w:hAnsi="Aptos" w:eastAsia="微软雅黑"/>
+                <w:b w:val="0"/>
+                <w:color w:val="1F1F1F"/>
+                <w:sz w:val="17"/>
               </w:rPr>
               <w:t>COCO8  YOLO11n</w:t>
             </w:r>
@@ -377,23 +520,27 @@
         <w:tc>
           <w:tcPr>
             <w:tcW w:w="3798" w:type="dxa"/>
+            <w:shd w:val="clear" w:color="auto" w:fill="FFFFFF"/>
             <w:tcMar>
-              <w:top w:w="110" w:type="dxa"/>
-              <w:left w:w="120" w:type="dxa"/>
-              <w:bottom w:w="110" w:type="dxa"/>
-              <w:right w:w="120" w:type="dxa"/>
+              <w:top w:w="90" w:type="dxa"/>
+              <w:left w:w="100" w:type="dxa"/>
+              <w:bottom w:w="90" w:type="dxa"/>
+              <w:right w:w="100" w:type="dxa"/>
             </w:tcMar>
             <w:vAlign w:val="center"/>
           </w:tcPr>
           <w:p>
             <w:pPr>
-              <w:spacing w:after="0" w:line="276" w:lineRule="auto"/>
+              <w:spacing w:before="0" w:after="0" w:line="269" w:lineRule="auto"/>
+              <w:ind w:firstLine="0"/>
               <w:jc w:val="center"/>
             </w:pPr>
             <w:r>
               <w:rPr>
-                <w:rFonts w:ascii="Aptos" w:hAnsi="Aptos" w:eastAsia="等线"/>
-                <w:sz w:val="18"/>
+                <w:rFonts w:ascii="Aptos" w:hAnsi="Aptos" w:eastAsia="微软雅黑"/>
+                <w:b w:val="0"/>
+                <w:color w:val="1F1F1F"/>
+                <w:sz w:val="17"/>
               </w:rPr>
               <w:t>环境配置与训练验证</w:t>
             </w:r>
@@ -402,23 +549,27 @@
         <w:tc>
           <w:tcPr>
             <w:tcW w:w="1417" w:type="dxa"/>
+            <w:shd w:val="clear" w:color="auto" w:fill="FFFFFF"/>
             <w:tcMar>
-              <w:top w:w="110" w:type="dxa"/>
-              <w:left w:w="120" w:type="dxa"/>
-              <w:bottom w:w="110" w:type="dxa"/>
-              <w:right w:w="120" w:type="dxa"/>
+              <w:top w:w="90" w:type="dxa"/>
+              <w:left w:w="100" w:type="dxa"/>
+              <w:bottom w:w="90" w:type="dxa"/>
+              <w:right w:w="100" w:type="dxa"/>
             </w:tcMar>
             <w:vAlign w:val="center"/>
           </w:tcPr>
           <w:p>
             <w:pPr>
-              <w:spacing w:after="0" w:line="276" w:lineRule="auto"/>
+              <w:spacing w:before="0" w:after="0" w:line="269" w:lineRule="auto"/>
+              <w:ind w:firstLine="0"/>
               <w:jc w:val="center"/>
             </w:pPr>
             <w:r>
               <w:rPr>
-                <w:rFonts w:ascii="Aptos" w:hAnsi="Aptos" w:eastAsia="等线"/>
-                <w:sz w:val="18"/>
+                <w:rFonts w:ascii="Aptos" w:hAnsi="Aptos" w:eastAsia="微软雅黑"/>
+                <w:b w:val="0"/>
+                <w:color w:val="1F1F1F"/>
+                <w:sz w:val="17"/>
               </w:rPr>
               <w:t>已完成</w:t>
             </w:r>
@@ -450,22 +601,25 @@
             <w:tcW w:w="1247" w:type="dxa"/>
             <w:shd w:val="clear" w:color="auto" w:fill="EAF1F8"/>
             <w:tcMar>
-              <w:top w:w="110" w:type="dxa"/>
-              <w:left w:w="120" w:type="dxa"/>
-              <w:bottom w:w="110" w:type="dxa"/>
-              <w:right w:w="120" w:type="dxa"/>
+              <w:top w:w="90" w:type="dxa"/>
+              <w:left w:w="100" w:type="dxa"/>
+              <w:bottom w:w="90" w:type="dxa"/>
+              <w:right w:w="100" w:type="dxa"/>
             </w:tcMar>
             <w:vAlign w:val="center"/>
           </w:tcPr>
           <w:p>
             <w:pPr>
-              <w:spacing w:after="0" w:line="276" w:lineRule="auto"/>
+              <w:spacing w:before="0" w:after="0" w:line="269" w:lineRule="auto"/>
+              <w:ind w:firstLine="0"/>
               <w:jc w:val="left"/>
             </w:pPr>
             <w:r>
               <w:rPr>
-                <w:rFonts w:ascii="Aptos" w:hAnsi="Aptos" w:eastAsia="等线"/>
-                <w:sz w:val="18"/>
+                <w:rFonts w:ascii="Aptos" w:hAnsi="Aptos" w:eastAsia="微软雅黑"/>
+                <w:b w:val="0"/>
+                <w:color w:val="1F1F1F"/>
+                <w:sz w:val="17"/>
               </w:rPr>
               <w:t>小规模剪枝</w:t>
             </w:r>
@@ -476,22 +630,25 @@
             <w:tcW w:w="2097" w:type="dxa"/>
             <w:shd w:val="clear" w:color="auto" w:fill="EAF1F8"/>
             <w:tcMar>
-              <w:top w:w="110" w:type="dxa"/>
-              <w:left w:w="120" w:type="dxa"/>
-              <w:bottom w:w="110" w:type="dxa"/>
-              <w:right w:w="120" w:type="dxa"/>
+              <w:top w:w="90" w:type="dxa"/>
+              <w:left w:w="100" w:type="dxa"/>
+              <w:bottom w:w="90" w:type="dxa"/>
+              <w:right w:w="100" w:type="dxa"/>
             </w:tcMar>
             <w:vAlign w:val="center"/>
           </w:tcPr>
           <w:p>
             <w:pPr>
-              <w:spacing w:after="0" w:line="276" w:lineRule="auto"/>
-              <w:jc w:val="center"/>
+              <w:spacing w:before="0" w:after="0" w:line="269" w:lineRule="auto"/>
+              <w:ind w:firstLine="0"/>
+              <w:jc w:val="left"/>
             </w:pPr>
             <w:r>
               <w:rPr>
-                <w:rFonts w:ascii="Aptos" w:hAnsi="Aptos" w:eastAsia="等线"/>
-                <w:sz w:val="18"/>
+                <w:rFonts w:ascii="Aptos" w:hAnsi="Aptos" w:eastAsia="微软雅黑"/>
+                <w:b w:val="0"/>
+                <w:color w:val="1F1F1F"/>
+                <w:sz w:val="17"/>
               </w:rPr>
               <w:t>COCO128  YOLO11n</w:t>
             </w:r>
@@ -502,22 +659,25 @@
             <w:tcW w:w="3798" w:type="dxa"/>
             <w:shd w:val="clear" w:color="auto" w:fill="EAF1F8"/>
             <w:tcMar>
-              <w:top w:w="110" w:type="dxa"/>
-              <w:left w:w="120" w:type="dxa"/>
-              <w:bottom w:w="110" w:type="dxa"/>
-              <w:right w:w="120" w:type="dxa"/>
+              <w:top w:w="90" w:type="dxa"/>
+              <w:left w:w="100" w:type="dxa"/>
+              <w:bottom w:w="90" w:type="dxa"/>
+              <w:right w:w="100" w:type="dxa"/>
             </w:tcMar>
             <w:vAlign w:val="center"/>
           </w:tcPr>
           <w:p>
             <w:pPr>
-              <w:spacing w:after="0" w:line="276" w:lineRule="auto"/>
-              <w:jc w:val="center"/>
+              <w:spacing w:before="0" w:after="0" w:line="269" w:lineRule="auto"/>
+              <w:ind w:firstLine="0"/>
+              <w:jc w:val="left"/>
             </w:pPr>
             <w:r>
               <w:rPr>
-                <w:rFonts w:ascii="Aptos" w:hAnsi="Aptos" w:eastAsia="等线"/>
-                <w:sz w:val="18"/>
+                <w:rFonts w:ascii="Aptos" w:hAnsi="Aptos" w:eastAsia="微软雅黑"/>
+                <w:b w:val="0"/>
+                <w:color w:val="1F1F1F"/>
+                <w:sz w:val="17"/>
               </w:rPr>
               <w:t>敏感度  独立法  贪心法  梯度分档</w:t>
             </w:r>
@@ -528,22 +688,25 @@
             <w:tcW w:w="1417" w:type="dxa"/>
             <w:shd w:val="clear" w:color="auto" w:fill="EAF1F8"/>
             <w:tcMar>
-              <w:top w:w="110" w:type="dxa"/>
-              <w:left w:w="120" w:type="dxa"/>
-              <w:bottom w:w="110" w:type="dxa"/>
-              <w:right w:w="120" w:type="dxa"/>
+              <w:top w:w="90" w:type="dxa"/>
+              <w:left w:w="100" w:type="dxa"/>
+              <w:bottom w:w="90" w:type="dxa"/>
+              <w:right w:w="100" w:type="dxa"/>
             </w:tcMar>
             <w:vAlign w:val="center"/>
           </w:tcPr>
           <w:p>
             <w:pPr>
-              <w:spacing w:after="0" w:line="276" w:lineRule="auto"/>
+              <w:spacing w:before="0" w:after="0" w:line="269" w:lineRule="auto"/>
+              <w:ind w:firstLine="0"/>
               <w:jc w:val="center"/>
             </w:pPr>
             <w:r>
               <w:rPr>
-                <w:rFonts w:ascii="Aptos" w:hAnsi="Aptos" w:eastAsia="等线"/>
-                <w:sz w:val="18"/>
+                <w:rFonts w:ascii="Aptos" w:hAnsi="Aptos" w:eastAsia="微软雅黑"/>
+                <w:b w:val="0"/>
+                <w:color w:val="1F1F1F"/>
+                <w:sz w:val="17"/>
               </w:rPr>
               <w:t>已完成</w:t>
             </w:r>
@@ -573,23 +736,27 @@
         <w:tc>
           <w:tcPr>
             <w:tcW w:w="1247" w:type="dxa"/>
+            <w:shd w:val="clear" w:color="auto" w:fill="FFFFFF"/>
             <w:tcMar>
-              <w:top w:w="110" w:type="dxa"/>
-              <w:left w:w="120" w:type="dxa"/>
-              <w:bottom w:w="110" w:type="dxa"/>
-              <w:right w:w="120" w:type="dxa"/>
+              <w:top w:w="90" w:type="dxa"/>
+              <w:left w:w="100" w:type="dxa"/>
+              <w:bottom w:w="90" w:type="dxa"/>
+              <w:right w:w="100" w:type="dxa"/>
             </w:tcMar>
             <w:vAlign w:val="center"/>
           </w:tcPr>
           <w:p>
             <w:pPr>
-              <w:spacing w:after="0" w:line="276" w:lineRule="auto"/>
+              <w:spacing w:before="0" w:after="0" w:line="269" w:lineRule="auto"/>
+              <w:ind w:firstLine="0"/>
               <w:jc w:val="left"/>
             </w:pPr>
             <w:r>
               <w:rPr>
-                <w:rFonts w:ascii="Aptos" w:hAnsi="Aptos" w:eastAsia="等线"/>
-                <w:sz w:val="18"/>
+                <w:rFonts w:ascii="Aptos" w:hAnsi="Aptos" w:eastAsia="微软雅黑"/>
+                <w:b w:val="0"/>
+                <w:color w:val="1F1F1F"/>
+                <w:sz w:val="17"/>
               </w:rPr>
               <w:t>大数据尝试</w:t>
             </w:r>
@@ -598,23 +765,27 @@
         <w:tc>
           <w:tcPr>
             <w:tcW w:w="2097" w:type="dxa"/>
+            <w:shd w:val="clear" w:color="auto" w:fill="FFFFFF"/>
             <w:tcMar>
-              <w:top w:w="110" w:type="dxa"/>
-              <w:left w:w="120" w:type="dxa"/>
-              <w:bottom w:w="110" w:type="dxa"/>
-              <w:right w:w="120" w:type="dxa"/>
+              <w:top w:w="90" w:type="dxa"/>
+              <w:left w:w="100" w:type="dxa"/>
+              <w:bottom w:w="90" w:type="dxa"/>
+              <w:right w:w="100" w:type="dxa"/>
             </w:tcMar>
             <w:vAlign w:val="center"/>
           </w:tcPr>
           <w:p>
             <w:pPr>
-              <w:spacing w:after="0" w:line="276" w:lineRule="auto"/>
-              <w:jc w:val="center"/>
+              <w:spacing w:before="0" w:after="0" w:line="269" w:lineRule="auto"/>
+              <w:ind w:firstLine="0"/>
+              <w:jc w:val="left"/>
             </w:pPr>
             <w:r>
               <w:rPr>
-                <w:rFonts w:ascii="Aptos" w:hAnsi="Aptos" w:eastAsia="等线"/>
-                <w:sz w:val="18"/>
+                <w:rFonts w:ascii="Aptos" w:hAnsi="Aptos" w:eastAsia="微软雅黑"/>
+                <w:b w:val="0"/>
+                <w:color w:val="1F1F1F"/>
+                <w:sz w:val="17"/>
               </w:rPr>
               <w:t>COCO2017  YOLO11s</w:t>
             </w:r>
@@ -623,23 +794,27 @@
         <w:tc>
           <w:tcPr>
             <w:tcW w:w="3798" w:type="dxa"/>
+            <w:shd w:val="clear" w:color="auto" w:fill="FFFFFF"/>
             <w:tcMar>
-              <w:top w:w="110" w:type="dxa"/>
-              <w:left w:w="120" w:type="dxa"/>
-              <w:bottom w:w="110" w:type="dxa"/>
-              <w:right w:w="120" w:type="dxa"/>
+              <w:top w:w="90" w:type="dxa"/>
+              <w:left w:w="100" w:type="dxa"/>
+              <w:bottom w:w="90" w:type="dxa"/>
+              <w:right w:w="100" w:type="dxa"/>
             </w:tcMar>
             <w:vAlign w:val="center"/>
           </w:tcPr>
           <w:p>
             <w:pPr>
-              <w:spacing w:after="0" w:line="276" w:lineRule="auto"/>
-              <w:jc w:val="center"/>
+              <w:spacing w:before="0" w:after="0" w:line="269" w:lineRule="auto"/>
+              <w:ind w:firstLine="0"/>
+              <w:jc w:val="left"/>
             </w:pPr>
             <w:r>
               <w:rPr>
-                <w:rFonts w:ascii="Aptos" w:hAnsi="Aptos" w:eastAsia="等线"/>
-                <w:sz w:val="18"/>
+                <w:rFonts w:ascii="Aptos" w:hAnsi="Aptos" w:eastAsia="微软雅黑"/>
+                <w:b w:val="0"/>
+                <w:color w:val="1F1F1F"/>
+                <w:sz w:val="17"/>
               </w:rPr>
               <w:t>基线  敏感度  贪心剪枝</w:t>
             </w:r>
@@ -648,23 +823,27 @@
         <w:tc>
           <w:tcPr>
             <w:tcW w:w="1417" w:type="dxa"/>
+            <w:shd w:val="clear" w:color="auto" w:fill="FFFFFF"/>
             <w:tcMar>
-              <w:top w:w="110" w:type="dxa"/>
-              <w:left w:w="120" w:type="dxa"/>
-              <w:bottom w:w="110" w:type="dxa"/>
-              <w:right w:w="120" w:type="dxa"/>
+              <w:top w:w="90" w:type="dxa"/>
+              <w:left w:w="100" w:type="dxa"/>
+              <w:bottom w:w="90" w:type="dxa"/>
+              <w:right w:w="100" w:type="dxa"/>
             </w:tcMar>
             <w:vAlign w:val="center"/>
           </w:tcPr>
           <w:p>
             <w:pPr>
-              <w:spacing w:after="0" w:line="276" w:lineRule="auto"/>
+              <w:spacing w:before="0" w:after="0" w:line="269" w:lineRule="auto"/>
+              <w:ind w:firstLine="0"/>
               <w:jc w:val="center"/>
             </w:pPr>
             <w:r>
               <w:rPr>
-                <w:rFonts w:ascii="Aptos" w:hAnsi="Aptos" w:eastAsia="等线"/>
-                <w:sz w:val="18"/>
+                <w:rFonts w:ascii="Aptos" w:hAnsi="Aptos" w:eastAsia="微软雅黑"/>
+                <w:b w:val="0"/>
+                <w:color w:val="1F1F1F"/>
+                <w:sz w:val="17"/>
               </w:rPr>
               <w:t>已完成一轮</w:t>
             </w:r>
@@ -696,22 +875,25 @@
             <w:tcW w:w="1247" w:type="dxa"/>
             <w:shd w:val="clear" w:color="auto" w:fill="EAF1F8"/>
             <w:tcMar>
-              <w:top w:w="110" w:type="dxa"/>
-              <w:left w:w="120" w:type="dxa"/>
-              <w:bottom w:w="110" w:type="dxa"/>
-              <w:right w:w="120" w:type="dxa"/>
+              <w:top w:w="90" w:type="dxa"/>
+              <w:left w:w="100" w:type="dxa"/>
+              <w:bottom w:w="90" w:type="dxa"/>
+              <w:right w:w="100" w:type="dxa"/>
             </w:tcMar>
             <w:vAlign w:val="center"/>
           </w:tcPr>
           <w:p>
             <w:pPr>
-              <w:spacing w:after="0" w:line="276" w:lineRule="auto"/>
+              <w:spacing w:before="0" w:after="0" w:line="269" w:lineRule="auto"/>
+              <w:ind w:firstLine="0"/>
               <w:jc w:val="left"/>
             </w:pPr>
             <w:r>
               <w:rPr>
-                <w:rFonts w:ascii="Aptos" w:hAnsi="Aptos" w:eastAsia="等线"/>
-                <w:sz w:val="18"/>
+                <w:rFonts w:ascii="Aptos" w:hAnsi="Aptos" w:eastAsia="微软雅黑"/>
+                <w:b w:val="0"/>
+                <w:color w:val="1F1F1F"/>
+                <w:sz w:val="17"/>
               </w:rPr>
               <w:t>剪枝后蒸馏</w:t>
             </w:r>
@@ -722,22 +904,25 @@
             <w:tcW w:w="2097" w:type="dxa"/>
             <w:shd w:val="clear" w:color="auto" w:fill="EAF1F8"/>
             <w:tcMar>
-              <w:top w:w="110" w:type="dxa"/>
-              <w:left w:w="120" w:type="dxa"/>
-              <w:bottom w:w="110" w:type="dxa"/>
-              <w:right w:w="120" w:type="dxa"/>
+              <w:top w:w="90" w:type="dxa"/>
+              <w:left w:w="100" w:type="dxa"/>
+              <w:bottom w:w="90" w:type="dxa"/>
+              <w:right w:w="100" w:type="dxa"/>
             </w:tcMar>
             <w:vAlign w:val="center"/>
           </w:tcPr>
           <w:p>
             <w:pPr>
-              <w:spacing w:after="0" w:line="276" w:lineRule="auto"/>
-              <w:jc w:val="center"/>
+              <w:spacing w:before="0" w:after="0" w:line="269" w:lineRule="auto"/>
+              <w:ind w:firstLine="0"/>
+              <w:jc w:val="left"/>
             </w:pPr>
             <w:r>
               <w:rPr>
-                <w:rFonts w:ascii="Aptos" w:hAnsi="Aptos" w:eastAsia="等线"/>
-                <w:sz w:val="18"/>
+                <w:rFonts w:ascii="Aptos" w:hAnsi="Aptos" w:eastAsia="微软雅黑"/>
+                <w:b w:val="0"/>
+                <w:color w:val="1F1F1F"/>
+                <w:sz w:val="17"/>
               </w:rPr>
               <w:t>COCO128  剪枝 YOLO11n</w:t>
             </w:r>
@@ -748,22 +933,25 @@
             <w:tcW w:w="3798" w:type="dxa"/>
             <w:shd w:val="clear" w:color="auto" w:fill="EAF1F8"/>
             <w:tcMar>
-              <w:top w:w="110" w:type="dxa"/>
-              <w:left w:w="120" w:type="dxa"/>
-              <w:bottom w:w="110" w:type="dxa"/>
-              <w:right w:w="120" w:type="dxa"/>
+              <w:top w:w="90" w:type="dxa"/>
+              <w:left w:w="100" w:type="dxa"/>
+              <w:bottom w:w="90" w:type="dxa"/>
+              <w:right w:w="100" w:type="dxa"/>
             </w:tcMar>
             <w:vAlign w:val="center"/>
           </w:tcPr>
           <w:p>
             <w:pPr>
-              <w:spacing w:after="0" w:line="276" w:lineRule="auto"/>
-              <w:jc w:val="center"/>
+              <w:spacing w:before="0" w:after="0" w:line="269" w:lineRule="auto"/>
+              <w:ind w:firstLine="0"/>
+              <w:jc w:val="left"/>
             </w:pPr>
             <w:r>
               <w:rPr>
-                <w:rFonts w:ascii="Aptos" w:hAnsi="Aptos" w:eastAsia="等线"/>
-                <w:sz w:val="18"/>
+                <w:rFonts w:ascii="Aptos" w:hAnsi="Aptos" w:eastAsia="微软雅黑"/>
+                <w:b w:val="0"/>
+                <w:color w:val="1F1F1F"/>
+                <w:sz w:val="17"/>
               </w:rPr>
               <w:t>P4 单尺度与 P3 P4 P5 多尺度 DINOv2</w:t>
             </w:r>
@@ -774,22 +962,25 @@
             <w:tcW w:w="1417" w:type="dxa"/>
             <w:shd w:val="clear" w:color="auto" w:fill="EAF1F8"/>
             <w:tcMar>
-              <w:top w:w="110" w:type="dxa"/>
-              <w:left w:w="120" w:type="dxa"/>
-              <w:bottom w:w="110" w:type="dxa"/>
-              <w:right w:w="120" w:type="dxa"/>
+              <w:top w:w="90" w:type="dxa"/>
+              <w:left w:w="100" w:type="dxa"/>
+              <w:bottom w:w="90" w:type="dxa"/>
+              <w:right w:w="100" w:type="dxa"/>
             </w:tcMar>
             <w:vAlign w:val="center"/>
           </w:tcPr>
           <w:p>
             <w:pPr>
-              <w:spacing w:after="0" w:line="276" w:lineRule="auto"/>
+              <w:spacing w:before="0" w:after="0" w:line="269" w:lineRule="auto"/>
+              <w:ind w:firstLine="0"/>
               <w:jc w:val="center"/>
             </w:pPr>
             <w:r>
               <w:rPr>
-                <w:rFonts w:ascii="Aptos" w:hAnsi="Aptos" w:eastAsia="等线"/>
-                <w:sz w:val="18"/>
+                <w:rFonts w:ascii="Aptos" w:hAnsi="Aptos" w:eastAsia="微软雅黑"/>
+                <w:b w:val="0"/>
+                <w:color w:val="1F1F1F"/>
+                <w:sz w:val="17"/>
               </w:rPr>
               <w:t>已完成</w:t>
             </w:r>
@@ -819,23 +1010,27 @@
         <w:tc>
           <w:tcPr>
             <w:tcW w:w="1247" w:type="dxa"/>
+            <w:shd w:val="clear" w:color="auto" w:fill="FFFFFF"/>
             <w:tcMar>
-              <w:top w:w="110" w:type="dxa"/>
-              <w:left w:w="120" w:type="dxa"/>
-              <w:bottom w:w="110" w:type="dxa"/>
-              <w:right w:w="120" w:type="dxa"/>
+              <w:top w:w="90" w:type="dxa"/>
+              <w:left w:w="100" w:type="dxa"/>
+              <w:bottom w:w="90" w:type="dxa"/>
+              <w:right w:w="100" w:type="dxa"/>
             </w:tcMar>
             <w:vAlign w:val="center"/>
           </w:tcPr>
           <w:p>
             <w:pPr>
-              <w:spacing w:after="0" w:line="276" w:lineRule="auto"/>
+              <w:spacing w:before="0" w:after="0" w:line="269" w:lineRule="auto"/>
+              <w:ind w:firstLine="0"/>
               <w:jc w:val="left"/>
             </w:pPr>
             <w:r>
               <w:rPr>
-                <w:rFonts w:ascii="Aptos" w:hAnsi="Aptos" w:eastAsia="等线"/>
-                <w:sz w:val="18"/>
+                <w:rFonts w:ascii="Aptos" w:hAnsi="Aptos" w:eastAsia="微软雅黑"/>
+                <w:b w:val="0"/>
+                <w:color w:val="1F1F1F"/>
+                <w:sz w:val="17"/>
               </w:rPr>
               <w:t>正式复核</w:t>
             </w:r>
@@ -844,23 +1039,27 @@
         <w:tc>
           <w:tcPr>
             <w:tcW w:w="2097" w:type="dxa"/>
+            <w:shd w:val="clear" w:color="auto" w:fill="FFFFFF"/>
             <w:tcMar>
-              <w:top w:w="110" w:type="dxa"/>
-              <w:left w:w="120" w:type="dxa"/>
-              <w:bottom w:w="110" w:type="dxa"/>
-              <w:right w:w="120" w:type="dxa"/>
+              <w:top w:w="90" w:type="dxa"/>
+              <w:left w:w="100" w:type="dxa"/>
+              <w:bottom w:w="90" w:type="dxa"/>
+              <w:right w:w="100" w:type="dxa"/>
             </w:tcMar>
             <w:vAlign w:val="center"/>
           </w:tcPr>
           <w:p>
             <w:pPr>
-              <w:spacing w:after="0" w:line="276" w:lineRule="auto"/>
+              <w:spacing w:before="0" w:after="0" w:line="269" w:lineRule="auto"/>
+              <w:ind w:firstLine="0"/>
               <w:jc w:val="center"/>
             </w:pPr>
             <w:r>
               <w:rPr>
-                <w:rFonts w:ascii="Aptos" w:hAnsi="Aptos" w:eastAsia="等线"/>
-                <w:sz w:val="18"/>
+                <w:rFonts w:ascii="Aptos" w:hAnsi="Aptos" w:eastAsia="微软雅黑"/>
+                <w:b w:val="0"/>
+                <w:color w:val="1F1F1F"/>
+                <w:sz w:val="17"/>
               </w:rPr>
               <w:t>完整 COCO2017</w:t>
             </w:r>
@@ -869,23 +1068,27 @@
         <w:tc>
           <w:tcPr>
             <w:tcW w:w="3798" w:type="dxa"/>
+            <w:shd w:val="clear" w:color="auto" w:fill="FFFFFF"/>
             <w:tcMar>
-              <w:top w:w="110" w:type="dxa"/>
-              <w:left w:w="120" w:type="dxa"/>
-              <w:bottom w:w="110" w:type="dxa"/>
-              <w:right w:w="120" w:type="dxa"/>
+              <w:top w:w="90" w:type="dxa"/>
+              <w:left w:w="100" w:type="dxa"/>
+              <w:bottom w:w="90" w:type="dxa"/>
+              <w:right w:w="100" w:type="dxa"/>
             </w:tcMar>
             <w:vAlign w:val="center"/>
           </w:tcPr>
           <w:p>
             <w:pPr>
-              <w:spacing w:after="0" w:line="276" w:lineRule="auto"/>
-              <w:jc w:val="center"/>
+              <w:spacing w:before="0" w:after="0" w:line="269" w:lineRule="auto"/>
+              <w:ind w:firstLine="0"/>
+              <w:jc w:val="left"/>
             </w:pPr>
             <w:r>
               <w:rPr>
-                <w:rFonts w:ascii="Aptos" w:hAnsi="Aptos" w:eastAsia="等线"/>
-                <w:sz w:val="18"/>
+                <w:rFonts w:ascii="Aptos" w:hAnsi="Aptos" w:eastAsia="微软雅黑"/>
+                <w:b w:val="0"/>
+                <w:color w:val="1F1F1F"/>
+                <w:sz w:val="17"/>
               </w:rPr>
               <w:t>统一对照  多随机种子  稳定测速</w:t>
             </w:r>
@@ -894,23 +1097,27 @@
         <w:tc>
           <w:tcPr>
             <w:tcW w:w="1417" w:type="dxa"/>
+            <w:shd w:val="clear" w:color="auto" w:fill="FFFFFF"/>
             <w:tcMar>
-              <w:top w:w="110" w:type="dxa"/>
-              <w:left w:w="120" w:type="dxa"/>
-              <w:bottom w:w="110" w:type="dxa"/>
-              <w:right w:w="120" w:type="dxa"/>
+              <w:top w:w="90" w:type="dxa"/>
+              <w:left w:w="100" w:type="dxa"/>
+              <w:bottom w:w="90" w:type="dxa"/>
+              <w:right w:w="100" w:type="dxa"/>
             </w:tcMar>
             <w:vAlign w:val="center"/>
           </w:tcPr>
           <w:p>
             <w:pPr>
-              <w:spacing w:after="0" w:line="276" w:lineRule="auto"/>
+              <w:spacing w:before="0" w:after="0" w:line="269" w:lineRule="auto"/>
+              <w:ind w:firstLine="0"/>
               <w:jc w:val="center"/>
             </w:pPr>
             <w:r>
               <w:rPr>
-                <w:rFonts w:ascii="Aptos" w:hAnsi="Aptos" w:eastAsia="等线"/>
-                <w:sz w:val="18"/>
+                <w:rFonts w:ascii="Aptos" w:hAnsi="Aptos" w:eastAsia="微软雅黑"/>
+                <w:b w:val="0"/>
+                <w:color w:val="1F1F1F"/>
+                <w:sz w:val="17"/>
               </w:rPr>
               <w:t>下一阶段</w:t>
             </w:r>
@@ -920,11 +1127,13 @@
     </w:tbl>
     <w:p>
       <w:pPr>
+        <w:widowControl/>
         <w:spacing w:after="20"/>
       </w:pPr>
     </w:p>
     <w:p>
       <w:pPr>
+        <w:widowControl/>
         <w:spacing w:after="120" w:line="348" w:lineRule="auto"/>
       </w:pPr>
       <w:r>
@@ -935,6 +1144,9 @@
       </w:r>
     </w:p>
     <w:p>
+      <w:pPr>
+        <w:widowControl/>
+      </w:pPr>
       <w:r>
         <w:br w:type="page"/>
       </w:r>
@@ -943,22 +1155,40 @@
       <w:pPr>
         <w:pStyle w:val="3"/>
         <w:keepNext/>
+        <w:pageBreakBefore w:val="0"/>
+        <w:widowControl/>
+        <w:ind w:firstLine="0"/>
       </w:pPr>
       <w:r>
-        <w:t>三  结构化剪枝工作</w:t>
+        <w:rPr>
+          <w:rFonts w:ascii="Aptos Display" w:hAnsi="Aptos Display" w:eastAsia="微软雅黑"/>
+          <w:b/>
+          <w:color w:val="000000"/>
+          <w:sz w:val="30"/>
+        </w:rPr>
+        <w:t>3  结构化剪枝</w:t>
       </w:r>
     </w:p>
     <w:p>
       <w:pPr>
         <w:pStyle w:val="4"/>
         <w:keepNext/>
+        <w:widowControl/>
+        <w:ind w:firstLine="0"/>
       </w:pPr>
       <w:r>
-        <w:t>3 1  方法设计</w:t>
+        <w:rPr>
+          <w:rFonts w:ascii="Aptos Display" w:hAnsi="Aptos Display" w:eastAsia="微软雅黑"/>
+          <w:b/>
+          <w:color w:val="000000"/>
+          <w:sz w:val="24"/>
+        </w:rPr>
+        <w:t>3.1  方法设计</w:t>
       </w:r>
     </w:p>
     <w:p>
       <w:pPr>
+        <w:widowControl/>
         <w:spacing w:after="120" w:line="348" w:lineRule="auto"/>
         <w:ind w:firstLine="420"/>
       </w:pPr>
@@ -972,6 +1202,7 @@
     </w:p>
     <w:p>
       <w:pPr>
+        <w:widowControl/>
         <w:spacing w:after="120" w:line="348" w:lineRule="auto"/>
         <w:ind w:left="369" w:firstLine="420"/>
       </w:pPr>
@@ -986,6 +1217,7 @@
     <w:p>
       <w:pPr>
         <w:pStyle w:val="16"/>
+        <w:widowControl/>
         <w:spacing w:after="80" w:line="312" w:lineRule="auto"/>
         <w:ind w:left="369" w:hanging="142"/>
       </w:pPr>
@@ -999,6 +1231,7 @@
     <w:p>
       <w:pPr>
         <w:pStyle w:val="16"/>
+        <w:widowControl/>
         <w:spacing w:after="80" w:line="312" w:lineRule="auto"/>
         <w:ind w:left="369" w:hanging="142"/>
       </w:pPr>
@@ -1012,6 +1245,7 @@
     <w:p>
       <w:pPr>
         <w:pStyle w:val="16"/>
+        <w:widowControl/>
         <w:spacing w:after="80" w:line="312" w:lineRule="auto"/>
         <w:ind w:left="369" w:hanging="142"/>
       </w:pPr>
@@ -1026,13 +1260,22 @@
       <w:pPr>
         <w:pStyle w:val="4"/>
         <w:keepNext/>
+        <w:widowControl/>
+        <w:ind w:firstLine="0"/>
       </w:pPr>
       <w:r>
-        <w:t>3 2  COCO128 主线结果</w:t>
+        <w:rPr>
+          <w:rFonts w:ascii="Aptos Display" w:hAnsi="Aptos Display" w:eastAsia="微软雅黑"/>
+          <w:b/>
+          <w:color w:val="000000"/>
+          <w:sz w:val="24"/>
+        </w:rPr>
+        <w:t>3.2  COCO128 主线结果</w:t>
       </w:r>
     </w:p>
     <w:p>
       <w:pPr>
+        <w:widowControl/>
         <w:spacing w:after="120" w:line="348" w:lineRule="auto"/>
         <w:ind w:firstLine="420"/>
       </w:pPr>
@@ -1042,6 +1285,22 @@
           <w:sz w:val="21"/>
         </w:rPr>
         <w:t>评价同时报告 Precision、Recall、mAP50、mAP50-95、Params 与 GMACs。mAP50 采用单一 IoU=0.50，数值通常较高；mAP50-95 对 0.50 至 0.95 的多个阈值取平均，更严格，因此作为主要精度指标。Params 反映模型规模，GMACs 反映理论计算量；二者均不能直接替代同设备、同精度设置下的端到端测速。</w:t>
+      </w:r>
+    </w:p>
+    <w:p>
+      <w:pPr>
+        <w:pStyle w:val="15"/>
+        <w:keepNext/>
+        <w:spacing w:before="120" w:after="80"/>
+        <w:jc w:val="center"/>
+      </w:pPr>
+      <w:r>
+        <w:rPr>
+          <w:rFonts w:ascii="Aptos" w:hAnsi="Aptos" w:eastAsia="微软雅黑"/>
+          <w:color w:val="595959"/>
+          <w:sz w:val="18"/>
+        </w:rPr>
+        <w:t>表 2  COCO128 结构化剪枝主线结果</w:t>
       </w:r>
     </w:p>
     <w:tbl>
@@ -1057,7 +1316,7 @@
           <w:insideH w:val="single" w:color="D9D9D9" w:sz="6" w:space="0"/>
           <w:insideV w:val="single" w:color="D9D9D9" w:sz="6" w:space="0"/>
         </w:tblBorders>
-        <w:tblLayout w:type="fixed"/>
+        <w:tblLayout w:type="autofit"/>
         <w:tblCellMar>
           <w:top w:w="0" w:type="dxa"/>
           <w:left w:w="108" w:type="dxa"/>
@@ -1066,11 +1325,11 @@
         </w:tblCellMar>
       </w:tblPr>
       <w:tblGrid>
-        <w:gridCol w:w="1904"/>
-        <w:gridCol w:w="1904"/>
-        <w:gridCol w:w="1904"/>
-        <w:gridCol w:w="1904"/>
-        <w:gridCol w:w="1904"/>
+        <w:gridCol w:w="2268"/>
+        <w:gridCol w:w="1417"/>
+        <w:gridCol w:w="1587"/>
+        <w:gridCol w:w="1360"/>
+        <w:gridCol w:w="2041"/>
       </w:tblGrid>
       <w:tr>
         <w:tblPrEx>
@@ -1098,16 +1357,17 @@
             <w:tcW w:w="2268" w:type="dxa"/>
             <w:shd w:val="clear" w:color="auto" w:fill="17365D"/>
             <w:tcMar>
-              <w:top w:w="110" w:type="dxa"/>
-              <w:left w:w="120" w:type="dxa"/>
-              <w:bottom w:w="110" w:type="dxa"/>
-              <w:right w:w="120" w:type="dxa"/>
+              <w:top w:w="90" w:type="dxa"/>
+              <w:left w:w="100" w:type="dxa"/>
+              <w:bottom w:w="90" w:type="dxa"/>
+              <w:right w:w="100" w:type="dxa"/>
             </w:tcMar>
             <w:vAlign w:val="center"/>
           </w:tcPr>
           <w:p>
             <w:pPr>
-              <w:spacing w:after="0"/>
+              <w:spacing w:before="0" w:after="0" w:line="269" w:lineRule="auto"/>
+              <w:ind w:firstLine="0"/>
               <w:jc w:val="center"/>
             </w:pPr>
             <w:r>
@@ -1115,7 +1375,7 @@
                 <w:rFonts w:ascii="Aptos" w:hAnsi="Aptos" w:eastAsia="微软雅黑"/>
                 <w:b/>
                 <w:color w:val="FFFFFF"/>
-                <w:sz w:val="18"/>
+                <w:sz w:val="17"/>
               </w:rPr>
               <w:t>方案</w:t>
             </w:r>
@@ -1126,16 +1386,17 @@
             <w:tcW w:w="1417" w:type="dxa"/>
             <w:shd w:val="clear" w:color="auto" w:fill="17365D"/>
             <w:tcMar>
-              <w:top w:w="110" w:type="dxa"/>
-              <w:left w:w="120" w:type="dxa"/>
-              <w:bottom w:w="110" w:type="dxa"/>
-              <w:right w:w="120" w:type="dxa"/>
+              <w:top w:w="90" w:type="dxa"/>
+              <w:left w:w="100" w:type="dxa"/>
+              <w:bottom w:w="90" w:type="dxa"/>
+              <w:right w:w="100" w:type="dxa"/>
             </w:tcMar>
             <w:vAlign w:val="center"/>
           </w:tcPr>
           <w:p>
             <w:pPr>
-              <w:spacing w:after="0"/>
+              <w:spacing w:before="0" w:after="0" w:line="269" w:lineRule="auto"/>
+              <w:ind w:firstLine="0"/>
               <w:jc w:val="center"/>
             </w:pPr>
             <w:r>
@@ -1143,7 +1404,7 @@
                 <w:rFonts w:ascii="Aptos" w:hAnsi="Aptos" w:eastAsia="微软雅黑"/>
                 <w:b/>
                 <w:color w:val="FFFFFF"/>
-                <w:sz w:val="18"/>
+                <w:sz w:val="17"/>
               </w:rPr>
               <w:t>参数减少</w:t>
             </w:r>
@@ -1154,16 +1415,17 @@
             <w:tcW w:w="1587" w:type="dxa"/>
             <w:shd w:val="clear" w:color="auto" w:fill="17365D"/>
             <w:tcMar>
-              <w:top w:w="110" w:type="dxa"/>
-              <w:left w:w="120" w:type="dxa"/>
-              <w:bottom w:w="110" w:type="dxa"/>
-              <w:right w:w="120" w:type="dxa"/>
+              <w:top w:w="90" w:type="dxa"/>
+              <w:left w:w="100" w:type="dxa"/>
+              <w:bottom w:w="90" w:type="dxa"/>
+              <w:right w:w="100" w:type="dxa"/>
             </w:tcMar>
             <w:vAlign w:val="center"/>
           </w:tcPr>
           <w:p>
             <w:pPr>
-              <w:spacing w:after="0"/>
+              <w:spacing w:before="0" w:after="0" w:line="269" w:lineRule="auto"/>
+              <w:ind w:firstLine="0"/>
               <w:jc w:val="center"/>
             </w:pPr>
             <w:r>
@@ -1171,7 +1433,7 @@
                 <w:rFonts w:ascii="Aptos" w:hAnsi="Aptos" w:eastAsia="微软雅黑"/>
                 <w:b/>
                 <w:color w:val="FFFFFF"/>
-                <w:sz w:val="18"/>
+                <w:sz w:val="17"/>
               </w:rPr>
               <w:t>GMACs 减少</w:t>
             </w:r>
@@ -1182,16 +1444,17 @@
             <w:tcW w:w="1360" w:type="dxa"/>
             <w:shd w:val="clear" w:color="auto" w:fill="17365D"/>
             <w:tcMar>
-              <w:top w:w="110" w:type="dxa"/>
-              <w:left w:w="120" w:type="dxa"/>
-              <w:bottom w:w="110" w:type="dxa"/>
-              <w:right w:w="120" w:type="dxa"/>
+              <w:top w:w="90" w:type="dxa"/>
+              <w:left w:w="100" w:type="dxa"/>
+              <w:bottom w:w="90" w:type="dxa"/>
+              <w:right w:w="100" w:type="dxa"/>
             </w:tcMar>
             <w:vAlign w:val="center"/>
           </w:tcPr>
           <w:p>
             <w:pPr>
-              <w:spacing w:after="0"/>
+              <w:spacing w:before="0" w:after="0" w:line="269" w:lineRule="auto"/>
+              <w:ind w:firstLine="0"/>
               <w:jc w:val="center"/>
             </w:pPr>
             <w:r>
@@ -1199,7 +1462,7 @@
                 <w:rFonts w:ascii="Aptos" w:hAnsi="Aptos" w:eastAsia="微软雅黑"/>
                 <w:b/>
                 <w:color w:val="FFFFFF"/>
-                <w:sz w:val="18"/>
+                <w:sz w:val="17"/>
               </w:rPr>
               <w:t>mAP50 95</w:t>
             </w:r>
@@ -1210,16 +1473,17 @@
             <w:tcW w:w="2041" w:type="dxa"/>
             <w:shd w:val="clear" w:color="auto" w:fill="17365D"/>
             <w:tcMar>
-              <w:top w:w="110" w:type="dxa"/>
-              <w:left w:w="120" w:type="dxa"/>
-              <w:bottom w:w="110" w:type="dxa"/>
-              <w:right w:w="120" w:type="dxa"/>
+              <w:top w:w="90" w:type="dxa"/>
+              <w:left w:w="100" w:type="dxa"/>
+              <w:bottom w:w="90" w:type="dxa"/>
+              <w:right w:w="100" w:type="dxa"/>
             </w:tcMar>
             <w:vAlign w:val="center"/>
           </w:tcPr>
           <w:p>
             <w:pPr>
-              <w:spacing w:after="0"/>
+              <w:spacing w:before="0" w:after="0" w:line="269" w:lineRule="auto"/>
+              <w:ind w:firstLine="0"/>
               <w:jc w:val="center"/>
             </w:pPr>
             <w:r>
@@ -1227,7 +1491,7 @@
                 <w:rFonts w:ascii="Aptos" w:hAnsi="Aptos" w:eastAsia="微软雅黑"/>
                 <w:b/>
                 <w:color w:val="FFFFFF"/>
-                <w:sz w:val="18"/>
+                <w:sz w:val="17"/>
               </w:rPr>
               <w:t>判断</w:t>
             </w:r>
@@ -1257,23 +1521,27 @@
         <w:tc>
           <w:tcPr>
             <w:tcW w:w="2268" w:type="dxa"/>
+            <w:shd w:val="clear" w:color="auto" w:fill="FFFFFF"/>
             <w:tcMar>
-              <w:top w:w="110" w:type="dxa"/>
-              <w:left w:w="120" w:type="dxa"/>
-              <w:bottom w:w="110" w:type="dxa"/>
-              <w:right w:w="120" w:type="dxa"/>
+              <w:top w:w="90" w:type="dxa"/>
+              <w:left w:w="100" w:type="dxa"/>
+              <w:bottom w:w="90" w:type="dxa"/>
+              <w:right w:w="100" w:type="dxa"/>
             </w:tcMar>
             <w:vAlign w:val="center"/>
           </w:tcPr>
           <w:p>
             <w:pPr>
-              <w:spacing w:after="0" w:line="276" w:lineRule="auto"/>
+              <w:spacing w:before="0" w:after="0" w:line="269" w:lineRule="auto"/>
+              <w:ind w:firstLine="0"/>
               <w:jc w:val="left"/>
             </w:pPr>
             <w:r>
               <w:rPr>
-                <w:rFonts w:ascii="Aptos" w:hAnsi="Aptos" w:eastAsia="等线"/>
-                <w:sz w:val="18"/>
+                <w:rFonts w:ascii="Aptos" w:hAnsi="Aptos" w:eastAsia="微软雅黑"/>
+                <w:b w:val="0"/>
+                <w:color w:val="1F1F1F"/>
+                <w:sz w:val="17"/>
               </w:rPr>
               <w:t>未剪枝对照</w:t>
             </w:r>
@@ -1282,23 +1550,27 @@
         <w:tc>
           <w:tcPr>
             <w:tcW w:w="1417" w:type="dxa"/>
+            <w:shd w:val="clear" w:color="auto" w:fill="FFFFFF"/>
             <w:tcMar>
-              <w:top w:w="110" w:type="dxa"/>
-              <w:left w:w="120" w:type="dxa"/>
-              <w:bottom w:w="110" w:type="dxa"/>
-              <w:right w:w="120" w:type="dxa"/>
+              <w:top w:w="90" w:type="dxa"/>
+              <w:left w:w="100" w:type="dxa"/>
+              <w:bottom w:w="90" w:type="dxa"/>
+              <w:right w:w="100" w:type="dxa"/>
             </w:tcMar>
             <w:vAlign w:val="center"/>
           </w:tcPr>
           <w:p>
             <w:pPr>
-              <w:spacing w:after="0" w:line="276" w:lineRule="auto"/>
+              <w:spacing w:before="0" w:after="0" w:line="269" w:lineRule="auto"/>
+              <w:ind w:firstLine="0"/>
               <w:jc w:val="center"/>
             </w:pPr>
             <w:r>
               <w:rPr>
-                <w:rFonts w:ascii="Aptos" w:hAnsi="Aptos" w:eastAsia="等线"/>
-                <w:sz w:val="18"/>
+                <w:rFonts w:ascii="Aptos" w:hAnsi="Aptos" w:eastAsia="微软雅黑"/>
+                <w:b w:val="0"/>
+                <w:color w:val="1F1F1F"/>
+                <w:sz w:val="17"/>
               </w:rPr>
               <w:t>0.00%</w:t>
             </w:r>
@@ -1307,23 +1579,27 @@
         <w:tc>
           <w:tcPr>
             <w:tcW w:w="1587" w:type="dxa"/>
+            <w:shd w:val="clear" w:color="auto" w:fill="FFFFFF"/>
             <w:tcMar>
-              <w:top w:w="110" w:type="dxa"/>
-              <w:left w:w="120" w:type="dxa"/>
-              <w:bottom w:w="110" w:type="dxa"/>
-              <w:right w:w="120" w:type="dxa"/>
+              <w:top w:w="90" w:type="dxa"/>
+              <w:left w:w="100" w:type="dxa"/>
+              <w:bottom w:w="90" w:type="dxa"/>
+              <w:right w:w="100" w:type="dxa"/>
             </w:tcMar>
             <w:vAlign w:val="center"/>
           </w:tcPr>
           <w:p>
             <w:pPr>
-              <w:spacing w:after="0" w:line="276" w:lineRule="auto"/>
+              <w:spacing w:before="0" w:after="0" w:line="269" w:lineRule="auto"/>
+              <w:ind w:firstLine="0"/>
               <w:jc w:val="center"/>
             </w:pPr>
             <w:r>
               <w:rPr>
-                <w:rFonts w:ascii="Aptos" w:hAnsi="Aptos" w:eastAsia="等线"/>
-                <w:sz w:val="18"/>
+                <w:rFonts w:ascii="Aptos" w:hAnsi="Aptos" w:eastAsia="微软雅黑"/>
+                <w:b w:val="0"/>
+                <w:color w:val="1F1F1F"/>
+                <w:sz w:val="17"/>
               </w:rPr>
               <w:t>0.00%</w:t>
             </w:r>
@@ -1332,23 +1608,27 @@
         <w:tc>
           <w:tcPr>
             <w:tcW w:w="1360" w:type="dxa"/>
+            <w:shd w:val="clear" w:color="auto" w:fill="FFFFFF"/>
             <w:tcMar>
-              <w:top w:w="110" w:type="dxa"/>
-              <w:left w:w="120" w:type="dxa"/>
-              <w:bottom w:w="110" w:type="dxa"/>
-              <w:right w:w="120" w:type="dxa"/>
+              <w:top w:w="90" w:type="dxa"/>
+              <w:left w:w="100" w:type="dxa"/>
+              <w:bottom w:w="90" w:type="dxa"/>
+              <w:right w:w="100" w:type="dxa"/>
             </w:tcMar>
             <w:vAlign w:val="center"/>
           </w:tcPr>
           <w:p>
             <w:pPr>
-              <w:spacing w:after="0" w:line="276" w:lineRule="auto"/>
+              <w:spacing w:before="0" w:after="0" w:line="269" w:lineRule="auto"/>
+              <w:ind w:firstLine="0"/>
               <w:jc w:val="center"/>
             </w:pPr>
             <w:r>
               <w:rPr>
-                <w:rFonts w:ascii="Aptos" w:hAnsi="Aptos" w:eastAsia="等线"/>
-                <w:sz w:val="18"/>
+                <w:rFonts w:ascii="Aptos" w:hAnsi="Aptos" w:eastAsia="微软雅黑"/>
+                <w:b w:val="0"/>
+                <w:color w:val="1F1F1F"/>
+                <w:sz w:val="17"/>
               </w:rPr>
               <w:t>0.6232</w:t>
             </w:r>
@@ -1357,23 +1637,27 @@
         <w:tc>
           <w:tcPr>
             <w:tcW w:w="2041" w:type="dxa"/>
+            <w:shd w:val="clear" w:color="auto" w:fill="FFFFFF"/>
             <w:tcMar>
-              <w:top w:w="110" w:type="dxa"/>
-              <w:left w:w="120" w:type="dxa"/>
-              <w:bottom w:w="110" w:type="dxa"/>
-              <w:right w:w="120" w:type="dxa"/>
+              <w:top w:w="90" w:type="dxa"/>
+              <w:left w:w="100" w:type="dxa"/>
+              <w:bottom w:w="90" w:type="dxa"/>
+              <w:right w:w="100" w:type="dxa"/>
             </w:tcMar>
             <w:vAlign w:val="center"/>
           </w:tcPr>
           <w:p>
             <w:pPr>
-              <w:spacing w:after="0" w:line="276" w:lineRule="auto"/>
+              <w:spacing w:before="0" w:after="0" w:line="269" w:lineRule="auto"/>
+              <w:ind w:firstLine="0"/>
               <w:jc w:val="center"/>
             </w:pPr>
             <w:r>
               <w:rPr>
-                <w:rFonts w:ascii="Aptos" w:hAnsi="Aptos" w:eastAsia="等线"/>
-                <w:sz w:val="18"/>
+                <w:rFonts w:ascii="Aptos" w:hAnsi="Aptos" w:eastAsia="微软雅黑"/>
+                <w:b w:val="0"/>
+                <w:color w:val="1F1F1F"/>
+                <w:sz w:val="17"/>
               </w:rPr>
               <w:t>基线</w:t>
             </w:r>
@@ -1405,22 +1689,25 @@
             <w:tcW w:w="2268" w:type="dxa"/>
             <w:shd w:val="clear" w:color="auto" w:fill="EAF1F8"/>
             <w:tcMar>
-              <w:top w:w="110" w:type="dxa"/>
-              <w:left w:w="120" w:type="dxa"/>
-              <w:bottom w:w="110" w:type="dxa"/>
-              <w:right w:w="120" w:type="dxa"/>
+              <w:top w:w="90" w:type="dxa"/>
+              <w:left w:w="100" w:type="dxa"/>
+              <w:bottom w:w="90" w:type="dxa"/>
+              <w:right w:w="100" w:type="dxa"/>
             </w:tcMar>
             <w:vAlign w:val="center"/>
           </w:tcPr>
           <w:p>
             <w:pPr>
-              <w:spacing w:after="0" w:line="276" w:lineRule="auto"/>
+              <w:spacing w:before="0" w:after="0" w:line="269" w:lineRule="auto"/>
+              <w:ind w:firstLine="0"/>
               <w:jc w:val="left"/>
             </w:pPr>
             <w:r>
               <w:rPr>
-                <w:rFonts w:ascii="Aptos" w:hAnsi="Aptos" w:eastAsia="等线"/>
-                <w:sz w:val="18"/>
+                <w:rFonts w:ascii="Aptos" w:hAnsi="Aptos" w:eastAsia="微软雅黑"/>
+                <w:b w:val="0"/>
+                <w:color w:val="1F1F1F"/>
+                <w:sz w:val="17"/>
               </w:rPr>
               <w:t>独立法 strong</w:t>
             </w:r>
@@ -1431,22 +1718,25 @@
             <w:tcW w:w="1417" w:type="dxa"/>
             <w:shd w:val="clear" w:color="auto" w:fill="EAF1F8"/>
             <w:tcMar>
-              <w:top w:w="110" w:type="dxa"/>
-              <w:left w:w="120" w:type="dxa"/>
-              <w:bottom w:w="110" w:type="dxa"/>
-              <w:right w:w="120" w:type="dxa"/>
+              <w:top w:w="90" w:type="dxa"/>
+              <w:left w:w="100" w:type="dxa"/>
+              <w:bottom w:w="90" w:type="dxa"/>
+              <w:right w:w="100" w:type="dxa"/>
             </w:tcMar>
             <w:vAlign w:val="center"/>
           </w:tcPr>
           <w:p>
             <w:pPr>
-              <w:spacing w:after="0" w:line="276" w:lineRule="auto"/>
+              <w:spacing w:before="0" w:after="0" w:line="269" w:lineRule="auto"/>
+              <w:ind w:firstLine="0"/>
               <w:jc w:val="center"/>
             </w:pPr>
             <w:r>
               <w:rPr>
-                <w:rFonts w:ascii="Aptos" w:hAnsi="Aptos" w:eastAsia="等线"/>
-                <w:sz w:val="18"/>
+                <w:rFonts w:ascii="Aptos" w:hAnsi="Aptos" w:eastAsia="微软雅黑"/>
+                <w:b w:val="0"/>
+                <w:color w:val="1F1F1F"/>
+                <w:sz w:val="17"/>
               </w:rPr>
               <w:t>4.17%</w:t>
             </w:r>
@@ -1457,22 +1747,25 @@
             <w:tcW w:w="1587" w:type="dxa"/>
             <w:shd w:val="clear" w:color="auto" w:fill="EAF1F8"/>
             <w:tcMar>
-              <w:top w:w="110" w:type="dxa"/>
-              <w:left w:w="120" w:type="dxa"/>
-              <w:bottom w:w="110" w:type="dxa"/>
-              <w:right w:w="120" w:type="dxa"/>
+              <w:top w:w="90" w:type="dxa"/>
+              <w:left w:w="100" w:type="dxa"/>
+              <w:bottom w:w="90" w:type="dxa"/>
+              <w:right w:w="100" w:type="dxa"/>
             </w:tcMar>
             <w:vAlign w:val="center"/>
           </w:tcPr>
           <w:p>
             <w:pPr>
-              <w:spacing w:after="0" w:line="276" w:lineRule="auto"/>
+              <w:spacing w:before="0" w:after="0" w:line="269" w:lineRule="auto"/>
+              <w:ind w:firstLine="0"/>
               <w:jc w:val="center"/>
             </w:pPr>
             <w:r>
               <w:rPr>
-                <w:rFonts w:ascii="Aptos" w:hAnsi="Aptos" w:eastAsia="等线"/>
-                <w:sz w:val="18"/>
+                <w:rFonts w:ascii="Aptos" w:hAnsi="Aptos" w:eastAsia="微软雅黑"/>
+                <w:b w:val="0"/>
+                <w:color w:val="1F1F1F"/>
+                <w:sz w:val="17"/>
               </w:rPr>
               <w:t>4.07%</w:t>
             </w:r>
@@ -1483,22 +1776,25 @@
             <w:tcW w:w="1360" w:type="dxa"/>
             <w:shd w:val="clear" w:color="auto" w:fill="EAF1F8"/>
             <w:tcMar>
-              <w:top w:w="110" w:type="dxa"/>
-              <w:left w:w="120" w:type="dxa"/>
-              <w:bottom w:w="110" w:type="dxa"/>
-              <w:right w:w="120" w:type="dxa"/>
+              <w:top w:w="90" w:type="dxa"/>
+              <w:left w:w="100" w:type="dxa"/>
+              <w:bottom w:w="90" w:type="dxa"/>
+              <w:right w:w="100" w:type="dxa"/>
             </w:tcMar>
             <w:vAlign w:val="center"/>
           </w:tcPr>
           <w:p>
             <w:pPr>
-              <w:spacing w:after="0" w:line="276" w:lineRule="auto"/>
+              <w:spacing w:before="0" w:after="0" w:line="269" w:lineRule="auto"/>
+              <w:ind w:firstLine="0"/>
               <w:jc w:val="center"/>
             </w:pPr>
             <w:r>
               <w:rPr>
-                <w:rFonts w:ascii="Aptos" w:hAnsi="Aptos" w:eastAsia="等线"/>
-                <w:sz w:val="18"/>
+                <w:rFonts w:ascii="Aptos" w:hAnsi="Aptos" w:eastAsia="微软雅黑"/>
+                <w:b w:val="0"/>
+                <w:color w:val="1F1F1F"/>
+                <w:sz w:val="17"/>
               </w:rPr>
               <w:t>0.5183</w:t>
             </w:r>
@@ -1509,22 +1805,25 @@
             <w:tcW w:w="2041" w:type="dxa"/>
             <w:shd w:val="clear" w:color="auto" w:fill="EAF1F8"/>
             <w:tcMar>
-              <w:top w:w="110" w:type="dxa"/>
-              <w:left w:w="120" w:type="dxa"/>
-              <w:bottom w:w="110" w:type="dxa"/>
-              <w:right w:w="120" w:type="dxa"/>
+              <w:top w:w="90" w:type="dxa"/>
+              <w:left w:w="100" w:type="dxa"/>
+              <w:bottom w:w="90" w:type="dxa"/>
+              <w:right w:w="100" w:type="dxa"/>
             </w:tcMar>
             <w:vAlign w:val="center"/>
           </w:tcPr>
           <w:p>
             <w:pPr>
-              <w:spacing w:after="0" w:line="276" w:lineRule="auto"/>
+              <w:spacing w:before="0" w:after="0" w:line="269" w:lineRule="auto"/>
+              <w:ind w:firstLine="0"/>
               <w:jc w:val="center"/>
             </w:pPr>
             <w:r>
               <w:rPr>
-                <w:rFonts w:ascii="Aptos" w:hAnsi="Aptos" w:eastAsia="等线"/>
-                <w:sz w:val="18"/>
+                <w:rFonts w:ascii="Aptos" w:hAnsi="Aptos" w:eastAsia="微软雅黑"/>
+                <w:b w:val="0"/>
+                <w:color w:val="1F1F1F"/>
+                <w:sz w:val="17"/>
               </w:rPr>
               <w:t>精度损失较大</w:t>
             </w:r>
@@ -1554,23 +1853,27 @@
         <w:tc>
           <w:tcPr>
             <w:tcW w:w="2268" w:type="dxa"/>
+            <w:shd w:val="clear" w:color="auto" w:fill="FFFFFF"/>
             <w:tcMar>
-              <w:top w:w="110" w:type="dxa"/>
-              <w:left w:w="120" w:type="dxa"/>
-              <w:bottom w:w="110" w:type="dxa"/>
-              <w:right w:w="120" w:type="dxa"/>
+              <w:top w:w="90" w:type="dxa"/>
+              <w:left w:w="100" w:type="dxa"/>
+              <w:bottom w:w="90" w:type="dxa"/>
+              <w:right w:w="100" w:type="dxa"/>
             </w:tcMar>
             <w:vAlign w:val="center"/>
           </w:tcPr>
           <w:p>
             <w:pPr>
-              <w:spacing w:after="0" w:line="276" w:lineRule="auto"/>
+              <w:spacing w:before="0" w:after="0" w:line="269" w:lineRule="auto"/>
+              <w:ind w:firstLine="0"/>
               <w:jc w:val="left"/>
             </w:pPr>
             <w:r>
               <w:rPr>
-                <w:rFonts w:ascii="Aptos" w:hAnsi="Aptos" w:eastAsia="等线"/>
-                <w:sz w:val="18"/>
+                <w:rFonts w:ascii="Aptos" w:hAnsi="Aptos" w:eastAsia="微软雅黑"/>
+                <w:b w:val="0"/>
+                <w:color w:val="1F1F1F"/>
+                <w:sz w:val="17"/>
               </w:rPr>
               <w:t>贪心法 实验 05</w:t>
             </w:r>
@@ -1579,23 +1882,27 @@
         <w:tc>
           <w:tcPr>
             <w:tcW w:w="1417" w:type="dxa"/>
+            <w:shd w:val="clear" w:color="auto" w:fill="FFFFFF"/>
             <w:tcMar>
-              <w:top w:w="110" w:type="dxa"/>
-              <w:left w:w="120" w:type="dxa"/>
-              <w:bottom w:w="110" w:type="dxa"/>
-              <w:right w:w="120" w:type="dxa"/>
+              <w:top w:w="90" w:type="dxa"/>
+              <w:left w:w="100" w:type="dxa"/>
+              <w:bottom w:w="90" w:type="dxa"/>
+              <w:right w:w="100" w:type="dxa"/>
             </w:tcMar>
             <w:vAlign w:val="center"/>
           </w:tcPr>
           <w:p>
             <w:pPr>
-              <w:spacing w:after="0" w:line="276" w:lineRule="auto"/>
+              <w:spacing w:before="0" w:after="0" w:line="269" w:lineRule="auto"/>
+              <w:ind w:firstLine="0"/>
               <w:jc w:val="center"/>
             </w:pPr>
             <w:r>
               <w:rPr>
-                <w:rFonts w:ascii="Aptos" w:hAnsi="Aptos" w:eastAsia="等线"/>
-                <w:sz w:val="18"/>
+                <w:rFonts w:ascii="Aptos" w:hAnsi="Aptos" w:eastAsia="微软雅黑"/>
+                <w:b w:val="0"/>
+                <w:color w:val="1F1F1F"/>
+                <w:sz w:val="17"/>
               </w:rPr>
               <w:t>1.69%</w:t>
             </w:r>
@@ -1604,23 +1911,27 @@
         <w:tc>
           <w:tcPr>
             <w:tcW w:w="1587" w:type="dxa"/>
+            <w:shd w:val="clear" w:color="auto" w:fill="FFFFFF"/>
             <w:tcMar>
-              <w:top w:w="110" w:type="dxa"/>
-              <w:left w:w="120" w:type="dxa"/>
-              <w:bottom w:w="110" w:type="dxa"/>
-              <w:right w:w="120" w:type="dxa"/>
+              <w:top w:w="90" w:type="dxa"/>
+              <w:left w:w="100" w:type="dxa"/>
+              <w:bottom w:w="90" w:type="dxa"/>
+              <w:right w:w="100" w:type="dxa"/>
             </w:tcMar>
             <w:vAlign w:val="center"/>
           </w:tcPr>
           <w:p>
             <w:pPr>
-              <w:spacing w:after="0" w:line="276" w:lineRule="auto"/>
+              <w:spacing w:before="0" w:after="0" w:line="269" w:lineRule="auto"/>
+              <w:ind w:firstLine="0"/>
               <w:jc w:val="center"/>
             </w:pPr>
             <w:r>
               <w:rPr>
-                <w:rFonts w:ascii="Aptos" w:hAnsi="Aptos" w:eastAsia="等线"/>
-                <w:sz w:val="18"/>
+                <w:rFonts w:ascii="Aptos" w:hAnsi="Aptos" w:eastAsia="微软雅黑"/>
+                <w:b w:val="0"/>
+                <w:color w:val="1F1F1F"/>
+                <w:sz w:val="17"/>
               </w:rPr>
               <w:t>4.55%</w:t>
             </w:r>
@@ -1629,23 +1940,27 @@
         <w:tc>
           <w:tcPr>
             <w:tcW w:w="1360" w:type="dxa"/>
+            <w:shd w:val="clear" w:color="auto" w:fill="FFFFFF"/>
             <w:tcMar>
-              <w:top w:w="110" w:type="dxa"/>
-              <w:left w:w="120" w:type="dxa"/>
-              <w:bottom w:w="110" w:type="dxa"/>
-              <w:right w:w="120" w:type="dxa"/>
+              <w:top w:w="90" w:type="dxa"/>
+              <w:left w:w="100" w:type="dxa"/>
+              <w:bottom w:w="90" w:type="dxa"/>
+              <w:right w:w="100" w:type="dxa"/>
             </w:tcMar>
             <w:vAlign w:val="center"/>
           </w:tcPr>
           <w:p>
             <w:pPr>
-              <w:spacing w:after="0" w:line="276" w:lineRule="auto"/>
+              <w:spacing w:before="0" w:after="0" w:line="269" w:lineRule="auto"/>
+              <w:ind w:firstLine="0"/>
               <w:jc w:val="center"/>
             </w:pPr>
             <w:r>
               <w:rPr>
-                <w:rFonts w:ascii="Aptos" w:hAnsi="Aptos" w:eastAsia="等线"/>
-                <w:sz w:val="18"/>
+                <w:rFonts w:ascii="Aptos" w:hAnsi="Aptos" w:eastAsia="微软雅黑"/>
+                <w:b w:val="0"/>
+                <w:color w:val="1F1F1F"/>
+                <w:sz w:val="17"/>
               </w:rPr>
               <w:t>0.5962</w:t>
             </w:r>
@@ -1654,23 +1969,27 @@
         <w:tc>
           <w:tcPr>
             <w:tcW w:w="2041" w:type="dxa"/>
+            <w:shd w:val="clear" w:color="auto" w:fill="FFFFFF"/>
             <w:tcMar>
-              <w:top w:w="110" w:type="dxa"/>
-              <w:left w:w="120" w:type="dxa"/>
-              <w:bottom w:w="110" w:type="dxa"/>
-              <w:right w:w="120" w:type="dxa"/>
+              <w:top w:w="90" w:type="dxa"/>
+              <w:left w:w="100" w:type="dxa"/>
+              <w:bottom w:w="90" w:type="dxa"/>
+              <w:right w:w="100" w:type="dxa"/>
             </w:tcMar>
             <w:vAlign w:val="center"/>
           </w:tcPr>
           <w:p>
             <w:pPr>
-              <w:spacing w:after="0" w:line="276" w:lineRule="auto"/>
+              <w:spacing w:before="0" w:after="0" w:line="269" w:lineRule="auto"/>
+              <w:ind w:firstLine="0"/>
               <w:jc w:val="center"/>
             </w:pPr>
             <w:r>
               <w:rPr>
-                <w:rFonts w:ascii="Aptos" w:hAnsi="Aptos" w:eastAsia="等线"/>
-                <w:sz w:val="18"/>
+                <w:rFonts w:ascii="Aptos" w:hAnsi="Aptos" w:eastAsia="微软雅黑"/>
+                <w:b w:val="0"/>
+                <w:color w:val="1F1F1F"/>
+                <w:sz w:val="17"/>
               </w:rPr>
               <w:t>当前开发集最佳折中</w:t>
             </w:r>
@@ -1702,22 +2021,25 @@
             <w:tcW w:w="2268" w:type="dxa"/>
             <w:shd w:val="clear" w:color="auto" w:fill="EAF1F8"/>
             <w:tcMar>
-              <w:top w:w="110" w:type="dxa"/>
-              <w:left w:w="120" w:type="dxa"/>
-              <w:bottom w:w="110" w:type="dxa"/>
-              <w:right w:w="120" w:type="dxa"/>
+              <w:top w:w="90" w:type="dxa"/>
+              <w:left w:w="100" w:type="dxa"/>
+              <w:bottom w:w="90" w:type="dxa"/>
+              <w:right w:w="100" w:type="dxa"/>
             </w:tcMar>
             <w:vAlign w:val="center"/>
           </w:tcPr>
           <w:p>
             <w:pPr>
-              <w:spacing w:after="0" w:line="276" w:lineRule="auto"/>
+              <w:spacing w:before="0" w:after="0" w:line="269" w:lineRule="auto"/>
+              <w:ind w:firstLine="0"/>
               <w:jc w:val="left"/>
             </w:pPr>
             <w:r>
               <w:rPr>
-                <w:rFonts w:ascii="Aptos" w:hAnsi="Aptos" w:eastAsia="等线"/>
-                <w:sz w:val="18"/>
+                <w:rFonts w:ascii="Aptos" w:hAnsi="Aptos" w:eastAsia="微软雅黑"/>
+                <w:b w:val="0"/>
+                <w:color w:val="1F1F1F"/>
+                <w:sz w:val="17"/>
               </w:rPr>
               <w:t>梯度分档 A</w:t>
             </w:r>
@@ -1728,22 +2050,25 @@
             <w:tcW w:w="1417" w:type="dxa"/>
             <w:shd w:val="clear" w:color="auto" w:fill="EAF1F8"/>
             <w:tcMar>
-              <w:top w:w="110" w:type="dxa"/>
-              <w:left w:w="120" w:type="dxa"/>
-              <w:bottom w:w="110" w:type="dxa"/>
-              <w:right w:w="120" w:type="dxa"/>
+              <w:top w:w="90" w:type="dxa"/>
+              <w:left w:w="100" w:type="dxa"/>
+              <w:bottom w:w="90" w:type="dxa"/>
+              <w:right w:w="100" w:type="dxa"/>
             </w:tcMar>
             <w:vAlign w:val="center"/>
           </w:tcPr>
           <w:p>
             <w:pPr>
-              <w:spacing w:after="0" w:line="276" w:lineRule="auto"/>
+              <w:spacing w:before="0" w:after="0" w:line="269" w:lineRule="auto"/>
+              <w:ind w:firstLine="0"/>
               <w:jc w:val="center"/>
             </w:pPr>
             <w:r>
               <w:rPr>
-                <w:rFonts w:ascii="Aptos" w:hAnsi="Aptos" w:eastAsia="等线"/>
-                <w:sz w:val="18"/>
+                <w:rFonts w:ascii="Aptos" w:hAnsi="Aptos" w:eastAsia="微软雅黑"/>
+                <w:b w:val="0"/>
+                <w:color w:val="1F1F1F"/>
+                <w:sz w:val="17"/>
               </w:rPr>
               <w:t>4.17%</w:t>
             </w:r>
@@ -1754,22 +2079,25 @@
             <w:tcW w:w="1587" w:type="dxa"/>
             <w:shd w:val="clear" w:color="auto" w:fill="EAF1F8"/>
             <w:tcMar>
-              <w:top w:w="110" w:type="dxa"/>
-              <w:left w:w="120" w:type="dxa"/>
-              <w:bottom w:w="110" w:type="dxa"/>
-              <w:right w:w="120" w:type="dxa"/>
+              <w:top w:w="90" w:type="dxa"/>
+              <w:left w:w="100" w:type="dxa"/>
+              <w:bottom w:w="90" w:type="dxa"/>
+              <w:right w:w="100" w:type="dxa"/>
             </w:tcMar>
             <w:vAlign w:val="center"/>
           </w:tcPr>
           <w:p>
             <w:pPr>
-              <w:spacing w:after="0" w:line="276" w:lineRule="auto"/>
+              <w:spacing w:before="0" w:after="0" w:line="269" w:lineRule="auto"/>
+              <w:ind w:firstLine="0"/>
               <w:jc w:val="center"/>
             </w:pPr>
             <w:r>
               <w:rPr>
-                <w:rFonts w:ascii="Aptos" w:hAnsi="Aptos" w:eastAsia="等线"/>
-                <w:sz w:val="18"/>
+                <w:rFonts w:ascii="Aptos" w:hAnsi="Aptos" w:eastAsia="微软雅黑"/>
+                <w:b w:val="0"/>
+                <w:color w:val="1F1F1F"/>
+                <w:sz w:val="17"/>
               </w:rPr>
               <w:t>4.07%</w:t>
             </w:r>
@@ -1780,22 +2108,25 @@
             <w:tcW w:w="1360" w:type="dxa"/>
             <w:shd w:val="clear" w:color="auto" w:fill="EAF1F8"/>
             <w:tcMar>
-              <w:top w:w="110" w:type="dxa"/>
-              <w:left w:w="120" w:type="dxa"/>
-              <w:bottom w:w="110" w:type="dxa"/>
-              <w:right w:w="120" w:type="dxa"/>
+              <w:top w:w="90" w:type="dxa"/>
+              <w:left w:w="100" w:type="dxa"/>
+              <w:bottom w:w="90" w:type="dxa"/>
+              <w:right w:w="100" w:type="dxa"/>
             </w:tcMar>
             <w:vAlign w:val="center"/>
           </w:tcPr>
           <w:p>
             <w:pPr>
-              <w:spacing w:after="0" w:line="276" w:lineRule="auto"/>
+              <w:spacing w:before="0" w:after="0" w:line="269" w:lineRule="auto"/>
+              <w:ind w:firstLine="0"/>
               <w:jc w:val="center"/>
             </w:pPr>
             <w:r>
               <w:rPr>
-                <w:rFonts w:ascii="Aptos" w:hAnsi="Aptos" w:eastAsia="等线"/>
-                <w:sz w:val="18"/>
+                <w:rFonts w:ascii="Aptos" w:hAnsi="Aptos" w:eastAsia="微软雅黑"/>
+                <w:b w:val="0"/>
+                <w:color w:val="1F1F1F"/>
+                <w:sz w:val="17"/>
               </w:rPr>
               <w:t>0.5470</w:t>
             </w:r>
@@ -1806,22 +2137,25 @@
             <w:tcW w:w="2041" w:type="dxa"/>
             <w:shd w:val="clear" w:color="auto" w:fill="EAF1F8"/>
             <w:tcMar>
-              <w:top w:w="110" w:type="dxa"/>
-              <w:left w:w="120" w:type="dxa"/>
-              <w:bottom w:w="110" w:type="dxa"/>
-              <w:right w:w="120" w:type="dxa"/>
+              <w:top w:w="90" w:type="dxa"/>
+              <w:left w:w="100" w:type="dxa"/>
+              <w:bottom w:w="90" w:type="dxa"/>
+              <w:right w:w="100" w:type="dxa"/>
             </w:tcMar>
             <w:vAlign w:val="center"/>
           </w:tcPr>
           <w:p>
             <w:pPr>
-              <w:spacing w:after="0" w:line="276" w:lineRule="auto"/>
+              <w:spacing w:before="0" w:after="0" w:line="269" w:lineRule="auto"/>
+              <w:ind w:firstLine="0"/>
               <w:jc w:val="center"/>
             </w:pPr>
             <w:r>
               <w:rPr>
-                <w:rFonts w:ascii="Aptos" w:hAnsi="Aptos" w:eastAsia="等线"/>
-                <w:sz w:val="18"/>
+                <w:rFonts w:ascii="Aptos" w:hAnsi="Aptos" w:eastAsia="微软雅黑"/>
+                <w:b w:val="0"/>
+                <w:color w:val="1F1F1F"/>
+                <w:sz w:val="17"/>
               </w:rPr>
               <w:t>未达到预设精度要求</w:t>
             </w:r>
@@ -1831,11 +2165,13 @@
     </w:tbl>
     <w:p>
       <w:pPr>
+        <w:widowControl/>
         <w:spacing w:after="20"/>
       </w:pPr>
     </w:p>
     <w:p>
       <w:pPr>
+        <w:widowControl/>
         <w:spacing w:after="120" w:line="348" w:lineRule="auto"/>
         <w:ind w:firstLine="420"/>
       </w:pPr>
@@ -1851,18 +2187,22 @@
         <w:pStyle w:val="4"/>
         <w:keepNext/>
         <w:pageBreakBefore/>
+        <w:widowControl/>
+        <w:ind w:firstLine="0"/>
       </w:pPr>
       <w:r>
         <w:rPr>
           <w:rFonts w:ascii="Aptos Display" w:hAnsi="Aptos Display" w:eastAsia="微软雅黑"/>
           <w:b/>
           <w:color w:val="000000"/>
+          <w:sz w:val="24"/>
         </w:rPr>
-        <w:t>3 3  多种通道重要性指标与恢复方法复评</w:t>
+        <w:t>3.3  多种通道重要性指标复评</w:t>
       </w:r>
     </w:p>
     <w:p>
       <w:pPr>
+        <w:widowControl/>
         <w:spacing w:after="120" w:line="348" w:lineRule="auto"/>
         <w:ind w:firstLine="420"/>
       </w:pPr>
@@ -1872,6 +2212,22 @@
           <w:sz w:val="21"/>
         </w:rPr>
         <w:t>补充实验在 held out val2017 上，以相同基线、候选层和约 3.7% 参数降幅统一比较六类准则：L1 与 L2 分别衡量权重幅值和能量，BN-γ 使用归一化层缩放系数，FPGM 根据滤波器几何冗余，Taylor 结合权重与梯度估计损失影响，HRank 根据特征图秩衡量信息量。基准 mAP50-95 为 0.386。</w:t>
+      </w:r>
+    </w:p>
+    <w:p>
+      <w:pPr>
+        <w:pStyle w:val="15"/>
+        <w:keepNext/>
+        <w:spacing w:before="120" w:after="80"/>
+        <w:jc w:val="center"/>
+      </w:pPr>
+      <w:r>
+        <w:rPr>
+          <w:rFonts w:ascii="Aptos" w:hAnsi="Aptos" w:eastAsia="微软雅黑"/>
+          <w:color w:val="595959"/>
+          <w:sz w:val="18"/>
+        </w:rPr>
+        <w:t>表 3  通道重要性准则对比</w:t>
       </w:r>
     </w:p>
     <w:tbl>
@@ -1887,7 +2243,7 @@
           <w:insideH w:val="single" w:color="D9D9D9" w:sz="6" w:space="0"/>
           <w:insideV w:val="single" w:color="D9D9D9" w:sz="6" w:space="0"/>
         </w:tblBorders>
-        <w:tblLayout w:type="fixed"/>
+        <w:tblLayout w:type="autofit"/>
         <w:tblCellMar>
           <w:top w:w="0" w:type="dxa"/>
           <w:left w:w="108" w:type="dxa"/>
@@ -1896,7 +2252,7 @@
         </w:tblCellMar>
       </w:tblPr>
       <w:tblGrid>
-        <w:gridCol w:w="2380"/>
+        <w:gridCol w:w="2381"/>
         <w:gridCol w:w="2380"/>
         <w:gridCol w:w="2380"/>
         <w:gridCol w:w="2380"/>
@@ -1927,21 +2283,22 @@
             <w:tcW w:w="2381" w:type="dxa"/>
             <w:shd w:val="clear" w:color="auto" w:fill="17365D"/>
             <w:tcMar>
-              <w:top w:w="110" w:type="dxa"/>
-              <w:left w:w="120" w:type="dxa"/>
-              <w:bottom w:w="110" w:type="dxa"/>
-              <w:right w:w="120" w:type="dxa"/>
+              <w:top w:w="90" w:type="dxa"/>
+              <w:left w:w="100" w:type="dxa"/>
+              <w:bottom w:w="90" w:type="dxa"/>
+              <w:right w:w="100" w:type="dxa"/>
             </w:tcMar>
             <w:vAlign w:val="center"/>
           </w:tcPr>
           <w:p>
             <w:pPr>
-              <w:spacing w:after="0"/>
+              <w:spacing w:before="0" w:after="0" w:line="269" w:lineRule="auto"/>
+              <w:ind w:firstLine="0"/>
               <w:jc w:val="center"/>
             </w:pPr>
             <w:r>
               <w:rPr>
-                <w:rFonts w:ascii="Aptos" w:hAnsi="Aptos" w:eastAsia="等线"/>
+                <w:rFonts w:ascii="Aptos" w:hAnsi="Aptos" w:eastAsia="微软雅黑"/>
                 <w:b/>
                 <w:color w:val="FFFFFF"/>
                 <w:sz w:val="17"/>
@@ -1955,21 +2312,22 @@
             <w:tcW w:w="2154" w:type="dxa"/>
             <w:shd w:val="clear" w:color="auto" w:fill="17365D"/>
             <w:tcMar>
-              <w:top w:w="110" w:type="dxa"/>
-              <w:left w:w="120" w:type="dxa"/>
-              <w:bottom w:w="110" w:type="dxa"/>
-              <w:right w:w="120" w:type="dxa"/>
+              <w:top w:w="90" w:type="dxa"/>
+              <w:left w:w="100" w:type="dxa"/>
+              <w:bottom w:w="90" w:type="dxa"/>
+              <w:right w:w="100" w:type="dxa"/>
             </w:tcMar>
             <w:vAlign w:val="center"/>
           </w:tcPr>
           <w:p>
             <w:pPr>
-              <w:spacing w:after="0"/>
+              <w:spacing w:before="0" w:after="0" w:line="269" w:lineRule="auto"/>
+              <w:ind w:firstLine="0"/>
               <w:jc w:val="center"/>
             </w:pPr>
             <w:r>
               <w:rPr>
-                <w:rFonts w:ascii="Aptos" w:hAnsi="Aptos" w:eastAsia="等线"/>
+                <w:rFonts w:ascii="Aptos" w:hAnsi="Aptos" w:eastAsia="微软雅黑"/>
                 <w:b/>
                 <w:color w:val="FFFFFF"/>
                 <w:sz w:val="17"/>
@@ -1983,21 +2341,22 @@
             <w:tcW w:w="2154" w:type="dxa"/>
             <w:shd w:val="clear" w:color="auto" w:fill="17365D"/>
             <w:tcMar>
-              <w:top w:w="110" w:type="dxa"/>
-              <w:left w:w="120" w:type="dxa"/>
-              <w:bottom w:w="110" w:type="dxa"/>
-              <w:right w:w="120" w:type="dxa"/>
+              <w:top w:w="90" w:type="dxa"/>
+              <w:left w:w="100" w:type="dxa"/>
+              <w:bottom w:w="90" w:type="dxa"/>
+              <w:right w:w="100" w:type="dxa"/>
             </w:tcMar>
             <w:vAlign w:val="center"/>
           </w:tcPr>
           <w:p>
             <w:pPr>
-              <w:spacing w:after="0"/>
+              <w:spacing w:before="0" w:after="0" w:line="269" w:lineRule="auto"/>
+              <w:ind w:firstLine="0"/>
               <w:jc w:val="center"/>
             </w:pPr>
             <w:r>
               <w:rPr>
-                <w:rFonts w:ascii="Aptos" w:hAnsi="Aptos" w:eastAsia="等线"/>
+                <w:rFonts w:ascii="Aptos" w:hAnsi="Aptos" w:eastAsia="微软雅黑"/>
                 <w:b/>
                 <w:color w:val="FFFFFF"/>
                 <w:sz w:val="17"/>
@@ -2011,21 +2370,22 @@
             <w:tcW w:w="1814" w:type="dxa"/>
             <w:shd w:val="clear" w:color="auto" w:fill="17365D"/>
             <w:tcMar>
-              <w:top w:w="110" w:type="dxa"/>
-              <w:left w:w="120" w:type="dxa"/>
-              <w:bottom w:w="110" w:type="dxa"/>
-              <w:right w:w="120" w:type="dxa"/>
+              <w:top w:w="90" w:type="dxa"/>
+              <w:left w:w="100" w:type="dxa"/>
+              <w:bottom w:w="90" w:type="dxa"/>
+              <w:right w:w="100" w:type="dxa"/>
             </w:tcMar>
             <w:vAlign w:val="center"/>
           </w:tcPr>
           <w:p>
             <w:pPr>
-              <w:spacing w:after="0"/>
+              <w:spacing w:before="0" w:after="0" w:line="269" w:lineRule="auto"/>
+              <w:ind w:firstLine="0"/>
               <w:jc w:val="center"/>
             </w:pPr>
             <w:r>
               <w:rPr>
-                <w:rFonts w:ascii="Aptos" w:hAnsi="Aptos" w:eastAsia="等线"/>
+                <w:rFonts w:ascii="Aptos" w:hAnsi="Aptos" w:eastAsia="微软雅黑"/>
                 <w:b/>
                 <w:color w:val="FFFFFF"/>
                 <w:sz w:val="17"/>
@@ -2059,17 +2419,26 @@
           <w:tcPr>
             <w:tcW w:w="2380" w:type="dxa"/>
             <w:shd w:val="clear" w:color="auto" w:fill="FFFFFF"/>
+            <w:tcMar>
+              <w:top w:w="90" w:type="dxa"/>
+              <w:left w:w="100" w:type="dxa"/>
+              <w:bottom w:w="90" w:type="dxa"/>
+              <w:right w:w="100" w:type="dxa"/>
+            </w:tcMar>
             <w:vAlign w:val="center"/>
           </w:tcPr>
           <w:p>
             <w:pPr>
-              <w:spacing w:after="0" w:line="264" w:lineRule="auto"/>
+              <w:spacing w:before="0" w:after="0" w:line="269" w:lineRule="auto"/>
+              <w:ind w:firstLine="0"/>
               <w:jc w:val="left"/>
             </w:pPr>
             <w:r>
               <w:rPr>
-                <w:rFonts w:ascii="Aptos" w:hAnsi="Aptos" w:eastAsia="等线"/>
-                <w:sz w:val="18"/>
+                <w:rFonts w:ascii="Aptos" w:hAnsi="Aptos" w:eastAsia="微软雅黑"/>
+                <w:b w:val="0"/>
+                <w:color w:val="1F1F1F"/>
+                <w:sz w:val="17"/>
               </w:rPr>
               <w:t>L1</w:t>
             </w:r>
@@ -2079,17 +2448,26 @@
           <w:tcPr>
             <w:tcW w:w="2380" w:type="dxa"/>
             <w:shd w:val="clear" w:color="auto" w:fill="FFFFFF"/>
+            <w:tcMar>
+              <w:top w:w="90" w:type="dxa"/>
+              <w:left w:w="100" w:type="dxa"/>
+              <w:bottom w:w="90" w:type="dxa"/>
+              <w:right w:w="100" w:type="dxa"/>
+            </w:tcMar>
             <w:vAlign w:val="center"/>
           </w:tcPr>
           <w:p>
             <w:pPr>
-              <w:spacing w:after="0" w:line="264" w:lineRule="auto"/>
+              <w:spacing w:before="0" w:after="0" w:line="269" w:lineRule="auto"/>
+              <w:ind w:firstLine="0"/>
               <w:jc w:val="center"/>
             </w:pPr>
             <w:r>
               <w:rPr>
-                <w:rFonts w:ascii="Aptos" w:hAnsi="Aptos" w:eastAsia="等线"/>
-                <w:sz w:val="18"/>
+                <w:rFonts w:ascii="Aptos" w:hAnsi="Aptos" w:eastAsia="微软雅黑"/>
+                <w:b w:val="0"/>
+                <w:color w:val="1F1F1F"/>
+                <w:sz w:val="17"/>
               </w:rPr>
               <w:t>0.314</w:t>
             </w:r>
@@ -2099,17 +2477,26 @@
           <w:tcPr>
             <w:tcW w:w="2380" w:type="dxa"/>
             <w:shd w:val="clear" w:color="auto" w:fill="FFFFFF"/>
+            <w:tcMar>
+              <w:top w:w="90" w:type="dxa"/>
+              <w:left w:w="100" w:type="dxa"/>
+              <w:bottom w:w="90" w:type="dxa"/>
+              <w:right w:w="100" w:type="dxa"/>
+            </w:tcMar>
             <w:vAlign w:val="center"/>
           </w:tcPr>
           <w:p>
             <w:pPr>
-              <w:spacing w:after="0" w:line="264" w:lineRule="auto"/>
+              <w:spacing w:before="0" w:after="0" w:line="269" w:lineRule="auto"/>
+              <w:ind w:firstLine="0"/>
               <w:jc w:val="center"/>
             </w:pPr>
             <w:r>
               <w:rPr>
-                <w:rFonts w:ascii="Aptos" w:hAnsi="Aptos" w:eastAsia="等线"/>
-                <w:sz w:val="18"/>
+                <w:rFonts w:ascii="Aptos" w:hAnsi="Aptos" w:eastAsia="微软雅黑"/>
+                <w:b w:val="0"/>
+                <w:color w:val="1F1F1F"/>
+                <w:sz w:val="17"/>
               </w:rPr>
               <w:t>0.340</w:t>
             </w:r>
@@ -2119,17 +2506,26 @@
           <w:tcPr>
             <w:tcW w:w="2380" w:type="dxa"/>
             <w:shd w:val="clear" w:color="auto" w:fill="FFFFFF"/>
+            <w:tcMar>
+              <w:top w:w="90" w:type="dxa"/>
+              <w:left w:w="100" w:type="dxa"/>
+              <w:bottom w:w="90" w:type="dxa"/>
+              <w:right w:w="100" w:type="dxa"/>
+            </w:tcMar>
             <w:vAlign w:val="center"/>
           </w:tcPr>
           <w:p>
             <w:pPr>
-              <w:spacing w:after="0" w:line="264" w:lineRule="auto"/>
+              <w:spacing w:before="0" w:after="0" w:line="269" w:lineRule="auto"/>
+              <w:ind w:firstLine="0"/>
               <w:jc w:val="center"/>
             </w:pPr>
             <w:r>
               <w:rPr>
-                <w:rFonts w:ascii="Aptos" w:hAnsi="Aptos" w:eastAsia="等线"/>
-                <w:sz w:val="18"/>
+                <w:rFonts w:ascii="Aptos" w:hAnsi="Aptos" w:eastAsia="微软雅黑"/>
+                <w:b w:val="0"/>
+                <w:color w:val="1F1F1F"/>
+                <w:sz w:val="17"/>
               </w:rPr>
               <w:t>3.7%</w:t>
             </w:r>
@@ -2160,17 +2556,26 @@
           <w:tcPr>
             <w:tcW w:w="2380" w:type="dxa"/>
             <w:shd w:val="clear" w:color="auto" w:fill="EAF1F8"/>
+            <w:tcMar>
+              <w:top w:w="90" w:type="dxa"/>
+              <w:left w:w="100" w:type="dxa"/>
+              <w:bottom w:w="90" w:type="dxa"/>
+              <w:right w:w="100" w:type="dxa"/>
+            </w:tcMar>
             <w:vAlign w:val="center"/>
           </w:tcPr>
           <w:p>
             <w:pPr>
-              <w:spacing w:after="0" w:line="264" w:lineRule="auto"/>
+              <w:spacing w:before="0" w:after="0" w:line="269" w:lineRule="auto"/>
+              <w:ind w:firstLine="0"/>
               <w:jc w:val="left"/>
             </w:pPr>
             <w:r>
               <w:rPr>
-                <w:rFonts w:ascii="Aptos" w:hAnsi="Aptos" w:eastAsia="等线"/>
-                <w:sz w:val="18"/>
+                <w:rFonts w:ascii="Aptos" w:hAnsi="Aptos" w:eastAsia="微软雅黑"/>
+                <w:b w:val="0"/>
+                <w:color w:val="1F1F1F"/>
+                <w:sz w:val="17"/>
               </w:rPr>
               <w:t>L2</w:t>
             </w:r>
@@ -2180,17 +2585,26 @@
           <w:tcPr>
             <w:tcW w:w="2380" w:type="dxa"/>
             <w:shd w:val="clear" w:color="auto" w:fill="EAF1F8"/>
+            <w:tcMar>
+              <w:top w:w="90" w:type="dxa"/>
+              <w:left w:w="100" w:type="dxa"/>
+              <w:bottom w:w="90" w:type="dxa"/>
+              <w:right w:w="100" w:type="dxa"/>
+            </w:tcMar>
             <w:vAlign w:val="center"/>
           </w:tcPr>
           <w:p>
             <w:pPr>
-              <w:spacing w:after="0" w:line="264" w:lineRule="auto"/>
+              <w:spacing w:before="0" w:after="0" w:line="269" w:lineRule="auto"/>
+              <w:ind w:firstLine="0"/>
               <w:jc w:val="center"/>
             </w:pPr>
             <w:r>
               <w:rPr>
-                <w:rFonts w:ascii="Aptos" w:hAnsi="Aptos" w:eastAsia="等线"/>
-                <w:sz w:val="18"/>
+                <w:rFonts w:ascii="Aptos" w:hAnsi="Aptos" w:eastAsia="微软雅黑"/>
+                <w:b w:val="0"/>
+                <w:color w:val="1F1F1F"/>
+                <w:sz w:val="17"/>
               </w:rPr>
               <w:t>0.315</w:t>
             </w:r>
@@ -2200,17 +2614,26 @@
           <w:tcPr>
             <w:tcW w:w="2380" w:type="dxa"/>
             <w:shd w:val="clear" w:color="auto" w:fill="EAF1F8"/>
+            <w:tcMar>
+              <w:top w:w="90" w:type="dxa"/>
+              <w:left w:w="100" w:type="dxa"/>
+              <w:bottom w:w="90" w:type="dxa"/>
+              <w:right w:w="100" w:type="dxa"/>
+            </w:tcMar>
             <w:vAlign w:val="center"/>
           </w:tcPr>
           <w:p>
             <w:pPr>
-              <w:spacing w:after="0" w:line="264" w:lineRule="auto"/>
+              <w:spacing w:before="0" w:after="0" w:line="269" w:lineRule="auto"/>
+              <w:ind w:firstLine="0"/>
               <w:jc w:val="center"/>
             </w:pPr>
             <w:r>
               <w:rPr>
-                <w:rFonts w:ascii="Aptos" w:hAnsi="Aptos" w:eastAsia="等线"/>
-                <w:sz w:val="18"/>
+                <w:rFonts w:ascii="Aptos" w:hAnsi="Aptos" w:eastAsia="微软雅黑"/>
+                <w:b w:val="0"/>
+                <w:color w:val="1F1F1F"/>
+                <w:sz w:val="17"/>
               </w:rPr>
               <w:t>0.340</w:t>
             </w:r>
@@ -2220,17 +2643,26 @@
           <w:tcPr>
             <w:tcW w:w="2380" w:type="dxa"/>
             <w:shd w:val="clear" w:color="auto" w:fill="EAF1F8"/>
+            <w:tcMar>
+              <w:top w:w="90" w:type="dxa"/>
+              <w:left w:w="100" w:type="dxa"/>
+              <w:bottom w:w="90" w:type="dxa"/>
+              <w:right w:w="100" w:type="dxa"/>
+            </w:tcMar>
             <w:vAlign w:val="center"/>
           </w:tcPr>
           <w:p>
             <w:pPr>
-              <w:spacing w:after="0" w:line="264" w:lineRule="auto"/>
+              <w:spacing w:before="0" w:after="0" w:line="269" w:lineRule="auto"/>
+              <w:ind w:firstLine="0"/>
               <w:jc w:val="center"/>
             </w:pPr>
             <w:r>
               <w:rPr>
-                <w:rFonts w:ascii="Aptos" w:hAnsi="Aptos" w:eastAsia="等线"/>
-                <w:sz w:val="18"/>
+                <w:rFonts w:ascii="Aptos" w:hAnsi="Aptos" w:eastAsia="微软雅黑"/>
+                <w:b w:val="0"/>
+                <w:color w:val="1F1F1F"/>
+                <w:sz w:val="17"/>
               </w:rPr>
               <w:t>3.7%</w:t>
             </w:r>
@@ -2261,17 +2693,26 @@
           <w:tcPr>
             <w:tcW w:w="2380" w:type="dxa"/>
             <w:shd w:val="clear" w:color="auto" w:fill="FFFFFF"/>
+            <w:tcMar>
+              <w:top w:w="90" w:type="dxa"/>
+              <w:left w:w="100" w:type="dxa"/>
+              <w:bottom w:w="90" w:type="dxa"/>
+              <w:right w:w="100" w:type="dxa"/>
+            </w:tcMar>
             <w:vAlign w:val="center"/>
           </w:tcPr>
           <w:p>
             <w:pPr>
-              <w:spacing w:after="0" w:line="264" w:lineRule="auto"/>
+              <w:spacing w:before="0" w:after="0" w:line="269" w:lineRule="auto"/>
+              <w:ind w:firstLine="0"/>
               <w:jc w:val="left"/>
             </w:pPr>
             <w:r>
               <w:rPr>
-                <w:rFonts w:ascii="Aptos" w:hAnsi="Aptos" w:eastAsia="等线"/>
-                <w:sz w:val="18"/>
+                <w:rFonts w:ascii="Aptos" w:hAnsi="Aptos" w:eastAsia="微软雅黑"/>
+                <w:b w:val="0"/>
+                <w:color w:val="1F1F1F"/>
+                <w:sz w:val="17"/>
               </w:rPr>
               <w:t>BN-γ</w:t>
             </w:r>
@@ -2281,17 +2722,26 @@
           <w:tcPr>
             <w:tcW w:w="2380" w:type="dxa"/>
             <w:shd w:val="clear" w:color="auto" w:fill="FFFFFF"/>
+            <w:tcMar>
+              <w:top w:w="90" w:type="dxa"/>
+              <w:left w:w="100" w:type="dxa"/>
+              <w:bottom w:w="90" w:type="dxa"/>
+              <w:right w:w="100" w:type="dxa"/>
+            </w:tcMar>
             <w:vAlign w:val="center"/>
           </w:tcPr>
           <w:p>
             <w:pPr>
-              <w:spacing w:after="0" w:line="264" w:lineRule="auto"/>
+              <w:spacing w:before="0" w:after="0" w:line="269" w:lineRule="auto"/>
+              <w:ind w:firstLine="0"/>
               <w:jc w:val="center"/>
             </w:pPr>
             <w:r>
               <w:rPr>
-                <w:rFonts w:ascii="Aptos" w:hAnsi="Aptos" w:eastAsia="等线"/>
-                <w:sz w:val="18"/>
+                <w:rFonts w:ascii="Aptos" w:hAnsi="Aptos" w:eastAsia="微软雅黑"/>
+                <w:b w:val="0"/>
+                <w:color w:val="1F1F1F"/>
+                <w:sz w:val="17"/>
               </w:rPr>
               <w:t>0.012</w:t>
             </w:r>
@@ -2301,17 +2751,26 @@
           <w:tcPr>
             <w:tcW w:w="2380" w:type="dxa"/>
             <w:shd w:val="clear" w:color="auto" w:fill="FFFFFF"/>
+            <w:tcMar>
+              <w:top w:w="90" w:type="dxa"/>
+              <w:left w:w="100" w:type="dxa"/>
+              <w:bottom w:w="90" w:type="dxa"/>
+              <w:right w:w="100" w:type="dxa"/>
+            </w:tcMar>
             <w:vAlign w:val="center"/>
           </w:tcPr>
           <w:p>
             <w:pPr>
-              <w:spacing w:after="0" w:line="264" w:lineRule="auto"/>
+              <w:spacing w:before="0" w:after="0" w:line="269" w:lineRule="auto"/>
+              <w:ind w:firstLine="0"/>
               <w:jc w:val="center"/>
             </w:pPr>
             <w:r>
               <w:rPr>
-                <w:rFonts w:ascii="Aptos" w:hAnsi="Aptos" w:eastAsia="等线"/>
-                <w:sz w:val="18"/>
+                <w:rFonts w:ascii="Aptos" w:hAnsi="Aptos" w:eastAsia="微软雅黑"/>
+                <w:b w:val="0"/>
+                <w:color w:val="1F1F1F"/>
+                <w:sz w:val="17"/>
               </w:rPr>
               <w:t>0.195</w:t>
             </w:r>
@@ -2321,17 +2780,26 @@
           <w:tcPr>
             <w:tcW w:w="2380" w:type="dxa"/>
             <w:shd w:val="clear" w:color="auto" w:fill="FFFFFF"/>
+            <w:tcMar>
+              <w:top w:w="90" w:type="dxa"/>
+              <w:left w:w="100" w:type="dxa"/>
+              <w:bottom w:w="90" w:type="dxa"/>
+              <w:right w:w="100" w:type="dxa"/>
+            </w:tcMar>
             <w:vAlign w:val="center"/>
           </w:tcPr>
           <w:p>
             <w:pPr>
-              <w:spacing w:after="0" w:line="264" w:lineRule="auto"/>
+              <w:spacing w:before="0" w:after="0" w:line="269" w:lineRule="auto"/>
+              <w:ind w:firstLine="0"/>
               <w:jc w:val="center"/>
             </w:pPr>
             <w:r>
               <w:rPr>
-                <w:rFonts w:ascii="Aptos" w:hAnsi="Aptos" w:eastAsia="等线"/>
-                <w:sz w:val="18"/>
+                <w:rFonts w:ascii="Aptos" w:hAnsi="Aptos" w:eastAsia="微软雅黑"/>
+                <w:b w:val="0"/>
+                <w:color w:val="1F1F1F"/>
+                <w:sz w:val="17"/>
               </w:rPr>
               <w:t>3.7%</w:t>
             </w:r>
@@ -2362,17 +2830,26 @@
           <w:tcPr>
             <w:tcW w:w="2380" w:type="dxa"/>
             <w:shd w:val="clear" w:color="auto" w:fill="EAF1F8"/>
+            <w:tcMar>
+              <w:top w:w="90" w:type="dxa"/>
+              <w:left w:w="100" w:type="dxa"/>
+              <w:bottom w:w="90" w:type="dxa"/>
+              <w:right w:w="100" w:type="dxa"/>
+            </w:tcMar>
             <w:vAlign w:val="center"/>
           </w:tcPr>
           <w:p>
             <w:pPr>
-              <w:spacing w:after="0" w:line="264" w:lineRule="auto"/>
+              <w:spacing w:before="0" w:after="0" w:line="269" w:lineRule="auto"/>
+              <w:ind w:firstLine="0"/>
               <w:jc w:val="left"/>
             </w:pPr>
             <w:r>
               <w:rPr>
-                <w:rFonts w:ascii="Aptos" w:hAnsi="Aptos" w:eastAsia="等线"/>
-                <w:sz w:val="18"/>
+                <w:rFonts w:ascii="Aptos" w:hAnsi="Aptos" w:eastAsia="微软雅黑"/>
+                <w:b w:val="0"/>
+                <w:color w:val="1F1F1F"/>
+                <w:sz w:val="17"/>
               </w:rPr>
               <w:t>FPGM</w:t>
             </w:r>
@@ -2382,17 +2859,26 @@
           <w:tcPr>
             <w:tcW w:w="2380" w:type="dxa"/>
             <w:shd w:val="clear" w:color="auto" w:fill="EAF1F8"/>
+            <w:tcMar>
+              <w:top w:w="90" w:type="dxa"/>
+              <w:left w:w="100" w:type="dxa"/>
+              <w:bottom w:w="90" w:type="dxa"/>
+              <w:right w:w="100" w:type="dxa"/>
+            </w:tcMar>
             <w:vAlign w:val="center"/>
           </w:tcPr>
           <w:p>
             <w:pPr>
-              <w:spacing w:after="0" w:line="264" w:lineRule="auto"/>
+              <w:spacing w:before="0" w:after="0" w:line="269" w:lineRule="auto"/>
+              <w:ind w:firstLine="0"/>
               <w:jc w:val="center"/>
             </w:pPr>
             <w:r>
               <w:rPr>
-                <w:rFonts w:ascii="Aptos" w:hAnsi="Aptos" w:eastAsia="等线"/>
-                <w:sz w:val="18"/>
+                <w:rFonts w:ascii="Aptos" w:hAnsi="Aptos" w:eastAsia="微软雅黑"/>
+                <w:b w:val="0"/>
+                <w:color w:val="1F1F1F"/>
+                <w:sz w:val="17"/>
               </w:rPr>
               <w:t>0.326</w:t>
             </w:r>
@@ -2402,17 +2888,26 @@
           <w:tcPr>
             <w:tcW w:w="2380" w:type="dxa"/>
             <w:shd w:val="clear" w:color="auto" w:fill="EAF1F8"/>
+            <w:tcMar>
+              <w:top w:w="90" w:type="dxa"/>
+              <w:left w:w="100" w:type="dxa"/>
+              <w:bottom w:w="90" w:type="dxa"/>
+              <w:right w:w="100" w:type="dxa"/>
+            </w:tcMar>
             <w:vAlign w:val="center"/>
           </w:tcPr>
           <w:p>
             <w:pPr>
-              <w:spacing w:after="0" w:line="264" w:lineRule="auto"/>
+              <w:spacing w:before="0" w:after="0" w:line="269" w:lineRule="auto"/>
+              <w:ind w:firstLine="0"/>
               <w:jc w:val="center"/>
             </w:pPr>
             <w:r>
               <w:rPr>
-                <w:rFonts w:ascii="Aptos" w:hAnsi="Aptos" w:eastAsia="等线"/>
-                <w:sz w:val="18"/>
+                <w:rFonts w:ascii="Aptos" w:hAnsi="Aptos" w:eastAsia="微软雅黑"/>
+                <w:b w:val="0"/>
+                <w:color w:val="1F1F1F"/>
+                <w:sz w:val="17"/>
               </w:rPr>
               <w:t>0.337</w:t>
             </w:r>
@@ -2422,17 +2917,26 @@
           <w:tcPr>
             <w:tcW w:w="2380" w:type="dxa"/>
             <w:shd w:val="clear" w:color="auto" w:fill="EAF1F8"/>
+            <w:tcMar>
+              <w:top w:w="90" w:type="dxa"/>
+              <w:left w:w="100" w:type="dxa"/>
+              <w:bottom w:w="90" w:type="dxa"/>
+              <w:right w:w="100" w:type="dxa"/>
+            </w:tcMar>
             <w:vAlign w:val="center"/>
           </w:tcPr>
           <w:p>
             <w:pPr>
-              <w:spacing w:after="0" w:line="264" w:lineRule="auto"/>
+              <w:spacing w:before="0" w:after="0" w:line="269" w:lineRule="auto"/>
+              <w:ind w:firstLine="0"/>
               <w:jc w:val="center"/>
             </w:pPr>
             <w:r>
               <w:rPr>
-                <w:rFonts w:ascii="Aptos" w:hAnsi="Aptos" w:eastAsia="等线"/>
-                <w:sz w:val="18"/>
+                <w:rFonts w:ascii="Aptos" w:hAnsi="Aptos" w:eastAsia="微软雅黑"/>
+                <w:b w:val="0"/>
+                <w:color w:val="1F1F1F"/>
+                <w:sz w:val="17"/>
               </w:rPr>
               <w:t>3.7%</w:t>
             </w:r>
@@ -2463,17 +2967,26 @@
           <w:tcPr>
             <w:tcW w:w="2380" w:type="dxa"/>
             <w:shd w:val="clear" w:color="auto" w:fill="FFFFFF"/>
+            <w:tcMar>
+              <w:top w:w="90" w:type="dxa"/>
+              <w:left w:w="100" w:type="dxa"/>
+              <w:bottom w:w="90" w:type="dxa"/>
+              <w:right w:w="100" w:type="dxa"/>
+            </w:tcMar>
             <w:vAlign w:val="center"/>
           </w:tcPr>
           <w:p>
             <w:pPr>
-              <w:spacing w:after="0" w:line="264" w:lineRule="auto"/>
+              <w:spacing w:before="0" w:after="0" w:line="269" w:lineRule="auto"/>
+              <w:ind w:firstLine="0"/>
               <w:jc w:val="left"/>
             </w:pPr>
             <w:r>
               <w:rPr>
-                <w:rFonts w:ascii="Aptos" w:hAnsi="Aptos" w:eastAsia="等线"/>
-                <w:sz w:val="18"/>
+                <w:rFonts w:ascii="Aptos" w:hAnsi="Aptos" w:eastAsia="微软雅黑"/>
+                <w:b w:val="0"/>
+                <w:color w:val="1F1F1F"/>
+                <w:sz w:val="17"/>
               </w:rPr>
               <w:t>Taylor</w:t>
             </w:r>
@@ -2483,17 +2996,26 @@
           <w:tcPr>
             <w:tcW w:w="2380" w:type="dxa"/>
             <w:shd w:val="clear" w:color="auto" w:fill="FFFFFF"/>
+            <w:tcMar>
+              <w:top w:w="90" w:type="dxa"/>
+              <w:left w:w="100" w:type="dxa"/>
+              <w:bottom w:w="90" w:type="dxa"/>
+              <w:right w:w="100" w:type="dxa"/>
+            </w:tcMar>
             <w:vAlign w:val="center"/>
           </w:tcPr>
           <w:p>
             <w:pPr>
-              <w:spacing w:after="0" w:line="264" w:lineRule="auto"/>
+              <w:spacing w:before="0" w:after="0" w:line="269" w:lineRule="auto"/>
+              <w:ind w:firstLine="0"/>
               <w:jc w:val="center"/>
             </w:pPr>
             <w:r>
               <w:rPr>
-                <w:rFonts w:ascii="Aptos" w:hAnsi="Aptos" w:eastAsia="等线"/>
-                <w:sz w:val="18"/>
+                <w:rFonts w:ascii="Aptos" w:hAnsi="Aptos" w:eastAsia="微软雅黑"/>
+                <w:b w:val="0"/>
+                <w:color w:val="1F1F1F"/>
+                <w:sz w:val="17"/>
               </w:rPr>
               <w:t>0.336</w:t>
             </w:r>
@@ -2503,17 +3025,26 @@
           <w:tcPr>
             <w:tcW w:w="2380" w:type="dxa"/>
             <w:shd w:val="clear" w:color="auto" w:fill="FFFFFF"/>
+            <w:tcMar>
+              <w:top w:w="90" w:type="dxa"/>
+              <w:left w:w="100" w:type="dxa"/>
+              <w:bottom w:w="90" w:type="dxa"/>
+              <w:right w:w="100" w:type="dxa"/>
+            </w:tcMar>
             <w:vAlign w:val="center"/>
           </w:tcPr>
           <w:p>
             <w:pPr>
-              <w:spacing w:after="0" w:line="264" w:lineRule="auto"/>
+              <w:spacing w:before="0" w:after="0" w:line="269" w:lineRule="auto"/>
+              <w:ind w:firstLine="0"/>
               <w:jc w:val="center"/>
             </w:pPr>
             <w:r>
               <w:rPr>
-                <w:rFonts w:ascii="Aptos" w:hAnsi="Aptos" w:eastAsia="等线"/>
-                <w:sz w:val="18"/>
+                <w:rFonts w:ascii="Aptos" w:hAnsi="Aptos" w:eastAsia="微软雅黑"/>
+                <w:b w:val="0"/>
+                <w:color w:val="1F1F1F"/>
+                <w:sz w:val="17"/>
               </w:rPr>
               <w:t>0.344</w:t>
             </w:r>
@@ -2523,17 +3054,26 @@
           <w:tcPr>
             <w:tcW w:w="2380" w:type="dxa"/>
             <w:shd w:val="clear" w:color="auto" w:fill="FFFFFF"/>
+            <w:tcMar>
+              <w:top w:w="90" w:type="dxa"/>
+              <w:left w:w="100" w:type="dxa"/>
+              <w:bottom w:w="90" w:type="dxa"/>
+              <w:right w:w="100" w:type="dxa"/>
+            </w:tcMar>
             <w:vAlign w:val="center"/>
           </w:tcPr>
           <w:p>
             <w:pPr>
-              <w:spacing w:after="0" w:line="264" w:lineRule="auto"/>
+              <w:spacing w:before="0" w:after="0" w:line="269" w:lineRule="auto"/>
+              <w:ind w:firstLine="0"/>
               <w:jc w:val="center"/>
             </w:pPr>
             <w:r>
               <w:rPr>
-                <w:rFonts w:ascii="Aptos" w:hAnsi="Aptos" w:eastAsia="等线"/>
-                <w:sz w:val="18"/>
+                <w:rFonts w:ascii="Aptos" w:hAnsi="Aptos" w:eastAsia="微软雅黑"/>
+                <w:b w:val="0"/>
+                <w:color w:val="1F1F1F"/>
+                <w:sz w:val="17"/>
               </w:rPr>
               <w:t>3.7%</w:t>
             </w:r>
@@ -2564,17 +3104,26 @@
           <w:tcPr>
             <w:tcW w:w="2380" w:type="dxa"/>
             <w:shd w:val="clear" w:color="auto" w:fill="EAF1F8"/>
+            <w:tcMar>
+              <w:top w:w="90" w:type="dxa"/>
+              <w:left w:w="100" w:type="dxa"/>
+              <w:bottom w:w="90" w:type="dxa"/>
+              <w:right w:w="100" w:type="dxa"/>
+            </w:tcMar>
             <w:vAlign w:val="center"/>
           </w:tcPr>
           <w:p>
             <w:pPr>
-              <w:spacing w:after="0" w:line="264" w:lineRule="auto"/>
+              <w:spacing w:before="0" w:after="0" w:line="269" w:lineRule="auto"/>
+              <w:ind w:firstLine="0"/>
               <w:jc w:val="left"/>
             </w:pPr>
             <w:r>
               <w:rPr>
-                <w:rFonts w:ascii="Aptos" w:hAnsi="Aptos" w:eastAsia="等线"/>
-                <w:sz w:val="18"/>
+                <w:rFonts w:ascii="Aptos" w:hAnsi="Aptos" w:eastAsia="微软雅黑"/>
+                <w:b w:val="0"/>
+                <w:color w:val="1F1F1F"/>
+                <w:sz w:val="17"/>
               </w:rPr>
               <w:t>HRank</w:t>
             </w:r>
@@ -2584,17 +3133,26 @@
           <w:tcPr>
             <w:tcW w:w="2380" w:type="dxa"/>
             <w:shd w:val="clear" w:color="auto" w:fill="EAF1F8"/>
+            <w:tcMar>
+              <w:top w:w="90" w:type="dxa"/>
+              <w:left w:w="100" w:type="dxa"/>
+              <w:bottom w:w="90" w:type="dxa"/>
+              <w:right w:w="100" w:type="dxa"/>
+            </w:tcMar>
             <w:vAlign w:val="center"/>
           </w:tcPr>
           <w:p>
             <w:pPr>
-              <w:spacing w:after="0" w:line="264" w:lineRule="auto"/>
+              <w:spacing w:before="0" w:after="0" w:line="269" w:lineRule="auto"/>
+              <w:ind w:firstLine="0"/>
               <w:jc w:val="center"/>
             </w:pPr>
             <w:r>
               <w:rPr>
-                <w:rFonts w:ascii="Aptos" w:hAnsi="Aptos" w:eastAsia="等线"/>
-                <w:sz w:val="18"/>
+                <w:rFonts w:ascii="Aptos" w:hAnsi="Aptos" w:eastAsia="微软雅黑"/>
+                <w:b w:val="0"/>
+                <w:color w:val="1F1F1F"/>
+                <w:sz w:val="17"/>
               </w:rPr>
               <w:t>未单列</w:t>
             </w:r>
@@ -2604,17 +3162,26 @@
           <w:tcPr>
             <w:tcW w:w="2380" w:type="dxa"/>
             <w:shd w:val="clear" w:color="auto" w:fill="EAF1F8"/>
+            <w:tcMar>
+              <w:top w:w="90" w:type="dxa"/>
+              <w:left w:w="100" w:type="dxa"/>
+              <w:bottom w:w="90" w:type="dxa"/>
+              <w:right w:w="100" w:type="dxa"/>
+            </w:tcMar>
             <w:vAlign w:val="center"/>
           </w:tcPr>
           <w:p>
             <w:pPr>
-              <w:spacing w:after="0" w:line="264" w:lineRule="auto"/>
+              <w:spacing w:before="0" w:after="0" w:line="269" w:lineRule="auto"/>
+              <w:ind w:firstLine="0"/>
               <w:jc w:val="center"/>
             </w:pPr>
             <w:r>
               <w:rPr>
-                <w:rFonts w:ascii="Aptos" w:hAnsi="Aptos" w:eastAsia="等线"/>
-                <w:sz w:val="18"/>
+                <w:rFonts w:ascii="Aptos" w:hAnsi="Aptos" w:eastAsia="微软雅黑"/>
+                <w:b w:val="0"/>
+                <w:color w:val="1F1F1F"/>
+                <w:sz w:val="17"/>
               </w:rPr>
               <w:t>0.319</w:t>
             </w:r>
@@ -2624,17 +3191,26 @@
           <w:tcPr>
             <w:tcW w:w="2380" w:type="dxa"/>
             <w:shd w:val="clear" w:color="auto" w:fill="EAF1F8"/>
+            <w:tcMar>
+              <w:top w:w="90" w:type="dxa"/>
+              <w:left w:w="100" w:type="dxa"/>
+              <w:bottom w:w="90" w:type="dxa"/>
+              <w:right w:w="100" w:type="dxa"/>
+            </w:tcMar>
             <w:vAlign w:val="center"/>
           </w:tcPr>
           <w:p>
             <w:pPr>
-              <w:spacing w:after="0" w:line="264" w:lineRule="auto"/>
+              <w:spacing w:before="0" w:after="0" w:line="269" w:lineRule="auto"/>
+              <w:ind w:firstLine="0"/>
               <w:jc w:val="center"/>
             </w:pPr>
             <w:r>
               <w:rPr>
-                <w:rFonts w:ascii="Aptos" w:hAnsi="Aptos" w:eastAsia="等线"/>
-                <w:sz w:val="18"/>
+                <w:rFonts w:ascii="Aptos" w:hAnsi="Aptos" w:eastAsia="微软雅黑"/>
+                <w:b w:val="0"/>
+                <w:color w:val="1F1F1F"/>
+                <w:sz w:val="17"/>
               </w:rPr>
               <w:t>3.7%</w:t>
             </w:r>
@@ -2644,6 +3220,7 @@
     </w:tbl>
     <w:p>
       <w:pPr>
+        <w:widowControl/>
         <w:spacing w:after="120" w:line="348" w:lineRule="auto"/>
         <w:ind w:firstLine="420"/>
       </w:pPr>
@@ -2659,14 +3236,33 @@
       <w:pPr>
         <w:pStyle w:val="4"/>
         <w:pageBreakBefore/>
+        <w:widowControl/>
+        <w:ind w:firstLine="0"/>
       </w:pPr>
       <w:r>
         <w:rPr>
           <w:rFonts w:ascii="Aptos Display" w:hAnsi="Aptos Display" w:eastAsia="微软雅黑"/>
           <w:b/>
           <w:color w:val="000000"/>
+          <w:sz w:val="24"/>
         </w:rPr>
-        <w:t>3 4  多种恢复手段与当前最优选择</w:t>
+        <w:t>3.4  多种恢复手段与当前最优选择</w:t>
+      </w:r>
+    </w:p>
+    <w:p>
+      <w:pPr>
+        <w:pStyle w:val="15"/>
+        <w:keepNext/>
+        <w:spacing w:before="120" w:after="80"/>
+        <w:jc w:val="center"/>
+      </w:pPr>
+      <w:r>
+        <w:rPr>
+          <w:rFonts w:ascii="Aptos" w:hAnsi="Aptos" w:eastAsia="微软雅黑"/>
+          <w:color w:val="595959"/>
+          <w:sz w:val="18"/>
+        </w:rPr>
+        <w:t>表 4  剪枝后恢复手段对比</w:t>
       </w:r>
     </w:p>
     <w:tbl>
@@ -2682,7 +3278,7 @@
           <w:insideH w:val="single" w:color="D9D9D9" w:sz="6" w:space="0"/>
           <w:insideV w:val="single" w:color="D9D9D9" w:sz="6" w:space="0"/>
         </w:tblBorders>
-        <w:tblLayout w:type="fixed"/>
+        <w:tblLayout w:type="autofit"/>
         <w:tblCellMar>
           <w:top w:w="0" w:type="dxa"/>
           <w:left w:w="108" w:type="dxa"/>
@@ -2691,10 +3287,10 @@
         </w:tblCellMar>
       </w:tblPr>
       <w:tblGrid>
-        <w:gridCol w:w="2380"/>
-        <w:gridCol w:w="2380"/>
-        <w:gridCol w:w="2380"/>
-        <w:gridCol w:w="2380"/>
+        <w:gridCol w:w="1701"/>
+        <w:gridCol w:w="2721"/>
+        <w:gridCol w:w="1871"/>
+        <w:gridCol w:w="2438"/>
       </w:tblGrid>
       <w:tr>
         <w:tblPrEx>
@@ -2714,22 +3310,30 @@
           </w:tblCellMar>
         </w:tblPrEx>
         <w:trPr>
+          <w:tblHeader/>
           <w:jc w:val="center"/>
         </w:trPr>
         <w:tc>
           <w:tcPr>
             <w:tcW w:w="1701" w:type="dxa"/>
             <w:shd w:val="clear" w:color="auto" w:fill="17365D"/>
+            <w:tcMar>
+              <w:top w:w="90" w:type="dxa"/>
+              <w:left w:w="100" w:type="dxa"/>
+              <w:bottom w:w="90" w:type="dxa"/>
+              <w:right w:w="100" w:type="dxa"/>
+            </w:tcMar>
             <w:vAlign w:val="center"/>
           </w:tcPr>
           <w:p>
             <w:pPr>
-              <w:spacing w:after="0"/>
+              <w:spacing w:before="0" w:after="0" w:line="269" w:lineRule="auto"/>
+              <w:ind w:firstLine="0"/>
               <w:jc w:val="center"/>
             </w:pPr>
             <w:r>
               <w:rPr>
-                <w:rFonts w:ascii="Aptos" w:hAnsi="Aptos" w:eastAsia="等线"/>
+                <w:rFonts w:ascii="Aptos" w:hAnsi="Aptos" w:eastAsia="微软雅黑"/>
                 <w:b/>
                 <w:color w:val="FFFFFF"/>
                 <w:sz w:val="17"/>
@@ -2742,16 +3346,23 @@
           <w:tcPr>
             <w:tcW w:w="2721" w:type="dxa"/>
             <w:shd w:val="clear" w:color="auto" w:fill="17365D"/>
+            <w:tcMar>
+              <w:top w:w="90" w:type="dxa"/>
+              <w:left w:w="100" w:type="dxa"/>
+              <w:bottom w:w="90" w:type="dxa"/>
+              <w:right w:w="100" w:type="dxa"/>
+            </w:tcMar>
             <w:vAlign w:val="center"/>
           </w:tcPr>
           <w:p>
             <w:pPr>
-              <w:spacing w:after="0"/>
+              <w:spacing w:before="0" w:after="0" w:line="269" w:lineRule="auto"/>
+              <w:ind w:firstLine="0"/>
               <w:jc w:val="center"/>
             </w:pPr>
             <w:r>
               <w:rPr>
-                <w:rFonts w:ascii="Aptos" w:hAnsi="Aptos" w:eastAsia="等线"/>
+                <w:rFonts w:ascii="Aptos" w:hAnsi="Aptos" w:eastAsia="微软雅黑"/>
                 <w:b/>
                 <w:color w:val="FFFFFF"/>
                 <w:sz w:val="17"/>
@@ -2764,16 +3375,23 @@
           <w:tcPr>
             <w:tcW w:w="1871" w:type="dxa"/>
             <w:shd w:val="clear" w:color="auto" w:fill="17365D"/>
+            <w:tcMar>
+              <w:top w:w="90" w:type="dxa"/>
+              <w:left w:w="100" w:type="dxa"/>
+              <w:bottom w:w="90" w:type="dxa"/>
+              <w:right w:w="100" w:type="dxa"/>
+            </w:tcMar>
             <w:vAlign w:val="center"/>
           </w:tcPr>
           <w:p>
             <w:pPr>
-              <w:spacing w:after="0"/>
+              <w:spacing w:before="0" w:after="0" w:line="269" w:lineRule="auto"/>
+              <w:ind w:firstLine="0"/>
               <w:jc w:val="center"/>
             </w:pPr>
             <w:r>
               <w:rPr>
-                <w:rFonts w:ascii="Aptos" w:hAnsi="Aptos" w:eastAsia="等线"/>
+                <w:rFonts w:ascii="Aptos" w:hAnsi="Aptos" w:eastAsia="微软雅黑"/>
                 <w:b/>
                 <w:color w:val="FFFFFF"/>
                 <w:sz w:val="17"/>
@@ -2786,16 +3404,23 @@
           <w:tcPr>
             <w:tcW w:w="2438" w:type="dxa"/>
             <w:shd w:val="clear" w:color="auto" w:fill="17365D"/>
+            <w:tcMar>
+              <w:top w:w="90" w:type="dxa"/>
+              <w:left w:w="100" w:type="dxa"/>
+              <w:bottom w:w="90" w:type="dxa"/>
+              <w:right w:w="100" w:type="dxa"/>
+            </w:tcMar>
             <w:vAlign w:val="center"/>
           </w:tcPr>
           <w:p>
             <w:pPr>
-              <w:spacing w:after="0"/>
+              <w:spacing w:before="0" w:after="0" w:line="269" w:lineRule="auto"/>
+              <w:ind w:firstLine="0"/>
               <w:jc w:val="center"/>
             </w:pPr>
             <w:r>
               <w:rPr>
-                <w:rFonts w:ascii="Aptos" w:hAnsi="Aptos" w:eastAsia="等线"/>
+                <w:rFonts w:ascii="Aptos" w:hAnsi="Aptos" w:eastAsia="微软雅黑"/>
                 <w:b/>
                 <w:color w:val="FFFFFF"/>
                 <w:sz w:val="17"/>
@@ -2829,16 +3454,25 @@
           <w:tcPr>
             <w:tcW w:w="1701" w:type="dxa"/>
             <w:shd w:val="clear" w:color="auto" w:fill="FFFFFF"/>
+            <w:tcMar>
+              <w:top w:w="90" w:type="dxa"/>
+              <w:left w:w="100" w:type="dxa"/>
+              <w:bottom w:w="90" w:type="dxa"/>
+              <w:right w:w="100" w:type="dxa"/>
+            </w:tcMar>
             <w:vAlign w:val="center"/>
           </w:tcPr>
           <w:p>
             <w:pPr>
-              <w:spacing w:after="0" w:line="259" w:lineRule="auto"/>
+              <w:spacing w:before="0" w:after="0" w:line="269" w:lineRule="auto"/>
+              <w:ind w:firstLine="0"/>
               <w:jc w:val="left"/>
             </w:pPr>
             <w:r>
               <w:rPr>
-                <w:rFonts w:ascii="Aptos" w:hAnsi="Aptos" w:eastAsia="等线"/>
+                <w:rFonts w:ascii="Aptos" w:hAnsi="Aptos" w:eastAsia="微软雅黑"/>
+                <w:b w:val="0"/>
+                <w:color w:val="1F1F1F"/>
                 <w:sz w:val="17"/>
               </w:rPr>
               <w:t>普通微调</w:t>
@@ -2849,16 +3483,25 @@
           <w:tcPr>
             <w:tcW w:w="2721" w:type="dxa"/>
             <w:shd w:val="clear" w:color="auto" w:fill="FFFFFF"/>
+            <w:tcMar>
+              <w:top w:w="90" w:type="dxa"/>
+              <w:left w:w="100" w:type="dxa"/>
+              <w:bottom w:w="90" w:type="dxa"/>
+              <w:right w:w="100" w:type="dxa"/>
+            </w:tcMar>
             <w:vAlign w:val="center"/>
           </w:tcPr>
           <w:p>
             <w:pPr>
-              <w:spacing w:after="0" w:line="259" w:lineRule="auto"/>
-              <w:jc w:val="left"/>
+              <w:spacing w:before="0" w:after="0" w:line="269" w:lineRule="auto"/>
+              <w:ind w:firstLine="0"/>
+              <w:jc w:val="center"/>
             </w:pPr>
             <w:r>
               <w:rPr>
-                <w:rFonts w:ascii="Aptos" w:hAnsi="Aptos" w:eastAsia="等线"/>
+                <w:rFonts w:ascii="Aptos" w:hAnsi="Aptos" w:eastAsia="微软雅黑"/>
+                <w:b w:val="0"/>
+                <w:color w:val="1F1F1F"/>
                 <w:sz w:val="17"/>
               </w:rPr>
               <w:t>剪后继续训练以适应新结构</w:t>
@@ -2869,16 +3512,25 @@
           <w:tcPr>
             <w:tcW w:w="1871" w:type="dxa"/>
             <w:shd w:val="clear" w:color="auto" w:fill="FFFFFF"/>
+            <w:tcMar>
+              <w:top w:w="90" w:type="dxa"/>
+              <w:left w:w="100" w:type="dxa"/>
+              <w:bottom w:w="90" w:type="dxa"/>
+              <w:right w:w="100" w:type="dxa"/>
+            </w:tcMar>
             <w:vAlign w:val="center"/>
           </w:tcPr>
           <w:p>
             <w:pPr>
-              <w:spacing w:after="0" w:line="259" w:lineRule="auto"/>
+              <w:spacing w:before="0" w:after="0" w:line="269" w:lineRule="auto"/>
+              <w:ind w:firstLine="0"/>
               <w:jc w:val="center"/>
             </w:pPr>
             <w:r>
               <w:rPr>
-                <w:rFonts w:ascii="Aptos" w:hAnsi="Aptos" w:eastAsia="等线"/>
+                <w:rFonts w:ascii="Aptos" w:hAnsi="Aptos" w:eastAsia="微软雅黑"/>
+                <w:b w:val="0"/>
+                <w:color w:val="1F1F1F"/>
                 <w:sz w:val="17"/>
               </w:rPr>
               <w:t>0.340</w:t>
@@ -2889,16 +3541,25 @@
           <w:tcPr>
             <w:tcW w:w="2438" w:type="dxa"/>
             <w:shd w:val="clear" w:color="auto" w:fill="FFFFFF"/>
+            <w:tcMar>
+              <w:top w:w="90" w:type="dxa"/>
+              <w:left w:w="100" w:type="dxa"/>
+              <w:bottom w:w="90" w:type="dxa"/>
+              <w:right w:w="100" w:type="dxa"/>
+            </w:tcMar>
             <w:vAlign w:val="center"/>
           </w:tcPr>
           <w:p>
             <w:pPr>
-              <w:spacing w:after="0" w:line="259" w:lineRule="auto"/>
-              <w:jc w:val="left"/>
+              <w:spacing w:before="0" w:after="0" w:line="269" w:lineRule="auto"/>
+              <w:ind w:firstLine="0"/>
+              <w:jc w:val="center"/>
             </w:pPr>
             <w:r>
               <w:rPr>
-                <w:rFonts w:ascii="Aptos" w:hAnsi="Aptos" w:eastAsia="等线"/>
+                <w:rFonts w:ascii="Aptos" w:hAnsi="Aptos" w:eastAsia="微软雅黑"/>
+                <w:b w:val="0"/>
+                <w:color w:val="1F1F1F"/>
                 <w:sz w:val="17"/>
               </w:rPr>
               <w:t>统一剪幅下的可靠基线</w:t>
@@ -2930,16 +3591,25 @@
           <w:tcPr>
             <w:tcW w:w="1701" w:type="dxa"/>
             <w:shd w:val="clear" w:color="auto" w:fill="EAF1F8"/>
+            <w:tcMar>
+              <w:top w:w="90" w:type="dxa"/>
+              <w:left w:w="100" w:type="dxa"/>
+              <w:bottom w:w="90" w:type="dxa"/>
+              <w:right w:w="100" w:type="dxa"/>
+            </w:tcMar>
             <w:vAlign w:val="center"/>
           </w:tcPr>
           <w:p>
             <w:pPr>
-              <w:spacing w:after="0" w:line="259" w:lineRule="auto"/>
+              <w:spacing w:before="0" w:after="0" w:line="269" w:lineRule="auto"/>
+              <w:ind w:firstLine="0"/>
               <w:jc w:val="left"/>
             </w:pPr>
             <w:r>
               <w:rPr>
-                <w:rFonts w:ascii="Aptos" w:hAnsi="Aptos" w:eastAsia="等线"/>
+                <w:rFonts w:ascii="Aptos" w:hAnsi="Aptos" w:eastAsia="微软雅黑"/>
+                <w:b w:val="0"/>
+                <w:color w:val="1F1F1F"/>
                 <w:sz w:val="17"/>
               </w:rPr>
               <w:t>SFP 软剪枝</w:t>
@@ -2950,16 +3620,25 @@
           <w:tcPr>
             <w:tcW w:w="2721" w:type="dxa"/>
             <w:shd w:val="clear" w:color="auto" w:fill="EAF1F8"/>
+            <w:tcMar>
+              <w:top w:w="90" w:type="dxa"/>
+              <w:left w:w="100" w:type="dxa"/>
+              <w:bottom w:w="90" w:type="dxa"/>
+              <w:right w:w="100" w:type="dxa"/>
+            </w:tcMar>
             <w:vAlign w:val="center"/>
           </w:tcPr>
           <w:p>
             <w:pPr>
-              <w:spacing w:after="0" w:line="259" w:lineRule="auto"/>
-              <w:jc w:val="left"/>
+              <w:spacing w:before="0" w:after="0" w:line="269" w:lineRule="auto"/>
+              <w:ind w:firstLine="0"/>
+              <w:jc w:val="center"/>
             </w:pPr>
             <w:r>
               <w:rPr>
-                <w:rFonts w:ascii="Aptos" w:hAnsi="Aptos" w:eastAsia="等线"/>
+                <w:rFonts w:ascii="Aptos" w:hAnsi="Aptos" w:eastAsia="微软雅黑"/>
+                <w:b w:val="0"/>
+                <w:color w:val="1F1F1F"/>
                 <w:sz w:val="17"/>
               </w:rPr>
               <w:t>先归零适应 再执行硬剪枝</w:t>
@@ -2970,16 +3649,25 @@
           <w:tcPr>
             <w:tcW w:w="1871" w:type="dxa"/>
             <w:shd w:val="clear" w:color="auto" w:fill="EAF1F8"/>
+            <w:tcMar>
+              <w:top w:w="90" w:type="dxa"/>
+              <w:left w:w="100" w:type="dxa"/>
+              <w:bottom w:w="90" w:type="dxa"/>
+              <w:right w:w="100" w:type="dxa"/>
+            </w:tcMar>
             <w:vAlign w:val="center"/>
           </w:tcPr>
           <w:p>
             <w:pPr>
-              <w:spacing w:after="0" w:line="259" w:lineRule="auto"/>
+              <w:spacing w:before="0" w:after="0" w:line="269" w:lineRule="auto"/>
+              <w:ind w:firstLine="0"/>
               <w:jc w:val="center"/>
             </w:pPr>
             <w:r>
               <w:rPr>
-                <w:rFonts w:ascii="Aptos" w:hAnsi="Aptos" w:eastAsia="等线"/>
+                <w:rFonts w:ascii="Aptos" w:hAnsi="Aptos" w:eastAsia="微软雅黑"/>
+                <w:b w:val="0"/>
+                <w:color w:val="1F1F1F"/>
                 <w:sz w:val="17"/>
               </w:rPr>
               <w:t>0.357</w:t>
@@ -2990,16 +3678,25 @@
           <w:tcPr>
             <w:tcW w:w="2438" w:type="dxa"/>
             <w:shd w:val="clear" w:color="auto" w:fill="EAF1F8"/>
+            <w:tcMar>
+              <w:top w:w="90" w:type="dxa"/>
+              <w:left w:w="100" w:type="dxa"/>
+              <w:bottom w:w="90" w:type="dxa"/>
+              <w:right w:w="100" w:type="dxa"/>
+            </w:tcMar>
             <w:vAlign w:val="center"/>
           </w:tcPr>
           <w:p>
             <w:pPr>
-              <w:spacing w:after="0" w:line="259" w:lineRule="auto"/>
+              <w:spacing w:before="0" w:after="0" w:line="269" w:lineRule="auto"/>
+              <w:ind w:firstLine="0"/>
               <w:jc w:val="left"/>
             </w:pPr>
             <w:r>
               <w:rPr>
-                <w:rFonts w:ascii="Aptos" w:hAnsi="Aptos" w:eastAsia="等线"/>
+                <w:rFonts w:ascii="Aptos" w:hAnsi="Aptos" w:eastAsia="微软雅黑"/>
+                <w:b w:val="0"/>
+                <w:color w:val="1F1F1F"/>
                 <w:sz w:val="17"/>
               </w:rPr>
               <w:t>当前最高 但参数仅减少 2.6%</w:t>
@@ -3031,16 +3728,25 @@
           <w:tcPr>
             <w:tcW w:w="1701" w:type="dxa"/>
             <w:shd w:val="clear" w:color="auto" w:fill="FFFFFF"/>
+            <w:tcMar>
+              <w:top w:w="90" w:type="dxa"/>
+              <w:left w:w="100" w:type="dxa"/>
+              <w:bottom w:w="90" w:type="dxa"/>
+              <w:right w:w="100" w:type="dxa"/>
+            </w:tcMar>
             <w:vAlign w:val="center"/>
           </w:tcPr>
           <w:p>
             <w:pPr>
-              <w:spacing w:after="0" w:line="259" w:lineRule="auto"/>
+              <w:spacing w:before="0" w:after="0" w:line="269" w:lineRule="auto"/>
+              <w:ind w:firstLine="0"/>
               <w:jc w:val="left"/>
             </w:pPr>
             <w:r>
               <w:rPr>
-                <w:rFonts w:ascii="Aptos" w:hAnsi="Aptos" w:eastAsia="等线"/>
+                <w:rFonts w:ascii="Aptos" w:hAnsi="Aptos" w:eastAsia="微软雅黑"/>
+                <w:b w:val="0"/>
+                <w:color w:val="1F1F1F"/>
                 <w:sz w:val="17"/>
               </w:rPr>
               <w:t>Network Slimming</w:t>
@@ -3051,16 +3757,25 @@
           <w:tcPr>
             <w:tcW w:w="2721" w:type="dxa"/>
             <w:shd w:val="clear" w:color="auto" w:fill="FFFFFF"/>
+            <w:tcMar>
+              <w:top w:w="90" w:type="dxa"/>
+              <w:left w:w="100" w:type="dxa"/>
+              <w:bottom w:w="90" w:type="dxa"/>
+              <w:right w:w="100" w:type="dxa"/>
+            </w:tcMar>
             <w:vAlign w:val="center"/>
           </w:tcPr>
           <w:p>
             <w:pPr>
-              <w:spacing w:after="0" w:line="259" w:lineRule="auto"/>
+              <w:spacing w:before="0" w:after="0" w:line="269" w:lineRule="auto"/>
+              <w:ind w:firstLine="0"/>
               <w:jc w:val="left"/>
             </w:pPr>
             <w:r>
               <w:rPr>
-                <w:rFonts w:ascii="Aptos" w:hAnsi="Aptos" w:eastAsia="等线"/>
+                <w:rFonts w:ascii="Aptos" w:hAnsi="Aptos" w:eastAsia="微软雅黑"/>
+                <w:b w:val="0"/>
+                <w:color w:val="1F1F1F"/>
                 <w:sz w:val="17"/>
               </w:rPr>
               <w:t>BN-γ 稀疏训练后按 γ 剪枝</w:t>
@@ -3071,16 +3786,25 @@
           <w:tcPr>
             <w:tcW w:w="1871" w:type="dxa"/>
             <w:shd w:val="clear" w:color="auto" w:fill="FFFFFF"/>
+            <w:tcMar>
+              <w:top w:w="90" w:type="dxa"/>
+              <w:left w:w="100" w:type="dxa"/>
+              <w:bottom w:w="90" w:type="dxa"/>
+              <w:right w:w="100" w:type="dxa"/>
+            </w:tcMar>
             <w:vAlign w:val="center"/>
           </w:tcPr>
           <w:p>
             <w:pPr>
-              <w:spacing w:after="0" w:line="259" w:lineRule="auto"/>
+              <w:spacing w:before="0" w:after="0" w:line="269" w:lineRule="auto"/>
+              <w:ind w:firstLine="0"/>
               <w:jc w:val="center"/>
             </w:pPr>
             <w:r>
               <w:rPr>
-                <w:rFonts w:ascii="Aptos" w:hAnsi="Aptos" w:eastAsia="等线"/>
+                <w:rFonts w:ascii="Aptos" w:hAnsi="Aptos" w:eastAsia="微软雅黑"/>
+                <w:b w:val="0"/>
+                <w:color w:val="1F1F1F"/>
                 <w:sz w:val="17"/>
               </w:rPr>
               <w:t>0.096</w:t>
@@ -3091,16 +3815,25 @@
           <w:tcPr>
             <w:tcW w:w="2438" w:type="dxa"/>
             <w:shd w:val="clear" w:color="auto" w:fill="FFFFFF"/>
+            <w:tcMar>
+              <w:top w:w="90" w:type="dxa"/>
+              <w:left w:w="100" w:type="dxa"/>
+              <w:bottom w:w="90" w:type="dxa"/>
+              <w:right w:w="100" w:type="dxa"/>
+            </w:tcMar>
             <w:vAlign w:val="center"/>
           </w:tcPr>
           <w:p>
             <w:pPr>
-              <w:spacing w:after="0" w:line="259" w:lineRule="auto"/>
-              <w:jc w:val="left"/>
+              <w:spacing w:before="0" w:after="0" w:line="269" w:lineRule="auto"/>
+              <w:ind w:firstLine="0"/>
+              <w:jc w:val="center"/>
             </w:pPr>
             <w:r>
               <w:rPr>
-                <w:rFonts w:ascii="Aptos" w:hAnsi="Aptos" w:eastAsia="等线"/>
+                <w:rFonts w:ascii="Aptos" w:hAnsi="Aptos" w:eastAsia="微软雅黑"/>
+                <w:b w:val="0"/>
+                <w:color w:val="1F1F1F"/>
                 <w:sz w:val="17"/>
               </w:rPr>
               <w:t>γ 未充分稀疏 本轮失败</w:t>
@@ -3132,16 +3865,25 @@
           <w:tcPr>
             <w:tcW w:w="1701" w:type="dxa"/>
             <w:shd w:val="clear" w:color="auto" w:fill="EAF1F8"/>
+            <w:tcMar>
+              <w:top w:w="90" w:type="dxa"/>
+              <w:left w:w="100" w:type="dxa"/>
+              <w:bottom w:w="90" w:type="dxa"/>
+              <w:right w:w="100" w:type="dxa"/>
+            </w:tcMar>
             <w:vAlign w:val="center"/>
           </w:tcPr>
           <w:p>
             <w:pPr>
-              <w:spacing w:after="0" w:line="259" w:lineRule="auto"/>
+              <w:spacing w:before="0" w:after="0" w:line="269" w:lineRule="auto"/>
+              <w:ind w:firstLine="0"/>
               <w:jc w:val="left"/>
             </w:pPr>
             <w:r>
               <w:rPr>
-                <w:rFonts w:ascii="Aptos" w:hAnsi="Aptos" w:eastAsia="等线"/>
+                <w:rFonts w:ascii="Aptos" w:hAnsi="Aptos" w:eastAsia="微软雅黑"/>
+                <w:b w:val="0"/>
+                <w:color w:val="1F1F1F"/>
                 <w:sz w:val="17"/>
               </w:rPr>
               <w:t>KD 输出蒸馏</w:t>
@@ -3152,16 +3894,25 @@
           <w:tcPr>
             <w:tcW w:w="2721" w:type="dxa"/>
             <w:shd w:val="clear" w:color="auto" w:fill="EAF1F8"/>
+            <w:tcMar>
+              <w:top w:w="90" w:type="dxa"/>
+              <w:left w:w="100" w:type="dxa"/>
+              <w:bottom w:w="90" w:type="dxa"/>
+              <w:right w:w="100" w:type="dxa"/>
+            </w:tcMar>
             <w:vAlign w:val="center"/>
           </w:tcPr>
           <w:p>
             <w:pPr>
-              <w:spacing w:after="0" w:line="259" w:lineRule="auto"/>
+              <w:spacing w:before="0" w:after="0" w:line="269" w:lineRule="auto"/>
+              <w:ind w:firstLine="0"/>
               <w:jc w:val="left"/>
             </w:pPr>
             <w:r>
               <w:rPr>
-                <w:rFonts w:ascii="Aptos" w:hAnsi="Aptos" w:eastAsia="等线"/>
+                <w:rFonts w:ascii="Aptos" w:hAnsi="Aptos" w:eastAsia="微软雅黑"/>
+                <w:b w:val="0"/>
+                <w:color w:val="1F1F1F"/>
                 <w:sz w:val="17"/>
               </w:rPr>
               <w:t>剪后学生对齐未剪枝教师输出</w:t>
@@ -3172,16 +3923,25 @@
           <w:tcPr>
             <w:tcW w:w="1871" w:type="dxa"/>
             <w:shd w:val="clear" w:color="auto" w:fill="EAF1F8"/>
+            <w:tcMar>
+              <w:top w:w="90" w:type="dxa"/>
+              <w:left w:w="100" w:type="dxa"/>
+              <w:bottom w:w="90" w:type="dxa"/>
+              <w:right w:w="100" w:type="dxa"/>
+            </w:tcMar>
             <w:vAlign w:val="center"/>
           </w:tcPr>
           <w:p>
             <w:pPr>
-              <w:spacing w:after="0" w:line="259" w:lineRule="auto"/>
+              <w:spacing w:before="0" w:after="0" w:line="269" w:lineRule="auto"/>
+              <w:ind w:firstLine="0"/>
               <w:jc w:val="center"/>
             </w:pPr>
             <w:r>
               <w:rPr>
-                <w:rFonts w:ascii="Aptos" w:hAnsi="Aptos" w:eastAsia="等线"/>
+                <w:rFonts w:ascii="Aptos" w:hAnsi="Aptos" w:eastAsia="微软雅黑"/>
+                <w:b w:val="0"/>
+                <w:color w:val="1F1F1F"/>
                 <w:sz w:val="17"/>
               </w:rPr>
               <w:t>0.333</w:t>
@@ -3192,16 +3952,25 @@
           <w:tcPr>
             <w:tcW w:w="2438" w:type="dxa"/>
             <w:shd w:val="clear" w:color="auto" w:fill="EAF1F8"/>
+            <w:tcMar>
+              <w:top w:w="90" w:type="dxa"/>
+              <w:left w:w="100" w:type="dxa"/>
+              <w:bottom w:w="90" w:type="dxa"/>
+              <w:right w:w="100" w:type="dxa"/>
+            </w:tcMar>
             <w:vAlign w:val="center"/>
           </w:tcPr>
           <w:p>
             <w:pPr>
-              <w:spacing w:after="0" w:line="259" w:lineRule="auto"/>
-              <w:jc w:val="left"/>
+              <w:spacing w:before="0" w:after="0" w:line="269" w:lineRule="auto"/>
+              <w:ind w:firstLine="0"/>
+              <w:jc w:val="center"/>
             </w:pPr>
             <w:r>
               <w:rPr>
-                <w:rFonts w:ascii="Aptos" w:hAnsi="Aptos" w:eastAsia="等线"/>
+                <w:rFonts w:ascii="Aptos" w:hAnsi="Aptos" w:eastAsia="微软雅黑"/>
+                <w:b w:val="0"/>
+                <w:color w:val="1F1F1F"/>
                 <w:sz w:val="17"/>
               </w:rPr>
               <w:t>未优于普通微调</w:t>
@@ -3233,16 +4002,25 @@
           <w:tcPr>
             <w:tcW w:w="1701" w:type="dxa"/>
             <w:shd w:val="clear" w:color="auto" w:fill="FFFFFF"/>
+            <w:tcMar>
+              <w:top w:w="90" w:type="dxa"/>
+              <w:left w:w="100" w:type="dxa"/>
+              <w:bottom w:w="90" w:type="dxa"/>
+              <w:right w:w="100" w:type="dxa"/>
+            </w:tcMar>
             <w:vAlign w:val="center"/>
           </w:tcPr>
           <w:p>
             <w:pPr>
-              <w:spacing w:after="0" w:line="259" w:lineRule="auto"/>
+              <w:spacing w:before="0" w:after="0" w:line="269" w:lineRule="auto"/>
+              <w:ind w:firstLine="0"/>
               <w:jc w:val="left"/>
             </w:pPr>
             <w:r>
               <w:rPr>
-                <w:rFonts w:ascii="Aptos" w:hAnsi="Aptos" w:eastAsia="等线"/>
+                <w:rFonts w:ascii="Aptos" w:hAnsi="Aptos" w:eastAsia="微软雅黑"/>
+                <w:b w:val="0"/>
+                <w:color w:val="1F1F1F"/>
                 <w:sz w:val="17"/>
               </w:rPr>
               <w:t>迭代剪枝</w:t>
@@ -3253,16 +4031,25 @@
           <w:tcPr>
             <w:tcW w:w="2721" w:type="dxa"/>
             <w:shd w:val="clear" w:color="auto" w:fill="FFFFFF"/>
+            <w:tcMar>
+              <w:top w:w="90" w:type="dxa"/>
+              <w:left w:w="100" w:type="dxa"/>
+              <w:bottom w:w="90" w:type="dxa"/>
+              <w:right w:w="100" w:type="dxa"/>
+            </w:tcMar>
             <w:vAlign w:val="center"/>
           </w:tcPr>
           <w:p>
             <w:pPr>
-              <w:spacing w:after="0" w:line="259" w:lineRule="auto"/>
-              <w:jc w:val="left"/>
+              <w:spacing w:before="0" w:after="0" w:line="269" w:lineRule="auto"/>
+              <w:ind w:firstLine="0"/>
+              <w:jc w:val="center"/>
             </w:pPr>
             <w:r>
               <w:rPr>
-                <w:rFonts w:ascii="Aptos" w:hAnsi="Aptos" w:eastAsia="等线"/>
+                <w:rFonts w:ascii="Aptos" w:hAnsi="Aptos" w:eastAsia="微软雅黑"/>
+                <w:b w:val="0"/>
+                <w:color w:val="1F1F1F"/>
                 <w:sz w:val="17"/>
               </w:rPr>
               <w:t>分三轮剪枝并分别微调</w:t>
@@ -3273,16 +4060,25 @@
           <w:tcPr>
             <w:tcW w:w="1871" w:type="dxa"/>
             <w:shd w:val="clear" w:color="auto" w:fill="FFFFFF"/>
+            <w:tcMar>
+              <w:top w:w="90" w:type="dxa"/>
+              <w:left w:w="100" w:type="dxa"/>
+              <w:bottom w:w="90" w:type="dxa"/>
+              <w:right w:w="100" w:type="dxa"/>
+            </w:tcMar>
             <w:vAlign w:val="center"/>
           </w:tcPr>
           <w:p>
             <w:pPr>
-              <w:spacing w:after="0" w:line="259" w:lineRule="auto"/>
+              <w:spacing w:before="0" w:after="0" w:line="269" w:lineRule="auto"/>
+              <w:ind w:firstLine="0"/>
               <w:jc w:val="center"/>
             </w:pPr>
             <w:r>
               <w:rPr>
-                <w:rFonts w:ascii="Aptos" w:hAnsi="Aptos" w:eastAsia="等线"/>
+                <w:rFonts w:ascii="Aptos" w:hAnsi="Aptos" w:eastAsia="微软雅黑"/>
+                <w:b w:val="0"/>
+                <w:color w:val="1F1F1F"/>
                 <w:sz w:val="17"/>
               </w:rPr>
               <w:t>0.329</w:t>
@@ -3293,16 +4089,25 @@
           <w:tcPr>
             <w:tcW w:w="2438" w:type="dxa"/>
             <w:shd w:val="clear" w:color="auto" w:fill="FFFFFF"/>
+            <w:tcMar>
+              <w:top w:w="90" w:type="dxa"/>
+              <w:left w:w="100" w:type="dxa"/>
+              <w:bottom w:w="90" w:type="dxa"/>
+              <w:right w:w="100" w:type="dxa"/>
+            </w:tcMar>
             <w:vAlign w:val="center"/>
           </w:tcPr>
           <w:p>
             <w:pPr>
-              <w:spacing w:after="0" w:line="259" w:lineRule="auto"/>
-              <w:jc w:val="left"/>
+              <w:spacing w:before="0" w:after="0" w:line="269" w:lineRule="auto"/>
+              <w:ind w:firstLine="0"/>
+              <w:jc w:val="center"/>
             </w:pPr>
             <w:r>
               <w:rPr>
-                <w:rFonts w:ascii="Aptos" w:hAnsi="Aptos" w:eastAsia="等线"/>
+                <w:rFonts w:ascii="Aptos" w:hAnsi="Aptos" w:eastAsia="微软雅黑"/>
+                <w:b w:val="0"/>
+                <w:color w:val="1F1F1F"/>
                 <w:sz w:val="17"/>
               </w:rPr>
               <w:t>未优于一次性剪枝</w:t>
@@ -3334,16 +4139,25 @@
           <w:tcPr>
             <w:tcW w:w="1701" w:type="dxa"/>
             <w:shd w:val="clear" w:color="auto" w:fill="EAF1F8"/>
+            <w:tcMar>
+              <w:top w:w="90" w:type="dxa"/>
+              <w:left w:w="100" w:type="dxa"/>
+              <w:bottom w:w="90" w:type="dxa"/>
+              <w:right w:w="100" w:type="dxa"/>
+            </w:tcMar>
             <w:vAlign w:val="center"/>
           </w:tcPr>
           <w:p>
             <w:pPr>
-              <w:spacing w:after="0" w:line="259" w:lineRule="auto"/>
+              <w:spacing w:before="0" w:after="0" w:line="269" w:lineRule="auto"/>
+              <w:ind w:firstLine="0"/>
               <w:jc w:val="left"/>
             </w:pPr>
             <w:r>
               <w:rPr>
-                <w:rFonts w:ascii="Aptos" w:hAnsi="Aptos" w:eastAsia="等线"/>
+                <w:rFonts w:ascii="Aptos" w:hAnsi="Aptos" w:eastAsia="微软雅黑"/>
+                <w:b w:val="0"/>
+                <w:color w:val="1F1F1F"/>
                 <w:sz w:val="17"/>
               </w:rPr>
               <w:t>INT8 量化</w:t>
@@ -3354,16 +4168,25 @@
           <w:tcPr>
             <w:tcW w:w="2721" w:type="dxa"/>
             <w:shd w:val="clear" w:color="auto" w:fill="EAF1F8"/>
+            <w:tcMar>
+              <w:top w:w="90" w:type="dxa"/>
+              <w:left w:w="100" w:type="dxa"/>
+              <w:bottom w:w="90" w:type="dxa"/>
+              <w:right w:w="100" w:type="dxa"/>
+            </w:tcMar>
             <w:vAlign w:val="center"/>
           </w:tcPr>
           <w:p>
             <w:pPr>
-              <w:spacing w:after="0" w:line="259" w:lineRule="auto"/>
-              <w:jc w:val="left"/>
+              <w:spacing w:before="0" w:after="0" w:line="269" w:lineRule="auto"/>
+              <w:ind w:firstLine="0"/>
+              <w:jc w:val="center"/>
             </w:pPr>
             <w:r>
               <w:rPr>
-                <w:rFonts w:ascii="Aptos" w:hAnsi="Aptos" w:eastAsia="等线"/>
+                <w:rFonts w:ascii="Aptos" w:hAnsi="Aptos" w:eastAsia="微软雅黑"/>
+                <w:b w:val="0"/>
+                <w:color w:val="1F1F1F"/>
                 <w:sz w:val="17"/>
               </w:rPr>
               <w:t>降低权重与激活精度</w:t>
@@ -3374,16 +4197,25 @@
           <w:tcPr>
             <w:tcW w:w="1871" w:type="dxa"/>
             <w:shd w:val="clear" w:color="auto" w:fill="EAF1F8"/>
+            <w:tcMar>
+              <w:top w:w="90" w:type="dxa"/>
+              <w:left w:w="100" w:type="dxa"/>
+              <w:bottom w:w="90" w:type="dxa"/>
+              <w:right w:w="100" w:type="dxa"/>
+            </w:tcMar>
             <w:vAlign w:val="center"/>
           </w:tcPr>
           <w:p>
             <w:pPr>
-              <w:spacing w:after="0" w:line="259" w:lineRule="auto"/>
+              <w:spacing w:before="0" w:after="0" w:line="269" w:lineRule="auto"/>
+              <w:ind w:firstLine="0"/>
               <w:jc w:val="center"/>
             </w:pPr>
             <w:r>
               <w:rPr>
-                <w:rFonts w:ascii="Aptos" w:hAnsi="Aptos" w:eastAsia="等线"/>
+                <w:rFonts w:ascii="Aptos" w:hAnsi="Aptos" w:eastAsia="微软雅黑"/>
+                <w:b w:val="0"/>
+                <w:color w:val="1F1F1F"/>
                 <w:sz w:val="17"/>
               </w:rPr>
               <w:t>尚未运行</w:t>
@@ -3394,16 +4226,25 @@
           <w:tcPr>
             <w:tcW w:w="2438" w:type="dxa"/>
             <w:shd w:val="clear" w:color="auto" w:fill="EAF1F8"/>
+            <w:tcMar>
+              <w:top w:w="90" w:type="dxa"/>
+              <w:left w:w="100" w:type="dxa"/>
+              <w:bottom w:w="90" w:type="dxa"/>
+              <w:right w:w="100" w:type="dxa"/>
+            </w:tcMar>
             <w:vAlign w:val="center"/>
           </w:tcPr>
           <w:p>
             <w:pPr>
-              <w:spacing w:after="0" w:line="259" w:lineRule="auto"/>
-              <w:jc w:val="left"/>
+              <w:spacing w:before="0" w:after="0" w:line="269" w:lineRule="auto"/>
+              <w:ind w:firstLine="0"/>
+              <w:jc w:val="center"/>
             </w:pPr>
             <w:r>
               <w:rPr>
-                <w:rFonts w:ascii="Aptos" w:hAnsi="Aptos" w:eastAsia="等线"/>
+                <w:rFonts w:ascii="Aptos" w:hAnsi="Aptos" w:eastAsia="微软雅黑"/>
+                <w:b w:val="0"/>
+                <w:color w:val="1F1F1F"/>
                 <w:sz w:val="17"/>
               </w:rPr>
               <w:t>作为后续部署方向</w:t>
@@ -3414,6 +4255,7 @@
     </w:tbl>
     <w:p>
       <w:pPr>
+        <w:widowControl/>
         <w:spacing w:after="120" w:line="348" w:lineRule="auto"/>
         <w:ind w:firstLine="420"/>
       </w:pPr>
@@ -3426,6 +4268,9 @@
       </w:r>
     </w:p>
     <w:p>
+      <w:pPr>
+        <w:widowControl/>
+      </w:pPr>
       <w:r>
         <w:br w:type="page"/>
       </w:r>
@@ -3434,22 +4279,39 @@
       <w:pPr>
         <w:pStyle w:val="3"/>
         <w:keepNext/>
+        <w:widowControl/>
+        <w:ind w:firstLine="0"/>
       </w:pPr>
       <w:r>
-        <w:t>四  DINOv2 特征蒸馏工作</w:t>
+        <w:rPr>
+          <w:rFonts w:ascii="Aptos Display" w:hAnsi="Aptos Display" w:eastAsia="微软雅黑"/>
+          <w:b/>
+          <w:color w:val="000000"/>
+          <w:sz w:val="30"/>
+        </w:rPr>
+        <w:t>4  DINOv2 特征蒸馏</w:t>
       </w:r>
     </w:p>
     <w:p>
       <w:pPr>
         <w:pStyle w:val="4"/>
         <w:keepNext/>
+        <w:widowControl/>
+        <w:ind w:firstLine="0"/>
       </w:pPr>
       <w:r>
-        <w:t>4 1  蒸馏结构</w:t>
+        <w:rPr>
+          <w:rFonts w:ascii="Aptos Display" w:hAnsi="Aptos Display" w:eastAsia="微软雅黑"/>
+          <w:b/>
+          <w:color w:val="000000"/>
+          <w:sz w:val="24"/>
+        </w:rPr>
+        <w:t>4.1  蒸馏结构</w:t>
       </w:r>
     </w:p>
     <w:p>
       <w:pPr>
+        <w:widowControl/>
         <w:spacing w:after="120" w:line="348" w:lineRule="auto"/>
         <w:ind w:firstLine="420"/>
       </w:pPr>
@@ -3463,6 +4325,7 @@
     </w:p>
     <w:p>
       <w:pPr>
+        <w:widowControl/>
         <w:spacing w:after="120" w:line="348" w:lineRule="auto"/>
         <w:ind w:firstLine="420"/>
       </w:pPr>
@@ -3478,9 +4341,33 @@
       <w:pPr>
         <w:pStyle w:val="4"/>
         <w:keepNext/>
+        <w:widowControl/>
+        <w:ind w:firstLine="0"/>
       </w:pPr>
       <w:r>
-        <w:t>4 2  单尺度与多尺度设置</w:t>
+        <w:rPr>
+          <w:rFonts w:ascii="Aptos Display" w:hAnsi="Aptos Display" w:eastAsia="微软雅黑"/>
+          <w:b/>
+          <w:color w:val="000000"/>
+          <w:sz w:val="24"/>
+        </w:rPr>
+        <w:t>4.2  单尺度与多尺度设置</w:t>
+      </w:r>
+    </w:p>
+    <w:p>
+      <w:pPr>
+        <w:pStyle w:val="15"/>
+        <w:keepNext/>
+        <w:spacing w:before="120" w:after="80"/>
+        <w:jc w:val="center"/>
+      </w:pPr>
+      <w:r>
+        <w:rPr>
+          <w:rFonts w:ascii="Aptos" w:hAnsi="Aptos" w:eastAsia="微软雅黑"/>
+          <w:color w:val="595959"/>
+          <w:sz w:val="18"/>
+        </w:rPr>
+        <w:t>表 5  DINOv2 单尺度与多尺度蒸馏设置</w:t>
       </w:r>
     </w:p>
     <w:tbl>
@@ -3496,7 +4383,7 @@
           <w:insideH w:val="single" w:color="D9D9D9" w:sz="6" w:space="0"/>
           <w:insideV w:val="single" w:color="D9D9D9" w:sz="6" w:space="0"/>
         </w:tblBorders>
-        <w:tblLayout w:type="fixed"/>
+        <w:tblLayout w:type="autofit"/>
         <w:tblCellMar>
           <w:top w:w="0" w:type="dxa"/>
           <w:left w:w="108" w:type="dxa"/>
@@ -3505,11 +4392,11 @@
         </w:tblCellMar>
       </w:tblPr>
       <w:tblGrid>
-        <w:gridCol w:w="1904"/>
-        <w:gridCol w:w="1904"/>
-        <w:gridCol w:w="1904"/>
-        <w:gridCol w:w="1904"/>
-        <w:gridCol w:w="1904"/>
+        <w:gridCol w:w="1814"/>
+        <w:gridCol w:w="1814"/>
+        <w:gridCol w:w="1587"/>
+        <w:gridCol w:w="1587"/>
+        <w:gridCol w:w="2268"/>
       </w:tblGrid>
       <w:tr>
         <w:tblPrEx>
@@ -3537,16 +4424,17 @@
             <w:tcW w:w="1814" w:type="dxa"/>
             <w:shd w:val="clear" w:color="auto" w:fill="17365D"/>
             <w:tcMar>
-              <w:top w:w="110" w:type="dxa"/>
-              <w:left w:w="120" w:type="dxa"/>
-              <w:bottom w:w="110" w:type="dxa"/>
-              <w:right w:w="120" w:type="dxa"/>
+              <w:top w:w="90" w:type="dxa"/>
+              <w:left w:w="100" w:type="dxa"/>
+              <w:bottom w:w="90" w:type="dxa"/>
+              <w:right w:w="100" w:type="dxa"/>
             </w:tcMar>
             <w:vAlign w:val="center"/>
           </w:tcPr>
           <w:p>
             <w:pPr>
-              <w:spacing w:after="0"/>
+              <w:spacing w:before="0" w:after="0" w:line="269" w:lineRule="auto"/>
+              <w:ind w:firstLine="0"/>
               <w:jc w:val="center"/>
             </w:pPr>
             <w:r>
@@ -3554,7 +4442,7 @@
                 <w:rFonts w:ascii="Aptos" w:hAnsi="Aptos" w:eastAsia="微软雅黑"/>
                 <w:b/>
                 <w:color w:val="FFFFFF"/>
-                <w:sz w:val="18"/>
+                <w:sz w:val="17"/>
               </w:rPr>
               <w:t>方案</w:t>
             </w:r>
@@ -3565,16 +4453,17 @@
             <w:tcW w:w="1814" w:type="dxa"/>
             <w:shd w:val="clear" w:color="auto" w:fill="17365D"/>
             <w:tcMar>
-              <w:top w:w="110" w:type="dxa"/>
-              <w:left w:w="120" w:type="dxa"/>
-              <w:bottom w:w="110" w:type="dxa"/>
-              <w:right w:w="120" w:type="dxa"/>
+              <w:top w:w="90" w:type="dxa"/>
+              <w:left w:w="100" w:type="dxa"/>
+              <w:bottom w:w="90" w:type="dxa"/>
+              <w:right w:w="100" w:type="dxa"/>
             </w:tcMar>
             <w:vAlign w:val="center"/>
           </w:tcPr>
           <w:p>
             <w:pPr>
-              <w:spacing w:after="0"/>
+              <w:spacing w:before="0" w:after="0" w:line="269" w:lineRule="auto"/>
+              <w:ind w:firstLine="0"/>
               <w:jc w:val="center"/>
             </w:pPr>
             <w:r>
@@ -3582,7 +4471,7 @@
                 <w:rFonts w:ascii="Aptos" w:hAnsi="Aptos" w:eastAsia="微软雅黑"/>
                 <w:b/>
                 <w:color w:val="FFFFFF"/>
-                <w:sz w:val="18"/>
+                <w:sz w:val="17"/>
               </w:rPr>
               <w:t>教师特征</w:t>
             </w:r>
@@ -3593,16 +4482,17 @@
             <w:tcW w:w="1587" w:type="dxa"/>
             <w:shd w:val="clear" w:color="auto" w:fill="17365D"/>
             <w:tcMar>
-              <w:top w:w="110" w:type="dxa"/>
-              <w:left w:w="120" w:type="dxa"/>
-              <w:bottom w:w="110" w:type="dxa"/>
-              <w:right w:w="120" w:type="dxa"/>
+              <w:top w:w="90" w:type="dxa"/>
+              <w:left w:w="100" w:type="dxa"/>
+              <w:bottom w:w="90" w:type="dxa"/>
+              <w:right w:w="100" w:type="dxa"/>
             </w:tcMar>
             <w:vAlign w:val="center"/>
           </w:tcPr>
           <w:p>
             <w:pPr>
-              <w:spacing w:after="0"/>
+              <w:spacing w:before="0" w:after="0" w:line="269" w:lineRule="auto"/>
+              <w:ind w:firstLine="0"/>
               <w:jc w:val="center"/>
             </w:pPr>
             <w:r>
@@ -3610,7 +4500,7 @@
                 <w:rFonts w:ascii="Aptos" w:hAnsi="Aptos" w:eastAsia="微软雅黑"/>
                 <w:b/>
                 <w:color w:val="FFFFFF"/>
-                <w:sz w:val="18"/>
+                <w:sz w:val="17"/>
               </w:rPr>
               <w:t>学生特征</w:t>
             </w:r>
@@ -3621,16 +4511,17 @@
             <w:tcW w:w="1587" w:type="dxa"/>
             <w:shd w:val="clear" w:color="auto" w:fill="17365D"/>
             <w:tcMar>
-              <w:top w:w="110" w:type="dxa"/>
-              <w:left w:w="120" w:type="dxa"/>
-              <w:bottom w:w="110" w:type="dxa"/>
-              <w:right w:w="120" w:type="dxa"/>
+              <w:top w:w="90" w:type="dxa"/>
+              <w:left w:w="100" w:type="dxa"/>
+              <w:bottom w:w="90" w:type="dxa"/>
+              <w:right w:w="100" w:type="dxa"/>
             </w:tcMar>
             <w:vAlign w:val="center"/>
           </w:tcPr>
           <w:p>
             <w:pPr>
-              <w:spacing w:after="0"/>
+              <w:spacing w:before="0" w:after="0" w:line="269" w:lineRule="auto"/>
+              <w:ind w:firstLine="0"/>
               <w:jc w:val="center"/>
             </w:pPr>
             <w:r>
@@ -3638,7 +4529,7 @@
                 <w:rFonts w:ascii="Aptos" w:hAnsi="Aptos" w:eastAsia="微软雅黑"/>
                 <w:b/>
                 <w:color w:val="FFFFFF"/>
-                <w:sz w:val="18"/>
+                <w:sz w:val="17"/>
               </w:rPr>
               <w:t>尺度权重</w:t>
             </w:r>
@@ -3649,16 +4540,17 @@
             <w:tcW w:w="2268" w:type="dxa"/>
             <w:shd w:val="clear" w:color="auto" w:fill="17365D"/>
             <w:tcMar>
-              <w:top w:w="110" w:type="dxa"/>
-              <w:left w:w="120" w:type="dxa"/>
-              <w:bottom w:w="110" w:type="dxa"/>
-              <w:right w:w="120" w:type="dxa"/>
+              <w:top w:w="90" w:type="dxa"/>
+              <w:left w:w="100" w:type="dxa"/>
+              <w:bottom w:w="90" w:type="dxa"/>
+              <w:right w:w="100" w:type="dxa"/>
             </w:tcMar>
             <w:vAlign w:val="center"/>
           </w:tcPr>
           <w:p>
             <w:pPr>
-              <w:spacing w:after="0"/>
+              <w:spacing w:before="0" w:after="0" w:line="269" w:lineRule="auto"/>
+              <w:ind w:firstLine="0"/>
               <w:jc w:val="center"/>
             </w:pPr>
             <w:r>
@@ -3666,7 +4558,7 @@
                 <w:rFonts w:ascii="Aptos" w:hAnsi="Aptos" w:eastAsia="微软雅黑"/>
                 <w:b/>
                 <w:color w:val="FFFFFF"/>
-                <w:sz w:val="18"/>
+                <w:sz w:val="17"/>
               </w:rPr>
               <w:t>设计目的</w:t>
             </w:r>
@@ -3696,23 +4588,27 @@
         <w:tc>
           <w:tcPr>
             <w:tcW w:w="1814" w:type="dxa"/>
+            <w:shd w:val="clear" w:color="auto" w:fill="FFFFFF"/>
             <w:tcMar>
-              <w:top w:w="110" w:type="dxa"/>
-              <w:left w:w="120" w:type="dxa"/>
-              <w:bottom w:w="110" w:type="dxa"/>
-              <w:right w:w="120" w:type="dxa"/>
+              <w:top w:w="90" w:type="dxa"/>
+              <w:left w:w="100" w:type="dxa"/>
+              <w:bottom w:w="90" w:type="dxa"/>
+              <w:right w:w="100" w:type="dxa"/>
             </w:tcMar>
             <w:vAlign w:val="center"/>
           </w:tcPr>
           <w:p>
             <w:pPr>
-              <w:spacing w:after="0" w:line="276" w:lineRule="auto"/>
+              <w:spacing w:before="0" w:after="0" w:line="269" w:lineRule="auto"/>
+              <w:ind w:firstLine="0"/>
               <w:jc w:val="left"/>
             </w:pPr>
             <w:r>
               <w:rPr>
-                <w:rFonts w:ascii="Aptos" w:hAnsi="Aptos" w:eastAsia="等线"/>
-                <w:sz w:val="18"/>
+                <w:rFonts w:ascii="Aptos" w:hAnsi="Aptos" w:eastAsia="微软雅黑"/>
+                <w:b w:val="0"/>
+                <w:color w:val="1F1F1F"/>
+                <w:sz w:val="17"/>
               </w:rPr>
               <w:t>实验 12 P4 单尺度</w:t>
             </w:r>
@@ -3721,23 +4617,27 @@
         <w:tc>
           <w:tcPr>
             <w:tcW w:w="1814" w:type="dxa"/>
+            <w:shd w:val="clear" w:color="auto" w:fill="FFFFFF"/>
             <w:tcMar>
-              <w:top w:w="110" w:type="dxa"/>
-              <w:left w:w="120" w:type="dxa"/>
-              <w:bottom w:w="110" w:type="dxa"/>
-              <w:right w:w="120" w:type="dxa"/>
+              <w:top w:w="90" w:type="dxa"/>
+              <w:left w:w="100" w:type="dxa"/>
+              <w:bottom w:w="90" w:type="dxa"/>
+              <w:right w:w="100" w:type="dxa"/>
             </w:tcMar>
             <w:vAlign w:val="center"/>
           </w:tcPr>
           <w:p>
             <w:pPr>
-              <w:spacing w:after="0" w:line="276" w:lineRule="auto"/>
-              <w:jc w:val="center"/>
+              <w:spacing w:before="0" w:after="0" w:line="269" w:lineRule="auto"/>
+              <w:ind w:firstLine="0"/>
+              <w:jc w:val="left"/>
             </w:pPr>
             <w:r>
               <w:rPr>
-                <w:rFonts w:ascii="Aptos" w:hAnsi="Aptos" w:eastAsia="等线"/>
-                <w:sz w:val="18"/>
+                <w:rFonts w:ascii="Aptos" w:hAnsi="Aptos" w:eastAsia="微软雅黑"/>
+                <w:b w:val="0"/>
+                <w:color w:val="1F1F1F"/>
+                <w:sz w:val="17"/>
               </w:rPr>
               <w:t>最终 patch tokens</w:t>
             </w:r>
@@ -3746,23 +4646,27 @@
         <w:tc>
           <w:tcPr>
             <w:tcW w:w="1587" w:type="dxa"/>
+            <w:shd w:val="clear" w:color="auto" w:fill="FFFFFF"/>
             <w:tcMar>
-              <w:top w:w="110" w:type="dxa"/>
-              <w:left w:w="120" w:type="dxa"/>
-              <w:bottom w:w="110" w:type="dxa"/>
-              <w:right w:w="120" w:type="dxa"/>
+              <w:top w:w="90" w:type="dxa"/>
+              <w:left w:w="100" w:type="dxa"/>
+              <w:bottom w:w="90" w:type="dxa"/>
+              <w:right w:w="100" w:type="dxa"/>
             </w:tcMar>
             <w:vAlign w:val="center"/>
           </w:tcPr>
           <w:p>
             <w:pPr>
-              <w:spacing w:after="0" w:line="276" w:lineRule="auto"/>
+              <w:spacing w:before="0" w:after="0" w:line="269" w:lineRule="auto"/>
+              <w:ind w:firstLine="0"/>
               <w:jc w:val="center"/>
             </w:pPr>
             <w:r>
               <w:rPr>
-                <w:rFonts w:ascii="Aptos" w:hAnsi="Aptos" w:eastAsia="等线"/>
-                <w:sz w:val="18"/>
+                <w:rFonts w:ascii="Aptos" w:hAnsi="Aptos" w:eastAsia="微软雅黑"/>
+                <w:b w:val="0"/>
+                <w:color w:val="1F1F1F"/>
+                <w:sz w:val="17"/>
               </w:rPr>
               <w:t>P4  40×40</w:t>
             </w:r>
@@ -3771,23 +4675,27 @@
         <w:tc>
           <w:tcPr>
             <w:tcW w:w="1587" w:type="dxa"/>
+            <w:shd w:val="clear" w:color="auto" w:fill="FFFFFF"/>
             <w:tcMar>
-              <w:top w:w="110" w:type="dxa"/>
-              <w:left w:w="120" w:type="dxa"/>
-              <w:bottom w:w="110" w:type="dxa"/>
-              <w:right w:w="120" w:type="dxa"/>
+              <w:top w:w="90" w:type="dxa"/>
+              <w:left w:w="100" w:type="dxa"/>
+              <w:bottom w:w="90" w:type="dxa"/>
+              <w:right w:w="100" w:type="dxa"/>
             </w:tcMar>
             <w:vAlign w:val="center"/>
           </w:tcPr>
           <w:p>
             <w:pPr>
-              <w:spacing w:after="0" w:line="276" w:lineRule="auto"/>
+              <w:spacing w:before="0" w:after="0" w:line="269" w:lineRule="auto"/>
+              <w:ind w:firstLine="0"/>
               <w:jc w:val="center"/>
             </w:pPr>
             <w:r>
               <w:rPr>
-                <w:rFonts w:ascii="Aptos" w:hAnsi="Aptos" w:eastAsia="等线"/>
-                <w:sz w:val="18"/>
+                <w:rFonts w:ascii="Aptos" w:hAnsi="Aptos" w:eastAsia="微软雅黑"/>
+                <w:b w:val="0"/>
+                <w:color w:val="1F1F1F"/>
+                <w:sz w:val="17"/>
               </w:rPr>
               <w:t>1.00</w:t>
             </w:r>
@@ -3796,23 +4704,27 @@
         <w:tc>
           <w:tcPr>
             <w:tcW w:w="2268" w:type="dxa"/>
+            <w:shd w:val="clear" w:color="auto" w:fill="FFFFFF"/>
             <w:tcMar>
-              <w:top w:w="110" w:type="dxa"/>
-              <w:left w:w="120" w:type="dxa"/>
-              <w:bottom w:w="110" w:type="dxa"/>
-              <w:right w:w="120" w:type="dxa"/>
+              <w:top w:w="90" w:type="dxa"/>
+              <w:left w:w="100" w:type="dxa"/>
+              <w:bottom w:w="90" w:type="dxa"/>
+              <w:right w:w="100" w:type="dxa"/>
             </w:tcMar>
             <w:vAlign w:val="center"/>
           </w:tcPr>
           <w:p>
             <w:pPr>
-              <w:spacing w:after="0" w:line="276" w:lineRule="auto"/>
-              <w:jc w:val="center"/>
+              <w:spacing w:before="0" w:after="0" w:line="269" w:lineRule="auto"/>
+              <w:ind w:firstLine="0"/>
+              <w:jc w:val="left"/>
             </w:pPr>
             <w:r>
               <w:rPr>
-                <w:rFonts w:ascii="Aptos" w:hAnsi="Aptos" w:eastAsia="等线"/>
-                <w:sz w:val="18"/>
+                <w:rFonts w:ascii="Aptos" w:hAnsi="Aptos" w:eastAsia="微软雅黑"/>
+                <w:b w:val="0"/>
+                <w:color w:val="1F1F1F"/>
+                <w:sz w:val="17"/>
               </w:rPr>
               <w:t>减少变量 兼顾语义与空间信息</w:t>
             </w:r>
@@ -3844,22 +4756,25 @@
             <w:tcW w:w="1814" w:type="dxa"/>
             <w:shd w:val="clear" w:color="auto" w:fill="EAF1F8"/>
             <w:tcMar>
-              <w:top w:w="110" w:type="dxa"/>
-              <w:left w:w="120" w:type="dxa"/>
-              <w:bottom w:w="110" w:type="dxa"/>
-              <w:right w:w="120" w:type="dxa"/>
+              <w:top w:w="90" w:type="dxa"/>
+              <w:left w:w="100" w:type="dxa"/>
+              <w:bottom w:w="90" w:type="dxa"/>
+              <w:right w:w="100" w:type="dxa"/>
             </w:tcMar>
             <w:vAlign w:val="center"/>
           </w:tcPr>
           <w:p>
             <w:pPr>
-              <w:spacing w:after="0" w:line="276" w:lineRule="auto"/>
+              <w:spacing w:before="0" w:after="0" w:line="269" w:lineRule="auto"/>
+              <w:ind w:firstLine="0"/>
               <w:jc w:val="left"/>
             </w:pPr>
             <w:r>
               <w:rPr>
-                <w:rFonts w:ascii="Aptos" w:hAnsi="Aptos" w:eastAsia="等线"/>
-                <w:sz w:val="18"/>
+                <w:rFonts w:ascii="Aptos" w:hAnsi="Aptos" w:eastAsia="微软雅黑"/>
+                <w:b w:val="0"/>
+                <w:color w:val="1F1F1F"/>
+                <w:sz w:val="17"/>
               </w:rPr>
               <w:t>实验 13 多尺度</w:t>
             </w:r>
@@ -3870,22 +4785,25 @@
             <w:tcW w:w="1814" w:type="dxa"/>
             <w:shd w:val="clear" w:color="auto" w:fill="EAF1F8"/>
             <w:tcMar>
-              <w:top w:w="110" w:type="dxa"/>
-              <w:left w:w="120" w:type="dxa"/>
-              <w:bottom w:w="110" w:type="dxa"/>
-              <w:right w:w="120" w:type="dxa"/>
+              <w:top w:w="90" w:type="dxa"/>
+              <w:left w:w="100" w:type="dxa"/>
+              <w:bottom w:w="90" w:type="dxa"/>
+              <w:right w:w="100" w:type="dxa"/>
             </w:tcMar>
             <w:vAlign w:val="center"/>
           </w:tcPr>
           <w:p>
             <w:pPr>
-              <w:spacing w:after="0" w:line="276" w:lineRule="auto"/>
+              <w:spacing w:before="0" w:after="0" w:line="269" w:lineRule="auto"/>
+              <w:ind w:firstLine="0"/>
               <w:jc w:val="center"/>
             </w:pPr>
             <w:r>
               <w:rPr>
-                <w:rFonts w:ascii="Aptos" w:hAnsi="Aptos" w:eastAsia="等线"/>
-                <w:sz w:val="18"/>
+                <w:rFonts w:ascii="Aptos" w:hAnsi="Aptos" w:eastAsia="微软雅黑"/>
+                <w:b w:val="0"/>
+                <w:color w:val="1F1F1F"/>
+                <w:sz w:val="17"/>
               </w:rPr>
               <w:t>Block 4 8 12</w:t>
             </w:r>
@@ -3896,22 +4814,25 @@
             <w:tcW w:w="1587" w:type="dxa"/>
             <w:shd w:val="clear" w:color="auto" w:fill="EAF1F8"/>
             <w:tcMar>
-              <w:top w:w="110" w:type="dxa"/>
-              <w:left w:w="120" w:type="dxa"/>
-              <w:bottom w:w="110" w:type="dxa"/>
-              <w:right w:w="120" w:type="dxa"/>
+              <w:top w:w="90" w:type="dxa"/>
+              <w:left w:w="100" w:type="dxa"/>
+              <w:bottom w:w="90" w:type="dxa"/>
+              <w:right w:w="100" w:type="dxa"/>
             </w:tcMar>
             <w:vAlign w:val="center"/>
           </w:tcPr>
           <w:p>
             <w:pPr>
-              <w:spacing w:after="0" w:line="276" w:lineRule="auto"/>
+              <w:spacing w:before="0" w:after="0" w:line="269" w:lineRule="auto"/>
+              <w:ind w:firstLine="0"/>
               <w:jc w:val="center"/>
             </w:pPr>
             <w:r>
               <w:rPr>
-                <w:rFonts w:ascii="Aptos" w:hAnsi="Aptos" w:eastAsia="等线"/>
-                <w:sz w:val="18"/>
+                <w:rFonts w:ascii="Aptos" w:hAnsi="Aptos" w:eastAsia="微软雅黑"/>
+                <w:b w:val="0"/>
+                <w:color w:val="1F1F1F"/>
+                <w:sz w:val="17"/>
               </w:rPr>
               <w:t>P3 P4 P5</w:t>
             </w:r>
@@ -3922,22 +4843,25 @@
             <w:tcW w:w="1587" w:type="dxa"/>
             <w:shd w:val="clear" w:color="auto" w:fill="EAF1F8"/>
             <w:tcMar>
-              <w:top w:w="110" w:type="dxa"/>
-              <w:left w:w="120" w:type="dxa"/>
-              <w:bottom w:w="110" w:type="dxa"/>
-              <w:right w:w="120" w:type="dxa"/>
+              <w:top w:w="90" w:type="dxa"/>
+              <w:left w:w="100" w:type="dxa"/>
+              <w:bottom w:w="90" w:type="dxa"/>
+              <w:right w:w="100" w:type="dxa"/>
             </w:tcMar>
             <w:vAlign w:val="center"/>
           </w:tcPr>
           <w:p>
             <w:pPr>
-              <w:spacing w:after="0" w:line="276" w:lineRule="auto"/>
-              <w:jc w:val="center"/>
+              <w:spacing w:before="0" w:after="0" w:line="269" w:lineRule="auto"/>
+              <w:ind w:firstLine="0"/>
+              <w:jc w:val="left"/>
             </w:pPr>
             <w:r>
               <w:rPr>
-                <w:rFonts w:ascii="Aptos" w:hAnsi="Aptos" w:eastAsia="等线"/>
-                <w:sz w:val="18"/>
+                <w:rFonts w:ascii="Aptos" w:hAnsi="Aptos" w:eastAsia="微软雅黑"/>
+                <w:b w:val="0"/>
+                <w:color w:val="1F1F1F"/>
+                <w:sz w:val="17"/>
               </w:rPr>
               <w:t>0.25 0.50 0.25</w:t>
             </w:r>
@@ -3948,22 +4872,25 @@
             <w:tcW w:w="2268" w:type="dxa"/>
             <w:shd w:val="clear" w:color="auto" w:fill="EAF1F8"/>
             <w:tcMar>
-              <w:top w:w="110" w:type="dxa"/>
-              <w:left w:w="120" w:type="dxa"/>
-              <w:bottom w:w="110" w:type="dxa"/>
-              <w:right w:w="120" w:type="dxa"/>
+              <w:top w:w="90" w:type="dxa"/>
+              <w:left w:w="100" w:type="dxa"/>
+              <w:bottom w:w="90" w:type="dxa"/>
+              <w:right w:w="100" w:type="dxa"/>
             </w:tcMar>
             <w:vAlign w:val="center"/>
           </w:tcPr>
           <w:p>
             <w:pPr>
-              <w:spacing w:after="0" w:line="276" w:lineRule="auto"/>
+              <w:spacing w:before="0" w:after="0" w:line="269" w:lineRule="auto"/>
+              <w:ind w:firstLine="0"/>
               <w:jc w:val="center"/>
             </w:pPr>
             <w:r>
               <w:rPr>
-                <w:rFonts w:ascii="Aptos" w:hAnsi="Aptos" w:eastAsia="等线"/>
-                <w:sz w:val="18"/>
+                <w:rFonts w:ascii="Aptos" w:hAnsi="Aptos" w:eastAsia="微软雅黑"/>
+                <w:b w:val="0"/>
+                <w:color w:val="1F1F1F"/>
+                <w:sz w:val="17"/>
               </w:rPr>
               <w:t>同时约束多层检测特征</w:t>
             </w:r>
@@ -3973,11 +4900,13 @@
     </w:tbl>
     <w:p>
       <w:pPr>
+        <w:widowControl/>
         <w:spacing w:after="20"/>
       </w:pPr>
     </w:p>
     <w:p>
       <w:pPr>
+        <w:widowControl/>
         <w:spacing w:after="120" w:line="348" w:lineRule="auto"/>
         <w:ind w:firstLine="420"/>
       </w:pPr>
@@ -3993,9 +4922,33 @@
       <w:pPr>
         <w:pStyle w:val="4"/>
         <w:keepNext/>
+        <w:widowControl/>
+        <w:ind w:firstLine="0"/>
       </w:pPr>
       <w:r>
-        <w:t>4 3  实验结果</w:t>
+        <w:rPr>
+          <w:rFonts w:ascii="Aptos Display" w:hAnsi="Aptos Display" w:eastAsia="微软雅黑"/>
+          <w:b/>
+          <w:color w:val="000000"/>
+          <w:sz w:val="24"/>
+        </w:rPr>
+        <w:t>4.3  实验结果</w:t>
+      </w:r>
+    </w:p>
+    <w:p>
+      <w:pPr>
+        <w:pStyle w:val="15"/>
+        <w:keepNext/>
+        <w:spacing w:before="120" w:after="80"/>
+        <w:jc w:val="center"/>
+      </w:pPr>
+      <w:r>
+        <w:rPr>
+          <w:rFonts w:ascii="Aptos" w:hAnsi="Aptos" w:eastAsia="微软雅黑"/>
+          <w:color w:val="595959"/>
+          <w:sz w:val="18"/>
+        </w:rPr>
+        <w:t>表 6  DINOv2 蒸馏实验结果</w:t>
       </w:r>
     </w:p>
     <w:tbl>
@@ -4011,7 +4964,7 @@
           <w:insideH w:val="single" w:color="D9D9D9" w:sz="6" w:space="0"/>
           <w:insideV w:val="single" w:color="D9D9D9" w:sz="6" w:space="0"/>
         </w:tblBorders>
-        <w:tblLayout w:type="fixed"/>
+        <w:tblLayout w:type="autofit"/>
         <w:tblCellMar>
           <w:top w:w="0" w:type="dxa"/>
           <w:left w:w="108" w:type="dxa"/>
@@ -4020,10 +4973,10 @@
         </w:tblCellMar>
       </w:tblPr>
       <w:tblGrid>
-        <w:gridCol w:w="2380"/>
-        <w:gridCol w:w="2380"/>
-        <w:gridCol w:w="2380"/>
-        <w:gridCol w:w="2380"/>
+        <w:gridCol w:w="3061"/>
+        <w:gridCol w:w="1814"/>
+        <w:gridCol w:w="1814"/>
+        <w:gridCol w:w="1814"/>
       </w:tblGrid>
       <w:tr>
         <w:tblPrEx>
@@ -4051,16 +5004,17 @@
             <w:tcW w:w="3061" w:type="dxa"/>
             <w:shd w:val="clear" w:color="auto" w:fill="17365D"/>
             <w:tcMar>
-              <w:top w:w="110" w:type="dxa"/>
-              <w:left w:w="120" w:type="dxa"/>
-              <w:bottom w:w="110" w:type="dxa"/>
-              <w:right w:w="120" w:type="dxa"/>
+              <w:top w:w="90" w:type="dxa"/>
+              <w:left w:w="100" w:type="dxa"/>
+              <w:bottom w:w="90" w:type="dxa"/>
+              <w:right w:w="100" w:type="dxa"/>
             </w:tcMar>
             <w:vAlign w:val="center"/>
           </w:tcPr>
           <w:p>
             <w:pPr>
-              <w:spacing w:after="0"/>
+              <w:spacing w:before="0" w:after="0" w:line="269" w:lineRule="auto"/>
+              <w:ind w:firstLine="0"/>
               <w:jc w:val="center"/>
             </w:pPr>
             <w:r>
@@ -4068,7 +5022,7 @@
                 <w:rFonts w:ascii="Aptos" w:hAnsi="Aptos" w:eastAsia="微软雅黑"/>
                 <w:b/>
                 <w:color w:val="FFFFFF"/>
-                <w:sz w:val="18"/>
+                <w:sz w:val="17"/>
               </w:rPr>
               <w:t>方案</w:t>
             </w:r>
@@ -4079,16 +5033,17 @@
             <w:tcW w:w="1814" w:type="dxa"/>
             <w:shd w:val="clear" w:color="auto" w:fill="17365D"/>
             <w:tcMar>
-              <w:top w:w="110" w:type="dxa"/>
-              <w:left w:w="120" w:type="dxa"/>
-              <w:bottom w:w="110" w:type="dxa"/>
-              <w:right w:w="120" w:type="dxa"/>
+              <w:top w:w="90" w:type="dxa"/>
+              <w:left w:w="100" w:type="dxa"/>
+              <w:bottom w:w="90" w:type="dxa"/>
+              <w:right w:w="100" w:type="dxa"/>
             </w:tcMar>
             <w:vAlign w:val="center"/>
           </w:tcPr>
           <w:p>
             <w:pPr>
-              <w:spacing w:after="0"/>
+              <w:spacing w:before="0" w:after="0" w:line="269" w:lineRule="auto"/>
+              <w:ind w:firstLine="0"/>
               <w:jc w:val="center"/>
             </w:pPr>
             <w:r>
@@ -4096,7 +5051,7 @@
                 <w:rFonts w:ascii="Aptos" w:hAnsi="Aptos" w:eastAsia="微软雅黑"/>
                 <w:b/>
                 <w:color w:val="FFFFFF"/>
-                <w:sz w:val="18"/>
+                <w:sz w:val="17"/>
               </w:rPr>
               <w:t>best mAP50 95</w:t>
             </w:r>
@@ -4107,16 +5062,17 @@
             <w:tcW w:w="1814" w:type="dxa"/>
             <w:shd w:val="clear" w:color="auto" w:fill="17365D"/>
             <w:tcMar>
-              <w:top w:w="110" w:type="dxa"/>
-              <w:left w:w="120" w:type="dxa"/>
-              <w:bottom w:w="110" w:type="dxa"/>
-              <w:right w:w="120" w:type="dxa"/>
+              <w:top w:w="90" w:type="dxa"/>
+              <w:left w:w="100" w:type="dxa"/>
+              <w:bottom w:w="90" w:type="dxa"/>
+              <w:right w:w="100" w:type="dxa"/>
             </w:tcMar>
             <w:vAlign w:val="center"/>
           </w:tcPr>
           <w:p>
             <w:pPr>
-              <w:spacing w:after="0"/>
+              <w:spacing w:before="0" w:after="0" w:line="269" w:lineRule="auto"/>
+              <w:ind w:firstLine="0"/>
               <w:jc w:val="center"/>
             </w:pPr>
             <w:r>
@@ -4124,7 +5080,7 @@
                 <w:rFonts w:ascii="Aptos" w:hAnsi="Aptos" w:eastAsia="微软雅黑"/>
                 <w:b/>
                 <w:color w:val="FFFFFF"/>
-                <w:sz w:val="18"/>
+                <w:sz w:val="17"/>
               </w:rPr>
               <w:t>last mAP50 95</w:t>
             </w:r>
@@ -4135,16 +5091,17 @@
             <w:tcW w:w="1814" w:type="dxa"/>
             <w:shd w:val="clear" w:color="auto" w:fill="17365D"/>
             <w:tcMar>
-              <w:top w:w="110" w:type="dxa"/>
-              <w:left w:w="120" w:type="dxa"/>
-              <w:bottom w:w="110" w:type="dxa"/>
-              <w:right w:w="120" w:type="dxa"/>
+              <w:top w:w="90" w:type="dxa"/>
+              <w:left w:w="100" w:type="dxa"/>
+              <w:bottom w:w="90" w:type="dxa"/>
+              <w:right w:w="100" w:type="dxa"/>
             </w:tcMar>
             <w:vAlign w:val="center"/>
           </w:tcPr>
           <w:p>
             <w:pPr>
-              <w:spacing w:after="0"/>
+              <w:spacing w:before="0" w:after="0" w:line="269" w:lineRule="auto"/>
+              <w:ind w:firstLine="0"/>
               <w:jc w:val="center"/>
             </w:pPr>
             <w:r>
@@ -4152,7 +5109,7 @@
                 <w:rFonts w:ascii="Aptos" w:hAnsi="Aptos" w:eastAsia="微软雅黑"/>
                 <w:b/>
                 <w:color w:val="FFFFFF"/>
-                <w:sz w:val="18"/>
+                <w:sz w:val="17"/>
               </w:rPr>
               <w:t>相对普通微调 last</w:t>
             </w:r>
@@ -4182,23 +5139,27 @@
         <w:tc>
           <w:tcPr>
             <w:tcW w:w="3061" w:type="dxa"/>
+            <w:shd w:val="clear" w:color="auto" w:fill="FFFFFF"/>
             <w:tcMar>
-              <w:top w:w="110" w:type="dxa"/>
-              <w:left w:w="120" w:type="dxa"/>
-              <w:bottom w:w="110" w:type="dxa"/>
-              <w:right w:w="120" w:type="dxa"/>
+              <w:top w:w="90" w:type="dxa"/>
+              <w:left w:w="100" w:type="dxa"/>
+              <w:bottom w:w="90" w:type="dxa"/>
+              <w:right w:w="100" w:type="dxa"/>
             </w:tcMar>
             <w:vAlign w:val="center"/>
           </w:tcPr>
           <w:p>
             <w:pPr>
-              <w:spacing w:after="0" w:line="276" w:lineRule="auto"/>
+              <w:spacing w:before="0" w:after="0" w:line="269" w:lineRule="auto"/>
+              <w:ind w:firstLine="0"/>
               <w:jc w:val="left"/>
             </w:pPr>
             <w:r>
               <w:rPr>
-                <w:rFonts w:ascii="Aptos" w:hAnsi="Aptos" w:eastAsia="等线"/>
-                <w:sz w:val="18"/>
+                <w:rFonts w:ascii="Aptos" w:hAnsi="Aptos" w:eastAsia="微软雅黑"/>
+                <w:b w:val="0"/>
+                <w:color w:val="1F1F1F"/>
+                <w:sz w:val="17"/>
               </w:rPr>
               <w:t>输入剪枝模型</w:t>
             </w:r>
@@ -4207,23 +5168,27 @@
         <w:tc>
           <w:tcPr>
             <w:tcW w:w="1814" w:type="dxa"/>
+            <w:shd w:val="clear" w:color="auto" w:fill="FFFFFF"/>
             <w:tcMar>
-              <w:top w:w="110" w:type="dxa"/>
-              <w:left w:w="120" w:type="dxa"/>
-              <w:bottom w:w="110" w:type="dxa"/>
-              <w:right w:w="120" w:type="dxa"/>
+              <w:top w:w="90" w:type="dxa"/>
+              <w:left w:w="100" w:type="dxa"/>
+              <w:bottom w:w="90" w:type="dxa"/>
+              <w:right w:w="100" w:type="dxa"/>
             </w:tcMar>
             <w:vAlign w:val="center"/>
           </w:tcPr>
           <w:p>
             <w:pPr>
-              <w:spacing w:after="0" w:line="276" w:lineRule="auto"/>
+              <w:spacing w:before="0" w:after="0" w:line="269" w:lineRule="auto"/>
+              <w:ind w:firstLine="0"/>
               <w:jc w:val="center"/>
             </w:pPr>
             <w:r>
               <w:rPr>
-                <w:rFonts w:ascii="Aptos" w:hAnsi="Aptos" w:eastAsia="等线"/>
-                <w:sz w:val="18"/>
+                <w:rFonts w:ascii="Aptos" w:hAnsi="Aptos" w:eastAsia="微软雅黑"/>
+                <w:b w:val="0"/>
+                <w:color w:val="1F1F1F"/>
+                <w:sz w:val="17"/>
               </w:rPr>
               <w:t>0.5962</w:t>
             </w:r>
@@ -4232,23 +5197,27 @@
         <w:tc>
           <w:tcPr>
             <w:tcW w:w="1814" w:type="dxa"/>
+            <w:shd w:val="clear" w:color="auto" w:fill="FFFFFF"/>
             <w:tcMar>
-              <w:top w:w="110" w:type="dxa"/>
-              <w:left w:w="120" w:type="dxa"/>
-              <w:bottom w:w="110" w:type="dxa"/>
-              <w:right w:w="120" w:type="dxa"/>
+              <w:top w:w="90" w:type="dxa"/>
+              <w:left w:w="100" w:type="dxa"/>
+              <w:bottom w:w="90" w:type="dxa"/>
+              <w:right w:w="100" w:type="dxa"/>
             </w:tcMar>
             <w:vAlign w:val="center"/>
           </w:tcPr>
           <w:p>
             <w:pPr>
-              <w:spacing w:after="0" w:line="276" w:lineRule="auto"/>
+              <w:spacing w:before="0" w:after="0" w:line="269" w:lineRule="auto"/>
+              <w:ind w:firstLine="0"/>
               <w:jc w:val="center"/>
             </w:pPr>
             <w:r>
               <w:rPr>
-                <w:rFonts w:ascii="Aptos" w:hAnsi="Aptos" w:eastAsia="等线"/>
-                <w:sz w:val="18"/>
+                <w:rFonts w:ascii="Aptos" w:hAnsi="Aptos" w:eastAsia="微软雅黑"/>
+                <w:b w:val="0"/>
+                <w:color w:val="1F1F1F"/>
+                <w:sz w:val="17"/>
               </w:rPr>
               <w:t>不适用</w:t>
             </w:r>
@@ -4257,23 +5226,27 @@
         <w:tc>
           <w:tcPr>
             <w:tcW w:w="1814" w:type="dxa"/>
+            <w:shd w:val="clear" w:color="auto" w:fill="FFFFFF"/>
             <w:tcMar>
-              <w:top w:w="110" w:type="dxa"/>
-              <w:left w:w="120" w:type="dxa"/>
-              <w:bottom w:w="110" w:type="dxa"/>
-              <w:right w:w="120" w:type="dxa"/>
+              <w:top w:w="90" w:type="dxa"/>
+              <w:left w:w="100" w:type="dxa"/>
+              <w:bottom w:w="90" w:type="dxa"/>
+              <w:right w:w="100" w:type="dxa"/>
             </w:tcMar>
             <w:vAlign w:val="center"/>
           </w:tcPr>
           <w:p>
             <w:pPr>
-              <w:spacing w:after="0" w:line="276" w:lineRule="auto"/>
+              <w:spacing w:before="0" w:after="0" w:line="269" w:lineRule="auto"/>
+              <w:ind w:firstLine="0"/>
               <w:jc w:val="center"/>
             </w:pPr>
             <w:r>
               <w:rPr>
-                <w:rFonts w:ascii="Aptos" w:hAnsi="Aptos" w:eastAsia="等线"/>
-                <w:sz w:val="18"/>
+                <w:rFonts w:ascii="Aptos" w:hAnsi="Aptos" w:eastAsia="微软雅黑"/>
+                <w:b w:val="0"/>
+                <w:color w:val="1F1F1F"/>
+                <w:sz w:val="17"/>
               </w:rPr>
               <w:t>不适用</w:t>
             </w:r>
@@ -4305,22 +5278,25 @@
             <w:tcW w:w="3061" w:type="dxa"/>
             <w:shd w:val="clear" w:color="auto" w:fill="EAF1F8"/>
             <w:tcMar>
-              <w:top w:w="110" w:type="dxa"/>
-              <w:left w:w="120" w:type="dxa"/>
-              <w:bottom w:w="110" w:type="dxa"/>
-              <w:right w:w="120" w:type="dxa"/>
+              <w:top w:w="90" w:type="dxa"/>
+              <w:left w:w="100" w:type="dxa"/>
+              <w:bottom w:w="90" w:type="dxa"/>
+              <w:right w:w="100" w:type="dxa"/>
             </w:tcMar>
             <w:vAlign w:val="center"/>
           </w:tcPr>
           <w:p>
             <w:pPr>
-              <w:spacing w:after="0" w:line="276" w:lineRule="auto"/>
+              <w:spacing w:before="0" w:after="0" w:line="269" w:lineRule="auto"/>
+              <w:ind w:firstLine="0"/>
               <w:jc w:val="left"/>
             </w:pPr>
             <w:r>
               <w:rPr>
-                <w:rFonts w:ascii="Aptos" w:hAnsi="Aptos" w:eastAsia="等线"/>
-                <w:sz w:val="18"/>
+                <w:rFonts w:ascii="Aptos" w:hAnsi="Aptos" w:eastAsia="微软雅黑"/>
+                <w:b w:val="0"/>
+                <w:color w:val="1F1F1F"/>
+                <w:sz w:val="17"/>
               </w:rPr>
               <w:t>普通微调</w:t>
             </w:r>
@@ -4331,22 +5307,25 @@
             <w:tcW w:w="1814" w:type="dxa"/>
             <w:shd w:val="clear" w:color="auto" w:fill="EAF1F8"/>
             <w:tcMar>
-              <w:top w:w="110" w:type="dxa"/>
-              <w:left w:w="120" w:type="dxa"/>
-              <w:bottom w:w="110" w:type="dxa"/>
-              <w:right w:w="120" w:type="dxa"/>
+              <w:top w:w="90" w:type="dxa"/>
+              <w:left w:w="100" w:type="dxa"/>
+              <w:bottom w:w="90" w:type="dxa"/>
+              <w:right w:w="100" w:type="dxa"/>
             </w:tcMar>
             <w:vAlign w:val="center"/>
           </w:tcPr>
           <w:p>
             <w:pPr>
-              <w:spacing w:after="0" w:line="276" w:lineRule="auto"/>
+              <w:spacing w:before="0" w:after="0" w:line="269" w:lineRule="auto"/>
+              <w:ind w:firstLine="0"/>
               <w:jc w:val="center"/>
             </w:pPr>
             <w:r>
               <w:rPr>
-                <w:rFonts w:ascii="Aptos" w:hAnsi="Aptos" w:eastAsia="等线"/>
-                <w:sz w:val="18"/>
+                <w:rFonts w:ascii="Aptos" w:hAnsi="Aptos" w:eastAsia="微软雅黑"/>
+                <w:b w:val="0"/>
+                <w:color w:val="1F1F1F"/>
+                <w:sz w:val="17"/>
               </w:rPr>
               <w:t>0.5962</w:t>
             </w:r>
@@ -4357,22 +5336,25 @@
             <w:tcW w:w="1814" w:type="dxa"/>
             <w:shd w:val="clear" w:color="auto" w:fill="EAF1F8"/>
             <w:tcMar>
-              <w:top w:w="110" w:type="dxa"/>
-              <w:left w:w="120" w:type="dxa"/>
-              <w:bottom w:w="110" w:type="dxa"/>
-              <w:right w:w="120" w:type="dxa"/>
+              <w:top w:w="90" w:type="dxa"/>
+              <w:left w:w="100" w:type="dxa"/>
+              <w:bottom w:w="90" w:type="dxa"/>
+              <w:right w:w="100" w:type="dxa"/>
             </w:tcMar>
             <w:vAlign w:val="center"/>
           </w:tcPr>
           <w:p>
             <w:pPr>
-              <w:spacing w:after="0" w:line="276" w:lineRule="auto"/>
+              <w:spacing w:before="0" w:after="0" w:line="269" w:lineRule="auto"/>
+              <w:ind w:firstLine="0"/>
               <w:jc w:val="center"/>
             </w:pPr>
             <w:r>
               <w:rPr>
-                <w:rFonts w:ascii="Aptos" w:hAnsi="Aptos" w:eastAsia="等线"/>
-                <w:sz w:val="18"/>
+                <w:rFonts w:ascii="Aptos" w:hAnsi="Aptos" w:eastAsia="微软雅黑"/>
+                <w:b w:val="0"/>
+                <w:color w:val="1F1F1F"/>
+                <w:sz w:val="17"/>
               </w:rPr>
               <w:t>0.4828</w:t>
             </w:r>
@@ -4383,22 +5365,25 @@
             <w:tcW w:w="1814" w:type="dxa"/>
             <w:shd w:val="clear" w:color="auto" w:fill="EAF1F8"/>
             <w:tcMar>
-              <w:top w:w="110" w:type="dxa"/>
-              <w:left w:w="120" w:type="dxa"/>
-              <w:bottom w:w="110" w:type="dxa"/>
-              <w:right w:w="120" w:type="dxa"/>
+              <w:top w:w="90" w:type="dxa"/>
+              <w:left w:w="100" w:type="dxa"/>
+              <w:bottom w:w="90" w:type="dxa"/>
+              <w:right w:w="100" w:type="dxa"/>
             </w:tcMar>
             <w:vAlign w:val="center"/>
           </w:tcPr>
           <w:p>
             <w:pPr>
-              <w:spacing w:after="0" w:line="276" w:lineRule="auto"/>
+              <w:spacing w:before="0" w:after="0" w:line="269" w:lineRule="auto"/>
+              <w:ind w:firstLine="0"/>
               <w:jc w:val="center"/>
             </w:pPr>
             <w:r>
               <w:rPr>
-                <w:rFonts w:ascii="Aptos" w:hAnsi="Aptos" w:eastAsia="等线"/>
-                <w:sz w:val="18"/>
+                <w:rFonts w:ascii="Aptos" w:hAnsi="Aptos" w:eastAsia="微软雅黑"/>
+                <w:b w:val="0"/>
+                <w:color w:val="1F1F1F"/>
+                <w:sz w:val="17"/>
               </w:rPr>
               <w:t>0.0000</w:t>
             </w:r>
@@ -4428,23 +5413,27 @@
         <w:tc>
           <w:tcPr>
             <w:tcW w:w="3061" w:type="dxa"/>
+            <w:shd w:val="clear" w:color="auto" w:fill="FFFFFF"/>
             <w:tcMar>
-              <w:top w:w="110" w:type="dxa"/>
-              <w:left w:w="120" w:type="dxa"/>
-              <w:bottom w:w="110" w:type="dxa"/>
-              <w:right w:w="120" w:type="dxa"/>
+              <w:top w:w="90" w:type="dxa"/>
+              <w:left w:w="100" w:type="dxa"/>
+              <w:bottom w:w="90" w:type="dxa"/>
+              <w:right w:w="100" w:type="dxa"/>
             </w:tcMar>
             <w:vAlign w:val="center"/>
           </w:tcPr>
           <w:p>
             <w:pPr>
-              <w:spacing w:after="0" w:line="276" w:lineRule="auto"/>
+              <w:spacing w:before="0" w:after="0" w:line="269" w:lineRule="auto"/>
+              <w:ind w:firstLine="0"/>
               <w:jc w:val="left"/>
             </w:pPr>
             <w:r>
               <w:rPr>
-                <w:rFonts w:ascii="Aptos" w:hAnsi="Aptos" w:eastAsia="等线"/>
-                <w:sz w:val="18"/>
+                <w:rFonts w:ascii="Aptos" w:hAnsi="Aptos" w:eastAsia="微软雅黑"/>
+                <w:b w:val="0"/>
+                <w:color w:val="1F1F1F"/>
+                <w:sz w:val="17"/>
               </w:rPr>
               <w:t>P4 单尺度 DINOv2</w:t>
             </w:r>
@@ -4453,23 +5442,27 @@
         <w:tc>
           <w:tcPr>
             <w:tcW w:w="1814" w:type="dxa"/>
+            <w:shd w:val="clear" w:color="auto" w:fill="FFFFFF"/>
             <w:tcMar>
-              <w:top w:w="110" w:type="dxa"/>
-              <w:left w:w="120" w:type="dxa"/>
-              <w:bottom w:w="110" w:type="dxa"/>
-              <w:right w:w="120" w:type="dxa"/>
+              <w:top w:w="90" w:type="dxa"/>
+              <w:left w:w="100" w:type="dxa"/>
+              <w:bottom w:w="90" w:type="dxa"/>
+              <w:right w:w="100" w:type="dxa"/>
             </w:tcMar>
             <w:vAlign w:val="center"/>
           </w:tcPr>
           <w:p>
             <w:pPr>
-              <w:spacing w:after="0" w:line="276" w:lineRule="auto"/>
+              <w:spacing w:before="0" w:after="0" w:line="269" w:lineRule="auto"/>
+              <w:ind w:firstLine="0"/>
               <w:jc w:val="center"/>
             </w:pPr>
             <w:r>
               <w:rPr>
-                <w:rFonts w:ascii="Aptos" w:hAnsi="Aptos" w:eastAsia="等线"/>
-                <w:sz w:val="18"/>
+                <w:rFonts w:ascii="Aptos" w:hAnsi="Aptos" w:eastAsia="微软雅黑"/>
+                <w:b w:val="0"/>
+                <w:color w:val="1F1F1F"/>
+                <w:sz w:val="17"/>
               </w:rPr>
               <w:t>0.5962</w:t>
             </w:r>
@@ -4478,23 +5471,27 @@
         <w:tc>
           <w:tcPr>
             <w:tcW w:w="1814" w:type="dxa"/>
+            <w:shd w:val="clear" w:color="auto" w:fill="FFFFFF"/>
             <w:tcMar>
-              <w:top w:w="110" w:type="dxa"/>
-              <w:left w:w="120" w:type="dxa"/>
-              <w:bottom w:w="110" w:type="dxa"/>
-              <w:right w:w="120" w:type="dxa"/>
+              <w:top w:w="90" w:type="dxa"/>
+              <w:left w:w="100" w:type="dxa"/>
+              <w:bottom w:w="90" w:type="dxa"/>
+              <w:right w:w="100" w:type="dxa"/>
             </w:tcMar>
             <w:vAlign w:val="center"/>
           </w:tcPr>
           <w:p>
             <w:pPr>
-              <w:spacing w:after="0" w:line="276" w:lineRule="auto"/>
+              <w:spacing w:before="0" w:after="0" w:line="269" w:lineRule="auto"/>
+              <w:ind w:firstLine="0"/>
               <w:jc w:val="center"/>
             </w:pPr>
             <w:r>
               <w:rPr>
-                <w:rFonts w:ascii="Aptos" w:hAnsi="Aptos" w:eastAsia="等线"/>
-                <w:sz w:val="18"/>
+                <w:rFonts w:ascii="Aptos" w:hAnsi="Aptos" w:eastAsia="微软雅黑"/>
+                <w:b w:val="0"/>
+                <w:color w:val="1F1F1F"/>
+                <w:sz w:val="17"/>
               </w:rPr>
               <w:t>0.5040</w:t>
             </w:r>
@@ -4503,23 +5500,27 @@
         <w:tc>
           <w:tcPr>
             <w:tcW w:w="1814" w:type="dxa"/>
+            <w:shd w:val="clear" w:color="auto" w:fill="FFFFFF"/>
             <w:tcMar>
-              <w:top w:w="110" w:type="dxa"/>
-              <w:left w:w="120" w:type="dxa"/>
-              <w:bottom w:w="110" w:type="dxa"/>
-              <w:right w:w="120" w:type="dxa"/>
+              <w:top w:w="90" w:type="dxa"/>
+              <w:left w:w="100" w:type="dxa"/>
+              <w:bottom w:w="90" w:type="dxa"/>
+              <w:right w:w="100" w:type="dxa"/>
             </w:tcMar>
             <w:vAlign w:val="center"/>
           </w:tcPr>
           <w:p>
             <w:pPr>
-              <w:spacing w:after="0" w:line="276" w:lineRule="auto"/>
+              <w:spacing w:before="0" w:after="0" w:line="269" w:lineRule="auto"/>
+              <w:ind w:firstLine="0"/>
               <w:jc w:val="center"/>
             </w:pPr>
             <w:r>
               <w:rPr>
-                <w:rFonts w:ascii="Aptos" w:hAnsi="Aptos" w:eastAsia="等线"/>
-                <w:sz w:val="18"/>
+                <w:rFonts w:ascii="Aptos" w:hAnsi="Aptos" w:eastAsia="微软雅黑"/>
+                <w:b w:val="0"/>
+                <w:color w:val="1F1F1F"/>
+                <w:sz w:val="17"/>
               </w:rPr>
               <w:t>+0.0212</w:t>
             </w:r>
@@ -4551,22 +5552,25 @@
             <w:tcW w:w="3061" w:type="dxa"/>
             <w:shd w:val="clear" w:color="auto" w:fill="EAF1F8"/>
             <w:tcMar>
-              <w:top w:w="110" w:type="dxa"/>
-              <w:left w:w="120" w:type="dxa"/>
-              <w:bottom w:w="110" w:type="dxa"/>
-              <w:right w:w="120" w:type="dxa"/>
+              <w:top w:w="90" w:type="dxa"/>
+              <w:left w:w="100" w:type="dxa"/>
+              <w:bottom w:w="90" w:type="dxa"/>
+              <w:right w:w="100" w:type="dxa"/>
             </w:tcMar>
             <w:vAlign w:val="center"/>
           </w:tcPr>
           <w:p>
             <w:pPr>
-              <w:spacing w:after="0" w:line="276" w:lineRule="auto"/>
+              <w:spacing w:before="0" w:after="0" w:line="269" w:lineRule="auto"/>
+              <w:ind w:firstLine="0"/>
               <w:jc w:val="left"/>
             </w:pPr>
             <w:r>
               <w:rPr>
-                <w:rFonts w:ascii="Aptos" w:hAnsi="Aptos" w:eastAsia="等线"/>
-                <w:sz w:val="18"/>
+                <w:rFonts w:ascii="Aptos" w:hAnsi="Aptos" w:eastAsia="微软雅黑"/>
+                <w:b w:val="0"/>
+                <w:color w:val="1F1F1F"/>
+                <w:sz w:val="17"/>
               </w:rPr>
               <w:t>P3 P4 P5 多尺度 DINOv2</w:t>
             </w:r>
@@ -4577,22 +5581,25 @@
             <w:tcW w:w="1814" w:type="dxa"/>
             <w:shd w:val="clear" w:color="auto" w:fill="EAF1F8"/>
             <w:tcMar>
-              <w:top w:w="110" w:type="dxa"/>
-              <w:left w:w="120" w:type="dxa"/>
-              <w:bottom w:w="110" w:type="dxa"/>
-              <w:right w:w="120" w:type="dxa"/>
+              <w:top w:w="90" w:type="dxa"/>
+              <w:left w:w="100" w:type="dxa"/>
+              <w:bottom w:w="90" w:type="dxa"/>
+              <w:right w:w="100" w:type="dxa"/>
             </w:tcMar>
             <w:vAlign w:val="center"/>
           </w:tcPr>
           <w:p>
             <w:pPr>
-              <w:spacing w:after="0" w:line="276" w:lineRule="auto"/>
+              <w:spacing w:before="0" w:after="0" w:line="269" w:lineRule="auto"/>
+              <w:ind w:firstLine="0"/>
               <w:jc w:val="center"/>
             </w:pPr>
             <w:r>
               <w:rPr>
-                <w:rFonts w:ascii="Aptos" w:hAnsi="Aptos" w:eastAsia="等线"/>
-                <w:sz w:val="18"/>
+                <w:rFonts w:ascii="Aptos" w:hAnsi="Aptos" w:eastAsia="微软雅黑"/>
+                <w:b w:val="0"/>
+                <w:color w:val="1F1F1F"/>
+                <w:sz w:val="17"/>
               </w:rPr>
               <w:t>0.5962</w:t>
             </w:r>
@@ -4603,22 +5610,25 @@
             <w:tcW w:w="1814" w:type="dxa"/>
             <w:shd w:val="clear" w:color="auto" w:fill="EAF1F8"/>
             <w:tcMar>
-              <w:top w:w="110" w:type="dxa"/>
-              <w:left w:w="120" w:type="dxa"/>
-              <w:bottom w:w="110" w:type="dxa"/>
-              <w:right w:w="120" w:type="dxa"/>
+              <w:top w:w="90" w:type="dxa"/>
+              <w:left w:w="100" w:type="dxa"/>
+              <w:bottom w:w="90" w:type="dxa"/>
+              <w:right w:w="100" w:type="dxa"/>
             </w:tcMar>
             <w:vAlign w:val="center"/>
           </w:tcPr>
           <w:p>
             <w:pPr>
-              <w:spacing w:after="0" w:line="276" w:lineRule="auto"/>
+              <w:spacing w:before="0" w:after="0" w:line="269" w:lineRule="auto"/>
+              <w:ind w:firstLine="0"/>
               <w:jc w:val="center"/>
             </w:pPr>
             <w:r>
               <w:rPr>
-                <w:rFonts w:ascii="Aptos" w:hAnsi="Aptos" w:eastAsia="等线"/>
-                <w:sz w:val="18"/>
+                <w:rFonts w:ascii="Aptos" w:hAnsi="Aptos" w:eastAsia="微软雅黑"/>
+                <w:b w:val="0"/>
+                <w:color w:val="1F1F1F"/>
+                <w:sz w:val="17"/>
               </w:rPr>
               <w:t>0.4957</w:t>
             </w:r>
@@ -4629,22 +5639,25 @@
             <w:tcW w:w="1814" w:type="dxa"/>
             <w:shd w:val="clear" w:color="auto" w:fill="EAF1F8"/>
             <w:tcMar>
-              <w:top w:w="110" w:type="dxa"/>
-              <w:left w:w="120" w:type="dxa"/>
-              <w:bottom w:w="110" w:type="dxa"/>
-              <w:right w:w="120" w:type="dxa"/>
+              <w:top w:w="90" w:type="dxa"/>
+              <w:left w:w="100" w:type="dxa"/>
+              <w:bottom w:w="90" w:type="dxa"/>
+              <w:right w:w="100" w:type="dxa"/>
             </w:tcMar>
             <w:vAlign w:val="center"/>
           </w:tcPr>
           <w:p>
             <w:pPr>
-              <w:spacing w:after="0" w:line="276" w:lineRule="auto"/>
+              <w:spacing w:before="0" w:after="0" w:line="269" w:lineRule="auto"/>
+              <w:ind w:firstLine="0"/>
               <w:jc w:val="center"/>
             </w:pPr>
             <w:r>
               <w:rPr>
-                <w:rFonts w:ascii="Aptos" w:hAnsi="Aptos" w:eastAsia="等线"/>
-                <w:sz w:val="18"/>
+                <w:rFonts w:ascii="Aptos" w:hAnsi="Aptos" w:eastAsia="微软雅黑"/>
+                <w:b w:val="0"/>
+                <w:color w:val="1F1F1F"/>
+                <w:sz w:val="17"/>
               </w:rPr>
               <w:t>+0.0128</w:t>
             </w:r>
@@ -4654,11 +5667,13 @@
     </w:tbl>
     <w:p>
       <w:pPr>
+        <w:widowControl/>
         <w:spacing w:after="20"/>
       </w:pPr>
     </w:p>
     <w:p>
       <w:pPr>
+        <w:widowControl/>
         <w:spacing w:after="120" w:line="348" w:lineRule="auto"/>
         <w:ind w:firstLine="420"/>
       </w:pPr>
@@ -4671,6 +5686,7 @@
     </w:p>
     <w:p>
       <w:pPr>
+        <w:widowControl/>
         <w:spacing w:after="120" w:line="348" w:lineRule="auto"/>
         <w:ind w:firstLine="420"/>
       </w:pPr>
@@ -4682,6 +5698,9 @@
       </w:r>
     </w:p>
     <w:p>
+      <w:pPr>
+        <w:widowControl/>
+      </w:pPr>
       <w:r>
         <w:br w:type="page"/>
       </w:r>
@@ -4690,24 +5709,26 @@
       <w:pPr>
         <w:pStyle w:val="3"/>
         <w:keepNext/>
+        <w:widowControl/>
+        <w:ind w:firstLine="0"/>
         <w:rPr>
           <w:rFonts w:hint="eastAsia" w:eastAsia="宋体"/>
           <w:lang w:val="en-US" w:eastAsia="zh-CN"/>
         </w:rPr>
       </w:pPr>
       <w:r>
-        <w:t>五  已完成的</w:t>
-      </w:r>
-      <w:r>
         <w:rPr>
-          <w:rFonts w:hint="eastAsia" w:eastAsia="宋体"/>
-          <w:lang w:val="en-US" w:eastAsia="zh-CN"/>
+          <w:rFonts w:ascii="Aptos Display" w:hAnsi="Aptos Display" w:eastAsia="微软雅黑"/>
+          <w:b/>
+          <w:color w:val="000000"/>
+          <w:sz w:val="30"/>
         </w:rPr>
-        <w:t>探索</w:t>
+        <w:t>5  已完成的探索</w:t>
       </w:r>
     </w:p>
     <w:p>
       <w:pPr>
+        <w:widowControl/>
         <w:spacing w:after="120" w:line="348" w:lineRule="auto"/>
         <w:ind w:left="369" w:firstLine="420"/>
       </w:pPr>
@@ -4722,6 +5743,7 @@
     <w:p>
       <w:pPr>
         <w:pStyle w:val="16"/>
+        <w:widowControl/>
         <w:spacing w:after="80" w:line="312" w:lineRule="auto"/>
         <w:ind w:left="369" w:hanging="142"/>
       </w:pPr>
@@ -4735,6 +5757,7 @@
     <w:p>
       <w:pPr>
         <w:pStyle w:val="16"/>
+        <w:widowControl/>
         <w:spacing w:after="80" w:line="312" w:lineRule="auto"/>
         <w:ind w:left="369" w:hanging="142"/>
       </w:pPr>
@@ -4748,6 +5771,7 @@
     <w:p>
       <w:pPr>
         <w:pStyle w:val="16"/>
+        <w:widowControl/>
         <w:spacing w:after="80" w:line="312" w:lineRule="auto"/>
         <w:ind w:left="369" w:hanging="142"/>
       </w:pPr>
@@ -4761,6 +5785,7 @@
     <w:p>
       <w:pPr>
         <w:pStyle w:val="16"/>
+        <w:widowControl/>
         <w:spacing w:after="80" w:line="312" w:lineRule="auto"/>
         <w:ind w:left="369" w:hanging="142"/>
       </w:pPr>
@@ -4775,9 +5800,33 @@
       <w:pPr>
         <w:pStyle w:val="3"/>
         <w:keepNext/>
+        <w:widowControl/>
+        <w:ind w:firstLine="0"/>
       </w:pPr>
       <w:r>
-        <w:t>六  当前问题与研究边界</w:t>
+        <w:rPr>
+          <w:rFonts w:ascii="Aptos Display" w:hAnsi="Aptos Display" w:eastAsia="微软雅黑"/>
+          <w:b/>
+          <w:color w:val="000000"/>
+          <w:sz w:val="30"/>
+        </w:rPr>
+        <w:t>6  当前问题与研究边界</w:t>
+      </w:r>
+    </w:p>
+    <w:p>
+      <w:pPr>
+        <w:pStyle w:val="15"/>
+        <w:keepNext/>
+        <w:spacing w:before="120" w:after="80"/>
+        <w:jc w:val="center"/>
+      </w:pPr>
+      <w:r>
+        <w:rPr>
+          <w:rFonts w:ascii="Aptos" w:hAnsi="Aptos" w:eastAsia="微软雅黑"/>
+          <w:color w:val="595959"/>
+          <w:sz w:val="18"/>
+        </w:rPr>
+        <w:t>表 7  当前问题及后续处理</w:t>
       </w:r>
     </w:p>
     <w:tbl>
@@ -4793,7 +5842,7 @@
           <w:insideH w:val="single" w:color="D9D9D9" w:sz="6" w:space="0"/>
           <w:insideV w:val="single" w:color="D9D9D9" w:sz="6" w:space="0"/>
         </w:tblBorders>
-        <w:tblLayout w:type="fixed"/>
+        <w:tblLayout w:type="autofit"/>
         <w:tblCellMar>
           <w:top w:w="0" w:type="dxa"/>
           <w:left w:w="108" w:type="dxa"/>
@@ -4802,9 +5851,9 @@
         </w:tblCellMar>
       </w:tblPr>
       <w:tblGrid>
-        <w:gridCol w:w="3173"/>
-        <w:gridCol w:w="3173"/>
-        <w:gridCol w:w="3173"/>
+        <w:gridCol w:w="2381"/>
+        <w:gridCol w:w="3005"/>
+        <w:gridCol w:w="3345"/>
       </w:tblGrid>
       <w:tr>
         <w:tblPrEx>
@@ -4832,16 +5881,17 @@
             <w:tcW w:w="2381" w:type="dxa"/>
             <w:shd w:val="clear" w:color="auto" w:fill="17365D"/>
             <w:tcMar>
-              <w:top w:w="110" w:type="dxa"/>
-              <w:left w:w="120" w:type="dxa"/>
-              <w:bottom w:w="110" w:type="dxa"/>
-              <w:right w:w="120" w:type="dxa"/>
+              <w:top w:w="90" w:type="dxa"/>
+              <w:left w:w="100" w:type="dxa"/>
+              <w:bottom w:w="90" w:type="dxa"/>
+              <w:right w:w="100" w:type="dxa"/>
             </w:tcMar>
             <w:vAlign w:val="center"/>
           </w:tcPr>
           <w:p>
             <w:pPr>
-              <w:spacing w:after="0"/>
+              <w:spacing w:before="0" w:after="0" w:line="269" w:lineRule="auto"/>
+              <w:ind w:firstLine="0"/>
               <w:jc w:val="center"/>
             </w:pPr>
             <w:r>
@@ -4849,7 +5899,7 @@
                 <w:rFonts w:ascii="Aptos" w:hAnsi="Aptos" w:eastAsia="微软雅黑"/>
                 <w:b/>
                 <w:color w:val="FFFFFF"/>
-                <w:sz w:val="18"/>
+                <w:sz w:val="17"/>
               </w:rPr>
               <w:t>问题</w:t>
             </w:r>
@@ -4860,16 +5910,17 @@
             <w:tcW w:w="3005" w:type="dxa"/>
             <w:shd w:val="clear" w:color="auto" w:fill="17365D"/>
             <w:tcMar>
-              <w:top w:w="110" w:type="dxa"/>
-              <w:left w:w="120" w:type="dxa"/>
-              <w:bottom w:w="110" w:type="dxa"/>
-              <w:right w:w="120" w:type="dxa"/>
+              <w:top w:w="90" w:type="dxa"/>
+              <w:left w:w="100" w:type="dxa"/>
+              <w:bottom w:w="90" w:type="dxa"/>
+              <w:right w:w="100" w:type="dxa"/>
             </w:tcMar>
             <w:vAlign w:val="center"/>
           </w:tcPr>
           <w:p>
             <w:pPr>
-              <w:spacing w:after="0"/>
+              <w:spacing w:before="0" w:after="0" w:line="269" w:lineRule="auto"/>
+              <w:ind w:firstLine="0"/>
               <w:jc w:val="center"/>
             </w:pPr>
             <w:r>
@@ -4877,7 +5928,7 @@
                 <w:rFonts w:ascii="Aptos" w:hAnsi="Aptos" w:eastAsia="微软雅黑"/>
                 <w:b/>
                 <w:color w:val="FFFFFF"/>
-                <w:sz w:val="18"/>
+                <w:sz w:val="17"/>
               </w:rPr>
               <w:t>对结论的影响</w:t>
             </w:r>
@@ -4888,16 +5939,17 @@
             <w:tcW w:w="3345" w:type="dxa"/>
             <w:shd w:val="clear" w:color="auto" w:fill="17365D"/>
             <w:tcMar>
-              <w:top w:w="110" w:type="dxa"/>
-              <w:left w:w="120" w:type="dxa"/>
-              <w:bottom w:w="110" w:type="dxa"/>
-              <w:right w:w="120" w:type="dxa"/>
+              <w:top w:w="90" w:type="dxa"/>
+              <w:left w:w="100" w:type="dxa"/>
+              <w:bottom w:w="90" w:type="dxa"/>
+              <w:right w:w="100" w:type="dxa"/>
             </w:tcMar>
             <w:vAlign w:val="center"/>
           </w:tcPr>
           <w:p>
             <w:pPr>
-              <w:spacing w:after="0"/>
+              <w:spacing w:before="0" w:after="0" w:line="269" w:lineRule="auto"/>
+              <w:ind w:firstLine="0"/>
               <w:jc w:val="center"/>
             </w:pPr>
             <w:r>
@@ -4905,7 +5957,7 @@
                 <w:rFonts w:ascii="Aptos" w:hAnsi="Aptos" w:eastAsia="微软雅黑"/>
                 <w:b/>
                 <w:color w:val="FFFFFF"/>
-                <w:sz w:val="18"/>
+                <w:sz w:val="17"/>
               </w:rPr>
               <w:t>后续处理</w:t>
             </w:r>
@@ -4935,23 +5987,27 @@
         <w:tc>
           <w:tcPr>
             <w:tcW w:w="2381" w:type="dxa"/>
+            <w:shd w:val="clear" w:color="auto" w:fill="FFFFFF"/>
             <w:tcMar>
-              <w:top w:w="110" w:type="dxa"/>
-              <w:left w:w="120" w:type="dxa"/>
-              <w:bottom w:w="110" w:type="dxa"/>
-              <w:right w:w="120" w:type="dxa"/>
+              <w:top w:w="90" w:type="dxa"/>
+              <w:left w:w="100" w:type="dxa"/>
+              <w:bottom w:w="90" w:type="dxa"/>
+              <w:right w:w="100" w:type="dxa"/>
             </w:tcMar>
             <w:vAlign w:val="center"/>
           </w:tcPr>
           <w:p>
             <w:pPr>
-              <w:spacing w:after="0" w:line="276" w:lineRule="auto"/>
+              <w:spacing w:before="0" w:after="0" w:line="269" w:lineRule="auto"/>
+              <w:ind w:firstLine="0"/>
               <w:jc w:val="left"/>
             </w:pPr>
             <w:r>
               <w:rPr>
-                <w:rFonts w:ascii="Aptos" w:hAnsi="Aptos" w:eastAsia="等线"/>
-                <w:sz w:val="18"/>
+                <w:rFonts w:ascii="Aptos" w:hAnsi="Aptos" w:eastAsia="微软雅黑"/>
+                <w:b w:val="0"/>
+                <w:color w:val="1F1F1F"/>
+                <w:sz w:val="17"/>
               </w:rPr>
               <w:t>COCO128 仅 102 train 26 val</w:t>
             </w:r>
@@ -4960,23 +6016,27 @@
         <w:tc>
           <w:tcPr>
             <w:tcW w:w="3005" w:type="dxa"/>
+            <w:shd w:val="clear" w:color="auto" w:fill="FFFFFF"/>
             <w:tcMar>
-              <w:top w:w="110" w:type="dxa"/>
-              <w:left w:w="120" w:type="dxa"/>
-              <w:bottom w:w="110" w:type="dxa"/>
-              <w:right w:w="120" w:type="dxa"/>
+              <w:top w:w="90" w:type="dxa"/>
+              <w:left w:w="100" w:type="dxa"/>
+              <w:bottom w:w="90" w:type="dxa"/>
+              <w:right w:w="100" w:type="dxa"/>
             </w:tcMar>
             <w:vAlign w:val="center"/>
           </w:tcPr>
           <w:p>
             <w:pPr>
-              <w:spacing w:after="0" w:line="276" w:lineRule="auto"/>
-              <w:jc w:val="center"/>
+              <w:spacing w:before="0" w:after="0" w:line="269" w:lineRule="auto"/>
+              <w:ind w:firstLine="0"/>
+              <w:jc w:val="left"/>
             </w:pPr>
             <w:r>
               <w:rPr>
-                <w:rFonts w:ascii="Aptos" w:hAnsi="Aptos" w:eastAsia="等线"/>
-                <w:sz w:val="18"/>
+                <w:rFonts w:ascii="Aptos" w:hAnsi="Aptos" w:eastAsia="微软雅黑"/>
+                <w:b w:val="0"/>
+                <w:color w:val="1F1F1F"/>
+                <w:sz w:val="17"/>
               </w:rPr>
               <w:t>指标方差大 容易过拟合验证集</w:t>
             </w:r>
@@ -4985,23 +6045,27 @@
         <w:tc>
           <w:tcPr>
             <w:tcW w:w="3345" w:type="dxa"/>
+            <w:shd w:val="clear" w:color="auto" w:fill="FFFFFF"/>
             <w:tcMar>
-              <w:top w:w="110" w:type="dxa"/>
-              <w:left w:w="120" w:type="dxa"/>
-              <w:bottom w:w="110" w:type="dxa"/>
-              <w:right w:w="120" w:type="dxa"/>
+              <w:top w:w="90" w:type="dxa"/>
+              <w:left w:w="100" w:type="dxa"/>
+              <w:bottom w:w="90" w:type="dxa"/>
+              <w:right w:w="100" w:type="dxa"/>
             </w:tcMar>
             <w:vAlign w:val="center"/>
           </w:tcPr>
           <w:p>
             <w:pPr>
-              <w:spacing w:after="0" w:line="276" w:lineRule="auto"/>
-              <w:jc w:val="center"/>
+              <w:spacing w:before="0" w:after="0" w:line="269" w:lineRule="auto"/>
+              <w:ind w:firstLine="0"/>
+              <w:jc w:val="left"/>
             </w:pPr>
             <w:r>
               <w:rPr>
-                <w:rFonts w:ascii="Aptos" w:hAnsi="Aptos" w:eastAsia="等线"/>
-                <w:sz w:val="18"/>
+                <w:rFonts w:ascii="Aptos" w:hAnsi="Aptos" w:eastAsia="微软雅黑"/>
+                <w:b w:val="0"/>
+                <w:color w:val="1F1F1F"/>
+                <w:sz w:val="17"/>
               </w:rPr>
               <w:t>转向完整 COCO2017</w:t>
             </w:r>
@@ -5033,22 +6097,25 @@
             <w:tcW w:w="2381" w:type="dxa"/>
             <w:shd w:val="clear" w:color="auto" w:fill="EAF1F8"/>
             <w:tcMar>
-              <w:top w:w="110" w:type="dxa"/>
-              <w:left w:w="120" w:type="dxa"/>
-              <w:bottom w:w="110" w:type="dxa"/>
-              <w:right w:w="120" w:type="dxa"/>
+              <w:top w:w="90" w:type="dxa"/>
+              <w:left w:w="100" w:type="dxa"/>
+              <w:bottom w:w="90" w:type="dxa"/>
+              <w:right w:w="100" w:type="dxa"/>
             </w:tcMar>
             <w:vAlign w:val="center"/>
           </w:tcPr>
           <w:p>
             <w:pPr>
-              <w:spacing w:after="0" w:line="276" w:lineRule="auto"/>
+              <w:spacing w:before="0" w:after="0" w:line="269" w:lineRule="auto"/>
+              <w:ind w:firstLine="0"/>
               <w:jc w:val="left"/>
             </w:pPr>
             <w:r>
               <w:rPr>
-                <w:rFonts w:ascii="Aptos" w:hAnsi="Aptos" w:eastAsia="等线"/>
-                <w:sz w:val="18"/>
+                <w:rFonts w:ascii="Aptos" w:hAnsi="Aptos" w:eastAsia="微软雅黑"/>
+                <w:b w:val="0"/>
+                <w:color w:val="1F1F1F"/>
+                <w:sz w:val="17"/>
               </w:rPr>
               <w:t>同一验证集用于选层 选 best 和比较</w:t>
             </w:r>
@@ -5059,22 +6126,25 @@
             <w:tcW w:w="3005" w:type="dxa"/>
             <w:shd w:val="clear" w:color="auto" w:fill="EAF1F8"/>
             <w:tcMar>
-              <w:top w:w="110" w:type="dxa"/>
-              <w:left w:w="120" w:type="dxa"/>
-              <w:bottom w:w="110" w:type="dxa"/>
-              <w:right w:w="120" w:type="dxa"/>
+              <w:top w:w="90" w:type="dxa"/>
+              <w:left w:w="100" w:type="dxa"/>
+              <w:bottom w:w="90" w:type="dxa"/>
+              <w:right w:w="100" w:type="dxa"/>
             </w:tcMar>
             <w:vAlign w:val="center"/>
           </w:tcPr>
           <w:p>
             <w:pPr>
-              <w:spacing w:after="0" w:line="276" w:lineRule="auto"/>
+              <w:spacing w:before="0" w:after="0" w:line="269" w:lineRule="auto"/>
+              <w:ind w:firstLine="0"/>
               <w:jc w:val="center"/>
             </w:pPr>
             <w:r>
               <w:rPr>
-                <w:rFonts w:ascii="Aptos" w:hAnsi="Aptos" w:eastAsia="等线"/>
-                <w:sz w:val="18"/>
+                <w:rFonts w:ascii="Aptos" w:hAnsi="Aptos" w:eastAsia="微软雅黑"/>
+                <w:b w:val="0"/>
+                <w:color w:val="1F1F1F"/>
+                <w:sz w:val="17"/>
               </w:rPr>
               <w:t>开发集结果不能代表泛化</w:t>
             </w:r>
@@ -5085,22 +6155,25 @@
             <w:tcW w:w="3345" w:type="dxa"/>
             <w:shd w:val="clear" w:color="auto" w:fill="EAF1F8"/>
             <w:tcMar>
-              <w:top w:w="110" w:type="dxa"/>
-              <w:left w:w="120" w:type="dxa"/>
-              <w:bottom w:w="110" w:type="dxa"/>
-              <w:right w:w="120" w:type="dxa"/>
+              <w:top w:w="90" w:type="dxa"/>
+              <w:left w:w="100" w:type="dxa"/>
+              <w:bottom w:w="90" w:type="dxa"/>
+              <w:right w:w="100" w:type="dxa"/>
             </w:tcMar>
             <w:vAlign w:val="center"/>
           </w:tcPr>
           <w:p>
             <w:pPr>
-              <w:spacing w:after="0" w:line="276" w:lineRule="auto"/>
+              <w:spacing w:before="0" w:after="0" w:line="269" w:lineRule="auto"/>
+              <w:ind w:firstLine="0"/>
               <w:jc w:val="center"/>
             </w:pPr>
             <w:r>
               <w:rPr>
-                <w:rFonts w:ascii="Aptos" w:hAnsi="Aptos" w:eastAsia="等线"/>
-                <w:sz w:val="18"/>
+                <w:rFonts w:ascii="Aptos" w:hAnsi="Aptos" w:eastAsia="微软雅黑"/>
+                <w:b w:val="0"/>
+                <w:color w:val="1F1F1F"/>
+                <w:sz w:val="17"/>
               </w:rPr>
               <w:t>划分模型选择与最终评测</w:t>
             </w:r>
@@ -5130,23 +6203,27 @@
         <w:tc>
           <w:tcPr>
             <w:tcW w:w="2381" w:type="dxa"/>
+            <w:shd w:val="clear" w:color="auto" w:fill="FFFFFF"/>
             <w:tcMar>
-              <w:top w:w="110" w:type="dxa"/>
-              <w:left w:w="120" w:type="dxa"/>
-              <w:bottom w:w="110" w:type="dxa"/>
-              <w:right w:w="120" w:type="dxa"/>
+              <w:top w:w="90" w:type="dxa"/>
+              <w:left w:w="100" w:type="dxa"/>
+              <w:bottom w:w="90" w:type="dxa"/>
+              <w:right w:w="100" w:type="dxa"/>
             </w:tcMar>
             <w:vAlign w:val="center"/>
           </w:tcPr>
           <w:p>
             <w:pPr>
-              <w:spacing w:after="0" w:line="276" w:lineRule="auto"/>
+              <w:spacing w:before="0" w:after="0" w:line="269" w:lineRule="auto"/>
+              <w:ind w:firstLine="0"/>
               <w:jc w:val="left"/>
             </w:pPr>
             <w:r>
               <w:rPr>
-                <w:rFonts w:ascii="Aptos" w:hAnsi="Aptos" w:eastAsia="等线"/>
-                <w:sz w:val="18"/>
+                <w:rFonts w:ascii="Aptos" w:hAnsi="Aptos" w:eastAsia="微软雅黑"/>
+                <w:b w:val="0"/>
+                <w:color w:val="1F1F1F"/>
+                <w:sz w:val="17"/>
               </w:rPr>
               <w:t>官方预训练模型可能见过相关 COCO 图片</w:t>
             </w:r>
@@ -5155,23 +6232,27 @@
         <w:tc>
           <w:tcPr>
             <w:tcW w:w="3005" w:type="dxa"/>
+            <w:shd w:val="clear" w:color="auto" w:fill="FFFFFF"/>
             <w:tcMar>
-              <w:top w:w="110" w:type="dxa"/>
-              <w:left w:w="120" w:type="dxa"/>
-              <w:bottom w:w="110" w:type="dxa"/>
-              <w:right w:w="120" w:type="dxa"/>
+              <w:top w:w="90" w:type="dxa"/>
+              <w:left w:w="100" w:type="dxa"/>
+              <w:bottom w:w="90" w:type="dxa"/>
+              <w:right w:w="100" w:type="dxa"/>
             </w:tcMar>
             <w:vAlign w:val="center"/>
           </w:tcPr>
           <w:p>
             <w:pPr>
-              <w:spacing w:after="0" w:line="276" w:lineRule="auto"/>
+              <w:spacing w:before="0" w:after="0" w:line="269" w:lineRule="auto"/>
+              <w:ind w:firstLine="0"/>
               <w:jc w:val="center"/>
             </w:pPr>
             <w:r>
               <w:rPr>
-                <w:rFonts w:ascii="Aptos" w:hAnsi="Aptos" w:eastAsia="等线"/>
-                <w:sz w:val="18"/>
+                <w:rFonts w:ascii="Aptos" w:hAnsi="Aptos" w:eastAsia="微软雅黑"/>
+                <w:b w:val="0"/>
+                <w:color w:val="1F1F1F"/>
+                <w:sz w:val="17"/>
               </w:rPr>
               <w:t>小样本结果可能偏高</w:t>
             </w:r>
@@ -5180,23 +6261,27 @@
         <w:tc>
           <w:tcPr>
             <w:tcW w:w="3345" w:type="dxa"/>
+            <w:shd w:val="clear" w:color="auto" w:fill="FFFFFF"/>
             <w:tcMar>
-              <w:top w:w="110" w:type="dxa"/>
-              <w:left w:w="120" w:type="dxa"/>
-              <w:bottom w:w="110" w:type="dxa"/>
-              <w:right w:w="120" w:type="dxa"/>
+              <w:top w:w="90" w:type="dxa"/>
+              <w:left w:w="100" w:type="dxa"/>
+              <w:bottom w:w="90" w:type="dxa"/>
+              <w:right w:w="100" w:type="dxa"/>
             </w:tcMar>
             <w:vAlign w:val="center"/>
           </w:tcPr>
           <w:p>
             <w:pPr>
-              <w:spacing w:after="0" w:line="276" w:lineRule="auto"/>
-              <w:jc w:val="center"/>
+              <w:spacing w:before="0" w:after="0" w:line="269" w:lineRule="auto"/>
+              <w:ind w:firstLine="0"/>
+              <w:jc w:val="left"/>
             </w:pPr>
             <w:r>
               <w:rPr>
-                <w:rFonts w:ascii="Aptos" w:hAnsi="Aptos" w:eastAsia="等线"/>
-                <w:sz w:val="18"/>
+                <w:rFonts w:ascii="Aptos" w:hAnsi="Aptos" w:eastAsia="微软雅黑"/>
+                <w:b w:val="0"/>
+                <w:color w:val="1F1F1F"/>
+                <w:sz w:val="17"/>
               </w:rPr>
               <w:t>使用标准 val2017 统一复评</w:t>
             </w:r>
@@ -5228,22 +6313,25 @@
             <w:tcW w:w="2381" w:type="dxa"/>
             <w:shd w:val="clear" w:color="auto" w:fill="EAF1F8"/>
             <w:tcMar>
-              <w:top w:w="110" w:type="dxa"/>
-              <w:left w:w="120" w:type="dxa"/>
-              <w:bottom w:w="110" w:type="dxa"/>
-              <w:right w:w="120" w:type="dxa"/>
+              <w:top w:w="90" w:type="dxa"/>
+              <w:left w:w="100" w:type="dxa"/>
+              <w:bottom w:w="90" w:type="dxa"/>
+              <w:right w:w="100" w:type="dxa"/>
             </w:tcMar>
             <w:vAlign w:val="center"/>
           </w:tcPr>
           <w:p>
             <w:pPr>
-              <w:spacing w:after="0" w:line="276" w:lineRule="auto"/>
+              <w:spacing w:before="0" w:after="0" w:line="269" w:lineRule="auto"/>
+              <w:ind w:firstLine="0"/>
               <w:jc w:val="left"/>
             </w:pPr>
             <w:r>
               <w:rPr>
-                <w:rFonts w:ascii="Aptos" w:hAnsi="Aptos" w:eastAsia="等线"/>
-                <w:sz w:val="18"/>
+                <w:rFonts w:ascii="Aptos" w:hAnsi="Aptos" w:eastAsia="微软雅黑"/>
+                <w:b w:val="0"/>
+                <w:color w:val="1F1F1F"/>
+                <w:sz w:val="17"/>
               </w:rPr>
               <w:t>YOLO11n 冗余较少且安全层有限</w:t>
             </w:r>
@@ -5254,22 +6342,25 @@
             <w:tcW w:w="3005" w:type="dxa"/>
             <w:shd w:val="clear" w:color="auto" w:fill="EAF1F8"/>
             <w:tcMar>
-              <w:top w:w="110" w:type="dxa"/>
-              <w:left w:w="120" w:type="dxa"/>
-              <w:bottom w:w="110" w:type="dxa"/>
-              <w:right w:w="120" w:type="dxa"/>
+              <w:top w:w="90" w:type="dxa"/>
+              <w:left w:w="100" w:type="dxa"/>
+              <w:bottom w:w="90" w:type="dxa"/>
+              <w:right w:w="100" w:type="dxa"/>
             </w:tcMar>
             <w:vAlign w:val="center"/>
           </w:tcPr>
           <w:p>
             <w:pPr>
-              <w:spacing w:after="0" w:line="276" w:lineRule="auto"/>
-              <w:jc w:val="center"/>
+              <w:spacing w:before="0" w:after="0" w:line="269" w:lineRule="auto"/>
+              <w:ind w:firstLine="0"/>
+              <w:jc w:val="left"/>
             </w:pPr>
             <w:r>
               <w:rPr>
-                <w:rFonts w:ascii="Aptos" w:hAnsi="Aptos" w:eastAsia="等线"/>
-                <w:sz w:val="18"/>
+                <w:rFonts w:ascii="Aptos" w:hAnsi="Aptos" w:eastAsia="微软雅黑"/>
+                <w:b w:val="0"/>
+                <w:color w:val="1F1F1F"/>
+                <w:sz w:val="17"/>
               </w:rPr>
               <w:t>当前参数和 GMACs 降幅仅约 1% 至 4%</w:t>
             </w:r>
@@ -5280,22 +6371,25 @@
             <w:tcW w:w="3345" w:type="dxa"/>
             <w:shd w:val="clear" w:color="auto" w:fill="EAF1F8"/>
             <w:tcMar>
-              <w:top w:w="110" w:type="dxa"/>
-              <w:left w:w="120" w:type="dxa"/>
-              <w:bottom w:w="110" w:type="dxa"/>
-              <w:right w:w="120" w:type="dxa"/>
+              <w:top w:w="90" w:type="dxa"/>
+              <w:left w:w="100" w:type="dxa"/>
+              <w:bottom w:w="90" w:type="dxa"/>
+              <w:right w:w="100" w:type="dxa"/>
             </w:tcMar>
             <w:vAlign w:val="center"/>
           </w:tcPr>
           <w:p>
             <w:pPr>
-              <w:spacing w:after="0" w:line="276" w:lineRule="auto"/>
-              <w:jc w:val="center"/>
+              <w:spacing w:before="0" w:after="0" w:line="269" w:lineRule="auto"/>
+              <w:ind w:firstLine="0"/>
+              <w:jc w:val="left"/>
             </w:pPr>
             <w:r>
               <w:rPr>
-                <w:rFonts w:ascii="Aptos" w:hAnsi="Aptos" w:eastAsia="等线"/>
-                <w:sz w:val="18"/>
+                <w:rFonts w:ascii="Aptos" w:hAnsi="Aptos" w:eastAsia="微软雅黑"/>
+                <w:b w:val="0"/>
+                <w:color w:val="1F1F1F"/>
+                <w:sz w:val="17"/>
               </w:rPr>
               <w:t>扩展耦合层剪枝或使用更大模型</w:t>
             </w:r>
@@ -5325,23 +6419,27 @@
         <w:tc>
           <w:tcPr>
             <w:tcW w:w="2381" w:type="dxa"/>
+            <w:shd w:val="clear" w:color="auto" w:fill="FFFFFF"/>
             <w:tcMar>
-              <w:top w:w="110" w:type="dxa"/>
-              <w:left w:w="120" w:type="dxa"/>
-              <w:bottom w:w="110" w:type="dxa"/>
-              <w:right w:w="120" w:type="dxa"/>
+              <w:top w:w="90" w:type="dxa"/>
+              <w:left w:w="100" w:type="dxa"/>
+              <w:bottom w:w="90" w:type="dxa"/>
+              <w:right w:w="100" w:type="dxa"/>
             </w:tcMar>
             <w:vAlign w:val="center"/>
           </w:tcPr>
           <w:p>
             <w:pPr>
-              <w:spacing w:after="0" w:line="276" w:lineRule="auto"/>
+              <w:spacing w:before="0" w:after="0" w:line="269" w:lineRule="auto"/>
+              <w:ind w:firstLine="0"/>
               <w:jc w:val="left"/>
             </w:pPr>
             <w:r>
               <w:rPr>
-                <w:rFonts w:ascii="Aptos" w:hAnsi="Aptos" w:eastAsia="等线"/>
-                <w:sz w:val="18"/>
+                <w:rFonts w:ascii="Aptos" w:hAnsi="Aptos" w:eastAsia="微软雅黑"/>
+                <w:b w:val="0"/>
+                <w:color w:val="1F1F1F"/>
+                <w:sz w:val="17"/>
               </w:rPr>
               <w:t>测速收益小于波动</w:t>
             </w:r>
@@ -5350,23 +6448,27 @@
         <w:tc>
           <w:tcPr>
             <w:tcW w:w="3005" w:type="dxa"/>
+            <w:shd w:val="clear" w:color="auto" w:fill="FFFFFF"/>
             <w:tcMar>
-              <w:top w:w="110" w:type="dxa"/>
-              <w:left w:w="120" w:type="dxa"/>
-              <w:bottom w:w="110" w:type="dxa"/>
-              <w:right w:w="120" w:type="dxa"/>
+              <w:top w:w="90" w:type="dxa"/>
+              <w:left w:w="100" w:type="dxa"/>
+              <w:bottom w:w="90" w:type="dxa"/>
+              <w:right w:w="100" w:type="dxa"/>
             </w:tcMar>
             <w:vAlign w:val="center"/>
           </w:tcPr>
           <w:p>
             <w:pPr>
-              <w:spacing w:after="0" w:line="276" w:lineRule="auto"/>
+              <w:spacing w:before="0" w:after="0" w:line="269" w:lineRule="auto"/>
+              <w:ind w:firstLine="0"/>
               <w:jc w:val="center"/>
             </w:pPr>
             <w:r>
               <w:rPr>
-                <w:rFonts w:ascii="Aptos" w:hAnsi="Aptos" w:eastAsia="等线"/>
-                <w:sz w:val="18"/>
+                <w:rFonts w:ascii="Aptos" w:hAnsi="Aptos" w:eastAsia="微软雅黑"/>
+                <w:b w:val="0"/>
+                <w:color w:val="1F1F1F"/>
+                <w:sz w:val="17"/>
               </w:rPr>
               <w:t>不能声称部署加速</w:t>
             </w:r>
@@ -5375,23 +6477,27 @@
         <w:tc>
           <w:tcPr>
             <w:tcW w:w="3345" w:type="dxa"/>
+            <w:shd w:val="clear" w:color="auto" w:fill="FFFFFF"/>
             <w:tcMar>
-              <w:top w:w="110" w:type="dxa"/>
-              <w:left w:w="120" w:type="dxa"/>
-              <w:bottom w:w="110" w:type="dxa"/>
-              <w:right w:w="120" w:type="dxa"/>
+              <w:top w:w="90" w:type="dxa"/>
+              <w:left w:w="100" w:type="dxa"/>
+              <w:bottom w:w="90" w:type="dxa"/>
+              <w:right w:w="100" w:type="dxa"/>
             </w:tcMar>
             <w:vAlign w:val="center"/>
           </w:tcPr>
           <w:p>
             <w:pPr>
-              <w:spacing w:after="0" w:line="276" w:lineRule="auto"/>
-              <w:jc w:val="center"/>
+              <w:spacing w:before="0" w:after="0" w:line="269" w:lineRule="auto"/>
+              <w:ind w:firstLine="0"/>
+              <w:jc w:val="left"/>
             </w:pPr>
             <w:r>
               <w:rPr>
-                <w:rFonts w:ascii="Aptos" w:hAnsi="Aptos" w:eastAsia="等线"/>
-                <w:sz w:val="18"/>
+                <w:rFonts w:ascii="Aptos" w:hAnsi="Aptos" w:eastAsia="微软雅黑"/>
+                <w:b w:val="0"/>
+                <w:color w:val="1F1F1F"/>
+                <w:sz w:val="17"/>
               </w:rPr>
               <w:t>固定设备 精度 输入 预热和测量次数</w:t>
             </w:r>
@@ -5423,22 +6529,25 @@
             <w:tcW w:w="2381" w:type="dxa"/>
             <w:shd w:val="clear" w:color="auto" w:fill="EAF1F8"/>
             <w:tcMar>
-              <w:top w:w="110" w:type="dxa"/>
-              <w:left w:w="120" w:type="dxa"/>
-              <w:bottom w:w="110" w:type="dxa"/>
-              <w:right w:w="120" w:type="dxa"/>
+              <w:top w:w="90" w:type="dxa"/>
+              <w:left w:w="100" w:type="dxa"/>
+              <w:bottom w:w="90" w:type="dxa"/>
+              <w:right w:w="100" w:type="dxa"/>
             </w:tcMar>
             <w:vAlign w:val="center"/>
           </w:tcPr>
           <w:p>
             <w:pPr>
-              <w:spacing w:after="0" w:line="276" w:lineRule="auto"/>
+              <w:spacing w:before="0" w:after="0" w:line="269" w:lineRule="auto"/>
+              <w:ind w:firstLine="0"/>
               <w:jc w:val="left"/>
             </w:pPr>
             <w:r>
               <w:rPr>
-                <w:rFonts w:ascii="Aptos" w:hAnsi="Aptos" w:eastAsia="等线"/>
-                <w:sz w:val="18"/>
+                <w:rFonts w:ascii="Aptos" w:hAnsi="Aptos" w:eastAsia="微软雅黑"/>
+                <w:b w:val="0"/>
+                <w:color w:val="1F1F1F"/>
+                <w:sz w:val="17"/>
               </w:rPr>
               <w:t>DINOv2 是通用表征教师</w:t>
             </w:r>
@@ -5449,22 +6558,25 @@
             <w:tcW w:w="3005" w:type="dxa"/>
             <w:shd w:val="clear" w:color="auto" w:fill="EAF1F8"/>
             <w:tcMar>
-              <w:top w:w="110" w:type="dxa"/>
-              <w:left w:w="120" w:type="dxa"/>
-              <w:bottom w:w="110" w:type="dxa"/>
-              <w:right w:w="120" w:type="dxa"/>
+              <w:top w:w="90" w:type="dxa"/>
+              <w:left w:w="100" w:type="dxa"/>
+              <w:bottom w:w="90" w:type="dxa"/>
+              <w:right w:w="100" w:type="dxa"/>
             </w:tcMar>
             <w:vAlign w:val="center"/>
           </w:tcPr>
           <w:p>
             <w:pPr>
-              <w:spacing w:after="0" w:line="276" w:lineRule="auto"/>
-              <w:jc w:val="center"/>
+              <w:spacing w:before="0" w:after="0" w:line="269" w:lineRule="auto"/>
+              <w:ind w:firstLine="0"/>
+              <w:jc w:val="left"/>
             </w:pPr>
             <w:r>
               <w:rPr>
-                <w:rFonts w:ascii="Aptos" w:hAnsi="Aptos" w:eastAsia="等线"/>
-                <w:sz w:val="18"/>
+                <w:rFonts w:ascii="Aptos" w:hAnsi="Aptos" w:eastAsia="微软雅黑"/>
+                <w:b w:val="0"/>
+                <w:color w:val="1F1F1F"/>
+                <w:sz w:val="17"/>
               </w:rPr>
               <w:t>特征接近不保证检测指标提高</w:t>
             </w:r>
@@ -5475,22 +6587,25 @@
             <w:tcW w:w="3345" w:type="dxa"/>
             <w:shd w:val="clear" w:color="auto" w:fill="EAF1F8"/>
             <w:tcMar>
-              <w:top w:w="110" w:type="dxa"/>
-              <w:left w:w="120" w:type="dxa"/>
-              <w:bottom w:w="110" w:type="dxa"/>
-              <w:right w:w="120" w:type="dxa"/>
+              <w:top w:w="90" w:type="dxa"/>
+              <w:left w:w="100" w:type="dxa"/>
+              <w:bottom w:w="90" w:type="dxa"/>
+              <w:right w:w="100" w:type="dxa"/>
             </w:tcMar>
             <w:vAlign w:val="center"/>
           </w:tcPr>
           <w:p>
             <w:pPr>
-              <w:spacing w:after="0" w:line="276" w:lineRule="auto"/>
+              <w:spacing w:before="0" w:after="0" w:line="269" w:lineRule="auto"/>
+              <w:ind w:firstLine="0"/>
               <w:jc w:val="center"/>
             </w:pPr>
             <w:r>
               <w:rPr>
-                <w:rFonts w:ascii="Aptos" w:hAnsi="Aptos" w:eastAsia="等线"/>
-                <w:sz w:val="18"/>
+                <w:rFonts w:ascii="Aptos" w:hAnsi="Aptos" w:eastAsia="微软雅黑"/>
+                <w:b w:val="0"/>
+                <w:color w:val="1F1F1F"/>
+                <w:sz w:val="17"/>
               </w:rPr>
               <w:t>尝试前景加权或检测教师</w:t>
             </w:r>
@@ -5500,6 +6615,7 @@
     </w:tbl>
     <w:p>
       <w:pPr>
+        <w:widowControl/>
         <w:spacing w:after="20"/>
       </w:pPr>
     </w:p>
@@ -5507,14 +6623,23 @@
       <w:pPr>
         <w:pStyle w:val="3"/>
         <w:keepNext/>
+        <w:widowControl/>
+        <w:ind w:firstLine="0"/>
       </w:pPr>
       <w:r>
-        <w:t>七  下一阶段研究计划</w:t>
+        <w:rPr>
+          <w:rFonts w:ascii="Aptos Display" w:hAnsi="Aptos Display" w:eastAsia="微软雅黑"/>
+          <w:b/>
+          <w:color w:val="000000"/>
+          <w:sz w:val="30"/>
+        </w:rPr>
+        <w:t>7  下一阶段研究计划</w:t>
       </w:r>
     </w:p>
     <w:p>
       <w:pPr>
         <w:pStyle w:val="14"/>
+        <w:widowControl/>
         <w:spacing w:after="100" w:line="324" w:lineRule="auto"/>
         <w:ind w:left="425" w:hanging="170"/>
       </w:pPr>
@@ -5528,6 +6653,7 @@
     <w:p>
       <w:pPr>
         <w:pStyle w:val="14"/>
+        <w:widowControl/>
         <w:spacing w:after="100" w:line="324" w:lineRule="auto"/>
         <w:ind w:left="425" w:hanging="170"/>
       </w:pPr>
@@ -5541,6 +6667,7 @@
     <w:p>
       <w:pPr>
         <w:pStyle w:val="14"/>
+        <w:widowControl/>
         <w:spacing w:after="100" w:line="324" w:lineRule="auto"/>
         <w:ind w:left="425" w:hanging="170"/>
       </w:pPr>
@@ -5554,6 +6681,7 @@
     <w:p>
       <w:pPr>
         <w:pStyle w:val="14"/>
+        <w:widowControl/>
         <w:spacing w:after="100" w:line="324" w:lineRule="auto"/>
         <w:ind w:left="425" w:hanging="170"/>
       </w:pPr>
@@ -5563,27 +6691,27 @@
         </w:rPr>
         <w:t>在单尺度基线稳定后再做蒸馏消融。依次考察蒸馏权重、warm up、教师层、前景掩码、损失形式和检测教师，每次只改变一个因素。</w:t>
       </w:r>
-      <w:bookmarkStart w:id="0" w:name="_GoBack"/>
-      <w:bookmarkEnd w:id="0"/>
     </w:p>
     <w:p>
       <w:pPr>
         <w:pStyle w:val="3"/>
         <w:keepNext/>
+        <w:widowControl/>
+        <w:ind w:firstLine="0"/>
       </w:pPr>
       <w:r>
         <w:rPr>
-          <w:rFonts w:hint="eastAsia" w:eastAsia="宋体"/>
-          <w:lang w:val="en-US" w:eastAsia="zh-CN"/>
+          <w:rFonts w:ascii="Aptos Display" w:hAnsi="Aptos Display" w:eastAsia="微软雅黑"/>
+          <w:b/>
+          <w:color w:val="000000"/>
+          <w:sz w:val="30"/>
         </w:rPr>
-        <w:t>八</w:t>
-      </w:r>
-      <w:r>
-        <w:t xml:space="preserve">  阶段性结论</w:t>
+        <w:t>8  阶段性结论</w:t>
       </w:r>
     </w:p>
     <w:p>
       <w:pPr>
+        <w:widowControl/>
         <w:spacing w:after="120" w:line="348" w:lineRule="auto"/>
         <w:ind w:firstLine="420"/>
       </w:pPr>
@@ -5596,6 +6724,7 @@
     </w:p>
     <w:p>
       <w:pPr>
+        <w:widowControl/>
         <w:spacing w:after="120" w:line="348" w:lineRule="auto"/>
         <w:ind w:firstLine="420"/>
       </w:pPr>
@@ -5623,9 +6752,33 @@
       <w:pPr>
         <w:pStyle w:val="3"/>
         <w:keepNext/>
+        <w:widowControl/>
+        <w:ind w:firstLine="0"/>
       </w:pPr>
       <w:r>
-        <w:t>附录  关键实验与材料位置</w:t>
+        <w:rPr>
+          <w:rFonts w:ascii="Aptos Display" w:hAnsi="Aptos Display" w:eastAsia="微软雅黑"/>
+          <w:b/>
+          <w:color w:val="000000"/>
+          <w:sz w:val="30"/>
+        </w:rPr>
+        <w:t>附录 A  关键实验与材料位置</w:t>
+      </w:r>
+    </w:p>
+    <w:p>
+      <w:pPr>
+        <w:pStyle w:val="15"/>
+        <w:keepNext/>
+        <w:spacing w:before="120" w:after="80"/>
+        <w:jc w:val="center"/>
+      </w:pPr>
+      <w:r>
+        <w:rPr>
+          <w:rFonts w:ascii="Aptos" w:hAnsi="Aptos" w:eastAsia="微软雅黑"/>
+          <w:color w:val="595959"/>
+          <w:sz w:val="18"/>
+        </w:rPr>
+        <w:t>表 8  关键实验与材料位置</w:t>
       </w:r>
     </w:p>
     <w:tbl>
@@ -5641,7 +6794,7 @@
           <w:insideH w:val="single" w:color="D9D9D9" w:sz="6" w:space="0"/>
           <w:insideV w:val="single" w:color="D9D9D9" w:sz="6" w:space="0"/>
         </w:tblBorders>
-        <w:tblLayout w:type="fixed"/>
+        <w:tblLayout w:type="autofit"/>
         <w:tblCellMar>
           <w:top w:w="0" w:type="dxa"/>
           <w:left w:w="108" w:type="dxa"/>
@@ -5650,8 +6803,8 @@
         </w:tblCellMar>
       </w:tblPr>
       <w:tblGrid>
-        <w:gridCol w:w="4759"/>
-        <w:gridCol w:w="4759"/>
+        <w:gridCol w:w="2948"/>
+        <w:gridCol w:w="5783"/>
       </w:tblGrid>
       <w:tr>
         <w:tblPrEx>
@@ -5679,16 +6832,17 @@
             <w:tcW w:w="2948" w:type="dxa"/>
             <w:shd w:val="clear" w:color="auto" w:fill="17365D"/>
             <w:tcMar>
-              <w:top w:w="110" w:type="dxa"/>
-              <w:left w:w="120" w:type="dxa"/>
-              <w:bottom w:w="110" w:type="dxa"/>
-              <w:right w:w="120" w:type="dxa"/>
+              <w:top w:w="90" w:type="dxa"/>
+              <w:left w:w="100" w:type="dxa"/>
+              <w:bottom w:w="90" w:type="dxa"/>
+              <w:right w:w="100" w:type="dxa"/>
             </w:tcMar>
             <w:vAlign w:val="center"/>
           </w:tcPr>
           <w:p>
             <w:pPr>
-              <w:spacing w:after="0"/>
+              <w:spacing w:before="0" w:after="0" w:line="269" w:lineRule="auto"/>
+              <w:ind w:firstLine="0"/>
               <w:jc w:val="center"/>
             </w:pPr>
             <w:r>
@@ -5696,7 +6850,7 @@
                 <w:rFonts w:ascii="Aptos" w:hAnsi="Aptos" w:eastAsia="微软雅黑"/>
                 <w:b/>
                 <w:color w:val="FFFFFF"/>
-                <w:sz w:val="18"/>
+                <w:sz w:val="17"/>
               </w:rPr>
               <w:t>内容</w:t>
             </w:r>
@@ -5707,16 +6861,17 @@
             <w:tcW w:w="5783" w:type="dxa"/>
             <w:shd w:val="clear" w:color="auto" w:fill="17365D"/>
             <w:tcMar>
-              <w:top w:w="110" w:type="dxa"/>
-              <w:left w:w="120" w:type="dxa"/>
-              <w:bottom w:w="110" w:type="dxa"/>
-              <w:right w:w="120" w:type="dxa"/>
+              <w:top w:w="90" w:type="dxa"/>
+              <w:left w:w="100" w:type="dxa"/>
+              <w:bottom w:w="90" w:type="dxa"/>
+              <w:right w:w="100" w:type="dxa"/>
             </w:tcMar>
             <w:vAlign w:val="center"/>
           </w:tcPr>
           <w:p>
             <w:pPr>
-              <w:spacing w:after="0"/>
+              <w:spacing w:before="0" w:after="0" w:line="269" w:lineRule="auto"/>
+              <w:ind w:firstLine="0"/>
               <w:jc w:val="center"/>
             </w:pPr>
             <w:r>
@@ -5724,7 +6879,7 @@
                 <w:rFonts w:ascii="Aptos" w:hAnsi="Aptos" w:eastAsia="微软雅黑"/>
                 <w:b/>
                 <w:color w:val="FFFFFF"/>
-                <w:sz w:val="18"/>
+                <w:sz w:val="17"/>
               </w:rPr>
               <w:t>位置</w:t>
             </w:r>
@@ -5754,23 +6909,27 @@
         <w:tc>
           <w:tcPr>
             <w:tcW w:w="2948" w:type="dxa"/>
+            <w:shd w:val="clear" w:color="auto" w:fill="FFFFFF"/>
             <w:tcMar>
-              <w:top w:w="110" w:type="dxa"/>
-              <w:left w:w="120" w:type="dxa"/>
-              <w:bottom w:w="110" w:type="dxa"/>
-              <w:right w:w="120" w:type="dxa"/>
+              <w:top w:w="90" w:type="dxa"/>
+              <w:left w:w="100" w:type="dxa"/>
+              <w:bottom w:w="90" w:type="dxa"/>
+              <w:right w:w="100" w:type="dxa"/>
             </w:tcMar>
             <w:vAlign w:val="center"/>
           </w:tcPr>
           <w:p>
             <w:pPr>
-              <w:spacing w:after="0" w:line="276" w:lineRule="auto"/>
+              <w:spacing w:before="0" w:after="0" w:line="269" w:lineRule="auto"/>
+              <w:ind w:firstLine="0"/>
               <w:jc w:val="left"/>
             </w:pPr>
             <w:r>
               <w:rPr>
-                <w:rFonts w:ascii="Aptos" w:hAnsi="Aptos" w:eastAsia="等线"/>
-                <w:sz w:val="18"/>
+                <w:rFonts w:ascii="Aptos" w:hAnsi="Aptos" w:eastAsia="微软雅黑"/>
+                <w:b w:val="0"/>
+                <w:color w:val="1F1F1F"/>
+                <w:sz w:val="17"/>
               </w:rPr>
               <w:t>项目总说明</w:t>
             </w:r>
@@ -5779,23 +6938,27 @@
         <w:tc>
           <w:tcPr>
             <w:tcW w:w="5783" w:type="dxa"/>
+            <w:shd w:val="clear" w:color="auto" w:fill="FFFFFF"/>
             <w:tcMar>
-              <w:top w:w="110" w:type="dxa"/>
-              <w:left w:w="120" w:type="dxa"/>
-              <w:bottom w:w="110" w:type="dxa"/>
-              <w:right w:w="120" w:type="dxa"/>
+              <w:top w:w="90" w:type="dxa"/>
+              <w:left w:w="100" w:type="dxa"/>
+              <w:bottom w:w="90" w:type="dxa"/>
+              <w:right w:w="100" w:type="dxa"/>
             </w:tcMar>
             <w:vAlign w:val="center"/>
           </w:tcPr>
           <w:p>
             <w:pPr>
-              <w:spacing w:after="0" w:line="276" w:lineRule="auto"/>
+              <w:spacing w:before="0" w:after="0" w:line="269" w:lineRule="auto"/>
+              <w:ind w:firstLine="0"/>
               <w:jc w:val="center"/>
             </w:pPr>
             <w:r>
               <w:rPr>
-                <w:rFonts w:ascii="Aptos" w:hAnsi="Aptos" w:eastAsia="等线"/>
-                <w:sz w:val="18"/>
+                <w:rFonts w:ascii="Aptos" w:hAnsi="Aptos" w:eastAsia="微软雅黑"/>
+                <w:b w:val="0"/>
+                <w:color w:val="1F1F1F"/>
+                <w:sz w:val="17"/>
               </w:rPr>
               <w:t>README.md</w:t>
             </w:r>
@@ -5827,22 +6990,25 @@
             <w:tcW w:w="2948" w:type="dxa"/>
             <w:shd w:val="clear" w:color="auto" w:fill="EAF1F8"/>
             <w:tcMar>
-              <w:top w:w="110" w:type="dxa"/>
-              <w:left w:w="120" w:type="dxa"/>
-              <w:bottom w:w="110" w:type="dxa"/>
-              <w:right w:w="120" w:type="dxa"/>
+              <w:top w:w="90" w:type="dxa"/>
+              <w:left w:w="100" w:type="dxa"/>
+              <w:bottom w:w="90" w:type="dxa"/>
+              <w:right w:w="100" w:type="dxa"/>
             </w:tcMar>
             <w:vAlign w:val="center"/>
           </w:tcPr>
           <w:p>
             <w:pPr>
-              <w:spacing w:after="0" w:line="276" w:lineRule="auto"/>
+              <w:spacing w:before="0" w:after="0" w:line="269" w:lineRule="auto"/>
+              <w:ind w:firstLine="0"/>
               <w:jc w:val="left"/>
             </w:pPr>
             <w:r>
               <w:rPr>
-                <w:rFonts w:ascii="Aptos" w:hAnsi="Aptos" w:eastAsia="等线"/>
-                <w:sz w:val="18"/>
+                <w:rFonts w:ascii="Aptos" w:hAnsi="Aptos" w:eastAsia="微软雅黑"/>
+                <w:b w:val="0"/>
+                <w:color w:val="1F1F1F"/>
+                <w:sz w:val="17"/>
               </w:rPr>
               <w:t>学习资料总览</w:t>
             </w:r>
@@ -5853,22 +7019,25 @@
             <w:tcW w:w="5783" w:type="dxa"/>
             <w:shd w:val="clear" w:color="auto" w:fill="EAF1F8"/>
             <w:tcMar>
-              <w:top w:w="110" w:type="dxa"/>
-              <w:left w:w="120" w:type="dxa"/>
-              <w:bottom w:w="110" w:type="dxa"/>
-              <w:right w:w="120" w:type="dxa"/>
+              <w:top w:w="90" w:type="dxa"/>
+              <w:left w:w="100" w:type="dxa"/>
+              <w:bottom w:w="90" w:type="dxa"/>
+              <w:right w:w="100" w:type="dxa"/>
             </w:tcMar>
             <w:vAlign w:val="center"/>
           </w:tcPr>
           <w:p>
             <w:pPr>
-              <w:spacing w:after="0" w:line="276" w:lineRule="auto"/>
-              <w:jc w:val="center"/>
+              <w:spacing w:before="0" w:after="0" w:line="269" w:lineRule="auto"/>
+              <w:ind w:firstLine="0"/>
+              <w:jc w:val="left"/>
             </w:pPr>
             <w:r>
               <w:rPr>
-                <w:rFonts w:ascii="Aptos" w:hAnsi="Aptos" w:eastAsia="等线"/>
-                <w:sz w:val="18"/>
+                <w:rFonts w:ascii="Aptos" w:hAnsi="Aptos" w:eastAsia="微软雅黑"/>
+                <w:b w:val="0"/>
+                <w:color w:val="1F1F1F"/>
+                <w:sz w:val="17"/>
               </w:rPr>
               <w:t>Summary &amp; Learning/README.md</w:t>
             </w:r>
@@ -5898,23 +7067,27 @@
         <w:tc>
           <w:tcPr>
             <w:tcW w:w="2948" w:type="dxa"/>
+            <w:shd w:val="clear" w:color="auto" w:fill="FFFFFF"/>
             <w:tcMar>
-              <w:top w:w="110" w:type="dxa"/>
-              <w:left w:w="120" w:type="dxa"/>
-              <w:bottom w:w="110" w:type="dxa"/>
-              <w:right w:w="120" w:type="dxa"/>
+              <w:top w:w="90" w:type="dxa"/>
+              <w:left w:w="100" w:type="dxa"/>
+              <w:bottom w:w="90" w:type="dxa"/>
+              <w:right w:w="100" w:type="dxa"/>
             </w:tcMar>
             <w:vAlign w:val="center"/>
           </w:tcPr>
           <w:p>
             <w:pPr>
-              <w:spacing w:after="0" w:line="276" w:lineRule="auto"/>
+              <w:spacing w:before="0" w:after="0" w:line="269" w:lineRule="auto"/>
+              <w:ind w:firstLine="0"/>
               <w:jc w:val="left"/>
             </w:pPr>
             <w:r>
               <w:rPr>
-                <w:rFonts w:ascii="Aptos" w:hAnsi="Aptos" w:eastAsia="等线"/>
-                <w:sz w:val="18"/>
+                <w:rFonts w:ascii="Aptos" w:hAnsi="Aptos" w:eastAsia="微软雅黑"/>
+                <w:b w:val="0"/>
+                <w:color w:val="1F1F1F"/>
+                <w:sz w:val="17"/>
               </w:rPr>
               <w:t>剪枝学习笔记</w:t>
             </w:r>
@@ -5923,23 +7096,27 @@
         <w:tc>
           <w:tcPr>
             <w:tcW w:w="5783" w:type="dxa"/>
+            <w:shd w:val="clear" w:color="auto" w:fill="FFFFFF"/>
             <w:tcMar>
-              <w:top w:w="110" w:type="dxa"/>
-              <w:left w:w="120" w:type="dxa"/>
-              <w:bottom w:w="110" w:type="dxa"/>
-              <w:right w:w="120" w:type="dxa"/>
+              <w:top w:w="90" w:type="dxa"/>
+              <w:left w:w="100" w:type="dxa"/>
+              <w:bottom w:w="90" w:type="dxa"/>
+              <w:right w:w="100" w:type="dxa"/>
             </w:tcMar>
             <w:vAlign w:val="center"/>
           </w:tcPr>
           <w:p>
             <w:pPr>
-              <w:spacing w:after="0" w:line="276" w:lineRule="auto"/>
-              <w:jc w:val="center"/>
+              <w:spacing w:before="0" w:after="0" w:line="269" w:lineRule="auto"/>
+              <w:ind w:firstLine="0"/>
+              <w:jc w:val="left"/>
             </w:pPr>
             <w:r>
               <w:rPr>
-                <w:rFonts w:ascii="Aptos" w:hAnsi="Aptos" w:eastAsia="等线"/>
-                <w:sz w:val="18"/>
+                <w:rFonts w:ascii="Aptos" w:hAnsi="Aptos" w:eastAsia="微软雅黑"/>
+                <w:b w:val="0"/>
+                <w:color w:val="1F1F1F"/>
+                <w:sz w:val="17"/>
               </w:rPr>
               <w:t>Summary &amp; Learning/pruning.ipynb</w:t>
             </w:r>
@@ -5971,22 +7148,25 @@
             <w:tcW w:w="2948" w:type="dxa"/>
             <w:shd w:val="clear" w:color="auto" w:fill="EAF1F8"/>
             <w:tcMar>
-              <w:top w:w="110" w:type="dxa"/>
-              <w:left w:w="120" w:type="dxa"/>
-              <w:bottom w:w="110" w:type="dxa"/>
-              <w:right w:w="120" w:type="dxa"/>
+              <w:top w:w="90" w:type="dxa"/>
+              <w:left w:w="100" w:type="dxa"/>
+              <w:bottom w:w="90" w:type="dxa"/>
+              <w:right w:w="100" w:type="dxa"/>
             </w:tcMar>
             <w:vAlign w:val="center"/>
           </w:tcPr>
           <w:p>
             <w:pPr>
-              <w:spacing w:after="0" w:line="276" w:lineRule="auto"/>
+              <w:spacing w:before="0" w:after="0" w:line="269" w:lineRule="auto"/>
+              <w:ind w:firstLine="0"/>
               <w:jc w:val="left"/>
             </w:pPr>
             <w:r>
               <w:rPr>
-                <w:rFonts w:ascii="Aptos" w:hAnsi="Aptos" w:eastAsia="等线"/>
-                <w:sz w:val="18"/>
+                <w:rFonts w:ascii="Aptos" w:hAnsi="Aptos" w:eastAsia="微软雅黑"/>
+                <w:b w:val="0"/>
+                <w:color w:val="1F1F1F"/>
+                <w:sz w:val="17"/>
               </w:rPr>
               <w:t>蒸馏学习笔记</w:t>
             </w:r>
@@ -5997,22 +7177,25 @@
             <w:tcW w:w="5783" w:type="dxa"/>
             <w:shd w:val="clear" w:color="auto" w:fill="EAF1F8"/>
             <w:tcMar>
-              <w:top w:w="110" w:type="dxa"/>
-              <w:left w:w="120" w:type="dxa"/>
-              <w:bottom w:w="110" w:type="dxa"/>
-              <w:right w:w="120" w:type="dxa"/>
+              <w:top w:w="90" w:type="dxa"/>
+              <w:left w:w="100" w:type="dxa"/>
+              <w:bottom w:w="90" w:type="dxa"/>
+              <w:right w:w="100" w:type="dxa"/>
             </w:tcMar>
             <w:vAlign w:val="center"/>
           </w:tcPr>
           <w:p>
             <w:pPr>
-              <w:spacing w:after="0" w:line="276" w:lineRule="auto"/>
-              <w:jc w:val="center"/>
+              <w:spacing w:before="0" w:after="0" w:line="269" w:lineRule="auto"/>
+              <w:ind w:firstLine="0"/>
+              <w:jc w:val="left"/>
             </w:pPr>
             <w:r>
               <w:rPr>
-                <w:rFonts w:ascii="Aptos" w:hAnsi="Aptos" w:eastAsia="等线"/>
-                <w:sz w:val="18"/>
+                <w:rFonts w:ascii="Aptos" w:hAnsi="Aptos" w:eastAsia="微软雅黑"/>
+                <w:b w:val="0"/>
+                <w:color w:val="1F1F1F"/>
+                <w:sz w:val="17"/>
               </w:rPr>
               <w:t>Summary &amp; Learning/distillation.ipynb</w:t>
             </w:r>
@@ -6042,23 +7225,27 @@
         <w:tc>
           <w:tcPr>
             <w:tcW w:w="2948" w:type="dxa"/>
+            <w:shd w:val="clear" w:color="auto" w:fill="FFFFFF"/>
             <w:tcMar>
-              <w:top w:w="110" w:type="dxa"/>
-              <w:left w:w="120" w:type="dxa"/>
-              <w:bottom w:w="110" w:type="dxa"/>
-              <w:right w:w="120" w:type="dxa"/>
+              <w:top w:w="90" w:type="dxa"/>
+              <w:left w:w="100" w:type="dxa"/>
+              <w:bottom w:w="90" w:type="dxa"/>
+              <w:right w:w="100" w:type="dxa"/>
             </w:tcMar>
             <w:vAlign w:val="center"/>
           </w:tcPr>
           <w:p>
             <w:pPr>
-              <w:spacing w:after="0" w:line="276" w:lineRule="auto"/>
+              <w:spacing w:before="0" w:after="0" w:line="269" w:lineRule="auto"/>
+              <w:ind w:firstLine="0"/>
               <w:jc w:val="left"/>
             </w:pPr>
             <w:r>
               <w:rPr>
-                <w:rFonts w:ascii="Aptos" w:hAnsi="Aptos" w:eastAsia="等线"/>
-                <w:sz w:val="18"/>
+                <w:rFonts w:ascii="Aptos" w:hAnsi="Aptos" w:eastAsia="微软雅黑"/>
+                <w:b w:val="0"/>
+                <w:color w:val="1F1F1F"/>
+                <w:sz w:val="17"/>
               </w:rPr>
               <w:t>项目结构与数据流</w:t>
             </w:r>
@@ -6067,23 +7254,27 @@
         <w:tc>
           <w:tcPr>
             <w:tcW w:w="5783" w:type="dxa"/>
+            <w:shd w:val="clear" w:color="auto" w:fill="FFFFFF"/>
             <w:tcMar>
-              <w:top w:w="110" w:type="dxa"/>
-              <w:left w:w="120" w:type="dxa"/>
-              <w:bottom w:w="110" w:type="dxa"/>
-              <w:right w:w="120" w:type="dxa"/>
+              <w:top w:w="90" w:type="dxa"/>
+              <w:left w:w="100" w:type="dxa"/>
+              <w:bottom w:w="90" w:type="dxa"/>
+              <w:right w:w="100" w:type="dxa"/>
             </w:tcMar>
             <w:vAlign w:val="center"/>
           </w:tcPr>
           <w:p>
             <w:pPr>
-              <w:spacing w:after="0" w:line="276" w:lineRule="auto"/>
-              <w:jc w:val="center"/>
+              <w:spacing w:before="0" w:after="0" w:line="269" w:lineRule="auto"/>
+              <w:ind w:firstLine="0"/>
+              <w:jc w:val="left"/>
             </w:pPr>
             <w:r>
               <w:rPr>
-                <w:rFonts w:ascii="Aptos" w:hAnsi="Aptos" w:eastAsia="等线"/>
-                <w:sz w:val="18"/>
+                <w:rFonts w:ascii="Aptos" w:hAnsi="Aptos" w:eastAsia="微软雅黑"/>
+                <w:b w:val="0"/>
+                <w:color w:val="1F1F1F"/>
+                <w:sz w:val="17"/>
               </w:rPr>
               <w:t>Summary &amp; Learning/项目结构与数据流讲解.ipynb</w:t>
             </w:r>
@@ -6115,22 +7306,25 @@
             <w:tcW w:w="2948" w:type="dxa"/>
             <w:shd w:val="clear" w:color="auto" w:fill="EAF1F8"/>
             <w:tcMar>
-              <w:top w:w="110" w:type="dxa"/>
-              <w:left w:w="120" w:type="dxa"/>
-              <w:bottom w:w="110" w:type="dxa"/>
-              <w:right w:w="120" w:type="dxa"/>
+              <w:top w:w="90" w:type="dxa"/>
+              <w:left w:w="100" w:type="dxa"/>
+              <w:bottom w:w="90" w:type="dxa"/>
+              <w:right w:w="100" w:type="dxa"/>
             </w:tcMar>
             <w:vAlign w:val="center"/>
           </w:tcPr>
           <w:p>
             <w:pPr>
-              <w:spacing w:after="0" w:line="276" w:lineRule="auto"/>
+              <w:spacing w:before="0" w:after="0" w:line="269" w:lineRule="auto"/>
+              <w:ind w:firstLine="0"/>
               <w:jc w:val="left"/>
             </w:pPr>
             <w:r>
               <w:rPr>
-                <w:rFonts w:ascii="Aptos" w:hAnsi="Aptos" w:eastAsia="等线"/>
-                <w:sz w:val="18"/>
+                <w:rFonts w:ascii="Aptos" w:hAnsi="Aptos" w:eastAsia="微软雅黑"/>
+                <w:b w:val="0"/>
+                <w:color w:val="1F1F1F"/>
+                <w:sz w:val="17"/>
               </w:rPr>
               <w:t>实验 05 贪心剪枝报告</w:t>
             </w:r>
@@ -6141,22 +7335,25 @@
             <w:tcW w:w="5783" w:type="dxa"/>
             <w:shd w:val="clear" w:color="auto" w:fill="EAF1F8"/>
             <w:tcMar>
-              <w:top w:w="110" w:type="dxa"/>
-              <w:left w:w="120" w:type="dxa"/>
-              <w:bottom w:w="110" w:type="dxa"/>
-              <w:right w:w="120" w:type="dxa"/>
+              <w:top w:w="90" w:type="dxa"/>
+              <w:left w:w="100" w:type="dxa"/>
+              <w:bottom w:w="90" w:type="dxa"/>
+              <w:right w:w="100" w:type="dxa"/>
             </w:tcMar>
             <w:vAlign w:val="center"/>
           </w:tcPr>
           <w:p>
             <w:pPr>
-              <w:spacing w:after="0" w:line="276" w:lineRule="auto"/>
-              <w:jc w:val="center"/>
+              <w:spacing w:before="0" w:after="0" w:line="269" w:lineRule="auto"/>
+              <w:ind w:firstLine="0"/>
+              <w:jc w:val="left"/>
             </w:pPr>
             <w:r>
               <w:rPr>
-                <w:rFonts w:ascii="Aptos" w:hAnsi="Aptos" w:eastAsia="等线"/>
-                <w:sz w:val="18"/>
+                <w:rFonts w:ascii="Aptos" w:hAnsi="Aptos" w:eastAsia="微软雅黑"/>
+                <w:b w:val="0"/>
+                <w:color w:val="1F1F1F"/>
+                <w:sz w:val="17"/>
               </w:rPr>
               <w:t>reports/experiment05_greedy_pruning.md</w:t>
             </w:r>
@@ -6186,23 +7383,27 @@
         <w:tc>
           <w:tcPr>
             <w:tcW w:w="2948" w:type="dxa"/>
+            <w:shd w:val="clear" w:color="auto" w:fill="FFFFFF"/>
             <w:tcMar>
-              <w:top w:w="110" w:type="dxa"/>
-              <w:left w:w="120" w:type="dxa"/>
-              <w:bottom w:w="110" w:type="dxa"/>
-              <w:right w:w="120" w:type="dxa"/>
+              <w:top w:w="90" w:type="dxa"/>
+              <w:left w:w="100" w:type="dxa"/>
+              <w:bottom w:w="90" w:type="dxa"/>
+              <w:right w:w="100" w:type="dxa"/>
             </w:tcMar>
             <w:vAlign w:val="center"/>
           </w:tcPr>
           <w:p>
             <w:pPr>
-              <w:spacing w:after="0" w:line="276" w:lineRule="auto"/>
+              <w:spacing w:before="0" w:after="0" w:line="269" w:lineRule="auto"/>
+              <w:ind w:firstLine="0"/>
               <w:jc w:val="left"/>
             </w:pPr>
             <w:r>
               <w:rPr>
-                <w:rFonts w:ascii="Aptos" w:hAnsi="Aptos" w:eastAsia="等线"/>
-                <w:sz w:val="18"/>
+                <w:rFonts w:ascii="Aptos" w:hAnsi="Aptos" w:eastAsia="微软雅黑"/>
+                <w:b w:val="0"/>
+                <w:color w:val="1F1F1F"/>
+                <w:sz w:val="17"/>
               </w:rPr>
               <w:t>实验 12 单尺度蒸馏报告</w:t>
             </w:r>
@@ -6211,23 +7412,27 @@
         <w:tc>
           <w:tcPr>
             <w:tcW w:w="5783" w:type="dxa"/>
+            <w:shd w:val="clear" w:color="auto" w:fill="FFFFFF"/>
             <w:tcMar>
-              <w:top w:w="110" w:type="dxa"/>
-              <w:left w:w="120" w:type="dxa"/>
-              <w:bottom w:w="110" w:type="dxa"/>
-              <w:right w:w="120" w:type="dxa"/>
+              <w:top w:w="90" w:type="dxa"/>
+              <w:left w:w="100" w:type="dxa"/>
+              <w:bottom w:w="90" w:type="dxa"/>
+              <w:right w:w="100" w:type="dxa"/>
             </w:tcMar>
             <w:vAlign w:val="center"/>
           </w:tcPr>
           <w:p>
             <w:pPr>
-              <w:spacing w:after="0" w:line="276" w:lineRule="auto"/>
-              <w:jc w:val="center"/>
+              <w:spacing w:before="0" w:after="0" w:line="269" w:lineRule="auto"/>
+              <w:ind w:firstLine="0"/>
+              <w:jc w:val="left"/>
             </w:pPr>
             <w:r>
               <w:rPr>
-                <w:rFonts w:ascii="Aptos" w:hAnsi="Aptos" w:eastAsia="等线"/>
-                <w:sz w:val="18"/>
+                <w:rFonts w:ascii="Aptos" w:hAnsi="Aptos" w:eastAsia="微软雅黑"/>
+                <w:b w:val="0"/>
+                <w:color w:val="1F1F1F"/>
+                <w:sz w:val="17"/>
               </w:rPr>
               <w:t>reports/experiment12_dinov2_distillation_coco128.md</w:t>
             </w:r>
@@ -6259,22 +7464,25 @@
             <w:tcW w:w="2948" w:type="dxa"/>
             <w:shd w:val="clear" w:color="auto" w:fill="EAF1F8"/>
             <w:tcMar>
-              <w:top w:w="110" w:type="dxa"/>
-              <w:left w:w="120" w:type="dxa"/>
-              <w:bottom w:w="110" w:type="dxa"/>
-              <w:right w:w="120" w:type="dxa"/>
+              <w:top w:w="90" w:type="dxa"/>
+              <w:left w:w="100" w:type="dxa"/>
+              <w:bottom w:w="90" w:type="dxa"/>
+              <w:right w:w="100" w:type="dxa"/>
             </w:tcMar>
             <w:vAlign w:val="center"/>
           </w:tcPr>
           <w:p>
             <w:pPr>
-              <w:spacing w:after="0" w:line="276" w:lineRule="auto"/>
+              <w:spacing w:before="0" w:after="0" w:line="269" w:lineRule="auto"/>
+              <w:ind w:firstLine="0"/>
               <w:jc w:val="left"/>
             </w:pPr>
             <w:r>
               <w:rPr>
-                <w:rFonts w:ascii="Aptos" w:hAnsi="Aptos" w:eastAsia="等线"/>
-                <w:sz w:val="18"/>
+                <w:rFonts w:ascii="Aptos" w:hAnsi="Aptos" w:eastAsia="微软雅黑"/>
+                <w:b w:val="0"/>
+                <w:color w:val="1F1F1F"/>
+                <w:sz w:val="17"/>
               </w:rPr>
               <w:t>实验 13 多尺度蒸馏报告</w:t>
             </w:r>
@@ -6285,22 +7493,25 @@
             <w:tcW w:w="5783" w:type="dxa"/>
             <w:shd w:val="clear" w:color="auto" w:fill="EAF1F8"/>
             <w:tcMar>
-              <w:top w:w="110" w:type="dxa"/>
-              <w:left w:w="120" w:type="dxa"/>
-              <w:bottom w:w="110" w:type="dxa"/>
-              <w:right w:w="120" w:type="dxa"/>
+              <w:top w:w="90" w:type="dxa"/>
+              <w:left w:w="100" w:type="dxa"/>
+              <w:bottom w:w="90" w:type="dxa"/>
+              <w:right w:w="100" w:type="dxa"/>
             </w:tcMar>
             <w:vAlign w:val="center"/>
           </w:tcPr>
           <w:p>
             <w:pPr>
-              <w:spacing w:after="0" w:line="276" w:lineRule="auto"/>
-              <w:jc w:val="center"/>
+              <w:spacing w:before="0" w:after="0" w:line="269" w:lineRule="auto"/>
+              <w:ind w:firstLine="0"/>
+              <w:jc w:val="left"/>
             </w:pPr>
             <w:r>
               <w:rPr>
-                <w:rFonts w:ascii="Aptos" w:hAnsi="Aptos" w:eastAsia="等线"/>
-                <w:sz w:val="18"/>
+                <w:rFonts w:ascii="Aptos" w:hAnsi="Aptos" w:eastAsia="微软雅黑"/>
+                <w:b w:val="0"/>
+                <w:color w:val="1F1F1F"/>
+                <w:sz w:val="17"/>
               </w:rPr>
               <w:t>reports/experiment13_dinov2_multiscale_coco128.md</w:t>
             </w:r>
@@ -6330,23 +7541,27 @@
         <w:tc>
           <w:tcPr>
             <w:tcW w:w="2948" w:type="dxa"/>
+            <w:shd w:val="clear" w:color="auto" w:fill="FFFFFF"/>
             <w:tcMar>
-              <w:top w:w="110" w:type="dxa"/>
-              <w:left w:w="120" w:type="dxa"/>
-              <w:bottom w:w="110" w:type="dxa"/>
-              <w:right w:w="120" w:type="dxa"/>
+              <w:top w:w="90" w:type="dxa"/>
+              <w:left w:w="100" w:type="dxa"/>
+              <w:bottom w:w="90" w:type="dxa"/>
+              <w:right w:w="100" w:type="dxa"/>
             </w:tcMar>
             <w:vAlign w:val="center"/>
           </w:tcPr>
           <w:p>
             <w:pPr>
-              <w:spacing w:after="0" w:line="276" w:lineRule="auto"/>
+              <w:spacing w:before="0" w:after="0" w:line="269" w:lineRule="auto"/>
+              <w:ind w:firstLine="0"/>
               <w:jc w:val="left"/>
             </w:pPr>
             <w:r>
               <w:rPr>
-                <w:rFonts w:ascii="Aptos" w:hAnsi="Aptos" w:eastAsia="等线"/>
-                <w:sz w:val="18"/>
+                <w:rFonts w:ascii="Aptos" w:hAnsi="Aptos" w:eastAsia="微软雅黑"/>
+                <w:b w:val="0"/>
+                <w:color w:val="1F1F1F"/>
+                <w:sz w:val="17"/>
               </w:rPr>
               <w:t>剪枝方法补充复评</w:t>
             </w:r>
@@ -6355,23 +7570,27 @@
         <w:tc>
           <w:tcPr>
             <w:tcW w:w="5783" w:type="dxa"/>
+            <w:shd w:val="clear" w:color="auto" w:fill="FFFFFF"/>
             <w:tcMar>
-              <w:top w:w="110" w:type="dxa"/>
-              <w:left w:w="120" w:type="dxa"/>
-              <w:bottom w:w="110" w:type="dxa"/>
-              <w:right w:w="120" w:type="dxa"/>
+              <w:top w:w="90" w:type="dxa"/>
+              <w:left w:w="100" w:type="dxa"/>
+              <w:bottom w:w="90" w:type="dxa"/>
+              <w:right w:w="100" w:type="dxa"/>
             </w:tcMar>
             <w:vAlign w:val="center"/>
           </w:tcPr>
           <w:p>
             <w:pPr>
-              <w:spacing w:after="0" w:line="276" w:lineRule="auto"/>
-              <w:jc w:val="center"/>
+              <w:spacing w:before="0" w:after="0" w:line="269" w:lineRule="auto"/>
+              <w:ind w:firstLine="0"/>
+              <w:jc w:val="left"/>
             </w:pPr>
             <w:r>
               <w:rPr>
-                <w:rFonts w:ascii="Aptos" w:hAnsi="Aptos" w:eastAsia="等线"/>
-                <w:sz w:val="18"/>
+                <w:rFonts w:ascii="Aptos" w:hAnsi="Aptos" w:eastAsia="微软雅黑"/>
+                <w:b w:val="0"/>
+                <w:color w:val="1F1F1F"/>
+                <w:sz w:val="17"/>
               </w:rPr>
               <w:t>reports/experiment11_pruning_methods_reference.md</w:t>
             </w:r>
@@ -6381,6 +7600,7 @@
     </w:tbl>
     <w:p>
       <w:pPr>
+        <w:widowControl/>
         <w:spacing w:after="20"/>
       </w:pPr>
     </w:p>
@@ -6822,7 +8042,7 @@
     <w:lsdException w:unhideWhenUsed="0" w:uiPriority="72" w:semiHidden="0" w:name="Colorful List Accent 1"/>
     <w:lsdException w:unhideWhenUsed="0" w:uiPriority="73" w:semiHidden="0" w:name="Colorful Grid Accent 1"/>
     <w:lsdException w:unhideWhenUsed="0" w:uiPriority="60" w:semiHidden="0" w:name="Light Shading Accent 2"/>
-    <w:lsdException w:unhideWhenUsed="0" w:uiPriority="61" w:semiHidden="0" w:name="Light List Accent 2"/>
+    <w:lsdException w:qFormat="1" w:unhideWhenUsed="0" w:uiPriority="61" w:semiHidden="0" w:name="Light List Accent 2"/>
     <w:lsdException w:unhideWhenUsed="0" w:uiPriority="62" w:semiHidden="0" w:name="Light Grid Accent 2"/>
     <w:lsdException w:unhideWhenUsed="0" w:uiPriority="63" w:semiHidden="0" w:name="Medium Shading 1 Accent 2"/>
     <w:lsdException w:unhideWhenUsed="0" w:uiPriority="64" w:semiHidden="0" w:name="Medium Shading 2 Accent 2"/>
@@ -6845,7 +8065,7 @@
     <w:lsdException w:unhideWhenUsed="0" w:uiPriority="67" w:semiHidden="0" w:name="Medium Grid 1 Accent 3"/>
     <w:lsdException w:unhideWhenUsed="0" w:uiPriority="68" w:semiHidden="0" w:name="Medium Grid 2 Accent 3"/>
     <w:lsdException w:unhideWhenUsed="0" w:uiPriority="69" w:semiHidden="0" w:name="Medium Grid 3 Accent 3"/>
-    <w:lsdException w:unhideWhenUsed="0" w:uiPriority="70" w:semiHidden="0" w:name="Dark List Accent 3"/>
+    <w:lsdException w:qFormat="1" w:unhideWhenUsed="0" w:uiPriority="70" w:semiHidden="0" w:name="Dark List Accent 3"/>
     <w:lsdException w:unhideWhenUsed="0" w:uiPriority="71" w:semiHidden="0" w:name="Colorful Shading Accent 3"/>
     <w:lsdException w:unhideWhenUsed="0" w:uiPriority="72" w:semiHidden="0" w:name="Colorful List Accent 3"/>
     <w:lsdException w:unhideWhenUsed="0" w:uiPriority="73" w:semiHidden="0" w:name="Colorful Grid Accent 3"/>
@@ -6897,7 +8117,9 @@
     <w:qFormat/>
     <w:uiPriority w:val="0"/>
     <w:pPr>
-      <w:spacing w:after="200" w:line="348" w:lineRule="auto"/>
+      <w:spacing w:after="120" w:line="348" w:lineRule="auto"/>
+      <w:ind w:firstLine="420"/>
+      <w:jc w:val="both"/>
     </w:pPr>
     <w:rPr>
       <w:rFonts w:ascii="Aptos" w:hAnsi="Aptos" w:eastAsia="微软雅黑" w:cstheme="minorBidi"/>
@@ -6917,7 +8139,8 @@
     <w:pPr>
       <w:keepNext/>
       <w:keepLines/>
-      <w:spacing w:before="320" w:after="160"/>
+      <w:spacing w:before="280" w:after="140" w:line="276" w:lineRule="auto"/>
+      <w:ind w:left="0" w:firstLine="0"/>
       <w:outlineLvl w:val="0"/>
     </w:pPr>
     <w:rPr>
@@ -6925,7 +8148,7 @@
       <w:b/>
       <w:bCs/>
       <w:color w:val="000000"/>
-      <w:sz w:val="32"/>
+      <w:sz w:val="30"/>
       <w:szCs w:val="28"/>
     </w:rPr>
   </w:style>
@@ -6940,7 +8163,8 @@
     <w:pPr>
       <w:keepNext/>
       <w:keepLines/>
-      <w:spacing w:before="220" w:after="100"/>
+      <w:spacing w:before="200" w:after="100" w:line="276" w:lineRule="auto"/>
+      <w:ind w:left="0" w:firstLine="0"/>
       <w:outlineLvl w:val="1"/>
     </w:pPr>
     <w:rPr>
@@ -6948,7 +8172,7 @@
       <w:b/>
       <w:bCs/>
       <w:color w:val="000000"/>
-      <w:sz w:val="25"/>
+      <w:sz w:val="24"/>
       <w:szCs w:val="26"/>
     </w:rPr>
   </w:style>
@@ -7220,10 +8444,12 @@
         <w:ilvl w:val="0"/>
         <w:numId w:val="2"/>
       </w:numPr>
+      <w:spacing w:after="80" w:line="324" w:lineRule="auto"/>
       <w:contextualSpacing/>
     </w:pPr>
     <w:rPr>
       <w:rFonts w:ascii="Aptos" w:hAnsi="Aptos" w:eastAsia="微软雅黑"/>
+      <w:color w:val="1F1F1F"/>
       <w:sz w:val="21"/>
     </w:rPr>
   </w:style>
@@ -7236,10 +8462,13 @@
     <w:qFormat/>
     <w:uiPriority w:val="35"/>
     <w:pPr>
-      <w:spacing w:line="240" w:lineRule="auto"/>
+      <w:keepNext/>
+      <w:spacing w:before="80" w:after="100" w:line="240" w:lineRule="auto"/>
+      <w:ind w:firstLine="0"/>
+      <w:jc w:val="center"/>
     </w:pPr>
     <w:rPr>
-      <w:b/>
+      <w:rFonts w:ascii="Aptos" w:hAnsi="Aptos" w:eastAsia="微软雅黑"/>
       <w:bCs/>
       <w:color w:val="4F81BD" w:themeColor="accent1"/>
       <w:sz w:val="18"/>
@@ -7261,10 +8490,12 @@
         <w:ilvl w:val="0"/>
         <w:numId w:val="3"/>
       </w:numPr>
+      <w:spacing w:after="80" w:line="324" w:lineRule="auto"/>
       <w:contextualSpacing/>
     </w:pPr>
     <w:rPr>
       <w:rFonts w:ascii="Aptos" w:hAnsi="Aptos" w:eastAsia="微软雅黑"/>
+      <w:color w:val="1F1F1F"/>
       <w:sz w:val="21"/>
     </w:rPr>
   </w:style>
@@ -7459,8 +8690,9 @@
       <w:pBdr>
         <w:bottom w:val="single" w:color="4F81BD" w:themeColor="accent1" w:sz="8" w:space="4"/>
       </w:pBdr>
-      <w:spacing w:after="300" w:line="240" w:lineRule="auto"/>
+      <w:spacing w:after="320" w:line="276" w:lineRule="auto"/>
       <w:contextualSpacing/>
+      <w:jc w:val="center"/>
     </w:pPr>
     <w:rPr>
       <w:rFonts w:asciiTheme="majorHAnsi" w:hAnsiTheme="majorHAnsi" w:eastAsiaTheme="majorEastAsia" w:cstheme="majorBidi"/>
@@ -7468,7 +8700,7 @@
       <w:color w:val="000000"/>
       <w:spacing w:val="5"/>
       <w:kern w:val="28"/>
-      <w:sz w:val="50"/>
+      <w:sz w:val="48"/>
       <w:szCs w:val="52"/>
     </w:rPr>
   </w:style>
@@ -8378,6 +9610,7 @@
   <w:style w:type="table" w:styleId="43">
     <w:name w:val="Light List Accent 2"/>
     <w:basedOn w:val="32"/>
+    <w:qFormat/>
     <w:uiPriority w:val="61"/>
     <w:pPr>
       <w:spacing w:after="0" w:line="240" w:lineRule="auto"/>
@@ -16112,6 +17345,7 @@
   <w:style w:type="table" w:styleId="107">
     <w:name w:val="Dark List Accent 3"/>
     <w:basedOn w:val="32"/>
+    <w:qFormat/>
     <w:uiPriority w:val="70"/>
     <w:pPr>
       <w:spacing w:after="0" w:line="240" w:lineRule="auto"/>
